--- a/毕业论文/毕业论文改二.docx
+++ b/毕业论文/毕业论文改二.docx
@@ -4938,9 +4938,9 @@
           <w:szCs w:val="30"/>
         </w:rPr>
       </w:pPr>
-      <w:bookmarkStart w:id="4" w:name="_Toc134820418"/>
-      <w:bookmarkStart w:id="5" w:name="_Toc134820362"/>
-      <w:bookmarkStart w:id="6" w:name="_Toc31710"/>
+      <w:bookmarkStart w:id="4" w:name="_Toc31710"/>
+      <w:bookmarkStart w:id="5" w:name="_Toc134820418"/>
+      <w:bookmarkStart w:id="6" w:name="_Toc134820362"/>
       <w:r>
         <w:rPr>
           <w:rFonts w:eastAsia="黑体" w:cs="Arial"/>
@@ -5129,12 +5129,12 @@
         </w:rPr>
       </w:pPr>
       <w:bookmarkStart w:id="7" w:name="_Toc134820421"/>
-      <w:bookmarkStart w:id="8" w:name="_Toc29792_WPSOffice_Level1"/>
-      <w:bookmarkStart w:id="9" w:name="_Toc23390"/>
+      <w:bookmarkStart w:id="8" w:name="_Toc23390"/>
+      <w:bookmarkStart w:id="9" w:name="_Toc29792_WPSOffice_Level1"/>
       <w:bookmarkStart w:id="10" w:name="_Toc5699_WPSOffice_Level1"/>
       <w:bookmarkStart w:id="11" w:name="_Toc15736"/>
-      <w:bookmarkStart w:id="12" w:name="_Toc195598816"/>
-      <w:bookmarkStart w:id="13" w:name="_Toc134820365"/>
+      <w:bookmarkStart w:id="12" w:name="_Toc134820365"/>
+      <w:bookmarkStart w:id="13" w:name="_Toc195598816"/>
       <w:r>
         <w:rPr>
           <w:rFonts w:ascii="Times New Roman" w:hAnsi="Times New Roman"/>
@@ -5173,9 +5173,9 @@
         </w:rPr>
       </w:pPr>
       <w:bookmarkStart w:id="14" w:name="_Toc195598817"/>
-      <w:bookmarkStart w:id="15" w:name="_Toc134820366"/>
-      <w:bookmarkStart w:id="16" w:name="_Toc17530"/>
-      <w:bookmarkStart w:id="17" w:name="_Toc134820422"/>
+      <w:bookmarkStart w:id="15" w:name="_Toc17530"/>
+      <w:bookmarkStart w:id="16" w:name="_Toc134820422"/>
+      <w:bookmarkStart w:id="17" w:name="_Toc134820366"/>
       <w:r>
         <w:rPr>
           <w:rFonts w:ascii="Times New Roman" w:hAnsi="Times New Roman"/>
@@ -5323,8 +5323,8 @@
         <w:pStyle w:val="13"/>
       </w:pPr>
       <w:bookmarkStart w:id="26" w:name="_Toc134820425"/>
-      <w:bookmarkStart w:id="27" w:name="_Toc134820369"/>
-      <w:bookmarkStart w:id="28" w:name="_Toc18820"/>
+      <w:bookmarkStart w:id="27" w:name="_Toc18820"/>
+      <w:bookmarkStart w:id="28" w:name="_Toc134820369"/>
       <w:r>
         <w:t>国内即时通讯市场呈现出寡头垄断的局面，微信和 QQ 凭借庞大的用户基础和丰富的功能生态占据主导地位。微信作为国民级社交应用，不仅满足了人们日常的通讯需求，还集成了支付、购物、生活服务等多种功能，成为了一个综合性的生活平台。QQ 则在年轻用户群体中拥有较高的人气，其丰富的个性化功能和社交玩法深受年轻人喜爱。</w:t>
       </w:r>
@@ -5394,8 +5394,8 @@
         <w:pStyle w:val="13"/>
       </w:pPr>
       <w:bookmarkStart w:id="30" w:name="_Toc134820426"/>
-      <w:bookmarkStart w:id="31" w:name="_Toc134820370"/>
-      <w:bookmarkStart w:id="32" w:name="_Toc8159"/>
+      <w:bookmarkStart w:id="31" w:name="_Toc8159"/>
+      <w:bookmarkStart w:id="32" w:name="_Toc134820370"/>
       <w:r>
         <w:t>WhatsApp、Facebook Messenger、Telegram 和 LINE 等在国际市场上拥有庞大用户群体。WhatsApp 凭借 Facebook 的推广和自身简洁易用的特点，在欧美、南美、非洲等地区广泛使用，拥有数十亿用户。Facebook Messenger 与社交平台 Facebook 深度整合，方便用户在社交网络基础上进行即时通讯。Telegram 以注重隐私保护和强大的群组功能吸引了大量用户，尤其在一些对隐私较为敏感的地区和特定社群中很受欢迎。LINE 则在日本、韩国等亚洲国家占据重要市场份额，除通讯外，还提供丰富的内容服务，如游戏、表情商店等。</w:t>
       </w:r>
@@ -5528,10 +5528,10 @@
           <w:kern w:val="0"/>
         </w:rPr>
       </w:pPr>
-      <w:bookmarkStart w:id="34" w:name="_Toc134820371"/>
-      <w:bookmarkStart w:id="35" w:name="_Toc195598822"/>
-      <w:bookmarkStart w:id="36" w:name="_Toc13112"/>
-      <w:bookmarkStart w:id="37" w:name="_Toc134820427"/>
+      <w:bookmarkStart w:id="34" w:name="_Toc134820427"/>
+      <w:bookmarkStart w:id="35" w:name="_Toc13112"/>
+      <w:bookmarkStart w:id="36" w:name="_Toc195598822"/>
+      <w:bookmarkStart w:id="37" w:name="_Toc134820371"/>
       <w:r>
         <w:rPr>
           <w:rFonts w:ascii="Times New Roman" w:hAnsi="Times New Roman"/>
@@ -5567,11 +5567,11 @@
         </w:rPr>
       </w:pPr>
       <w:bookmarkStart w:id="38" w:name="_Toc134820428"/>
-      <w:bookmarkStart w:id="39" w:name="_Toc23727_WPSOffice_Level2"/>
-      <w:bookmarkStart w:id="40" w:name="_Toc1064"/>
-      <w:bookmarkStart w:id="41" w:name="_Toc134820372"/>
-      <w:bookmarkStart w:id="42" w:name="_Toc15331"/>
-      <w:bookmarkStart w:id="43" w:name="_Toc195598823"/>
+      <w:bookmarkStart w:id="39" w:name="_Toc1064"/>
+      <w:bookmarkStart w:id="40" w:name="_Toc23727_WPSOffice_Level2"/>
+      <w:bookmarkStart w:id="41" w:name="_Toc15331"/>
+      <w:bookmarkStart w:id="42" w:name="_Toc195598823"/>
+      <w:bookmarkStart w:id="43" w:name="_Toc134820372"/>
       <w:r>
         <w:rPr>
           <w:rFonts w:ascii="Times New Roman" w:hAnsi="Times New Roman"/>
@@ -5648,11 +5648,11 @@
           <w:szCs w:val="24"/>
         </w:rPr>
       </w:pPr>
-      <w:bookmarkStart w:id="44" w:name="_Toc2363_WPSOffice_Level2"/>
-      <w:bookmarkStart w:id="45" w:name="_Toc134820373"/>
-      <w:bookmarkStart w:id="46" w:name="_Toc7999"/>
-      <w:bookmarkStart w:id="47" w:name="_Toc2031"/>
-      <w:bookmarkStart w:id="48" w:name="_Toc195598824"/>
+      <w:bookmarkStart w:id="44" w:name="_Toc2031"/>
+      <w:bookmarkStart w:id="45" w:name="_Toc2363_WPSOffice_Level2"/>
+      <w:bookmarkStart w:id="46" w:name="_Toc134820373"/>
+      <w:bookmarkStart w:id="47" w:name="_Toc195598824"/>
+      <w:bookmarkStart w:id="48" w:name="_Toc7999"/>
       <w:bookmarkStart w:id="49" w:name="_Toc134820429"/>
       <w:r>
         <w:rPr>
@@ -5730,12 +5730,12 @@
           <w:szCs w:val="24"/>
         </w:rPr>
       </w:pPr>
-      <w:bookmarkStart w:id="50" w:name="_Toc10000"/>
+      <w:bookmarkStart w:id="50" w:name="_Toc26482_WPSOffice_Level2"/>
       <w:bookmarkStart w:id="51" w:name="_Toc134820430"/>
       <w:bookmarkStart w:id="52" w:name="_Toc195598825"/>
-      <w:bookmarkStart w:id="53" w:name="_Toc27641"/>
-      <w:bookmarkStart w:id="54" w:name="_Toc134820374"/>
-      <w:bookmarkStart w:id="55" w:name="_Toc26482_WPSOffice_Level2"/>
+      <w:bookmarkStart w:id="53" w:name="_Toc10000"/>
+      <w:bookmarkStart w:id="54" w:name="_Toc27641"/>
+      <w:bookmarkStart w:id="55" w:name="_Toc134820374"/>
       <w:r>
         <w:rPr>
           <w:rFonts w:ascii="Times New Roman" w:hAnsi="Times New Roman"/>
@@ -5859,10 +5859,10 @@
       <w:pPr>
         <w:pStyle w:val="13"/>
       </w:pPr>
-      <w:bookmarkStart w:id="59" w:name="_Toc24465"/>
-      <w:bookmarkStart w:id="60" w:name="_Toc134820375"/>
-      <w:bookmarkStart w:id="61" w:name="_Toc7866"/>
-      <w:bookmarkStart w:id="62" w:name="_Toc134820431"/>
+      <w:bookmarkStart w:id="59" w:name="_Toc7866"/>
+      <w:bookmarkStart w:id="60" w:name="_Toc134820431"/>
+      <w:bookmarkStart w:id="61" w:name="_Toc24465"/>
+      <w:bookmarkStart w:id="62" w:name="_Toc134820375"/>
       <w:r>
         <w:t>MySQL 是一款广泛使用的开源关系型数据库管理系统，由瑞典 MySQL AB 公司开发，后被甲骨文公司收购。它具有高可靠性、高性能和易用性等特点。采用标准的 SQL 语言进行数据管理和操作，支持多用户、多线程，能高效处理大量数据。提供了丰富的数据类型，可满足不同场景的数据存储需求。同时，它拥有良好的跨平台性，可在多种操作系统上运行。此外，MySQL 还具备安全的权限管理机制，保障数据的安全性。由于其开源免费，很多中小型网站和项目都将其作为首选数据库，并且在大型企业级应用中也有广泛应用。</w:t>
       </w:r>
@@ -6042,9 +6042,9 @@
           <w:szCs w:val="30"/>
         </w:rPr>
       </w:pPr>
-      <w:bookmarkStart w:id="65" w:name="_Toc21843"/>
-      <w:bookmarkStart w:id="66" w:name="_Toc134820432"/>
-      <w:bookmarkStart w:id="67" w:name="_Toc134820376"/>
+      <w:bookmarkStart w:id="65" w:name="_Toc134820432"/>
+      <w:bookmarkStart w:id="66" w:name="_Toc134820376"/>
+      <w:bookmarkStart w:id="67" w:name="_Toc21843"/>
       <w:r>
         <w:rPr>
           <w:b/>
@@ -6114,9 +6114,9 @@
           <w:szCs w:val="24"/>
         </w:rPr>
       </w:pPr>
-      <w:bookmarkStart w:id="69" w:name="_Toc13164"/>
+      <w:bookmarkStart w:id="69" w:name="_Toc134820377"/>
       <w:bookmarkStart w:id="70" w:name="_Toc134820433"/>
-      <w:bookmarkStart w:id="71" w:name="_Toc134820377"/>
+      <w:bookmarkStart w:id="71" w:name="_Toc13164"/>
       <w:bookmarkStart w:id="72" w:name="_Toc195598832"/>
       <w:r>
         <w:rPr>
@@ -6269,12 +6269,12 @@
           <w:szCs w:val="24"/>
         </w:rPr>
       </w:pPr>
-      <w:bookmarkStart w:id="76" w:name="_Toc134820381"/>
-      <w:bookmarkStart w:id="77" w:name="_Toc18007"/>
+      <w:bookmarkStart w:id="76" w:name="_Toc195598836"/>
+      <w:bookmarkStart w:id="77" w:name="_Toc134820381"/>
       <w:bookmarkStart w:id="78" w:name="_Toc23603_WPSOffice_Level2"/>
       <w:bookmarkStart w:id="79" w:name="_Toc17268"/>
-      <w:bookmarkStart w:id="80" w:name="_Toc134820437"/>
-      <w:bookmarkStart w:id="81" w:name="_Toc195598836"/>
+      <w:bookmarkStart w:id="80" w:name="_Toc18007"/>
+      <w:bookmarkStart w:id="81" w:name="_Toc134820437"/>
       <w:r>
         <w:rPr>
           <w:rFonts w:ascii="Times New Roman" w:hAnsi="Times New Roman"/>
@@ -6475,9 +6475,9 @@
           <w:szCs w:val="32"/>
         </w:rPr>
       </w:pPr>
-      <w:bookmarkStart w:id="85" w:name="_Toc134820383"/>
-      <w:bookmarkStart w:id="86" w:name="_Toc134820439"/>
-      <w:bookmarkStart w:id="87" w:name="_Toc195598838"/>
+      <w:bookmarkStart w:id="85" w:name="_Toc134820439"/>
+      <w:bookmarkStart w:id="86" w:name="_Toc195598838"/>
+      <w:bookmarkStart w:id="87" w:name="_Toc134820383"/>
       <w:r>
         <w:rPr>
           <w:rFonts w:ascii="黑体" w:hAnsi="黑体" w:eastAsia="黑体" w:cs="黑体"/>
@@ -6541,9 +6541,9 @@
           <w:szCs w:val="32"/>
         </w:rPr>
       </w:pPr>
-      <w:bookmarkStart w:id="88" w:name="_Toc134820384"/>
-      <w:bookmarkStart w:id="89" w:name="_Toc134820440"/>
-      <w:bookmarkStart w:id="90" w:name="_Toc195598839"/>
+      <w:bookmarkStart w:id="88" w:name="_Toc195598839"/>
+      <w:bookmarkStart w:id="89" w:name="_Toc134820384"/>
+      <w:bookmarkStart w:id="90" w:name="_Toc134820440"/>
       <w:r>
         <w:rPr>
           <w:rFonts w:ascii="黑体" w:hAnsi="黑体" w:eastAsia="黑体" w:cs="黑体"/>
@@ -6714,11 +6714,11 @@
           <w:szCs w:val="24"/>
         </w:rPr>
       </w:pPr>
-      <w:bookmarkStart w:id="97" w:name="_Toc20885_WPSOffice_Level2"/>
+      <w:bookmarkStart w:id="97" w:name="_Toc6934"/>
       <w:bookmarkStart w:id="98" w:name="_Toc35"/>
-      <w:bookmarkStart w:id="99" w:name="_Toc134820387"/>
-      <w:bookmarkStart w:id="100" w:name="_Toc6934"/>
-      <w:bookmarkStart w:id="101" w:name="_Toc195598842"/>
+      <w:bookmarkStart w:id="99" w:name="_Toc195598842"/>
+      <w:bookmarkStart w:id="100" w:name="_Toc20885_WPSOffice_Level2"/>
+      <w:bookmarkStart w:id="101" w:name="_Toc134820387"/>
       <w:bookmarkStart w:id="102" w:name="_Toc134820443"/>
       <w:r>
         <w:rPr>
@@ -6968,9 +6968,9 @@
           <w:rFonts w:ascii="Times New Roman" w:hAnsi="Times New Roman"/>
         </w:rPr>
       </w:pPr>
-      <w:bookmarkStart w:id="103" w:name="_Toc134820388"/>
-      <w:bookmarkStart w:id="104" w:name="_Toc134820444"/>
-      <w:bookmarkStart w:id="105" w:name="_Toc10479"/>
+      <w:bookmarkStart w:id="103" w:name="_Toc134820444"/>
+      <w:bookmarkStart w:id="104" w:name="_Toc10479"/>
+      <w:bookmarkStart w:id="105" w:name="_Toc134820388"/>
       <w:bookmarkStart w:id="106" w:name="_Toc195598843"/>
       <w:r>
         <w:rPr>
@@ -7139,10 +7139,10 @@
           <w:szCs w:val="24"/>
         </w:rPr>
       </w:pPr>
-      <w:bookmarkStart w:id="108" w:name="_Toc134820445"/>
-      <w:bookmarkStart w:id="109" w:name="_Toc195598845"/>
-      <w:bookmarkStart w:id="110" w:name="_Toc32081"/>
-      <w:bookmarkStart w:id="111" w:name="_Toc134820389"/>
+      <w:bookmarkStart w:id="108" w:name="_Toc195598845"/>
+      <w:bookmarkStart w:id="109" w:name="_Toc32081"/>
+      <w:bookmarkStart w:id="110" w:name="_Toc134820389"/>
+      <w:bookmarkStart w:id="111" w:name="_Toc134820445"/>
       <w:r>
         <w:rPr>
           <w:rFonts w:hint="eastAsia" w:ascii="Times New Roman" w:hAnsi="Times New Roman"/>
@@ -7271,14 +7271,24 @@
           <w:rFonts w:hint="eastAsia"/>
           <w:lang w:val="en-US" w:eastAsia="zh-CN"/>
         </w:rPr>
-        <w:t>（</w:t>
-      </w:r>
-      <w:r>
+        <w:t>（1）用户的信息：包括名称、账号、密码、头像等；</w:t>
+      </w:r>
+    </w:p>
+    <w:p>
+      <w:pPr>
+        <w:pStyle w:val="13"/>
+        <w:ind w:left="0" w:leftChars="0" w:firstLine="0" w:firstLineChars="0"/>
         <w:rPr>
           <w:rFonts w:hint="eastAsia"/>
           <w:lang w:val="en-US" w:eastAsia="zh-CN"/>
         </w:rPr>
-        <w:t>1）用户的信息：包括名称、账号、密码、头像等；</w:t>
+      </w:pPr>
+      <w:r>
+        <w:rPr>
+          <w:rFonts w:hint="eastAsia"/>
+          <w:lang w:val="en-US" w:eastAsia="zh-CN"/>
+        </w:rPr>
+        <w:t>（2）联系人信息：包括联系人ID、名称、头像等；</w:t>
       </w:r>
     </w:p>
     <w:p>
@@ -7295,7 +7305,7 @@
           <w:rFonts w:hint="eastAsia"/>
           <w:lang w:val="en-US" w:eastAsia="zh-CN"/>
         </w:rPr>
-        <w:t>（2）联系人信息：包括联系人ID、名称、头像等；</w:t>
+        <w:t>（3）群聊信息：包括群ID、群名称、群成员、状态；</w:t>
       </w:r>
     </w:p>
     <w:p>
@@ -7312,39 +7322,27 @@
           <w:rFonts w:hint="eastAsia"/>
           <w:lang w:val="en-US" w:eastAsia="zh-CN"/>
         </w:rPr>
-        <w:t>（3）群聊信息：包括群ID、群名称、群成员、状态；</w:t>
-      </w:r>
-    </w:p>
-    <w:p>
-      <w:pPr>
-        <w:pStyle w:val="13"/>
-        <w:ind w:left="0" w:leftChars="0" w:firstLine="0" w:firstLineChars="0"/>
+        <w:t>（4）朋友圈信息：包括发布人ID、发布人名称、发布人头像、发布内容、发布时</w:t>
+      </w:r>
+      <w:r>
         <w:rPr>
           <w:rFonts w:hint="eastAsia"/>
           <w:lang w:val="en-US" w:eastAsia="zh-CN"/>
         </w:rPr>
-      </w:pPr>
+        <w:tab/>
+      </w:r>
       <w:r>
         <w:rPr>
           <w:rFonts w:hint="eastAsia"/>
           <w:lang w:val="en-US" w:eastAsia="zh-CN"/>
         </w:rPr>
-        <w:t>（4）朋友圈信息：包括发布人ID、发布人名称、发布人头像、发布内容、发布时</w:t>
+        <w:tab/>
       </w:r>
       <w:r>
         <w:rPr>
           <w:rFonts w:hint="eastAsia"/>
           <w:lang w:val="en-US" w:eastAsia="zh-CN"/>
         </w:rPr>
-        <w:tab/>
-        <w:t/>
-      </w:r>
-      <w:r>
-        <w:rPr>
-          <w:rFonts w:hint="eastAsia"/>
-          <w:lang w:val="en-US" w:eastAsia="zh-CN"/>
-        </w:rPr>
-        <w:tab/>
         <w:t xml:space="preserve">  间等；</w:t>
       </w:r>
     </w:p>
@@ -7500,126 +7498,213 @@
     <w:p>
       <w:pPr>
         <w:pStyle w:val="13"/>
-        <w:numPr>
-          <w:numId w:val="0"/>
-        </w:numPr>
-        <w:rPr>
-          <w:rFonts w:hint="eastAsia"/>
-          <w:lang w:val="en-US" w:eastAsia="zh-CN"/>
-        </w:rPr>
-      </w:pPr>
-      <w:r>
-        <w:rPr>
-          <w:rFonts w:hint="eastAsia"/>
-          <w:lang w:val="en-US" w:eastAsia="zh-CN"/>
-        </w:rPr>
-        <w:t>（2）联系：</w:t>
-      </w:r>
-    </w:p>
-    <w:p>
-      <w:pPr>
-        <w:pStyle w:val="13"/>
-        <w:numPr>
-          <w:numId w:val="0"/>
-        </w:numPr>
-        <w:ind w:firstLine="480" w:firstLineChars="200"/>
-        <w:rPr>
-          <w:rFonts w:hint="eastAsia"/>
-          <w:lang w:val="en-US" w:eastAsia="zh-CN"/>
-        </w:rPr>
-      </w:pPr>
-      <w:r>
-        <w:rPr>
-          <w:rFonts w:hint="eastAsia"/>
-          <w:lang w:val="en-US" w:eastAsia="zh-CN"/>
-        </w:rPr>
-        <w:t>用户与联系人的关系：多对多的关系，通过用户与联系人表关联实现。</w:t>
-      </w:r>
-    </w:p>
-    <w:p>
-      <w:pPr>
-        <w:pStyle w:val="13"/>
-        <w:numPr>
-          <w:numId w:val="0"/>
-        </w:numPr>
-        <w:ind w:firstLine="480" w:firstLineChars="200"/>
-        <w:rPr>
-          <w:rFonts w:hint="eastAsia"/>
-          <w:lang w:val="en-US" w:eastAsia="zh-CN"/>
-        </w:rPr>
-      </w:pPr>
-      <w:r>
-        <w:rPr>
-          <w:rFonts w:hint="eastAsia"/>
-          <w:lang w:val="en-US" w:eastAsia="zh-CN"/>
-        </w:rPr>
-        <w:t>用户和群聊的关系：多对多的关系，通过用户与群聊表关联实现。</w:t>
-      </w:r>
-    </w:p>
-    <w:p>
-      <w:pPr>
-        <w:pStyle w:val="13"/>
-        <w:numPr>
-          <w:numId w:val="0"/>
-        </w:numPr>
-        <w:ind w:firstLine="480" w:firstLineChars="200"/>
-        <w:rPr>
-          <w:rFonts w:hint="eastAsia"/>
-          <w:lang w:val="en-US" w:eastAsia="zh-CN"/>
-        </w:rPr>
-      </w:pPr>
-      <w:r>
-        <w:rPr>
-          <w:rFonts w:hint="eastAsia"/>
-          <w:lang w:val="en-US" w:eastAsia="zh-CN"/>
-        </w:rPr>
-        <w:t>用户和朋友圈的关系：一对多的关系，通过关联用户表中的ID实现。</w:t>
-      </w:r>
-    </w:p>
-    <w:p>
-      <w:pPr>
         <w:numPr>
           <w:ilvl w:val="0"/>
           <w:numId w:val="0"/>
         </w:numPr>
-        <w:jc w:val="left"/>
-        <w:rPr>
-          <w:rFonts w:ascii="宋体" w:hAnsi="Calibri"/>
-          <w:kern w:val="0"/>
-          <w:szCs w:val="20"/>
-        </w:rPr>
-      </w:pPr>
-      <w:r>
         <w:rPr>
           <w:rFonts w:hint="eastAsia"/>
           <w:lang w:val="en-US" w:eastAsia="zh-CN"/>
         </w:rPr>
-        <w:t>（3）实体属性图：</w:t>
-      </w:r>
+      </w:pPr>
       <w:r>
         <w:rPr>
           <w:rFonts w:hint="eastAsia"/>
           <w:lang w:val="en-US" w:eastAsia="zh-CN"/>
         </w:rPr>
-        <w:br w:type="textWrapping"/>
-      </w:r>
+        <w:t>（2）关</w:t>
+      </w:r>
+      <w:bookmarkStart w:id="148" w:name="_GoBack"/>
+      <w:bookmarkEnd w:id="148"/>
       <w:r>
         <w:rPr>
           <w:rFonts w:hint="eastAsia"/>
           <w:lang w:val="en-US" w:eastAsia="zh-CN"/>
         </w:rPr>
-        <w:tab/>
-      </w:r>
-      <w:r>
+        <w:t>系：</w:t>
+      </w:r>
+    </w:p>
+    <w:p>
+      <w:pPr>
+        <w:pStyle w:val="13"/>
+        <w:numPr>
+          <w:ilvl w:val="0"/>
+          <w:numId w:val="0"/>
+        </w:numPr>
+        <w:ind w:firstLine="480" w:firstLineChars="200"/>
+        <w:rPr>
+          <w:rFonts w:hint="eastAsia"/>
+          <w:lang w:val="en-US" w:eastAsia="zh-CN"/>
+        </w:rPr>
+      </w:pPr>
+      <w:r>
+        <w:rPr>
+          <w:rFonts w:hint="eastAsia"/>
+          <w:lang w:val="en-US" w:eastAsia="zh-CN"/>
+        </w:rPr>
+        <w:t>用户与联系人的关系：多对多的关系，通过用户与联系人表关联实现。</w:t>
+      </w:r>
+    </w:p>
+    <w:p>
+      <w:pPr>
+        <w:pStyle w:val="13"/>
+        <w:numPr>
+          <w:ilvl w:val="0"/>
+          <w:numId w:val="0"/>
+        </w:numPr>
+        <w:ind w:firstLine="480" w:firstLineChars="200"/>
+        <w:rPr>
+          <w:rFonts w:hint="eastAsia"/>
+          <w:lang w:val="en-US" w:eastAsia="zh-CN"/>
+        </w:rPr>
+      </w:pPr>
+      <w:r>
+        <w:rPr>
+          <w:rFonts w:hint="eastAsia"/>
+          <w:lang w:val="en-US" w:eastAsia="zh-CN"/>
+        </w:rPr>
+        <w:t>用户和群聊的关系：多对多的关系，通过用户与群聊表关联实现。</w:t>
+      </w:r>
+    </w:p>
+    <w:p>
+      <w:pPr>
+        <w:pStyle w:val="13"/>
+        <w:numPr>
+          <w:ilvl w:val="0"/>
+          <w:numId w:val="0"/>
+        </w:numPr>
+        <w:ind w:firstLine="480" w:firstLineChars="200"/>
+        <w:rPr>
+          <w:rFonts w:hint="eastAsia"/>
+          <w:lang w:val="en-US" w:eastAsia="zh-CN"/>
+        </w:rPr>
+      </w:pPr>
+      <w:r>
+        <w:rPr>
+          <w:rFonts w:hint="eastAsia"/>
+          <w:lang w:val="en-US" w:eastAsia="zh-CN"/>
+        </w:rPr>
+        <w:t>用户和朋友圈的关系：一对多的关系，通过关联用户表中的ID实现。</w:t>
+      </w:r>
+    </w:p>
+    <w:p>
+      <w:pPr>
+        <w:numPr>
+          <w:numId w:val="0"/>
+        </w:numPr>
+        <w:jc w:val="left"/>
         <w:rPr>
           <w:rFonts w:hint="eastAsia" w:ascii="宋体" w:hAnsi="Calibri"/>
           <w:kern w:val="0"/>
           <w:szCs w:val="20"/>
         </w:rPr>
+      </w:pPr>
+      <w:r>
+        <w:rPr>
+          <w:rFonts w:hint="eastAsia" w:ascii="宋体" w:hAnsi="Calibri" w:eastAsia="宋体" w:cs="Times New Roman"/>
+          <w:kern w:val="0"/>
+          <w:sz w:val="24"/>
+          <w:szCs w:val="20"/>
+          <w:lang w:val="en-US" w:eastAsia="zh-CN" w:bidi="ar-SA"/>
+        </w:rPr>
+        <w:t>（3）实体属性图</w:t>
+      </w:r>
+      <w:r>
+        <w:rPr>
+          <w:rFonts w:hint="eastAsia"/>
+          <w:lang w:val="en-US" w:eastAsia="zh-CN"/>
+        </w:rPr>
+        <w:t>：</w:t>
+      </w:r>
+      <w:r>
+        <w:rPr>
+          <w:rFonts w:hint="eastAsia"/>
+          <w:lang w:val="en-US" w:eastAsia="zh-CN"/>
+        </w:rPr>
+        <w:br w:type="textWrapping"/>
+      </w:r>
+      <w:r>
+        <w:rPr>
+          <w:rFonts w:hint="eastAsia"/>
+          <w:lang w:val="en-US" w:eastAsia="zh-CN"/>
+        </w:rPr>
+        <w:tab/>
+      </w:r>
+      <w:r>
+        <w:rPr>
+          <w:rFonts w:hint="eastAsia"/>
+          <w:lang w:val="en-US" w:eastAsia="zh-CN"/>
+        </w:rPr>
+        <w:t xml:space="preserve"> </w:t>
+      </w:r>
+      <w:r>
+        <w:rPr>
+          <w:rFonts w:hint="eastAsia" w:ascii="宋体" w:hAnsi="Calibri"/>
+          <w:kern w:val="0"/>
+          <w:szCs w:val="20"/>
+        </w:rPr>
         <w:t>用户实体包括id，name，avatar，account，password，signature，tags，createTime</w:t>
       </w:r>
-      <w:bookmarkStart w:id="148" w:name="_GoBack"/>
-      <w:bookmarkEnd w:id="148"/>
+    </w:p>
+    <w:p>
+      <w:pPr>
+        <w:numPr>
+          <w:numId w:val="0"/>
+        </w:numPr>
+        <w:ind w:firstLine="420" w:firstLineChars="0"/>
+        <w:jc w:val="center"/>
+        <w:rPr>
+          <w:rFonts w:hint="eastAsia" w:ascii="宋体" w:hAnsi="Calibri" w:eastAsia="宋体"/>
+          <w:kern w:val="0"/>
+          <w:szCs w:val="20"/>
+          <w:lang w:eastAsia="zh-CN"/>
+        </w:rPr>
+      </w:pPr>
+      <w:r>
+        <w:rPr>
+          <w:rFonts w:hint="eastAsia" w:ascii="宋体" w:hAnsi="Calibri" w:eastAsia="宋体"/>
+          <w:kern w:val="0"/>
+          <w:szCs w:val="20"/>
+          <w:lang w:eastAsia="zh-CN"/>
+        </w:rPr>
+        <w:drawing>
+          <wp:inline distT="0" distB="0" distL="114300" distR="114300">
+            <wp:extent cx="4476750" cy="3335020"/>
+            <wp:effectExtent l="0" t="0" r="0" b="0"/>
+            <wp:docPr id="5" name="ECB019B1-382A-4266-B25C-5B523AA43C14-1" descr="wps"/>
+            <wp:cNvGraphicFramePr>
+              <a:graphicFrameLocks xmlns:a="http://schemas.openxmlformats.org/drawingml/2006/main" noChangeAspect="1"/>
+            </wp:cNvGraphicFramePr>
+            <a:graphic xmlns:a="http://schemas.openxmlformats.org/drawingml/2006/main">
+              <a:graphicData uri="http://schemas.openxmlformats.org/drawingml/2006/picture">
+                <pic:pic xmlns:pic="http://schemas.openxmlformats.org/drawingml/2006/picture">
+                  <pic:nvPicPr>
+                    <pic:cNvPr id="5" name="ECB019B1-382A-4266-B25C-5B523AA43C14-1" descr="wps"/>
+                    <pic:cNvPicPr>
+                      <a:picLocks noChangeAspect="1"/>
+                    </pic:cNvPicPr>
+                  </pic:nvPicPr>
+                  <pic:blipFill>
+                    <a:blip r:embed="rId24"/>
+                    <a:stretch>
+                      <a:fillRect/>
+                    </a:stretch>
+                  </pic:blipFill>
+                  <pic:spPr>
+                    <a:xfrm>
+                      <a:off x="0" y="0"/>
+                      <a:ext cx="4476750" cy="3335020"/>
+                    </a:xfrm>
+                    <a:prstGeom prst="rect">
+                      <a:avLst/>
+                    </a:prstGeom>
+                  </pic:spPr>
+                </pic:pic>
+              </a:graphicData>
+            </a:graphic>
+          </wp:inline>
+        </w:drawing>
+      </w:r>
     </w:p>
     <w:p>
       <w:pPr>
@@ -7630,16 +7715,76 @@
         <w:ind w:firstLine="420" w:firstLineChars="0"/>
         <w:jc w:val="left"/>
         <w:rPr>
-          <w:rStyle w:val="35"/>
-        </w:rPr>
-      </w:pPr>
-      <w:r>
-        <w:rPr>
           <w:rFonts w:hint="eastAsia" w:ascii="宋体" w:hAnsi="Calibri"/>
           <w:kern w:val="0"/>
           <w:szCs w:val="20"/>
         </w:rPr>
+      </w:pPr>
+      <w:r>
+        <w:rPr>
+          <w:rFonts w:hint="eastAsia" w:ascii="宋体" w:hAnsi="Calibri"/>
+          <w:kern w:val="0"/>
+          <w:szCs w:val="20"/>
+        </w:rPr>
         <w:t>联系人实体包括id，userId，contactUserId，name，avatar，grouping</w:t>
+      </w:r>
+    </w:p>
+    <w:p>
+      <w:pPr>
+        <w:numPr>
+          <w:ilvl w:val="0"/>
+          <w:numId w:val="0"/>
+        </w:numPr>
+        <w:ind w:firstLine="420" w:firstLineChars="0"/>
+        <w:jc w:val="center"/>
+        <w:rPr>
+          <w:rFonts w:hint="eastAsia" w:ascii="宋体" w:hAnsi="Calibri"/>
+          <w:kern w:val="0"/>
+          <w:szCs w:val="20"/>
+        </w:rPr>
+      </w:pPr>
+      <w:r>
+        <w:drawing>
+          <wp:inline distT="0" distB="0" distL="114300" distR="114300">
+            <wp:extent cx="4895850" cy="3778250"/>
+            <wp:effectExtent l="0" t="0" r="6350" b="6350"/>
+            <wp:docPr id="6" name="图片 1"/>
+            <wp:cNvGraphicFramePr>
+              <a:graphicFrameLocks xmlns:a="http://schemas.openxmlformats.org/drawingml/2006/main" noChangeAspect="1"/>
+            </wp:cNvGraphicFramePr>
+            <a:graphic xmlns:a="http://schemas.openxmlformats.org/drawingml/2006/main">
+              <a:graphicData uri="http://schemas.openxmlformats.org/drawingml/2006/picture">
+                <pic:pic xmlns:pic="http://schemas.openxmlformats.org/drawingml/2006/picture">
+                  <pic:nvPicPr>
+                    <pic:cNvPr id="6" name="图片 1"/>
+                    <pic:cNvPicPr>
+                      <a:picLocks noChangeAspect="1"/>
+                    </pic:cNvPicPr>
+                  </pic:nvPicPr>
+                  <pic:blipFill>
+                    <a:blip r:embed="rId25"/>
+                    <a:stretch>
+                      <a:fillRect/>
+                    </a:stretch>
+                  </pic:blipFill>
+                  <pic:spPr>
+                    <a:xfrm>
+                      <a:off x="0" y="0"/>
+                      <a:ext cx="4895850" cy="3778250"/>
+                    </a:xfrm>
+                    <a:prstGeom prst="rect">
+                      <a:avLst/>
+                    </a:prstGeom>
+                    <a:noFill/>
+                    <a:ln>
+                      <a:noFill/>
+                    </a:ln>
+                  </pic:spPr>
+                </pic:pic>
+              </a:graphicData>
+            </a:graphic>
+          </wp:inline>
+        </w:drawing>
       </w:r>
     </w:p>
     <w:p>
@@ -7651,18 +7796,76 @@
         <w:ind w:firstLine="420" w:firstLineChars="0"/>
         <w:jc w:val="left"/>
         <w:rPr>
-          <w:rFonts w:ascii="宋体" w:hAnsi="Calibri"/>
-          <w:kern w:val="0"/>
-          <w:szCs w:val="20"/>
-        </w:rPr>
-      </w:pPr>
-      <w:r>
-        <w:rPr>
           <w:rFonts w:hint="eastAsia" w:ascii="宋体" w:hAnsi="Calibri"/>
           <w:kern w:val="0"/>
           <w:szCs w:val="20"/>
         </w:rPr>
+      </w:pPr>
+      <w:r>
+        <w:rPr>
+          <w:rFonts w:hint="eastAsia" w:ascii="宋体" w:hAnsi="Calibri"/>
+          <w:kern w:val="0"/>
+          <w:szCs w:val="20"/>
+        </w:rPr>
         <w:t>联系人申请实体包括id，userId，name，avatar，contactUserId，grouping，agree</w:t>
+      </w:r>
+    </w:p>
+    <w:p>
+      <w:pPr>
+        <w:numPr>
+          <w:ilvl w:val="0"/>
+          <w:numId w:val="0"/>
+        </w:numPr>
+        <w:ind w:firstLine="420" w:firstLineChars="0"/>
+        <w:jc w:val="center"/>
+        <w:rPr>
+          <w:rFonts w:hint="eastAsia" w:ascii="宋体" w:hAnsi="Calibri"/>
+          <w:kern w:val="0"/>
+          <w:szCs w:val="20"/>
+        </w:rPr>
+      </w:pPr>
+      <w:r>
+        <w:drawing>
+          <wp:inline distT="0" distB="0" distL="114300" distR="114300">
+            <wp:extent cx="5607050" cy="3886200"/>
+            <wp:effectExtent l="0" t="0" r="6350" b="0"/>
+            <wp:docPr id="7" name="图片 2"/>
+            <wp:cNvGraphicFramePr>
+              <a:graphicFrameLocks xmlns:a="http://schemas.openxmlformats.org/drawingml/2006/main" noChangeAspect="1"/>
+            </wp:cNvGraphicFramePr>
+            <a:graphic xmlns:a="http://schemas.openxmlformats.org/drawingml/2006/main">
+              <a:graphicData uri="http://schemas.openxmlformats.org/drawingml/2006/picture">
+                <pic:pic xmlns:pic="http://schemas.openxmlformats.org/drawingml/2006/picture">
+                  <pic:nvPicPr>
+                    <pic:cNvPr id="7" name="图片 2"/>
+                    <pic:cNvPicPr>
+                      <a:picLocks noChangeAspect="1"/>
+                    </pic:cNvPicPr>
+                  </pic:nvPicPr>
+                  <pic:blipFill>
+                    <a:blip r:embed="rId26"/>
+                    <a:stretch>
+                      <a:fillRect/>
+                    </a:stretch>
+                  </pic:blipFill>
+                  <pic:spPr>
+                    <a:xfrm>
+                      <a:off x="0" y="0"/>
+                      <a:ext cx="5607050" cy="3886200"/>
+                    </a:xfrm>
+                    <a:prstGeom prst="rect">
+                      <a:avLst/>
+                    </a:prstGeom>
+                    <a:noFill/>
+                    <a:ln>
+                      <a:noFill/>
+                    </a:ln>
+                  </pic:spPr>
+                </pic:pic>
+              </a:graphicData>
+            </a:graphic>
+          </wp:inline>
+        </w:drawing>
       </w:r>
     </w:p>
     <w:p>
@@ -7674,18 +7877,76 @@
         <w:ind w:firstLine="420" w:firstLineChars="0"/>
         <w:jc w:val="left"/>
         <w:rPr>
-          <w:rFonts w:ascii="宋体" w:hAnsi="Calibri"/>
-          <w:kern w:val="0"/>
-          <w:szCs w:val="20"/>
-        </w:rPr>
-      </w:pPr>
-      <w:r>
-        <w:rPr>
           <w:rFonts w:hint="eastAsia" w:ascii="宋体" w:hAnsi="Calibri"/>
           <w:kern w:val="0"/>
           <w:szCs w:val="20"/>
         </w:rPr>
+      </w:pPr>
+      <w:r>
+        <w:rPr>
+          <w:rFonts w:hint="eastAsia" w:ascii="宋体" w:hAnsi="Calibri"/>
+          <w:kern w:val="0"/>
+          <w:szCs w:val="20"/>
+        </w:rPr>
         <w:t xml:space="preserve">群组表实体包括id，name，ownerId，silice，avatar，createTime，memberIds  </w:t>
+      </w:r>
+    </w:p>
+    <w:p>
+      <w:pPr>
+        <w:numPr>
+          <w:ilvl w:val="0"/>
+          <w:numId w:val="0"/>
+        </w:numPr>
+        <w:ind w:firstLine="420" w:firstLineChars="0"/>
+        <w:jc w:val="center"/>
+        <w:rPr>
+          <w:rFonts w:hint="eastAsia" w:ascii="宋体" w:hAnsi="Calibri"/>
+          <w:kern w:val="0"/>
+          <w:szCs w:val="20"/>
+        </w:rPr>
+      </w:pPr>
+      <w:r>
+        <w:drawing>
+          <wp:inline distT="0" distB="0" distL="114300" distR="114300">
+            <wp:extent cx="4921250" cy="3390900"/>
+            <wp:effectExtent l="0" t="0" r="6350" b="0"/>
+            <wp:docPr id="9" name="图片 3"/>
+            <wp:cNvGraphicFramePr>
+              <a:graphicFrameLocks xmlns:a="http://schemas.openxmlformats.org/drawingml/2006/main" noChangeAspect="1"/>
+            </wp:cNvGraphicFramePr>
+            <a:graphic xmlns:a="http://schemas.openxmlformats.org/drawingml/2006/main">
+              <a:graphicData uri="http://schemas.openxmlformats.org/drawingml/2006/picture">
+                <pic:pic xmlns:pic="http://schemas.openxmlformats.org/drawingml/2006/picture">
+                  <pic:nvPicPr>
+                    <pic:cNvPr id="9" name="图片 3"/>
+                    <pic:cNvPicPr>
+                      <a:picLocks noChangeAspect="1"/>
+                    </pic:cNvPicPr>
+                  </pic:nvPicPr>
+                  <pic:blipFill>
+                    <a:blip r:embed="rId27"/>
+                    <a:stretch>
+                      <a:fillRect/>
+                    </a:stretch>
+                  </pic:blipFill>
+                  <pic:spPr>
+                    <a:xfrm>
+                      <a:off x="0" y="0"/>
+                      <a:ext cx="4921250" cy="3390900"/>
+                    </a:xfrm>
+                    <a:prstGeom prst="rect">
+                      <a:avLst/>
+                    </a:prstGeom>
+                    <a:noFill/>
+                    <a:ln>
+                      <a:noFill/>
+                    </a:ln>
+                  </pic:spPr>
+                </pic:pic>
+              </a:graphicData>
+            </a:graphic>
+          </wp:inline>
+        </w:drawing>
       </w:r>
     </w:p>
     <w:p>
@@ -7697,18 +7958,18 @@
         <w:ind w:firstLine="420" w:firstLineChars="0"/>
         <w:jc w:val="left"/>
         <w:rPr>
-          <w:rFonts w:ascii="宋体" w:hAnsi="Calibri"/>
-          <w:kern w:val="0"/>
-          <w:szCs w:val="20"/>
-        </w:rPr>
-      </w:pPr>
-      <w:r>
-        <w:rPr>
           <w:rFonts w:hint="eastAsia" w:ascii="宋体" w:hAnsi="Calibri"/>
           <w:kern w:val="0"/>
           <w:szCs w:val="20"/>
         </w:rPr>
-        <w:t>群组成员表实体包括id，groupId，name，avatar，joinedTime，slice，role</w:t>
+      </w:pPr>
+      <w:r>
+        <w:rPr>
+          <w:rFonts w:hint="eastAsia" w:ascii="宋体" w:hAnsi="Calibri"/>
+          <w:kern w:val="0"/>
+          <w:szCs w:val="20"/>
+        </w:rPr>
+        <w:t>朋友圈表实体包括id，userId，content，imgList，comments，thumbs，createTime</w:t>
       </w:r>
     </w:p>
     <w:p>
@@ -7718,19 +7979,56 @@
           <w:numId w:val="0"/>
         </w:numPr>
         <w:ind w:firstLine="420" w:firstLineChars="0"/>
-        <w:jc w:val="left"/>
-        <w:rPr>
-          <w:rFonts w:hint="eastAsia"/>
-          <w:lang w:val="en-US" w:eastAsia="zh-CN"/>
-        </w:rPr>
-      </w:pPr>
-      <w:r>
+        <w:jc w:val="center"/>
         <w:rPr>
           <w:rFonts w:hint="eastAsia" w:ascii="宋体" w:hAnsi="Calibri"/>
           <w:kern w:val="0"/>
           <w:szCs w:val="20"/>
-        </w:rPr>
-        <w:t>朋友圈表实体包括id，userId，content，imgList，comments，thumbs，createTime</w:t>
+          <w:lang w:val="en-US" w:eastAsia="zh-CN"/>
+        </w:rPr>
+      </w:pPr>
+      <w:r>
+        <w:drawing>
+          <wp:inline distT="0" distB="0" distL="114300" distR="114300">
+            <wp:extent cx="5048250" cy="3943350"/>
+            <wp:effectExtent l="0" t="0" r="6350" b="6350"/>
+            <wp:docPr id="11" name="图片 4"/>
+            <wp:cNvGraphicFramePr>
+              <a:graphicFrameLocks xmlns:a="http://schemas.openxmlformats.org/drawingml/2006/main" noChangeAspect="1"/>
+            </wp:cNvGraphicFramePr>
+            <a:graphic xmlns:a="http://schemas.openxmlformats.org/drawingml/2006/main">
+              <a:graphicData uri="http://schemas.openxmlformats.org/drawingml/2006/picture">
+                <pic:pic xmlns:pic="http://schemas.openxmlformats.org/drawingml/2006/picture">
+                  <pic:nvPicPr>
+                    <pic:cNvPr id="11" name="图片 4"/>
+                    <pic:cNvPicPr>
+                      <a:picLocks noChangeAspect="1"/>
+                    </pic:cNvPicPr>
+                  </pic:nvPicPr>
+                  <pic:blipFill>
+                    <a:blip r:embed="rId28"/>
+                    <a:stretch>
+                      <a:fillRect/>
+                    </a:stretch>
+                  </pic:blipFill>
+                  <pic:spPr>
+                    <a:xfrm>
+                      <a:off x="0" y="0"/>
+                      <a:ext cx="5048250" cy="3943350"/>
+                    </a:xfrm>
+                    <a:prstGeom prst="rect">
+                      <a:avLst/>
+                    </a:prstGeom>
+                    <a:noFill/>
+                    <a:ln>
+                      <a:noFill/>
+                    </a:ln>
+                  </pic:spPr>
+                </pic:pic>
+              </a:graphicData>
+            </a:graphic>
+          </wp:inline>
+        </w:drawing>
       </w:r>
     </w:p>
     <w:p>
@@ -13258,12 +13556,6 @@
             <w:insideH w:val="single" w:color="auto" w:sz="4" w:space="0"/>
             <w:insideV w:val="single" w:color="auto" w:sz="4" w:space="0"/>
           </w:tblBorders>
-          <w:tblCellMar>
-            <w:top w:w="0" w:type="dxa"/>
-            <w:left w:w="108" w:type="dxa"/>
-            <w:bottom w:w="0" w:type="dxa"/>
-            <w:right w:w="108" w:type="dxa"/>
-          </w:tblCellMar>
         </w:tblPrEx>
         <w:trPr>
           <w:trHeight w:val="90" w:hRule="atLeast"/>
@@ -16104,8 +16396,8 @@
           <w:szCs w:val="21"/>
         </w:rPr>
       </w:pPr>
+      <w:commentRangeStart w:id="1"/>
       <w:bookmarkStart w:id="112" w:name="_Toc195598846"/>
-      <w:commentRangeStart w:id="1"/>
       <w:r>
         <w:rPr>
           <w:rFonts w:hint="eastAsia" w:ascii="黑体" w:hAnsi="黑体" w:eastAsia="黑体" w:cs="黑体"/>
@@ -16151,8 +16443,8 @@
       </w:r>
       <w:bookmarkEnd w:id="112"/>
       <w:bookmarkStart w:id="113" w:name="_Toc134820449"/>
-      <w:bookmarkStart w:id="114" w:name="_Toc15598"/>
-      <w:bookmarkStart w:id="115" w:name="_Toc134820393"/>
+      <w:bookmarkStart w:id="114" w:name="_Toc134820393"/>
+      <w:bookmarkStart w:id="115" w:name="_Toc15598"/>
     </w:p>
     <w:p>
       <w:pPr>
@@ -16276,7 +16568,7 @@
                     </pic:cNvPicPr>
                   </pic:nvPicPr>
                   <pic:blipFill>
-                    <a:blip r:embed="rId24"/>
+                    <a:blip r:embed="rId29"/>
                     <a:stretch>
                       <a:fillRect/>
                     </a:stretch>
@@ -16319,7 +16611,7 @@
                     </pic:cNvPicPr>
                   </pic:nvPicPr>
                   <pic:blipFill>
-                    <a:blip r:embed="rId25"/>
+                    <a:blip r:embed="rId30"/>
                     <a:stretch>
                       <a:fillRect/>
                     </a:stretch>
@@ -16382,7 +16674,7 @@
                     </pic:cNvPicPr>
                   </pic:nvPicPr>
                   <pic:blipFill>
-                    <a:blip r:embed="rId26"/>
+                    <a:blip r:embed="rId31"/>
                     <a:stretch>
                       <a:fillRect/>
                     </a:stretch>
@@ -16434,7 +16726,7 @@
                     </pic:cNvPicPr>
                   </pic:nvPicPr>
                   <pic:blipFill>
-                    <a:blip r:embed="rId27"/>
+                    <a:blip r:embed="rId32"/>
                     <a:stretch>
                       <a:fillRect/>
                     </a:stretch>
@@ -16523,7 +16815,7 @@
                     </pic:cNvPicPr>
                   </pic:nvPicPr>
                   <pic:blipFill>
-                    <a:blip r:embed="rId28"/>
+                    <a:blip r:embed="rId33"/>
                     <a:stretch>
                       <a:fillRect/>
                     </a:stretch>
@@ -16566,7 +16858,7 @@
                     </pic:cNvPicPr>
                   </pic:nvPicPr>
                   <pic:blipFill>
-                    <a:blip r:embed="rId29"/>
+                    <a:blip r:embed="rId34"/>
                     <a:stretch>
                       <a:fillRect/>
                     </a:stretch>
@@ -16609,7 +16901,7 @@
                     </pic:cNvPicPr>
                   </pic:nvPicPr>
                   <pic:blipFill>
-                    <a:blip r:embed="rId30"/>
+                    <a:blip r:embed="rId35"/>
                     <a:stretch>
                       <a:fillRect/>
                     </a:stretch>
@@ -16665,7 +16957,7 @@
                     </pic:cNvPicPr>
                   </pic:nvPicPr>
                   <pic:blipFill>
-                    <a:blip r:embed="rId31"/>
+                    <a:blip r:embed="rId36"/>
                     <a:stretch>
                       <a:fillRect/>
                     </a:stretch>
@@ -16721,7 +17013,7 @@
                     </pic:cNvPicPr>
                   </pic:nvPicPr>
                   <pic:blipFill>
-                    <a:blip r:embed="rId32"/>
+                    <a:blip r:embed="rId37"/>
                     <a:stretch>
                       <a:fillRect/>
                     </a:stretch>
@@ -16764,7 +17056,7 @@
                     </pic:cNvPicPr>
                   </pic:nvPicPr>
                   <pic:blipFill>
-                    <a:blip r:embed="rId33"/>
+                    <a:blip r:embed="rId38"/>
                     <a:stretch>
                       <a:fillRect/>
                     </a:stretch>
@@ -16816,7 +17108,7 @@
                     </pic:cNvPicPr>
                   </pic:nvPicPr>
                   <pic:blipFill>
-                    <a:blip r:embed="rId34"/>
+                    <a:blip r:embed="rId39"/>
                     <a:stretch>
                       <a:fillRect/>
                     </a:stretch>
@@ -16859,7 +17151,7 @@
                     </pic:cNvPicPr>
                   </pic:nvPicPr>
                   <pic:blipFill>
-                    <a:blip r:embed="rId35"/>
+                    <a:blip r:embed="rId40"/>
                     <a:stretch>
                       <a:fillRect/>
                     </a:stretch>
@@ -16902,7 +17194,7 @@
                     </pic:cNvPicPr>
                   </pic:nvPicPr>
                   <pic:blipFill>
-                    <a:blip r:embed="rId36"/>
+                    <a:blip r:embed="rId41"/>
                     <a:stretch>
                       <a:fillRect/>
                     </a:stretch>
@@ -16991,7 +17283,7 @@
                     </pic:cNvPicPr>
                   </pic:nvPicPr>
                   <pic:blipFill>
-                    <a:blip r:embed="rId37"/>
+                    <a:blip r:embed="rId42"/>
                     <a:stretch>
                       <a:fillRect/>
                     </a:stretch>
@@ -17071,7 +17363,7 @@
                     </pic:cNvPicPr>
                   </pic:nvPicPr>
                   <pic:blipFill>
-                    <a:blip r:embed="rId38"/>
+                    <a:blip r:embed="rId43"/>
                     <a:stretch>
                       <a:fillRect/>
                     </a:stretch>
@@ -17143,7 +17435,7 @@
                     </pic:cNvPicPr>
                   </pic:nvPicPr>
                   <pic:blipFill>
-                    <a:blip r:embed="rId39"/>
+                    <a:blip r:embed="rId44"/>
                     <a:stretch>
                       <a:fillRect/>
                     </a:stretch>
@@ -17239,7 +17531,7 @@
                     </pic:cNvPicPr>
                   </pic:nvPicPr>
                   <pic:blipFill>
-                    <a:blip r:embed="rId40"/>
+                    <a:blip r:embed="rId45"/>
                     <a:stretch>
                       <a:fillRect/>
                     </a:stretch>
@@ -17282,7 +17574,7 @@
                     </pic:cNvPicPr>
                   </pic:nvPicPr>
                   <pic:blipFill>
-                    <a:blip r:embed="rId41"/>
+                    <a:blip r:embed="rId46"/>
                     <a:stretch>
                       <a:fillRect/>
                     </a:stretch>
@@ -17336,7 +17628,7 @@
                     </pic:cNvPicPr>
                   </pic:nvPicPr>
                   <pic:blipFill>
-                    <a:blip r:embed="rId42"/>
+                    <a:blip r:embed="rId47"/>
                     <a:stretch>
                       <a:fillRect/>
                     </a:stretch>
@@ -17391,7 +17683,7 @@
                     </pic:cNvPicPr>
                   </pic:nvPicPr>
                   <pic:blipFill>
-                    <a:blip r:embed="rId43"/>
+                    <a:blip r:embed="rId48"/>
                     <a:stretch>
                       <a:fillRect/>
                     </a:stretch>
@@ -17506,9 +17798,9 @@
         </w:rPr>
       </w:pPr>
       <w:bookmarkStart w:id="125" w:name="_Toc195598854"/>
-      <w:bookmarkStart w:id="126" w:name="_Toc134820462"/>
+      <w:bookmarkStart w:id="126" w:name="_Toc24075"/>
       <w:bookmarkStart w:id="127" w:name="_Toc134820406"/>
-      <w:bookmarkStart w:id="128" w:name="_Toc24075"/>
+      <w:bookmarkStart w:id="128" w:name="_Toc134820462"/>
       <w:r>
         <w:rPr>
           <w:rFonts w:ascii="Times New Roman" w:hAnsi="Times New Roman"/>
@@ -18559,9 +18851,9 @@
           <w:szCs w:val="24"/>
         </w:rPr>
       </w:pPr>
-      <w:bookmarkStart w:id="130" w:name="_Toc8595"/>
-      <w:bookmarkStart w:id="131" w:name="_Toc134820463"/>
-      <w:bookmarkStart w:id="132" w:name="_Toc195598855"/>
+      <w:bookmarkStart w:id="130" w:name="_Toc195598855"/>
+      <w:bookmarkStart w:id="131" w:name="_Toc8595"/>
+      <w:bookmarkStart w:id="132" w:name="_Toc134820463"/>
       <w:bookmarkStart w:id="133" w:name="_Toc134820407"/>
       <w:r>
         <w:rPr>
@@ -18687,10 +18979,10 @@
           <w:kern w:val="0"/>
         </w:rPr>
       </w:pPr>
-      <w:bookmarkStart w:id="136" w:name="_Toc134820464"/>
+      <w:bookmarkStart w:id="136" w:name="_Toc31813"/>
       <w:bookmarkStart w:id="137" w:name="_Toc134820408"/>
-      <w:bookmarkStart w:id="138" w:name="_Toc31813"/>
-      <w:bookmarkStart w:id="139" w:name="_Toc195598858"/>
+      <w:bookmarkStart w:id="138" w:name="_Toc195598858"/>
+      <w:bookmarkStart w:id="139" w:name="_Toc134820464"/>
       <w:r>
         <w:rPr>
           <w:rFonts w:ascii="Times New Roman" w:hAnsi="Times New Roman"/>
@@ -18747,10 +19039,10 @@
           <w:kern w:val="0"/>
         </w:rPr>
       </w:pPr>
-      <w:bookmarkStart w:id="140" w:name="_Toc27818"/>
-      <w:bookmarkStart w:id="141" w:name="_Toc134820409"/>
-      <w:bookmarkStart w:id="142" w:name="_Toc134820465"/>
-      <w:bookmarkStart w:id="143" w:name="_Toc195598859"/>
+      <w:bookmarkStart w:id="140" w:name="_Toc195598859"/>
+      <w:bookmarkStart w:id="141" w:name="_Toc134820465"/>
+      <w:bookmarkStart w:id="142" w:name="_Toc27818"/>
+      <w:bookmarkStart w:id="143" w:name="_Toc134820409"/>
       <w:r>
         <w:rPr>
           <w:rFonts w:ascii="Times New Roman" w:hAnsi="Times New Roman"/>
@@ -18953,10 +19245,10 @@
           <w:kern w:val="0"/>
         </w:rPr>
       </w:pPr>
-      <w:bookmarkStart w:id="144" w:name="_Toc134820466"/>
-      <w:bookmarkStart w:id="145" w:name="_Toc134820410"/>
-      <w:bookmarkStart w:id="146" w:name="_Toc11900"/>
-      <w:bookmarkStart w:id="147" w:name="_Toc195598860"/>
+      <w:bookmarkStart w:id="144" w:name="_Toc195598860"/>
+      <w:bookmarkStart w:id="145" w:name="_Toc11900"/>
+      <w:bookmarkStart w:id="146" w:name="_Toc134820466"/>
+      <w:bookmarkStart w:id="147" w:name="_Toc134820410"/>
       <w:r>
         <w:rPr>
           <w:rFonts w:ascii="Times New Roman" w:hAnsi="Times New Roman"/>
@@ -21824,6 +22116,11 @@
   <customShpExts>
     <customShpInfo spid="_x0000_s1026" textRotate="1"/>
   </customShpExts>
+  <extobjs>
+    <extobj name="ECB019B1-382A-4266-B25C-5B523AA43C14-1">
+      <extobjdata type="ECB019B1-382A-4266-B25C-5B523AA43C14" data="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"/>
+    </extobj>
+  </extobjs>
 </s:customData>
 </file>
 

--- a/毕业论文/毕业论文改二.docx
+++ b/毕业论文/毕业论文改二.docx
@@ -39,7 +39,7 @@
                     </pic:cNvPicPr>
                   </pic:nvPicPr>
                   <pic:blipFill>
-                    <a:blip r:embed="rId19">
+                    <a:blip r:embed="rId17">
                       <a:lum bright="70001" contrast="-70000"/>
                     </a:blip>
                     <a:stretch>
@@ -718,8 +718,9 @@
         <w:adjustRightInd w:val="0"/>
         <w:snapToGrid w:val="0"/>
         <w:spacing w:before="50" w:after="20"/>
-        <w:ind w:firstLine="602"/>
+        <w:ind w:firstLine="602" w:firstLineChars="200"/>
         <w:jc w:val="center"/>
+        <w:outlineLvl w:val="0"/>
         <w:rPr>
           <w:rFonts w:hint="eastAsia" w:ascii="黑体" w:hAnsi="黑体" w:eastAsia="黑体"/>
           <w:b/>
@@ -729,6 +730,7 @@
         </w:rPr>
       </w:pPr>
       <w:bookmarkStart w:id="1" w:name="_Toc30656"/>
+      <w:bookmarkStart w:id="2" w:name="_Toc13089"/>
       <w:r>
         <w:rPr>
           <w:rFonts w:hint="eastAsia" w:ascii="黑体" w:hAnsi="黑体" w:eastAsia="黑体"/>
@@ -740,6 +742,7 @@
         <w:t>毕业设计原创性及知识产权声明</w:t>
       </w:r>
       <w:bookmarkEnd w:id="1"/>
+      <w:bookmarkEnd w:id="2"/>
     </w:p>
     <w:p>
       <w:pPr>
@@ -923,9 +926,9 @@
           <w:szCs w:val="30"/>
         </w:rPr>
         <w:sectPr>
-          <w:headerReference r:id="rId7" w:type="default"/>
-          <w:footerReference r:id="rId8" w:type="default"/>
-          <w:footerReference r:id="rId9" w:type="even"/>
+          <w:headerReference r:id="rId5" w:type="default"/>
+          <w:footerReference r:id="rId6" w:type="default"/>
+          <w:footerReference r:id="rId7" w:type="even"/>
           <w:pgSz w:w="11906" w:h="16838"/>
           <w:pgMar w:top="1701" w:right="1418" w:bottom="1418" w:left="1418" w:header="851" w:footer="964" w:gutter="0"/>
           <w:pgNumType w:start="1"/>
@@ -938,6 +941,7 @@
       <w:pPr>
         <w:ind w:firstLine="0" w:firstLineChars="0"/>
         <w:jc w:val="center"/>
+        <w:outlineLvl w:val="0"/>
         <w:rPr>
           <w:rFonts w:hint="eastAsia" w:ascii="黑体" w:hAnsi="黑体" w:eastAsia="黑体"/>
           <w:b/>
@@ -945,6 +949,7 @@
           <w:szCs w:val="30"/>
         </w:rPr>
       </w:pPr>
+      <w:bookmarkStart w:id="3" w:name="_Toc3820"/>
       <w:r>
         <w:rPr>
           <w:rFonts w:hint="eastAsia" w:ascii="黑体" w:hAnsi="黑体" w:eastAsia="黑体"/>
@@ -954,248 +959,91 @@
         </w:rPr>
         <w:t>目  录</w:t>
       </w:r>
-      <w:bookmarkStart w:id="2" w:name="_Toc19036"/>
-      <w:bookmarkStart w:id="3" w:name="_Toc4322"/>
+      <w:bookmarkEnd w:id="3"/>
     </w:p>
     <w:sdt>
       <w:sdtPr>
         <w:rPr>
-          <w:rFonts w:ascii="宋体" w:hAnsi="宋体"/>
+          <w:rFonts w:ascii="宋体" w:hAnsi="宋体" w:eastAsia="宋体" w:cs="Times New Roman"/>
+          <w:kern w:val="2"/>
           <w:sz w:val="21"/>
-        </w:rPr>
-        <w:id w:val="147473972"/>
+          <w:szCs w:val="24"/>
+          <w:lang w:val="en-US" w:eastAsia="zh-CN" w:bidi="ar-SA"/>
+        </w:rPr>
+        <w:id w:val="147471360"/>
         <w15:color w:val="DBDBDB"/>
         <w:docPartObj>
           <w:docPartGallery w:val="Table of Contents"/>
           <w:docPartUnique/>
         </w:docPartObj>
       </w:sdtPr>
-      <w:sdtEndPr>
-        <w:rPr>
-          <w:rFonts w:ascii="宋体" w:hAnsi="宋体" w:cs="Times New Roman"/>
-          <w:caps w:val="0"/>
-          <w:sz w:val="21"/>
-        </w:rPr>
-      </w:sdtEndPr>
       <w:sdtContent>
         <w:p>
           <w:pPr>
-            <w:pStyle w:val="22"/>
-            <w:tabs>
-              <w:tab w:val="left" w:pos="960"/>
-              <w:tab w:val="right" w:leader="dot" w:pos="9060"/>
-            </w:tabs>
-            <w:ind w:firstLine="420"/>
+            <w:spacing w:before="0" w:beforeLines="0" w:after="0" w:afterLines="0" w:line="240" w:lineRule="auto"/>
+            <w:ind w:left="0" w:leftChars="0" w:right="0" w:rightChars="0" w:firstLine="0" w:firstLineChars="0"/>
+            <w:jc w:val="center"/>
+          </w:pPr>
+          <w:r>
             <w:rPr>
-              <w:rFonts w:hint="eastAsia" w:asciiTheme="minorHAnsi" w:hAnsiTheme="minorHAnsi" w:eastAsiaTheme="minorEastAsia" w:cstheme="minorBidi"/>
-              <w:caps w:val="0"/>
-              <w:color w:val="auto"/>
-              <w:sz w:val="22"/>
-              <w:u w:val="none"/>
-              <w14:ligatures w14:val="standardContextual"/>
-            </w:rPr>
-          </w:pPr>
-          <w:r>
-            <w:rPr>
-              <w:rFonts w:ascii="宋体" w:hAnsi="宋体" w:eastAsia="宋体" w:cs="Times New Roman"/>
-              <w:caps w:val="0"/>
-              <w:color w:val="auto"/>
-              <w:sz w:val="21"/>
-              <w:u w:val="none"/>
-            </w:rPr>
-            <w:fldChar w:fldCharType="begin"/>
-          </w:r>
-          <w:r>
-            <w:rPr>
-              <w:rFonts w:ascii="宋体" w:hAnsi="宋体"/>
+              <w:rFonts w:ascii="宋体" w:hAnsi="宋体" w:eastAsia="宋体"/>
               <w:sz w:val="21"/>
             </w:rPr>
-            <w:instrText xml:space="preserve"> TOC \o "1-3" \h \z \u </w:instrText>
-          </w:r>
-          <w:r>
-            <w:rPr>
-              <w:rFonts w:ascii="宋体" w:hAnsi="宋体" w:eastAsia="宋体" w:cs="Times New Roman"/>
-              <w:caps w:val="0"/>
-              <w:color w:val="auto"/>
-              <w:sz w:val="21"/>
-              <w:u w:val="none"/>
-            </w:rPr>
-            <w:fldChar w:fldCharType="separate"/>
-          </w:r>
-          <w:r>
-            <w:fldChar w:fldCharType="begin"/>
-          </w:r>
-          <w:r>
-            <w:instrText xml:space="preserve"> HYPERLINK \l "_Toc195598816" </w:instrText>
-          </w:r>
-          <w:r>
-            <w:fldChar w:fldCharType="separate"/>
-          </w:r>
-          <w:r>
-            <w:rPr>
-              <w:rStyle w:val="34"/>
-              <w:rFonts w:hint="eastAsia" w:ascii="Times New Roman" w:hAnsi="Times New Roman"/>
-              <w:b/>
-              <w:bCs/>
-              <w:kern w:val="0"/>
-            </w:rPr>
-            <w:t>1</w:t>
-          </w:r>
-          <w:r>
-            <w:rPr>
-              <w:rFonts w:hint="eastAsia" w:asciiTheme="minorHAnsi" w:hAnsiTheme="minorHAnsi" w:eastAsiaTheme="minorEastAsia" w:cstheme="minorBidi"/>
-              <w:caps w:val="0"/>
-              <w:color w:val="auto"/>
-              <w:sz w:val="22"/>
-              <w:u w:val="none"/>
-              <w14:ligatures w14:val="standardContextual"/>
-            </w:rPr>
-            <w:tab/>
-          </w:r>
-          <w:r>
-            <w:rPr>
-              <w:rStyle w:val="34"/>
-              <w:rFonts w:hint="eastAsia" w:ascii="Times New Roman" w:hAnsi="Times New Roman"/>
-              <w:b/>
-              <w:bCs/>
-              <w:kern w:val="0"/>
-            </w:rPr>
-            <w:t>前言</w:t>
-          </w:r>
-          <w:r>
-            <w:rPr>
-              <w:rFonts w:hint="eastAsia"/>
-            </w:rPr>
-            <w:tab/>
-          </w:r>
-          <w:r>
-            <w:rPr>
-              <w:rFonts w:hint="eastAsia"/>
-            </w:rPr>
-            <w:fldChar w:fldCharType="begin"/>
-          </w:r>
-          <w:r>
-            <w:rPr>
-              <w:rFonts w:hint="eastAsia"/>
-            </w:rPr>
-            <w:instrText xml:space="preserve"> </w:instrText>
-          </w:r>
-          <w:r>
-            <w:instrText xml:space="preserve">PAGEREF _Toc195598816 \h</w:instrText>
-          </w:r>
-          <w:r>
-            <w:rPr>
-              <w:rFonts w:hint="eastAsia"/>
-            </w:rPr>
-            <w:instrText xml:space="preserve"> </w:instrText>
-          </w:r>
-          <w:r>
-            <w:rPr>
-              <w:rFonts w:hint="eastAsia"/>
-            </w:rPr>
-            <w:fldChar w:fldCharType="separate"/>
-          </w:r>
-          <w:r>
-            <w:rPr>
-              <w:rFonts w:hint="eastAsia"/>
-            </w:rPr>
-            <w:t>1</w:t>
-          </w:r>
-          <w:r>
-            <w:rPr>
-              <w:rFonts w:hint="eastAsia"/>
-            </w:rPr>
-            <w:fldChar w:fldCharType="end"/>
-          </w:r>
-          <w:r>
-            <w:rPr>
-              <w:rFonts w:hint="eastAsia"/>
-            </w:rPr>
-            <w:fldChar w:fldCharType="end"/>
+            <w:t>目录</w:t>
           </w:r>
         </w:p>
         <w:p>
           <w:pPr>
             <w:pStyle w:val="22"/>
             <w:tabs>
-              <w:tab w:val="right" w:leader="dot" w:pos="9060"/>
+              <w:tab w:val="right" w:leader="dot" w:pos="9070"/>
             </w:tabs>
+          </w:pPr>
+          <w:r>
+            <w:fldChar w:fldCharType="begin"/>
+          </w:r>
+          <w:r>
+            <w:instrText xml:space="preserve">TOC \o "1-2" \h \u </w:instrText>
+          </w:r>
+          <w:r>
+            <w:fldChar w:fldCharType="separate"/>
+          </w:r>
+          <w:r>
+            <w:fldChar w:fldCharType="begin"/>
+          </w:r>
+          <w:r>
+            <w:instrText xml:space="preserve"> HYPERLINK \l _Toc13089 </w:instrText>
+          </w:r>
+          <w:r>
+            <w:fldChar w:fldCharType="separate"/>
+          </w:r>
+          <w:r>
             <w:rPr>
-              <w:rFonts w:hint="eastAsia" w:asciiTheme="minorHAnsi" w:hAnsiTheme="minorHAnsi" w:eastAsiaTheme="minorEastAsia" w:cstheme="minorBidi"/>
-              <w:caps w:val="0"/>
-              <w:color w:val="auto"/>
-              <w:sz w:val="22"/>
-              <w:u w:val="none"/>
-              <w14:ligatures w14:val="standardContextual"/>
+              <w:rFonts w:hint="eastAsia" w:ascii="黑体" w:hAnsi="黑体" w:eastAsia="黑体"/>
+              <w:bCs/>
+              <w:szCs w:val="30"/>
             </w:rPr>
-          </w:pPr>
+            <w:t>毕业设计原创性及知识产权声明</w:t>
+          </w:r>
+          <w:r>
+            <w:tab/>
+          </w:r>
           <w:r>
             <w:fldChar w:fldCharType="begin"/>
           </w:r>
           <w:r>
-            <w:instrText xml:space="preserve"> HYPERLINK \l "_Toc195598817" </w:instrText>
+            <w:instrText xml:space="preserve"> PAGEREF _Toc13089 \h </w:instrText>
           </w:r>
           <w:r>
             <w:fldChar w:fldCharType="separate"/>
           </w:r>
           <w:r>
-            <w:rPr>
-              <w:rStyle w:val="34"/>
-              <w:rFonts w:hint="eastAsia" w:ascii="Times New Roman" w:hAnsi="Times New Roman"/>
-              <w:b/>
-              <w:kern w:val="0"/>
-            </w:rPr>
-            <w:t>1.1 研究背景</w:t>
-          </w:r>
-          <w:r>
-            <w:rPr>
-              <w:rFonts w:hint="eastAsia"/>
-            </w:rPr>
-            <w:tab/>
-          </w:r>
-          <w:r>
-            <w:rPr>
-              <w:rFonts w:hint="eastAsia"/>
-            </w:rPr>
-            <w:fldChar w:fldCharType="begin"/>
-          </w:r>
-          <w:r>
-            <w:rPr>
-              <w:rFonts w:hint="eastAsia"/>
-            </w:rPr>
-            <w:instrText xml:space="preserve"> </w:instrText>
-          </w:r>
-          <w:r>
-            <w:instrText xml:space="preserve">PAGEREF _Toc195598817 \h</w:instrText>
-          </w:r>
-          <w:r>
-            <w:rPr>
-              <w:rFonts w:hint="eastAsia"/>
-            </w:rPr>
-            <w:instrText xml:space="preserve"> </w:instrText>
-          </w:r>
-          <w:r>
-            <w:rPr>
-              <w:rFonts w:hint="eastAsia"/>
-            </w:rPr>
-            <w:fldChar w:fldCharType="separate"/>
-          </w:r>
-          <w:r>
-            <w:rPr>
-              <w:rFonts w:hint="eastAsia"/>
-            </w:rPr>
-            <w:t>1</w:t>
-          </w:r>
-          <w:r>
-            <w:rPr>
-              <w:rFonts w:hint="eastAsia"/>
-            </w:rPr>
+            <w:t>2</w:t>
+          </w:r>
+          <w:r>
             <w:fldChar w:fldCharType="end"/>
           </w:r>
           <w:r>
-            <w:rPr>
-              <w:rFonts w:hint="eastAsia"/>
-            </w:rPr>
             <w:fldChar w:fldCharType="end"/>
           </w:r>
         </w:p>
@@ -1203,84 +1051,44 @@
           <w:pPr>
             <w:pStyle w:val="22"/>
             <w:tabs>
-              <w:tab w:val="right" w:leader="dot" w:pos="9060"/>
+              <w:tab w:val="right" w:leader="dot" w:pos="9070"/>
             </w:tabs>
+          </w:pPr>
+          <w:r>
+            <w:fldChar w:fldCharType="begin"/>
+          </w:r>
+          <w:r>
+            <w:instrText xml:space="preserve"> HYPERLINK \l _Toc3820 </w:instrText>
+          </w:r>
+          <w:r>
+            <w:fldChar w:fldCharType="separate"/>
+          </w:r>
+          <w:r>
             <w:rPr>
-              <w:rFonts w:hint="eastAsia" w:asciiTheme="minorHAnsi" w:hAnsiTheme="minorHAnsi" w:eastAsiaTheme="minorEastAsia" w:cstheme="minorBidi"/>
-              <w:caps w:val="0"/>
-              <w:color w:val="auto"/>
-              <w:sz w:val="22"/>
-              <w:u w:val="none"/>
-              <w14:ligatures w14:val="standardContextual"/>
+              <w:rFonts w:hint="eastAsia" w:ascii="黑体" w:hAnsi="黑体" w:eastAsia="黑体"/>
+              <w:szCs w:val="30"/>
             </w:rPr>
-          </w:pPr>
+            <w:t>目  录</w:t>
+          </w:r>
+          <w:r>
+            <w:tab/>
+          </w:r>
           <w:r>
             <w:fldChar w:fldCharType="begin"/>
           </w:r>
           <w:r>
-            <w:instrText xml:space="preserve"> HYPERLINK \l "_Toc195598818" </w:instrText>
+            <w:instrText xml:space="preserve"> PAGEREF _Toc3820 \h </w:instrText>
           </w:r>
           <w:r>
             <w:fldChar w:fldCharType="separate"/>
           </w:r>
           <w:r>
-            <w:rPr>
-              <w:rStyle w:val="34"/>
-              <w:rFonts w:hint="eastAsia" w:ascii="Times New Roman" w:hAnsi="Times New Roman"/>
-              <w:b/>
-              <w:kern w:val="0"/>
-            </w:rPr>
-            <w:t>1.2 研究意义</w:t>
-          </w:r>
-          <w:r>
-            <w:rPr>
-              <w:rFonts w:hint="eastAsia"/>
-            </w:rPr>
-            <w:tab/>
-          </w:r>
-          <w:r>
-            <w:rPr>
-              <w:rFonts w:hint="eastAsia"/>
-            </w:rPr>
-            <w:fldChar w:fldCharType="begin"/>
-          </w:r>
-          <w:r>
-            <w:rPr>
-              <w:rFonts w:hint="eastAsia"/>
-            </w:rPr>
-            <w:instrText xml:space="preserve"> </w:instrText>
-          </w:r>
-          <w:r>
-            <w:instrText xml:space="preserve">PAGEREF _Toc195598818 \h</w:instrText>
-          </w:r>
-          <w:r>
-            <w:rPr>
-              <w:rFonts w:hint="eastAsia"/>
-            </w:rPr>
-            <w:instrText xml:space="preserve"> </w:instrText>
-          </w:r>
-          <w:r>
-            <w:rPr>
-              <w:rFonts w:hint="eastAsia"/>
-            </w:rPr>
-            <w:fldChar w:fldCharType="separate"/>
-          </w:r>
-          <w:r>
-            <w:rPr>
-              <w:rFonts w:hint="eastAsia"/>
-            </w:rPr>
             <w:t>1</w:t>
           </w:r>
           <w:r>
-            <w:rPr>
-              <w:rFonts w:hint="eastAsia"/>
-            </w:rPr>
             <w:fldChar w:fldCharType="end"/>
           </w:r>
           <w:r>
-            <w:rPr>
-              <w:rFonts w:hint="eastAsia"/>
-            </w:rPr>
             <w:fldChar w:fldCharType="end"/>
           </w:r>
         </w:p>
@@ -1288,84 +1096,44 @@
           <w:pPr>
             <w:pStyle w:val="22"/>
             <w:tabs>
-              <w:tab w:val="right" w:leader="dot" w:pos="9060"/>
+              <w:tab w:val="right" w:leader="dot" w:pos="9070"/>
             </w:tabs>
+          </w:pPr>
+          <w:r>
+            <w:fldChar w:fldCharType="begin"/>
+          </w:r>
+          <w:r>
+            <w:instrText xml:space="preserve"> HYPERLINK \l _Toc15236 </w:instrText>
+          </w:r>
+          <w:r>
+            <w:fldChar w:fldCharType="separate"/>
+          </w:r>
+          <w:r>
             <w:rPr>
-              <w:rFonts w:hint="eastAsia" w:asciiTheme="minorHAnsi" w:hAnsiTheme="minorHAnsi" w:eastAsiaTheme="minorEastAsia" w:cstheme="minorBidi"/>
-              <w:caps w:val="0"/>
-              <w:color w:val="auto"/>
-              <w:sz w:val="22"/>
-              <w:u w:val="none"/>
-              <w14:ligatures w14:val="standardContextual"/>
+              <w:rFonts w:eastAsia="黑体" w:cs="Arial"/>
+              <w:szCs w:val="30"/>
             </w:rPr>
-          </w:pPr>
+            <w:t>摘要：</w:t>
+          </w:r>
+          <w:r>
+            <w:tab/>
+          </w:r>
           <w:r>
             <w:fldChar w:fldCharType="begin"/>
           </w:r>
           <w:r>
-            <w:instrText xml:space="preserve"> HYPERLINK \l "_Toc195598819" </w:instrText>
+            <w:instrText xml:space="preserve"> PAGEREF _Toc15236 \h </w:instrText>
           </w:r>
           <w:r>
             <w:fldChar w:fldCharType="separate"/>
           </w:r>
           <w:r>
-            <w:rPr>
-              <w:rStyle w:val="34"/>
-              <w:rFonts w:hint="eastAsia" w:ascii="Times New Roman" w:hAnsi="Times New Roman"/>
-              <w:b/>
-              <w:kern w:val="0"/>
-            </w:rPr>
-            <w:t>1.3 国内现状</w:t>
-          </w:r>
-          <w:r>
-            <w:rPr>
-              <w:rFonts w:hint="eastAsia"/>
-            </w:rPr>
-            <w:tab/>
-          </w:r>
-          <w:r>
-            <w:rPr>
-              <w:rFonts w:hint="eastAsia"/>
-            </w:rPr>
-            <w:fldChar w:fldCharType="begin"/>
-          </w:r>
-          <w:r>
-            <w:rPr>
-              <w:rFonts w:hint="eastAsia"/>
-            </w:rPr>
-            <w:instrText xml:space="preserve"> </w:instrText>
-          </w:r>
-          <w:r>
-            <w:instrText xml:space="preserve">PAGEREF _Toc195598819 \h</w:instrText>
-          </w:r>
-          <w:r>
-            <w:rPr>
-              <w:rFonts w:hint="eastAsia"/>
-            </w:rPr>
-            <w:instrText xml:space="preserve"> </w:instrText>
-          </w:r>
-          <w:r>
-            <w:rPr>
-              <w:rFonts w:hint="eastAsia"/>
-            </w:rPr>
-            <w:fldChar w:fldCharType="separate"/>
-          </w:r>
-          <w:r>
-            <w:rPr>
-              <w:rFonts w:hint="eastAsia"/>
-            </w:rPr>
-            <w:t>2</w:t>
-          </w:r>
-          <w:r>
-            <w:rPr>
-              <w:rFonts w:hint="eastAsia"/>
-            </w:rPr>
+            <w:t>I</w:t>
+          </w:r>
+          <w:r>
             <w:fldChar w:fldCharType="end"/>
           </w:r>
           <w:r>
-            <w:rPr>
-              <w:rFonts w:hint="eastAsia"/>
-            </w:rPr>
             <w:fldChar w:fldCharType="end"/>
           </w:r>
         </w:p>
@@ -1373,84 +1141,40 @@
           <w:pPr>
             <w:pStyle w:val="22"/>
             <w:tabs>
-              <w:tab w:val="right" w:leader="dot" w:pos="9060"/>
+              <w:tab w:val="right" w:leader="dot" w:pos="9070"/>
             </w:tabs>
-            <w:rPr>
-              <w:rFonts w:hint="eastAsia" w:asciiTheme="minorHAnsi" w:hAnsiTheme="minorHAnsi" w:eastAsiaTheme="minorEastAsia" w:cstheme="minorBidi"/>
-              <w:caps w:val="0"/>
-              <w:color w:val="auto"/>
-              <w:sz w:val="22"/>
-              <w:u w:val="none"/>
-              <w14:ligatures w14:val="standardContextual"/>
-            </w:rPr>
           </w:pPr>
           <w:r>
             <w:fldChar w:fldCharType="begin"/>
           </w:r>
           <w:r>
-            <w:instrText xml:space="preserve"> HYPERLINK \l "_Toc195598820" </w:instrText>
+            <w:instrText xml:space="preserve"> HYPERLINK \l _Toc5951 </w:instrText>
           </w:r>
           <w:r>
             <w:fldChar w:fldCharType="separate"/>
           </w:r>
           <w:r>
-            <w:rPr>
-              <w:rStyle w:val="34"/>
-              <w:rFonts w:hint="eastAsia" w:ascii="Times New Roman" w:hAnsi="Times New Roman"/>
-              <w:b/>
-              <w:kern w:val="0"/>
-            </w:rPr>
-            <w:t>1.4 国外现状</w:t>
-          </w:r>
-          <w:r>
-            <w:rPr>
-              <w:rFonts w:hint="eastAsia"/>
-            </w:rPr>
+            <w:t>Abstract:</w:t>
+          </w:r>
+          <w:r>
             <w:tab/>
           </w:r>
           <w:r>
-            <w:rPr>
-              <w:rFonts w:hint="eastAsia"/>
-            </w:rPr>
             <w:fldChar w:fldCharType="begin"/>
           </w:r>
           <w:r>
-            <w:rPr>
-              <w:rFonts w:hint="eastAsia"/>
-            </w:rPr>
-            <w:instrText xml:space="preserve"> </w:instrText>
-          </w:r>
-          <w:r>
-            <w:instrText xml:space="preserve">PAGEREF _Toc195598820 \h</w:instrText>
-          </w:r>
-          <w:r>
-            <w:rPr>
-              <w:rFonts w:hint="eastAsia"/>
-            </w:rPr>
-            <w:instrText xml:space="preserve"> </w:instrText>
-          </w:r>
-          <w:r>
-            <w:rPr>
-              <w:rFonts w:hint="eastAsia"/>
-            </w:rPr>
+            <w:instrText xml:space="preserve"> PAGEREF _Toc5951 \h </w:instrText>
+          </w:r>
+          <w:r>
             <w:fldChar w:fldCharType="separate"/>
           </w:r>
           <w:r>
-            <w:rPr>
-              <w:rFonts w:hint="eastAsia"/>
-            </w:rPr>
-            <w:t>2</w:t>
-          </w:r>
-          <w:r>
-            <w:rPr>
-              <w:rFonts w:hint="eastAsia"/>
-            </w:rPr>
+            <w:t>II</w:t>
+          </w:r>
+          <w:r>
             <w:fldChar w:fldCharType="end"/>
           </w:r>
           <w:r>
-            <w:rPr>
-              <w:rFonts w:hint="eastAsia"/>
-            </w:rPr>
             <w:fldChar w:fldCharType="end"/>
           </w:r>
         </w:p>
@@ -1458,84 +1182,269 @@
           <w:pPr>
             <w:pStyle w:val="22"/>
             <w:tabs>
-              <w:tab w:val="right" w:leader="dot" w:pos="9060"/>
+              <w:tab w:val="right" w:leader="dot" w:pos="9070"/>
             </w:tabs>
+          </w:pPr>
+          <w:r>
+            <w:fldChar w:fldCharType="begin"/>
+          </w:r>
+          <w:r>
+            <w:instrText xml:space="preserve"> HYPERLINK \l _Toc15158 </w:instrText>
+          </w:r>
+          <w:r>
+            <w:fldChar w:fldCharType="separate"/>
+          </w:r>
+          <w:r>
             <w:rPr>
-              <w:rFonts w:hint="eastAsia" w:asciiTheme="minorHAnsi" w:hAnsiTheme="minorHAnsi" w:eastAsiaTheme="minorEastAsia" w:cstheme="minorBidi"/>
-              <w:caps w:val="0"/>
-              <w:color w:val="auto"/>
-              <w:sz w:val="22"/>
-              <w:u w:val="none"/>
-              <w14:ligatures w14:val="standardContextual"/>
-            </w:rPr>
-          </w:pPr>
-          <w:r>
-            <w:fldChar w:fldCharType="begin"/>
-          </w:r>
-          <w:r>
-            <w:instrText xml:space="preserve"> HYPERLINK \l "_Toc195598821" </w:instrText>
-          </w:r>
-          <w:r>
-            <w:fldChar w:fldCharType="separate"/>
-          </w:r>
-          <w:r>
-            <w:rPr>
-              <w:rStyle w:val="34"/>
-              <w:rFonts w:hint="eastAsia" w:ascii="Times New Roman" w:hAnsi="Times New Roman"/>
-              <w:b/>
+              <w:rFonts w:hint="default" w:ascii="Times New Roman" w:hAnsi="Times New Roman"/>
+              <w:bCs/>
               <w:kern w:val="0"/>
             </w:rPr>
-            <w:t>1.5个人见解</w:t>
+            <w:t xml:space="preserve">1 </w:t>
           </w:r>
           <w:r>
             <w:rPr>
-              <w:rFonts w:hint="eastAsia"/>
+              <w:rFonts w:ascii="Times New Roman" w:hAnsi="Times New Roman"/>
+              <w:bCs/>
+              <w:kern w:val="0"/>
             </w:rPr>
+            <w:t>前言</w:t>
+          </w:r>
+          <w:r>
             <w:tab/>
           </w:r>
           <w:r>
+            <w:fldChar w:fldCharType="begin"/>
+          </w:r>
+          <w:r>
+            <w:instrText xml:space="preserve"> PAGEREF _Toc15158 \h </w:instrText>
+          </w:r>
+          <w:r>
+            <w:fldChar w:fldCharType="separate"/>
+          </w:r>
+          <w:r>
+            <w:t>1</w:t>
+          </w:r>
+          <w:r>
+            <w:fldChar w:fldCharType="end"/>
+          </w:r>
+          <w:r>
+            <w:fldChar w:fldCharType="end"/>
+          </w:r>
+        </w:p>
+        <w:p>
+          <w:pPr>
+            <w:pStyle w:val="26"/>
+            <w:tabs>
+              <w:tab w:val="right" w:leader="dot" w:pos="9070"/>
+            </w:tabs>
+          </w:pPr>
+          <w:r>
+            <w:fldChar w:fldCharType="begin"/>
+          </w:r>
+          <w:r>
+            <w:instrText xml:space="preserve"> HYPERLINK \l _Toc22220 </w:instrText>
+          </w:r>
+          <w:r>
+            <w:fldChar w:fldCharType="separate"/>
+          </w:r>
+          <w:r>
             <w:rPr>
-              <w:rFonts w:hint="eastAsia"/>
+              <w:rFonts w:hint="default" w:ascii="Times New Roman" w:hAnsi="Times New Roman"/>
+              <w:kern w:val="0"/>
+              <w:szCs w:val="24"/>
             </w:rPr>
+            <w:t xml:space="preserve">1.1 </w:t>
+          </w:r>
+          <w:r>
+            <w:rPr>
+              <w:rFonts w:ascii="Times New Roman" w:hAnsi="Times New Roman"/>
+              <w:kern w:val="0"/>
+              <w:szCs w:val="24"/>
+            </w:rPr>
+            <w:t>研究背景</w:t>
+          </w:r>
+          <w:r>
+            <w:tab/>
+          </w:r>
+          <w:r>
             <w:fldChar w:fldCharType="begin"/>
           </w:r>
           <w:r>
+            <w:instrText xml:space="preserve"> PAGEREF _Toc22220 \h </w:instrText>
+          </w:r>
+          <w:r>
+            <w:fldChar w:fldCharType="separate"/>
+          </w:r>
+          <w:r>
+            <w:t>1</w:t>
+          </w:r>
+          <w:r>
+            <w:fldChar w:fldCharType="end"/>
+          </w:r>
+          <w:r>
+            <w:fldChar w:fldCharType="end"/>
+          </w:r>
+        </w:p>
+        <w:p>
+          <w:pPr>
+            <w:pStyle w:val="26"/>
+            <w:tabs>
+              <w:tab w:val="right" w:leader="dot" w:pos="9070"/>
+            </w:tabs>
+          </w:pPr>
+          <w:r>
+            <w:fldChar w:fldCharType="begin"/>
+          </w:r>
+          <w:r>
+            <w:instrText xml:space="preserve"> HYPERLINK \l _Toc9926 </w:instrText>
+          </w:r>
+          <w:r>
+            <w:fldChar w:fldCharType="separate"/>
+          </w:r>
+          <w:r>
             <w:rPr>
-              <w:rFonts w:hint="eastAsia"/>
+              <w:rFonts w:hint="default" w:ascii="Times New Roman" w:hAnsi="Times New Roman"/>
+              <w:kern w:val="0"/>
+              <w:szCs w:val="24"/>
             </w:rPr>
-            <w:instrText xml:space="preserve"> </w:instrText>
-          </w:r>
-          <w:r>
-            <w:instrText xml:space="preserve">PAGEREF _Toc195598821 \h</w:instrText>
+            <w:t xml:space="preserve">1.2 </w:t>
           </w:r>
           <w:r>
             <w:rPr>
-              <w:rFonts w:hint="eastAsia"/>
+              <w:rFonts w:ascii="Times New Roman" w:hAnsi="Times New Roman"/>
+              <w:kern w:val="0"/>
+              <w:szCs w:val="24"/>
             </w:rPr>
-            <w:instrText xml:space="preserve"> </w:instrText>
+            <w:t>研究意义</w:t>
+          </w:r>
+          <w:r>
+            <w:tab/>
+          </w:r>
+          <w:r>
+            <w:fldChar w:fldCharType="begin"/>
+          </w:r>
+          <w:r>
+            <w:instrText xml:space="preserve"> PAGEREF _Toc9926 \h </w:instrText>
+          </w:r>
+          <w:r>
+            <w:fldChar w:fldCharType="separate"/>
+          </w:r>
+          <w:r>
+            <w:t>1</w:t>
+          </w:r>
+          <w:r>
+            <w:fldChar w:fldCharType="end"/>
+          </w:r>
+          <w:r>
+            <w:fldChar w:fldCharType="end"/>
+          </w:r>
+        </w:p>
+        <w:p>
+          <w:pPr>
+            <w:pStyle w:val="26"/>
+            <w:tabs>
+              <w:tab w:val="right" w:leader="dot" w:pos="9070"/>
+            </w:tabs>
+          </w:pPr>
+          <w:r>
+            <w:fldChar w:fldCharType="begin"/>
+          </w:r>
+          <w:r>
+            <w:instrText xml:space="preserve"> HYPERLINK \l _Toc25368 </w:instrText>
+          </w:r>
+          <w:r>
+            <w:fldChar w:fldCharType="separate"/>
           </w:r>
           <w:r>
             <w:rPr>
-              <w:rFonts w:hint="eastAsia"/>
+              <w:rFonts w:hint="default" w:ascii="Times New Roman" w:hAnsi="Times New Roman"/>
+              <w:kern w:val="0"/>
+              <w:szCs w:val="24"/>
             </w:rPr>
+            <w:t xml:space="preserve">1.3 </w:t>
+          </w:r>
+          <w:r>
+            <w:rPr>
+              <w:rFonts w:ascii="Times New Roman" w:hAnsi="Times New Roman"/>
+              <w:kern w:val="0"/>
+              <w:szCs w:val="24"/>
+            </w:rPr>
+            <w:t>国内现状</w:t>
+          </w:r>
+          <w:r>
+            <w:tab/>
+          </w:r>
+          <w:r>
+            <w:fldChar w:fldCharType="begin"/>
+          </w:r>
+          <w:r>
+            <w:instrText xml:space="preserve"> PAGEREF _Toc25368 \h </w:instrText>
+          </w:r>
+          <w:r>
             <w:fldChar w:fldCharType="separate"/>
           </w:r>
           <w:r>
+            <w:t>2</w:t>
+          </w:r>
+          <w:r>
+            <w:fldChar w:fldCharType="end"/>
+          </w:r>
+          <w:r>
+            <w:fldChar w:fldCharType="end"/>
+          </w:r>
+        </w:p>
+        <w:p>
+          <w:pPr>
+            <w:pStyle w:val="26"/>
+            <w:tabs>
+              <w:tab w:val="right" w:leader="dot" w:pos="9070"/>
+            </w:tabs>
+          </w:pPr>
+          <w:r>
+            <w:fldChar w:fldCharType="begin"/>
+          </w:r>
+          <w:r>
+            <w:instrText xml:space="preserve"> HYPERLINK \l _Toc11280 </w:instrText>
+          </w:r>
+          <w:r>
+            <w:fldChar w:fldCharType="separate"/>
+          </w:r>
+          <w:r>
             <w:rPr>
-              <w:rFonts w:hint="eastAsia"/>
+              <w:rFonts w:hint="default" w:ascii="Times New Roman" w:hAnsi="Times New Roman"/>
+              <w:kern w:val="0"/>
+              <w:szCs w:val="24"/>
             </w:rPr>
+            <w:t xml:space="preserve">1.4 </w:t>
+          </w:r>
+          <w:r>
+            <w:rPr>
+              <w:rFonts w:ascii="Times New Roman" w:hAnsi="Times New Roman"/>
+              <w:kern w:val="0"/>
+              <w:szCs w:val="24"/>
+            </w:rPr>
+            <w:t>国外现状</w:t>
+          </w:r>
+          <w:r>
+            <w:tab/>
+          </w:r>
+          <w:r>
+            <w:fldChar w:fldCharType="begin"/>
+          </w:r>
+          <w:r>
+            <w:instrText xml:space="preserve"> PAGEREF _Toc11280 \h </w:instrText>
+          </w:r>
+          <w:r>
+            <w:fldChar w:fldCharType="separate"/>
+          </w:r>
+          <w:r>
             <w:t>2</w:t>
           </w:r>
           <w:r>
-            <w:rPr>
-              <w:rFonts w:hint="eastAsia"/>
-            </w:rPr>
             <w:fldChar w:fldCharType="end"/>
           </w:r>
           <w:r>
-            <w:rPr>
-              <w:rFonts w:hint="eastAsia"/>
-            </w:rPr>
             <w:fldChar w:fldCharType="end"/>
           </w:r>
         </w:p>
@@ -1543,107 +1452,269 @@
           <w:pPr>
             <w:pStyle w:val="22"/>
             <w:tabs>
-              <w:tab w:val="left" w:pos="960"/>
-              <w:tab w:val="right" w:leader="dot" w:pos="9060"/>
+              <w:tab w:val="right" w:leader="dot" w:pos="9070"/>
             </w:tabs>
+          </w:pPr>
+          <w:r>
+            <w:fldChar w:fldCharType="begin"/>
+          </w:r>
+          <w:r>
+            <w:instrText xml:space="preserve"> HYPERLINK \l _Toc3920 </w:instrText>
+          </w:r>
+          <w:r>
+            <w:fldChar w:fldCharType="separate"/>
+          </w:r>
+          <w:r>
             <w:rPr>
-              <w:rFonts w:hint="eastAsia" w:asciiTheme="minorHAnsi" w:hAnsiTheme="minorHAnsi" w:eastAsiaTheme="minorEastAsia" w:cstheme="minorBidi"/>
-              <w:caps w:val="0"/>
-              <w:color w:val="auto"/>
-              <w:sz w:val="22"/>
-              <w:u w:val="none"/>
-              <w14:ligatures w14:val="standardContextual"/>
-            </w:rPr>
-          </w:pPr>
-          <w:r>
-            <w:fldChar w:fldCharType="begin"/>
-          </w:r>
-          <w:r>
-            <w:instrText xml:space="preserve"> HYPERLINK \l "_Toc195598822" </w:instrText>
-          </w:r>
-          <w:r>
-            <w:fldChar w:fldCharType="separate"/>
-          </w:r>
-          <w:r>
-            <w:rPr>
-              <w:rStyle w:val="34"/>
-              <w:rFonts w:hint="eastAsia" w:ascii="Times New Roman" w:hAnsi="Times New Roman"/>
-              <w:b/>
+              <w:rFonts w:hint="default" w:ascii="Times New Roman" w:hAnsi="Times New Roman"/>
               <w:bCs/>
               <w:kern w:val="0"/>
             </w:rPr>
-            <w:t>2</w:t>
+            <w:t xml:space="preserve">2 </w:t>
           </w:r>
           <w:r>
             <w:rPr>
-              <w:rFonts w:hint="eastAsia" w:asciiTheme="minorHAnsi" w:hAnsiTheme="minorHAnsi" w:eastAsiaTheme="minorEastAsia" w:cstheme="minorBidi"/>
-              <w:caps w:val="0"/>
-              <w:color w:val="auto"/>
-              <w:sz w:val="22"/>
-              <w:u w:val="none"/>
-              <w14:ligatures w14:val="standardContextual"/>
-            </w:rPr>
-            <w:tab/>
-          </w:r>
-          <w:r>
-            <w:rPr>
-              <w:rStyle w:val="34"/>
-              <w:rFonts w:hint="eastAsia" w:ascii="Times New Roman" w:hAnsi="Times New Roman"/>
-              <w:b/>
+              <w:rFonts w:ascii="Times New Roman" w:hAnsi="Times New Roman"/>
               <w:bCs/>
               <w:kern w:val="0"/>
             </w:rPr>
             <w:t>开发环境与开发技术简介</w:t>
           </w:r>
           <w:r>
+            <w:tab/>
+          </w:r>
+          <w:r>
+            <w:fldChar w:fldCharType="begin"/>
+          </w:r>
+          <w:r>
+            <w:instrText xml:space="preserve"> PAGEREF _Toc3920 \h </w:instrText>
+          </w:r>
+          <w:r>
+            <w:fldChar w:fldCharType="separate"/>
+          </w:r>
+          <w:r>
+            <w:t>4</w:t>
+          </w:r>
+          <w:r>
+            <w:fldChar w:fldCharType="end"/>
+          </w:r>
+          <w:r>
+            <w:fldChar w:fldCharType="end"/>
+          </w:r>
+        </w:p>
+        <w:p>
+          <w:pPr>
+            <w:pStyle w:val="26"/>
+            <w:tabs>
+              <w:tab w:val="right" w:leader="dot" w:pos="9070"/>
+            </w:tabs>
+          </w:pPr>
+          <w:r>
+            <w:fldChar w:fldCharType="begin"/>
+          </w:r>
+          <w:r>
+            <w:instrText xml:space="preserve"> HYPERLINK \l _Toc17222 </w:instrText>
+          </w:r>
+          <w:r>
+            <w:fldChar w:fldCharType="separate"/>
+          </w:r>
+          <w:r>
             <w:rPr>
-              <w:rFonts w:hint="eastAsia"/>
+              <w:rFonts w:hint="default" w:ascii="Times New Roman" w:hAnsi="Times New Roman"/>
+              <w:kern w:val="0"/>
+              <w:szCs w:val="24"/>
             </w:rPr>
+            <w:t xml:space="preserve">2.1 </w:t>
+          </w:r>
+          <w:r>
+            <w:rPr>
+              <w:rFonts w:ascii="Times New Roman" w:hAnsi="Times New Roman"/>
+              <w:kern w:val="0"/>
+              <w:szCs w:val="24"/>
+            </w:rPr>
+            <w:t>系统设计的技术选择</w:t>
+          </w:r>
+          <w:r>
             <w:tab/>
           </w:r>
           <w:r>
+            <w:fldChar w:fldCharType="begin"/>
+          </w:r>
+          <w:r>
+            <w:instrText xml:space="preserve"> PAGEREF _Toc17222 \h </w:instrText>
+          </w:r>
+          <w:r>
+            <w:fldChar w:fldCharType="separate"/>
+          </w:r>
+          <w:r>
+            <w:t>4</w:t>
+          </w:r>
+          <w:r>
+            <w:fldChar w:fldCharType="end"/>
+          </w:r>
+          <w:r>
+            <w:fldChar w:fldCharType="end"/>
+          </w:r>
+        </w:p>
+        <w:p>
+          <w:pPr>
+            <w:pStyle w:val="26"/>
+            <w:tabs>
+              <w:tab w:val="right" w:leader="dot" w:pos="9070"/>
+            </w:tabs>
+          </w:pPr>
+          <w:r>
+            <w:fldChar w:fldCharType="begin"/>
+          </w:r>
+          <w:r>
+            <w:instrText xml:space="preserve"> HYPERLINK \l _Toc1455 </w:instrText>
+          </w:r>
+          <w:r>
+            <w:fldChar w:fldCharType="separate"/>
+          </w:r>
+          <w:r>
             <w:rPr>
-              <w:rFonts w:hint="eastAsia"/>
+              <w:rFonts w:hint="default" w:ascii="Times New Roman" w:hAnsi="Times New Roman"/>
+              <w:kern w:val="0"/>
+              <w:szCs w:val="24"/>
             </w:rPr>
+            <w:t xml:space="preserve">2.2 </w:t>
+          </w:r>
+          <w:r>
+            <w:rPr>
+              <w:rFonts w:ascii="Times New Roman" w:hAnsi="Times New Roman"/>
+              <w:kern w:val="0"/>
+              <w:szCs w:val="24"/>
+            </w:rPr>
+            <w:t>系统的运行环境</w:t>
+          </w:r>
+          <w:r>
+            <w:tab/>
+          </w:r>
+          <w:r>
             <w:fldChar w:fldCharType="begin"/>
           </w:r>
           <w:r>
+            <w:instrText xml:space="preserve"> PAGEREF _Toc1455 \h </w:instrText>
+          </w:r>
+          <w:r>
+            <w:fldChar w:fldCharType="separate"/>
+          </w:r>
+          <w:r>
+            <w:t>4</w:t>
+          </w:r>
+          <w:r>
+            <w:fldChar w:fldCharType="end"/>
+          </w:r>
+          <w:r>
+            <w:fldChar w:fldCharType="end"/>
+          </w:r>
+        </w:p>
+        <w:p>
+          <w:pPr>
+            <w:pStyle w:val="26"/>
+            <w:tabs>
+              <w:tab w:val="right" w:leader="dot" w:pos="9070"/>
+            </w:tabs>
+          </w:pPr>
+          <w:r>
+            <w:fldChar w:fldCharType="begin"/>
+          </w:r>
+          <w:r>
+            <w:instrText xml:space="preserve"> HYPERLINK \l _Toc32068 </w:instrText>
+          </w:r>
+          <w:r>
+            <w:fldChar w:fldCharType="separate"/>
+          </w:r>
+          <w:r>
             <w:rPr>
-              <w:rFonts w:hint="eastAsia"/>
+              <w:rFonts w:hint="default" w:ascii="Times New Roman" w:hAnsi="Times New Roman"/>
+              <w:kern w:val="0"/>
+              <w:szCs w:val="24"/>
             </w:rPr>
-            <w:instrText xml:space="preserve"> </w:instrText>
-          </w:r>
-          <w:r>
-            <w:instrText xml:space="preserve">PAGEREF _Toc195598822 \h</w:instrText>
+            <w:t xml:space="preserve">2.3 </w:t>
           </w:r>
           <w:r>
             <w:rPr>
-              <w:rFonts w:hint="eastAsia"/>
+              <w:rFonts w:ascii="Times New Roman" w:hAnsi="Times New Roman"/>
+              <w:kern w:val="0"/>
+              <w:szCs w:val="24"/>
             </w:rPr>
-            <w:instrText xml:space="preserve"> </w:instrText>
+            <w:t>软件环境</w:t>
+          </w:r>
+          <w:r>
+            <w:tab/>
+          </w:r>
+          <w:r>
+            <w:fldChar w:fldCharType="begin"/>
+          </w:r>
+          <w:r>
+            <w:instrText xml:space="preserve"> PAGEREF _Toc32068 \h </w:instrText>
+          </w:r>
+          <w:r>
+            <w:fldChar w:fldCharType="separate"/>
+          </w:r>
+          <w:r>
+            <w:t>4</w:t>
+          </w:r>
+          <w:r>
+            <w:fldChar w:fldCharType="end"/>
+          </w:r>
+          <w:r>
+            <w:fldChar w:fldCharType="end"/>
+          </w:r>
+        </w:p>
+        <w:p>
+          <w:pPr>
+            <w:pStyle w:val="26"/>
+            <w:tabs>
+              <w:tab w:val="right" w:leader="dot" w:pos="9070"/>
+            </w:tabs>
+          </w:pPr>
+          <w:r>
+            <w:fldChar w:fldCharType="begin"/>
+          </w:r>
+          <w:r>
+            <w:instrText xml:space="preserve"> HYPERLINK \l _Toc3334 </w:instrText>
+          </w:r>
+          <w:r>
+            <w:fldChar w:fldCharType="separate"/>
           </w:r>
           <w:r>
             <w:rPr>
-              <w:rFonts w:hint="eastAsia"/>
+              <w:rFonts w:hint="default" w:ascii="Times New Roman" w:hAnsi="Times New Roman"/>
+              <w:kern w:val="0"/>
+              <w:szCs w:val="24"/>
             </w:rPr>
+            <w:t xml:space="preserve">2.4 </w:t>
+          </w:r>
+          <w:r>
+            <w:rPr>
+              <w:rFonts w:ascii="Times New Roman" w:hAnsi="Times New Roman"/>
+              <w:kern w:val="0"/>
+              <w:szCs w:val="24"/>
+            </w:rPr>
+            <w:t>体系结构</w:t>
+          </w:r>
+          <w:r>
+            <w:tab/>
+          </w:r>
+          <w:r>
+            <w:fldChar w:fldCharType="begin"/>
+          </w:r>
+          <w:r>
+            <w:instrText xml:space="preserve"> PAGEREF _Toc3334 \h </w:instrText>
+          </w:r>
+          <w:r>
             <w:fldChar w:fldCharType="separate"/>
           </w:r>
           <w:r>
-            <w:rPr>
-              <w:rFonts w:hint="eastAsia"/>
-            </w:rPr>
-            <w:t>4</w:t>
-          </w:r>
-          <w:r>
-            <w:rPr>
-              <w:rFonts w:hint="eastAsia"/>
-            </w:rPr>
+            <w:t>5</w:t>
+          </w:r>
+          <w:r>
             <w:fldChar w:fldCharType="end"/>
           </w:r>
           <w:r>
-            <w:rPr>
-              <w:rFonts w:hint="eastAsia"/>
-            </w:rPr>
             <w:fldChar w:fldCharType="end"/>
           </w:r>
         </w:p>
@@ -1651,84 +1722,223 @@
           <w:pPr>
             <w:pStyle w:val="22"/>
             <w:tabs>
-              <w:tab w:val="right" w:leader="dot" w:pos="9060"/>
+              <w:tab w:val="right" w:leader="dot" w:pos="9070"/>
             </w:tabs>
+          </w:pPr>
+          <w:r>
+            <w:fldChar w:fldCharType="begin"/>
+          </w:r>
+          <w:r>
+            <w:instrText xml:space="preserve"> HYPERLINK \l _Toc8560 </w:instrText>
+          </w:r>
+          <w:r>
+            <w:fldChar w:fldCharType="separate"/>
+          </w:r>
+          <w:r>
             <w:rPr>
-              <w:rFonts w:hint="eastAsia" w:asciiTheme="minorHAnsi" w:hAnsiTheme="minorHAnsi" w:eastAsiaTheme="minorEastAsia" w:cstheme="minorBidi"/>
-              <w:caps w:val="0"/>
-              <w:color w:val="auto"/>
-              <w:sz w:val="22"/>
-              <w:u w:val="none"/>
-              <w14:ligatures w14:val="standardContextual"/>
-            </w:rPr>
-          </w:pPr>
-          <w:r>
-            <w:fldChar w:fldCharType="begin"/>
-          </w:r>
-          <w:r>
-            <w:instrText xml:space="preserve"> HYPERLINK \l "_Toc195598823" </w:instrText>
-          </w:r>
-          <w:r>
-            <w:fldChar w:fldCharType="separate"/>
-          </w:r>
-          <w:r>
-            <w:rPr>
-              <w:rStyle w:val="34"/>
               <w:rFonts w:hint="eastAsia" w:ascii="Times New Roman" w:hAnsi="Times New Roman"/>
-              <w:b/>
+              <w:bCs/>
               <w:kern w:val="0"/>
             </w:rPr>
-            <w:t>2.1 系统设计的技术选择</w:t>
+            <w:t>3</w:t>
           </w:r>
           <w:r>
             <w:rPr>
-              <w:rFonts w:hint="eastAsia"/>
+              <w:rFonts w:ascii="Times New Roman" w:hAnsi="Times New Roman"/>
+              <w:bCs/>
+              <w:kern w:val="0"/>
             </w:rPr>
+            <w:t>可行性与需求分析</w:t>
+          </w:r>
+          <w:r>
             <w:tab/>
           </w:r>
           <w:r>
+            <w:fldChar w:fldCharType="begin"/>
+          </w:r>
+          <w:r>
+            <w:instrText xml:space="preserve"> PAGEREF _Toc8560 \h </w:instrText>
+          </w:r>
+          <w:r>
+            <w:fldChar w:fldCharType="separate"/>
+          </w:r>
+          <w:r>
+            <w:t>6</w:t>
+          </w:r>
+          <w:r>
+            <w:fldChar w:fldCharType="end"/>
+          </w:r>
+          <w:r>
+            <w:fldChar w:fldCharType="end"/>
+          </w:r>
+        </w:p>
+        <w:p>
+          <w:pPr>
+            <w:pStyle w:val="26"/>
+            <w:tabs>
+              <w:tab w:val="right" w:leader="dot" w:pos="9070"/>
+            </w:tabs>
+          </w:pPr>
+          <w:r>
+            <w:fldChar w:fldCharType="begin"/>
+          </w:r>
+          <w:r>
+            <w:instrText xml:space="preserve"> HYPERLINK \l _Toc25491 </w:instrText>
+          </w:r>
+          <w:r>
+            <w:fldChar w:fldCharType="separate"/>
+          </w:r>
+          <w:r>
             <w:rPr>
-              <w:rFonts w:hint="eastAsia"/>
+              <w:rFonts w:hint="default" w:ascii="Times New Roman" w:hAnsi="Times New Roman"/>
+              <w:kern w:val="0"/>
+              <w:szCs w:val="24"/>
             </w:rPr>
+            <w:t xml:space="preserve">3.1 </w:t>
+          </w:r>
+          <w:r>
+            <w:rPr>
+              <w:rFonts w:ascii="Times New Roman" w:hAnsi="Times New Roman"/>
+              <w:kern w:val="0"/>
+              <w:szCs w:val="24"/>
+            </w:rPr>
+            <w:t>可行性</w:t>
+          </w:r>
+          <w:r>
+            <w:rPr>
+              <w:rFonts w:hint="eastAsia" w:ascii="Times New Roman" w:hAnsi="Times New Roman"/>
+              <w:kern w:val="0"/>
+              <w:szCs w:val="24"/>
+            </w:rPr>
+            <w:t>分析</w:t>
+          </w:r>
+          <w:r>
+            <w:tab/>
+          </w:r>
+          <w:r>
             <w:fldChar w:fldCharType="begin"/>
           </w:r>
           <w:r>
+            <w:instrText xml:space="preserve"> PAGEREF _Toc25491 \h </w:instrText>
+          </w:r>
+          <w:r>
+            <w:fldChar w:fldCharType="separate"/>
+          </w:r>
+          <w:r>
+            <w:t>6</w:t>
+          </w:r>
+          <w:r>
+            <w:fldChar w:fldCharType="end"/>
+          </w:r>
+          <w:r>
+            <w:fldChar w:fldCharType="end"/>
+          </w:r>
+        </w:p>
+        <w:p>
+          <w:pPr>
+            <w:pStyle w:val="26"/>
+            <w:tabs>
+              <w:tab w:val="right" w:leader="dot" w:pos="9070"/>
+            </w:tabs>
+          </w:pPr>
+          <w:r>
+            <w:fldChar w:fldCharType="begin"/>
+          </w:r>
+          <w:r>
+            <w:instrText xml:space="preserve"> HYPERLINK \l _Toc32695 </w:instrText>
+          </w:r>
+          <w:r>
+            <w:fldChar w:fldCharType="separate"/>
+          </w:r>
+          <w:r>
             <w:rPr>
-              <w:rFonts w:hint="eastAsia"/>
+              <w:rFonts w:hint="default" w:ascii="Times New Roman" w:hAnsi="Times New Roman"/>
+              <w:kern w:val="0"/>
+              <w:szCs w:val="24"/>
             </w:rPr>
-            <w:instrText xml:space="preserve"> </w:instrText>
-          </w:r>
-          <w:r>
-            <w:instrText xml:space="preserve">PAGEREF _Toc195598823 \h</w:instrText>
+            <w:t xml:space="preserve">3.2 </w:t>
           </w:r>
           <w:r>
             <w:rPr>
-              <w:rFonts w:hint="eastAsia"/>
+              <w:rFonts w:ascii="Times New Roman" w:hAnsi="Times New Roman"/>
+              <w:kern w:val="0"/>
+              <w:szCs w:val="24"/>
             </w:rPr>
-            <w:instrText xml:space="preserve"> </w:instrText>
+            <w:t>需求分析</w:t>
+          </w:r>
+          <w:r>
+            <w:tab/>
+          </w:r>
+          <w:r>
+            <w:fldChar w:fldCharType="begin"/>
+          </w:r>
+          <w:r>
+            <w:instrText xml:space="preserve"> PAGEREF _Toc32695 \h </w:instrText>
+          </w:r>
+          <w:r>
+            <w:fldChar w:fldCharType="separate"/>
+          </w:r>
+          <w:r>
+            <w:t>6</w:t>
+          </w:r>
+          <w:r>
+            <w:fldChar w:fldCharType="end"/>
+          </w:r>
+          <w:r>
+            <w:fldChar w:fldCharType="end"/>
+          </w:r>
+        </w:p>
+        <w:p>
+          <w:pPr>
+            <w:pStyle w:val="26"/>
+            <w:tabs>
+              <w:tab w:val="right" w:leader="dot" w:pos="9070"/>
+            </w:tabs>
+          </w:pPr>
+          <w:r>
+            <w:fldChar w:fldCharType="begin"/>
+          </w:r>
+          <w:r>
+            <w:instrText xml:space="preserve"> HYPERLINK \l _Toc8590 </w:instrText>
+          </w:r>
+          <w:r>
+            <w:fldChar w:fldCharType="separate"/>
           </w:r>
           <w:r>
             <w:rPr>
-              <w:rFonts w:hint="eastAsia"/>
+              <w:rFonts w:hint="default" w:ascii="Times New Roman" w:hAnsi="Times New Roman"/>
+              <w:kern w:val="0"/>
+              <w:szCs w:val="24"/>
             </w:rPr>
+            <w:t xml:space="preserve">3.3 </w:t>
+          </w:r>
+          <w:r>
+            <w:rPr>
+              <w:rFonts w:ascii="Times New Roman" w:hAnsi="Times New Roman"/>
+              <w:kern w:val="0"/>
+              <w:szCs w:val="24"/>
+            </w:rPr>
+            <w:t>业务结构</w:t>
+          </w:r>
+          <w:r>
+            <w:tab/>
+          </w:r>
+          <w:r>
+            <w:fldChar w:fldCharType="begin"/>
+          </w:r>
+          <w:r>
+            <w:instrText xml:space="preserve"> PAGEREF _Toc8590 \h </w:instrText>
+          </w:r>
+          <w:r>
             <w:fldChar w:fldCharType="separate"/>
           </w:r>
           <w:r>
-            <w:rPr>
-              <w:rFonts w:hint="eastAsia"/>
-            </w:rPr>
-            <w:t>4</w:t>
-          </w:r>
-          <w:r>
-            <w:rPr>
-              <w:rFonts w:hint="eastAsia"/>
-            </w:rPr>
+            <w:t>8</w:t>
+          </w:r>
+          <w:r>
             <w:fldChar w:fldCharType="end"/>
           </w:r>
           <w:r>
-            <w:rPr>
-              <w:rFonts w:hint="eastAsia"/>
-            </w:rPr>
             <w:fldChar w:fldCharType="end"/>
           </w:r>
         </w:p>
@@ -1736,84 +1946,224 @@
           <w:pPr>
             <w:pStyle w:val="22"/>
             <w:tabs>
-              <w:tab w:val="right" w:leader="dot" w:pos="9060"/>
+              <w:tab w:val="right" w:leader="dot" w:pos="9070"/>
             </w:tabs>
+          </w:pPr>
+          <w:r>
+            <w:fldChar w:fldCharType="begin"/>
+          </w:r>
+          <w:r>
+            <w:instrText xml:space="preserve"> HYPERLINK \l _Toc16238 </w:instrText>
+          </w:r>
+          <w:r>
+            <w:fldChar w:fldCharType="separate"/>
+          </w:r>
+          <w:r>
             <w:rPr>
-              <w:rFonts w:hint="eastAsia" w:asciiTheme="minorHAnsi" w:hAnsiTheme="minorHAnsi" w:eastAsiaTheme="minorEastAsia" w:cstheme="minorBidi"/>
-              <w:caps w:val="0"/>
-              <w:color w:val="auto"/>
-              <w:sz w:val="22"/>
-              <w:u w:val="none"/>
-              <w14:ligatures w14:val="standardContextual"/>
-            </w:rPr>
-          </w:pPr>
-          <w:r>
-            <w:fldChar w:fldCharType="begin"/>
-          </w:r>
-          <w:r>
-            <w:instrText xml:space="preserve"> HYPERLINK \l "_Toc195598824" </w:instrText>
-          </w:r>
-          <w:r>
-            <w:fldChar w:fldCharType="separate"/>
-          </w:r>
-          <w:r>
-            <w:rPr>
-              <w:rStyle w:val="34"/>
               <w:rFonts w:hint="eastAsia" w:ascii="Times New Roman" w:hAnsi="Times New Roman"/>
-              <w:b/>
+              <w:bCs/>
               <w:kern w:val="0"/>
             </w:rPr>
-            <w:t>2.2 系统的运行环境</w:t>
+            <w:t>4</w:t>
           </w:r>
           <w:r>
             <w:rPr>
-              <w:rFonts w:hint="eastAsia"/>
+              <w:rFonts w:ascii="Times New Roman" w:hAnsi="Times New Roman"/>
+              <w:bCs/>
+              <w:kern w:val="0"/>
             </w:rPr>
+            <w:t>概要</w:t>
+          </w:r>
+          <w:r>
+            <w:rPr>
+              <w:rFonts w:hint="eastAsia" w:ascii="Times New Roman" w:hAnsi="Times New Roman"/>
+              <w:bCs/>
+              <w:kern w:val="0"/>
+            </w:rPr>
+            <w:t>设计</w:t>
+          </w:r>
+          <w:r>
             <w:tab/>
           </w:r>
           <w:r>
+            <w:fldChar w:fldCharType="begin"/>
+          </w:r>
+          <w:r>
+            <w:instrText xml:space="preserve"> PAGEREF _Toc16238 \h </w:instrText>
+          </w:r>
+          <w:r>
+            <w:fldChar w:fldCharType="separate"/>
+          </w:r>
+          <w:r>
+            <w:t>10</w:t>
+          </w:r>
+          <w:r>
+            <w:fldChar w:fldCharType="end"/>
+          </w:r>
+          <w:r>
+            <w:fldChar w:fldCharType="end"/>
+          </w:r>
+        </w:p>
+        <w:p>
+          <w:pPr>
+            <w:pStyle w:val="26"/>
+            <w:tabs>
+              <w:tab w:val="right" w:leader="dot" w:pos="9070"/>
+            </w:tabs>
+          </w:pPr>
+          <w:r>
+            <w:fldChar w:fldCharType="begin"/>
+          </w:r>
+          <w:r>
+            <w:instrText xml:space="preserve"> HYPERLINK \l _Toc26897 </w:instrText>
+          </w:r>
+          <w:r>
+            <w:fldChar w:fldCharType="separate"/>
+          </w:r>
+          <w:r>
             <w:rPr>
-              <w:rFonts w:hint="eastAsia"/>
+              <w:rFonts w:hint="eastAsia" w:ascii="Times New Roman" w:hAnsi="Times New Roman"/>
+              <w:kern w:val="0"/>
+              <w:szCs w:val="24"/>
             </w:rPr>
+            <w:t>4.1功能</w:t>
+          </w:r>
+          <w:r>
+            <w:rPr>
+              <w:rFonts w:ascii="Times New Roman" w:hAnsi="Times New Roman"/>
+              <w:kern w:val="0"/>
+              <w:szCs w:val="24"/>
+            </w:rPr>
+            <w:t>设计</w:t>
+          </w:r>
+          <w:r>
+            <w:tab/>
+          </w:r>
+          <w:r>
             <w:fldChar w:fldCharType="begin"/>
           </w:r>
           <w:r>
+            <w:instrText xml:space="preserve"> PAGEREF _Toc26897 \h </w:instrText>
+          </w:r>
+          <w:r>
+            <w:fldChar w:fldCharType="separate"/>
+          </w:r>
+          <w:r>
+            <w:t>10</w:t>
+          </w:r>
+          <w:r>
+            <w:fldChar w:fldCharType="end"/>
+          </w:r>
+          <w:r>
+            <w:fldChar w:fldCharType="end"/>
+          </w:r>
+        </w:p>
+        <w:p>
+          <w:pPr>
+            <w:pStyle w:val="26"/>
+            <w:tabs>
+              <w:tab w:val="right" w:leader="dot" w:pos="9070"/>
+            </w:tabs>
+          </w:pPr>
+          <w:r>
+            <w:fldChar w:fldCharType="begin"/>
+          </w:r>
+          <w:r>
+            <w:instrText xml:space="preserve"> HYPERLINK \l _Toc31249 </w:instrText>
+          </w:r>
+          <w:r>
+            <w:fldChar w:fldCharType="separate"/>
+          </w:r>
+          <w:r>
             <w:rPr>
-              <w:rFonts w:hint="eastAsia"/>
+              <w:rFonts w:hint="eastAsia" w:ascii="Times New Roman" w:hAnsi="Times New Roman"/>
+              <w:kern w:val="0"/>
+              <w:szCs w:val="24"/>
             </w:rPr>
-            <w:instrText xml:space="preserve"> </w:instrText>
-          </w:r>
-          <w:r>
-            <w:instrText xml:space="preserve">PAGEREF _Toc195598824 \h</w:instrText>
+            <w:t>4.2</w:t>
           </w:r>
           <w:r>
             <w:rPr>
-              <w:rFonts w:hint="eastAsia"/>
+              <w:rFonts w:ascii="Times New Roman" w:hAnsi="Times New Roman"/>
+              <w:kern w:val="0"/>
+              <w:szCs w:val="24"/>
             </w:rPr>
-            <w:instrText xml:space="preserve"> </w:instrText>
+            <w:t>系统结构设计</w:t>
+          </w:r>
+          <w:r>
+            <w:tab/>
+          </w:r>
+          <w:r>
+            <w:fldChar w:fldCharType="begin"/>
+          </w:r>
+          <w:r>
+            <w:instrText xml:space="preserve"> PAGEREF _Toc31249 \h </w:instrText>
+          </w:r>
+          <w:r>
+            <w:fldChar w:fldCharType="separate"/>
+          </w:r>
+          <w:r>
+            <w:t>10</w:t>
+          </w:r>
+          <w:r>
+            <w:fldChar w:fldCharType="end"/>
+          </w:r>
+          <w:r>
+            <w:fldChar w:fldCharType="end"/>
+          </w:r>
+        </w:p>
+        <w:p>
+          <w:pPr>
+            <w:pStyle w:val="26"/>
+            <w:tabs>
+              <w:tab w:val="right" w:leader="dot" w:pos="9070"/>
+            </w:tabs>
+          </w:pPr>
+          <w:r>
+            <w:fldChar w:fldCharType="begin"/>
+          </w:r>
+          <w:r>
+            <w:instrText xml:space="preserve"> HYPERLINK \l _Toc5700 </w:instrText>
+          </w:r>
+          <w:r>
+            <w:fldChar w:fldCharType="separate"/>
           </w:r>
           <w:r>
             <w:rPr>
-              <w:rFonts w:hint="eastAsia"/>
+              <w:rFonts w:hint="eastAsia" w:ascii="Times New Roman" w:hAnsi="Times New Roman"/>
+              <w:kern w:val="0"/>
+              <w:szCs w:val="24"/>
             </w:rPr>
+            <w:t>4.</w:t>
+          </w:r>
+          <w:r>
+            <w:rPr>
+              <w:rFonts w:hint="eastAsia" w:ascii="Times New Roman" w:hAnsi="Times New Roman"/>
+              <w:kern w:val="0"/>
+              <w:szCs w:val="24"/>
+              <w:lang w:val="en-US" w:eastAsia="zh-CN"/>
+            </w:rPr>
+            <w:t>3 数据库设计</w:t>
+          </w:r>
+          <w:r>
+            <w:tab/>
+          </w:r>
+          <w:r>
+            <w:fldChar w:fldCharType="begin"/>
+          </w:r>
+          <w:r>
+            <w:instrText xml:space="preserve"> PAGEREF _Toc5700 \h </w:instrText>
+          </w:r>
+          <w:r>
             <w:fldChar w:fldCharType="separate"/>
           </w:r>
           <w:r>
-            <w:rPr>
-              <w:rFonts w:hint="eastAsia"/>
-            </w:rPr>
-            <w:t>4</w:t>
-          </w:r>
-          <w:r>
-            <w:rPr>
-              <w:rFonts w:hint="eastAsia"/>
-            </w:rPr>
+            <w:t>10</w:t>
+          </w:r>
+          <w:r>
             <w:fldChar w:fldCharType="end"/>
           </w:r>
           <w:r>
-            <w:rPr>
-              <w:rFonts w:hint="eastAsia"/>
-            </w:rPr>
             <w:fldChar w:fldCharType="end"/>
           </w:r>
         </w:p>
@@ -1821,412 +2171,261 @@
           <w:pPr>
             <w:pStyle w:val="22"/>
             <w:tabs>
-              <w:tab w:val="right" w:leader="dot" w:pos="9060"/>
+              <w:tab w:val="right" w:leader="dot" w:pos="9070"/>
             </w:tabs>
+          </w:pPr>
+          <w:r>
+            <w:fldChar w:fldCharType="begin"/>
+          </w:r>
+          <w:r>
+            <w:instrText xml:space="preserve"> HYPERLINK \l _Toc10561 </w:instrText>
+          </w:r>
+          <w:r>
+            <w:fldChar w:fldCharType="separate"/>
+          </w:r>
+          <w:r>
             <w:rPr>
-              <w:rFonts w:hint="eastAsia" w:asciiTheme="minorHAnsi" w:hAnsiTheme="minorHAnsi" w:eastAsiaTheme="minorEastAsia" w:cstheme="minorBidi"/>
-              <w:caps w:val="0"/>
-              <w:color w:val="auto"/>
-              <w:sz w:val="22"/>
-              <w:u w:val="none"/>
-              <w14:ligatures w14:val="standardContextual"/>
-            </w:rPr>
-          </w:pPr>
-          <w:r>
-            <w:fldChar w:fldCharType="begin"/>
-          </w:r>
-          <w:r>
-            <w:instrText xml:space="preserve"> HYPERLINK \l "_Toc195598825" </w:instrText>
-          </w:r>
-          <w:r>
-            <w:fldChar w:fldCharType="separate"/>
-          </w:r>
-          <w:r>
-            <w:rPr>
-              <w:rStyle w:val="34"/>
-              <w:rFonts w:hint="eastAsia" w:ascii="Times New Roman" w:hAnsi="Times New Roman"/>
-              <w:b/>
+              <w:rFonts w:ascii="Times New Roman" w:hAnsi="Times New Roman"/>
+              <w:bCs/>
               <w:kern w:val="0"/>
             </w:rPr>
-            <w:t>2.3 软件环境</w:t>
-          </w:r>
-          <w:r>
-            <w:rPr>
-              <w:rFonts w:hint="eastAsia"/>
-            </w:rPr>
+            <w:t>5详细设计</w:t>
+          </w:r>
+          <w:r>
             <w:tab/>
           </w:r>
           <w:r>
-            <w:rPr>
-              <w:rFonts w:hint="eastAsia"/>
-            </w:rPr>
             <w:fldChar w:fldCharType="begin"/>
           </w:r>
           <w:r>
-            <w:rPr>
-              <w:rFonts w:hint="eastAsia"/>
-            </w:rPr>
-            <w:instrText xml:space="preserve"> </w:instrText>
-          </w:r>
-          <w:r>
-            <w:instrText xml:space="preserve">PAGEREF _Toc195598825 \h</w:instrText>
-          </w:r>
-          <w:r>
-            <w:rPr>
-              <w:rFonts w:hint="eastAsia"/>
-            </w:rPr>
-            <w:instrText xml:space="preserve"> </w:instrText>
-          </w:r>
-          <w:r>
-            <w:rPr>
-              <w:rFonts w:hint="eastAsia"/>
-            </w:rPr>
+            <w:instrText xml:space="preserve"> PAGEREF _Toc10561 \h </w:instrText>
+          </w:r>
+          <w:r>
             <w:fldChar w:fldCharType="separate"/>
           </w:r>
           <w:r>
-            <w:rPr>
-              <w:rFonts w:hint="eastAsia"/>
-            </w:rPr>
-            <w:t>4</w:t>
-          </w:r>
-          <w:r>
-            <w:rPr>
-              <w:rFonts w:hint="eastAsia"/>
-            </w:rPr>
+            <w:t>17</w:t>
+          </w:r>
+          <w:r>
             <w:fldChar w:fldCharType="end"/>
           </w:r>
           <w:r>
-            <w:rPr>
-              <w:rFonts w:hint="eastAsia"/>
-            </w:rPr>
             <w:fldChar w:fldCharType="end"/>
           </w:r>
         </w:p>
         <w:p>
           <w:pPr>
-            <w:pStyle w:val="16"/>
+            <w:pStyle w:val="26"/>
             <w:tabs>
-              <w:tab w:val="right" w:leader="dot" w:pos="9060"/>
+              <w:tab w:val="right" w:leader="dot" w:pos="9070"/>
             </w:tabs>
+          </w:pPr>
+          <w:r>
+            <w:fldChar w:fldCharType="begin"/>
+          </w:r>
+          <w:r>
+            <w:instrText xml:space="preserve"> HYPERLINK \l _Toc31226 </w:instrText>
+          </w:r>
+          <w:r>
+            <w:fldChar w:fldCharType="separate"/>
+          </w:r>
+          <w:r>
             <w:rPr>
-              <w:rFonts w:hint="eastAsia" w:asciiTheme="minorHAnsi" w:hAnsiTheme="minorHAnsi" w:eastAsiaTheme="minorEastAsia" w:cstheme="minorBidi"/>
-              <w:color w:val="auto"/>
-              <w:sz w:val="22"/>
-              <w:u w:val="none"/>
-              <w14:ligatures w14:val="standardContextual"/>
+              <w:rFonts w:hint="default" w:ascii="Times New Roman" w:hAnsi="Times New Roman"/>
+              <w:kern w:val="0"/>
+              <w:szCs w:val="24"/>
             </w:rPr>
-          </w:pPr>
+            <w:t xml:space="preserve">5.1 </w:t>
+          </w:r>
+          <w:r>
+            <w:rPr>
+              <w:rFonts w:ascii="Times New Roman" w:hAnsi="Times New Roman"/>
+              <w:kern w:val="0"/>
+              <w:szCs w:val="24"/>
+            </w:rPr>
+            <w:t>登录与注册</w:t>
+          </w:r>
+          <w:r>
+            <w:tab/>
+          </w:r>
           <w:r>
             <w:fldChar w:fldCharType="begin"/>
           </w:r>
           <w:r>
-            <w:instrText xml:space="preserve"> HYPERLINK \l "_Toc195598826" </w:instrText>
+            <w:instrText xml:space="preserve"> PAGEREF _Toc31226 \h </w:instrText>
           </w:r>
           <w:r>
             <w:fldChar w:fldCharType="separate"/>
           </w:r>
           <w:r>
-            <w:rPr>
-              <w:rStyle w:val="34"/>
-              <w:rFonts w:hint="eastAsia" w:eastAsia="黑体" w:cs="黑体"/>
-            </w:rPr>
-            <w:t>2.3.1 Visual Studio Code</w:t>
-          </w:r>
-          <w:r>
-            <w:rPr>
-              <w:rFonts w:hint="eastAsia"/>
-            </w:rPr>
-            <w:tab/>
-          </w:r>
-          <w:r>
-            <w:rPr>
-              <w:rFonts w:hint="eastAsia"/>
-            </w:rPr>
-            <w:fldChar w:fldCharType="begin"/>
-          </w:r>
-          <w:r>
-            <w:rPr>
-              <w:rFonts w:hint="eastAsia"/>
-            </w:rPr>
-            <w:instrText xml:space="preserve"> </w:instrText>
-          </w:r>
-          <w:r>
-            <w:instrText xml:space="preserve">PAGEREF _Toc195598826 \h</w:instrText>
-          </w:r>
-          <w:r>
-            <w:rPr>
-              <w:rFonts w:hint="eastAsia"/>
-            </w:rPr>
-            <w:instrText xml:space="preserve"> </w:instrText>
-          </w:r>
-          <w:r>
-            <w:rPr>
-              <w:rFonts w:hint="eastAsia"/>
-            </w:rPr>
-            <w:fldChar w:fldCharType="separate"/>
-          </w:r>
-          <w:r>
-            <w:rPr>
-              <w:rFonts w:hint="eastAsia"/>
-            </w:rPr>
-            <w:t>4</w:t>
-          </w:r>
-          <w:r>
-            <w:rPr>
-              <w:rFonts w:hint="eastAsia"/>
-            </w:rPr>
+            <w:t>17</w:t>
+          </w:r>
+          <w:r>
             <w:fldChar w:fldCharType="end"/>
           </w:r>
           <w:r>
-            <w:rPr>
-              <w:rFonts w:hint="eastAsia"/>
-            </w:rPr>
             <w:fldChar w:fldCharType="end"/>
           </w:r>
         </w:p>
         <w:p>
           <w:pPr>
-            <w:pStyle w:val="16"/>
+            <w:pStyle w:val="26"/>
             <w:tabs>
-              <w:tab w:val="right" w:leader="dot" w:pos="9060"/>
+              <w:tab w:val="right" w:leader="dot" w:pos="9070"/>
             </w:tabs>
+          </w:pPr>
+          <w:r>
+            <w:fldChar w:fldCharType="begin"/>
+          </w:r>
+          <w:r>
+            <w:instrText xml:space="preserve"> HYPERLINK \l _Toc26991 </w:instrText>
+          </w:r>
+          <w:r>
+            <w:fldChar w:fldCharType="separate"/>
+          </w:r>
+          <w:r>
             <w:rPr>
-              <w:rFonts w:hint="eastAsia" w:asciiTheme="minorHAnsi" w:hAnsiTheme="minorHAnsi" w:eastAsiaTheme="minorEastAsia" w:cstheme="minorBidi"/>
-              <w:color w:val="auto"/>
-              <w:sz w:val="22"/>
-              <w:u w:val="none"/>
-              <w14:ligatures w14:val="standardContextual"/>
+              <w:rFonts w:hint="default" w:ascii="Times New Roman" w:hAnsi="Times New Roman"/>
+              <w:kern w:val="0"/>
+              <w:szCs w:val="24"/>
             </w:rPr>
-          </w:pPr>
+            <w:t xml:space="preserve">5.2 </w:t>
+          </w:r>
+          <w:r>
+            <w:rPr>
+              <w:rFonts w:ascii="Times New Roman" w:hAnsi="Times New Roman"/>
+              <w:kern w:val="0"/>
+              <w:szCs w:val="24"/>
+            </w:rPr>
+            <w:t>联系人管理</w:t>
+          </w:r>
+          <w:r>
+            <w:tab/>
+          </w:r>
           <w:r>
             <w:fldChar w:fldCharType="begin"/>
           </w:r>
           <w:r>
-            <w:instrText xml:space="preserve"> HYPERLINK \l "_Toc195598827" </w:instrText>
+            <w:instrText xml:space="preserve"> PAGEREF _Toc26991 \h </w:instrText>
           </w:r>
           <w:r>
             <w:fldChar w:fldCharType="separate"/>
           </w:r>
           <w:r>
-            <w:rPr>
-              <w:rStyle w:val="34"/>
-              <w:rFonts w:hint="eastAsia" w:eastAsia="黑体" w:cs="黑体"/>
-            </w:rPr>
-            <w:t>2.3.2 Node.js</w:t>
-          </w:r>
-          <w:r>
-            <w:rPr>
-              <w:rFonts w:hint="eastAsia"/>
-            </w:rPr>
-            <w:tab/>
-          </w:r>
-          <w:r>
-            <w:rPr>
-              <w:rFonts w:hint="eastAsia"/>
-            </w:rPr>
-            <w:fldChar w:fldCharType="begin"/>
-          </w:r>
-          <w:r>
-            <w:rPr>
-              <w:rFonts w:hint="eastAsia"/>
-            </w:rPr>
-            <w:instrText xml:space="preserve"> </w:instrText>
-          </w:r>
-          <w:r>
-            <w:instrText xml:space="preserve">PAGEREF _Toc195598827 \h</w:instrText>
-          </w:r>
-          <w:r>
-            <w:rPr>
-              <w:rFonts w:hint="eastAsia"/>
-            </w:rPr>
-            <w:instrText xml:space="preserve"> </w:instrText>
-          </w:r>
-          <w:r>
-            <w:rPr>
-              <w:rFonts w:hint="eastAsia"/>
-            </w:rPr>
-            <w:fldChar w:fldCharType="separate"/>
-          </w:r>
-          <w:r>
-            <w:rPr>
-              <w:rFonts w:hint="eastAsia"/>
-            </w:rPr>
-            <w:t>4</w:t>
-          </w:r>
-          <w:r>
-            <w:rPr>
-              <w:rFonts w:hint="eastAsia"/>
-            </w:rPr>
+            <w:t>18</w:t>
+          </w:r>
+          <w:r>
             <w:fldChar w:fldCharType="end"/>
           </w:r>
           <w:r>
-            <w:rPr>
-              <w:rFonts w:hint="eastAsia"/>
-            </w:rPr>
             <w:fldChar w:fldCharType="end"/>
           </w:r>
         </w:p>
         <w:p>
           <w:pPr>
-            <w:pStyle w:val="16"/>
+            <w:pStyle w:val="26"/>
             <w:tabs>
-              <w:tab w:val="right" w:leader="dot" w:pos="9060"/>
+              <w:tab w:val="right" w:leader="dot" w:pos="9070"/>
             </w:tabs>
+          </w:pPr>
+          <w:r>
+            <w:fldChar w:fldCharType="begin"/>
+          </w:r>
+          <w:r>
+            <w:instrText xml:space="preserve"> HYPERLINK \l _Toc14880 </w:instrText>
+          </w:r>
+          <w:r>
+            <w:fldChar w:fldCharType="separate"/>
+          </w:r>
+          <w:r>
             <w:rPr>
-              <w:rFonts w:hint="eastAsia" w:asciiTheme="minorHAnsi" w:hAnsiTheme="minorHAnsi" w:eastAsiaTheme="minorEastAsia" w:cstheme="minorBidi"/>
-              <w:color w:val="auto"/>
-              <w:sz w:val="22"/>
-              <w:u w:val="none"/>
-              <w14:ligatures w14:val="standardContextual"/>
+              <w:rFonts w:hint="default" w:ascii="Times New Roman" w:hAnsi="Times New Roman"/>
+              <w:kern w:val="0"/>
+              <w:szCs w:val="24"/>
             </w:rPr>
-          </w:pPr>
+            <w:t xml:space="preserve">5.3 </w:t>
+          </w:r>
+          <w:r>
+            <w:rPr>
+              <w:rFonts w:ascii="Times New Roman" w:hAnsi="Times New Roman"/>
+              <w:kern w:val="0"/>
+              <w:szCs w:val="24"/>
+            </w:rPr>
+            <w:t>聊天功能（单聊和群聊）</w:t>
+          </w:r>
+          <w:r>
+            <w:tab/>
+          </w:r>
           <w:r>
             <w:fldChar w:fldCharType="begin"/>
           </w:r>
           <w:r>
-            <w:instrText xml:space="preserve"> HYPERLINK \l "_Toc195598828" </w:instrText>
+            <w:instrText xml:space="preserve"> PAGEREF _Toc14880 \h </w:instrText>
           </w:r>
           <w:r>
             <w:fldChar w:fldCharType="separate"/>
           </w:r>
           <w:r>
-            <w:rPr>
-              <w:rStyle w:val="34"/>
-              <w:rFonts w:hint="eastAsia" w:eastAsia="黑体" w:cs="黑体"/>
-            </w:rPr>
-            <w:t>2.3.3 MySQL</w:t>
-          </w:r>
-          <w:r>
-            <w:rPr>
-              <w:rFonts w:hint="eastAsia"/>
-            </w:rPr>
-            <w:tab/>
-          </w:r>
-          <w:r>
-            <w:rPr>
-              <w:rFonts w:hint="eastAsia"/>
-            </w:rPr>
-            <w:fldChar w:fldCharType="begin"/>
-          </w:r>
-          <w:r>
-            <w:rPr>
-              <w:rFonts w:hint="eastAsia"/>
-            </w:rPr>
-            <w:instrText xml:space="preserve"> </w:instrText>
-          </w:r>
-          <w:r>
-            <w:instrText xml:space="preserve">PAGEREF _Toc195598828 \h</w:instrText>
-          </w:r>
-          <w:r>
-            <w:rPr>
-              <w:rFonts w:hint="eastAsia"/>
-            </w:rPr>
-            <w:instrText xml:space="preserve"> </w:instrText>
-          </w:r>
-          <w:r>
-            <w:rPr>
-              <w:rFonts w:hint="eastAsia"/>
-            </w:rPr>
-            <w:fldChar w:fldCharType="separate"/>
-          </w:r>
-          <w:r>
-            <w:rPr>
-              <w:rFonts w:hint="eastAsia"/>
-            </w:rPr>
-            <w:t>4</w:t>
-          </w:r>
-          <w:r>
-            <w:rPr>
-              <w:rFonts w:hint="eastAsia"/>
-            </w:rPr>
+            <w:t>22</w:t>
+          </w:r>
+          <w:r>
             <w:fldChar w:fldCharType="end"/>
           </w:r>
           <w:r>
-            <w:rPr>
-              <w:rFonts w:hint="eastAsia"/>
-            </w:rPr>
             <w:fldChar w:fldCharType="end"/>
           </w:r>
         </w:p>
         <w:p>
           <w:pPr>
-            <w:pStyle w:val="16"/>
+            <w:pStyle w:val="26"/>
             <w:tabs>
-              <w:tab w:val="right" w:leader="dot" w:pos="9060"/>
+              <w:tab w:val="right" w:leader="dot" w:pos="9070"/>
             </w:tabs>
+          </w:pPr>
+          <w:r>
+            <w:fldChar w:fldCharType="begin"/>
+          </w:r>
+          <w:r>
+            <w:instrText xml:space="preserve"> HYPERLINK \l _Toc24337 </w:instrText>
+          </w:r>
+          <w:r>
+            <w:fldChar w:fldCharType="separate"/>
+          </w:r>
+          <w:r>
             <w:rPr>
-              <w:rFonts w:hint="eastAsia" w:asciiTheme="minorHAnsi" w:hAnsiTheme="minorHAnsi" w:eastAsiaTheme="minorEastAsia" w:cstheme="minorBidi"/>
-              <w:color w:val="auto"/>
-              <w:sz w:val="22"/>
-              <w:u w:val="none"/>
-              <w14:ligatures w14:val="standardContextual"/>
+              <w:rFonts w:hint="eastAsia" w:ascii="Times New Roman" w:hAnsi="Times New Roman"/>
+              <w:kern w:val="0"/>
+              <w:szCs w:val="24"/>
             </w:rPr>
-          </w:pPr>
+            <w:t>5.4</w:t>
+          </w:r>
+          <w:r>
+            <w:rPr>
+              <w:rFonts w:ascii="Times New Roman" w:hAnsi="Times New Roman"/>
+              <w:kern w:val="0"/>
+              <w:szCs w:val="24"/>
+            </w:rPr>
+            <w:t>朋友圈</w:t>
+          </w:r>
+          <w:r>
+            <w:tab/>
+          </w:r>
           <w:r>
             <w:fldChar w:fldCharType="begin"/>
           </w:r>
           <w:r>
-            <w:instrText xml:space="preserve"> HYPERLINK \l "_Toc195598829" </w:instrText>
+            <w:instrText xml:space="preserve"> PAGEREF _Toc24337 \h </w:instrText>
           </w:r>
           <w:r>
             <w:fldChar w:fldCharType="separate"/>
           </w:r>
           <w:r>
-            <w:rPr>
-              <w:rStyle w:val="34"/>
-              <w:rFonts w:hint="eastAsia" w:eastAsia="黑体" w:cs="黑体"/>
-            </w:rPr>
-            <w:t>2.3.4 Redis</w:t>
-          </w:r>
-          <w:r>
-            <w:rPr>
-              <w:rFonts w:hint="eastAsia"/>
-            </w:rPr>
-            <w:tab/>
-          </w:r>
-          <w:r>
-            <w:rPr>
-              <w:rFonts w:hint="eastAsia"/>
-            </w:rPr>
-            <w:fldChar w:fldCharType="begin"/>
-          </w:r>
-          <w:r>
-            <w:rPr>
-              <w:rFonts w:hint="eastAsia"/>
-            </w:rPr>
-            <w:instrText xml:space="preserve"> </w:instrText>
-          </w:r>
-          <w:r>
-            <w:instrText xml:space="preserve">PAGEREF _Toc195598829 \h</w:instrText>
-          </w:r>
-          <w:r>
-            <w:rPr>
-              <w:rFonts w:hint="eastAsia"/>
-            </w:rPr>
-            <w:instrText xml:space="preserve"> </w:instrText>
-          </w:r>
-          <w:r>
-            <w:rPr>
-              <w:rFonts w:hint="eastAsia"/>
-            </w:rPr>
-            <w:fldChar w:fldCharType="separate"/>
-          </w:r>
-          <w:r>
-            <w:rPr>
-              <w:rFonts w:hint="eastAsia"/>
-            </w:rPr>
-            <w:t>5</w:t>
-          </w:r>
-          <w:r>
-            <w:rPr>
-              <w:rFonts w:hint="eastAsia"/>
-            </w:rPr>
+            <w:t>23</w:t>
+          </w:r>
+          <w:r>
             <w:fldChar w:fldCharType="end"/>
           </w:r>
           <w:r>
-            <w:rPr>
-              <w:rFonts w:hint="eastAsia"/>
-            </w:rPr>
             <w:fldChar w:fldCharType="end"/>
           </w:r>
         </w:p>
@@ -2234,84 +2433,161 @@
           <w:pPr>
             <w:pStyle w:val="22"/>
             <w:tabs>
-              <w:tab w:val="right" w:leader="dot" w:pos="9060"/>
+              <w:tab w:val="right" w:leader="dot" w:pos="9070"/>
             </w:tabs>
+          </w:pPr>
+          <w:r>
+            <w:fldChar w:fldCharType="begin"/>
+          </w:r>
+          <w:r>
+            <w:instrText xml:space="preserve"> HYPERLINK \l _Toc3751 </w:instrText>
+          </w:r>
+          <w:r>
+            <w:fldChar w:fldCharType="separate"/>
+          </w:r>
+          <w:r>
             <w:rPr>
-              <w:rFonts w:hint="eastAsia" w:asciiTheme="minorHAnsi" w:hAnsiTheme="minorHAnsi" w:eastAsiaTheme="minorEastAsia" w:cstheme="minorBidi"/>
-              <w:caps w:val="0"/>
-              <w:color w:val="auto"/>
-              <w:sz w:val="22"/>
-              <w:u w:val="none"/>
-              <w14:ligatures w14:val="standardContextual"/>
-            </w:rPr>
-          </w:pPr>
-          <w:r>
-            <w:fldChar w:fldCharType="begin"/>
-          </w:r>
-          <w:r>
-            <w:instrText xml:space="preserve"> HYPERLINK \l "_Toc195598830" </w:instrText>
-          </w:r>
-          <w:r>
-            <w:fldChar w:fldCharType="separate"/>
-          </w:r>
-          <w:r>
-            <w:rPr>
-              <w:rStyle w:val="34"/>
               <w:rFonts w:hint="eastAsia" w:ascii="Times New Roman" w:hAnsi="Times New Roman"/>
-              <w:b/>
+              <w:bCs/>
               <w:kern w:val="0"/>
             </w:rPr>
-            <w:t>2.4 体系结构</w:t>
+            <w:t>6</w:t>
           </w:r>
           <w:r>
             <w:rPr>
-              <w:rFonts w:hint="eastAsia"/>
+              <w:rFonts w:ascii="Times New Roman" w:hAnsi="Times New Roman"/>
+              <w:bCs/>
+              <w:kern w:val="0"/>
             </w:rPr>
+            <w:t>系统测试</w:t>
+          </w:r>
+          <w:r>
             <w:tab/>
           </w:r>
           <w:r>
+            <w:fldChar w:fldCharType="begin"/>
+          </w:r>
+          <w:r>
+            <w:instrText xml:space="preserve"> PAGEREF _Toc3751 \h </w:instrText>
+          </w:r>
+          <w:r>
+            <w:fldChar w:fldCharType="separate"/>
+          </w:r>
+          <w:r>
+            <w:t>27</w:t>
+          </w:r>
+          <w:r>
+            <w:fldChar w:fldCharType="end"/>
+          </w:r>
+          <w:r>
+            <w:fldChar w:fldCharType="end"/>
+          </w:r>
+        </w:p>
+        <w:p>
+          <w:pPr>
+            <w:pStyle w:val="26"/>
+            <w:tabs>
+              <w:tab w:val="right" w:leader="dot" w:pos="9070"/>
+            </w:tabs>
+          </w:pPr>
+          <w:r>
+            <w:fldChar w:fldCharType="begin"/>
+          </w:r>
+          <w:r>
+            <w:instrText xml:space="preserve"> HYPERLINK \l _Toc14937 </w:instrText>
+          </w:r>
+          <w:r>
+            <w:fldChar w:fldCharType="separate"/>
+          </w:r>
+          <w:r>
             <w:rPr>
-              <w:rFonts w:hint="eastAsia"/>
+              <w:rFonts w:hint="default" w:ascii="Times New Roman" w:hAnsi="Times New Roman"/>
+              <w:kern w:val="0"/>
+              <w:szCs w:val="24"/>
             </w:rPr>
+            <w:t xml:space="preserve">6.1 </w:t>
+          </w:r>
+          <w:r>
+            <w:rPr>
+              <w:rFonts w:ascii="Times New Roman" w:hAnsi="Times New Roman"/>
+              <w:kern w:val="0"/>
+              <w:szCs w:val="24"/>
+            </w:rPr>
+            <w:t>功能测试</w:t>
+          </w:r>
+          <w:r>
+            <w:tab/>
+          </w:r>
+          <w:r>
             <w:fldChar w:fldCharType="begin"/>
           </w:r>
           <w:r>
+            <w:instrText xml:space="preserve"> PAGEREF _Toc14937 \h </w:instrText>
+          </w:r>
+          <w:r>
+            <w:fldChar w:fldCharType="separate"/>
+          </w:r>
+          <w:r>
+            <w:t>27</w:t>
+          </w:r>
+          <w:r>
+            <w:fldChar w:fldCharType="end"/>
+          </w:r>
+          <w:r>
+            <w:fldChar w:fldCharType="end"/>
+          </w:r>
+        </w:p>
+        <w:p>
+          <w:pPr>
+            <w:pStyle w:val="26"/>
+            <w:tabs>
+              <w:tab w:val="right" w:leader="dot" w:pos="9070"/>
+            </w:tabs>
+          </w:pPr>
+          <w:r>
+            <w:fldChar w:fldCharType="begin"/>
+          </w:r>
+          <w:r>
+            <w:instrText xml:space="preserve"> HYPERLINK \l _Toc1754 </w:instrText>
+          </w:r>
+          <w:r>
+            <w:fldChar w:fldCharType="separate"/>
+          </w:r>
+          <w:r>
             <w:rPr>
-              <w:rFonts w:hint="eastAsia"/>
+              <w:rFonts w:hint="default" w:ascii="Times New Roman" w:hAnsi="Times New Roman"/>
+              <w:kern w:val="0"/>
+              <w:szCs w:val="24"/>
             </w:rPr>
-            <w:instrText xml:space="preserve"> </w:instrText>
-          </w:r>
-          <w:r>
-            <w:instrText xml:space="preserve">PAGEREF _Toc195598830 \h</w:instrText>
+            <w:t xml:space="preserve">6.2 </w:t>
           </w:r>
           <w:r>
             <w:rPr>
-              <w:rFonts w:hint="eastAsia"/>
+              <w:rFonts w:ascii="Times New Roman" w:hAnsi="Times New Roman"/>
+              <w:kern w:val="0"/>
+              <w:szCs w:val="24"/>
             </w:rPr>
-            <w:instrText xml:space="preserve"> </w:instrText>
-          </w:r>
-          <w:r>
-            <w:rPr>
-              <w:rFonts w:hint="eastAsia"/>
-            </w:rPr>
+            <w:t>性能测试</w:t>
+          </w:r>
+          <w:r>
+            <w:tab/>
+          </w:r>
+          <w:r>
+            <w:fldChar w:fldCharType="begin"/>
+          </w:r>
+          <w:r>
+            <w:instrText xml:space="preserve"> PAGEREF _Toc1754 \h </w:instrText>
+          </w:r>
+          <w:r>
             <w:fldChar w:fldCharType="separate"/>
           </w:r>
           <w:r>
-            <w:rPr>
-              <w:rFonts w:hint="eastAsia"/>
-            </w:rPr>
-            <w:t>5</w:t>
-          </w:r>
-          <w:r>
-            <w:rPr>
-              <w:rFonts w:hint="eastAsia"/>
-            </w:rPr>
+            <w:t>27</w:t>
+          </w:r>
+          <w:r>
             <w:fldChar w:fldCharType="end"/>
           </w:r>
           <w:r>
-            <w:rPr>
-              <w:rFonts w:hint="eastAsia"/>
-            </w:rPr>
             <w:fldChar w:fldCharType="end"/>
           </w:r>
         </w:p>
@@ -2319,85 +2595,45 @@
           <w:pPr>
             <w:pStyle w:val="22"/>
             <w:tabs>
-              <w:tab w:val="right" w:leader="dot" w:pos="9060"/>
+              <w:tab w:val="right" w:leader="dot" w:pos="9070"/>
             </w:tabs>
+          </w:pPr>
+          <w:r>
+            <w:fldChar w:fldCharType="begin"/>
+          </w:r>
+          <w:r>
+            <w:instrText xml:space="preserve"> HYPERLINK \l _Toc30145 </w:instrText>
+          </w:r>
+          <w:r>
+            <w:fldChar w:fldCharType="separate"/>
+          </w:r>
+          <w:r>
             <w:rPr>
-              <w:rFonts w:hint="eastAsia" w:asciiTheme="minorHAnsi" w:hAnsiTheme="minorHAnsi" w:eastAsiaTheme="minorEastAsia" w:cstheme="minorBidi"/>
-              <w:caps w:val="0"/>
-              <w:color w:val="auto"/>
-              <w:sz w:val="22"/>
-              <w:u w:val="none"/>
-              <w14:ligatures w14:val="standardContextual"/>
-            </w:rPr>
-          </w:pPr>
-          <w:r>
-            <w:fldChar w:fldCharType="begin"/>
-          </w:r>
-          <w:r>
-            <w:instrText xml:space="preserve"> HYPERLINK \l "_Toc195598831" </w:instrText>
-          </w:r>
-          <w:r>
-            <w:fldChar w:fldCharType="separate"/>
-          </w:r>
-          <w:r>
-            <w:rPr>
-              <w:rStyle w:val="34"/>
-              <w:rFonts w:hint="eastAsia" w:ascii="Times New Roman" w:hAnsi="Times New Roman"/>
-              <w:b/>
+              <w:rFonts w:ascii="Times New Roman" w:hAnsi="Times New Roman"/>
               <w:bCs/>
               <w:kern w:val="0"/>
             </w:rPr>
-            <w:t>3可行性与需求分析</w:t>
-          </w:r>
-          <w:r>
-            <w:rPr>
-              <w:rFonts w:hint="eastAsia"/>
-            </w:rPr>
+            <w:t>结束语</w:t>
+          </w:r>
+          <w:r>
             <w:tab/>
           </w:r>
           <w:r>
-            <w:rPr>
-              <w:rFonts w:hint="eastAsia"/>
-            </w:rPr>
             <w:fldChar w:fldCharType="begin"/>
           </w:r>
           <w:r>
-            <w:rPr>
-              <w:rFonts w:hint="eastAsia"/>
-            </w:rPr>
-            <w:instrText xml:space="preserve"> </w:instrText>
-          </w:r>
-          <w:r>
-            <w:instrText xml:space="preserve">PAGEREF _Toc195598831 \h</w:instrText>
-          </w:r>
-          <w:r>
-            <w:rPr>
-              <w:rFonts w:hint="eastAsia"/>
-            </w:rPr>
-            <w:instrText xml:space="preserve"> </w:instrText>
-          </w:r>
-          <w:r>
-            <w:rPr>
-              <w:rFonts w:hint="eastAsia"/>
-            </w:rPr>
+            <w:instrText xml:space="preserve"> PAGEREF _Toc30145 \h </w:instrText>
+          </w:r>
+          <w:r>
             <w:fldChar w:fldCharType="separate"/>
           </w:r>
           <w:r>
-            <w:rPr>
-              <w:rFonts w:hint="eastAsia"/>
-            </w:rPr>
-            <w:t>6</w:t>
-          </w:r>
-          <w:r>
-            <w:rPr>
-              <w:rFonts w:hint="eastAsia"/>
-            </w:rPr>
+            <w:t>29</w:t>
+          </w:r>
+          <w:r>
             <w:fldChar w:fldCharType="end"/>
           </w:r>
           <w:r>
-            <w:rPr>
-              <w:rFonts w:hint="eastAsia"/>
-            </w:rPr>
             <w:fldChar w:fldCharType="end"/>
           </w:r>
         </w:p>
@@ -2405,330 +2641,45 @@
           <w:pPr>
             <w:pStyle w:val="22"/>
             <w:tabs>
-              <w:tab w:val="right" w:leader="dot" w:pos="9060"/>
+              <w:tab w:val="right" w:leader="dot" w:pos="9070"/>
             </w:tabs>
+          </w:pPr>
+          <w:r>
+            <w:fldChar w:fldCharType="begin"/>
+          </w:r>
+          <w:r>
+            <w:instrText xml:space="preserve"> HYPERLINK \l _Toc8761 </w:instrText>
+          </w:r>
+          <w:r>
+            <w:fldChar w:fldCharType="separate"/>
+          </w:r>
+          <w:r>
             <w:rPr>
-              <w:rFonts w:hint="eastAsia" w:asciiTheme="minorHAnsi" w:hAnsiTheme="minorHAnsi" w:eastAsiaTheme="minorEastAsia" w:cstheme="minorBidi"/>
-              <w:caps w:val="0"/>
-              <w:color w:val="auto"/>
-              <w:sz w:val="22"/>
-              <w:u w:val="none"/>
-              <w14:ligatures w14:val="standardContextual"/>
-            </w:rPr>
-          </w:pPr>
-          <w:r>
-            <w:fldChar w:fldCharType="begin"/>
-          </w:r>
-          <w:r>
-            <w:instrText xml:space="preserve"> HYPERLINK \l "_Toc195598832" </w:instrText>
-          </w:r>
-          <w:r>
-            <w:fldChar w:fldCharType="separate"/>
-          </w:r>
-          <w:r>
-            <w:rPr>
-              <w:rStyle w:val="34"/>
-              <w:rFonts w:hint="eastAsia" w:ascii="Times New Roman" w:hAnsi="Times New Roman"/>
-              <w:b/>
+              <w:rFonts w:ascii="Times New Roman" w:hAnsi="Times New Roman"/>
+              <w:bCs/>
               <w:kern w:val="0"/>
             </w:rPr>
-            <w:t>3.1 可行性分析</w:t>
-          </w:r>
-          <w:r>
-            <w:rPr>
-              <w:rFonts w:hint="eastAsia"/>
-            </w:rPr>
+            <w:t>参考文献</w:t>
+          </w:r>
+          <w:r>
             <w:tab/>
           </w:r>
           <w:r>
-            <w:rPr>
-              <w:rFonts w:hint="eastAsia"/>
-            </w:rPr>
             <w:fldChar w:fldCharType="begin"/>
           </w:r>
           <w:r>
-            <w:rPr>
-              <w:rFonts w:hint="eastAsia"/>
-            </w:rPr>
-            <w:instrText xml:space="preserve"> </w:instrText>
-          </w:r>
-          <w:r>
-            <w:instrText xml:space="preserve">PAGEREF _Toc195598832 \h</w:instrText>
-          </w:r>
-          <w:r>
-            <w:rPr>
-              <w:rFonts w:hint="eastAsia"/>
-            </w:rPr>
-            <w:instrText xml:space="preserve"> </w:instrText>
-          </w:r>
-          <w:r>
-            <w:rPr>
-              <w:rFonts w:hint="eastAsia"/>
-            </w:rPr>
+            <w:instrText xml:space="preserve"> PAGEREF _Toc8761 \h </w:instrText>
+          </w:r>
+          <w:r>
             <w:fldChar w:fldCharType="separate"/>
           </w:r>
           <w:r>
-            <w:rPr>
-              <w:rFonts w:hint="eastAsia"/>
-            </w:rPr>
-            <w:t>6</w:t>
-          </w:r>
-          <w:r>
-            <w:rPr>
-              <w:rFonts w:hint="eastAsia"/>
-            </w:rPr>
+            <w:t>30</w:t>
+          </w:r>
+          <w:r>
             <w:fldChar w:fldCharType="end"/>
           </w:r>
           <w:r>
-            <w:rPr>
-              <w:rFonts w:hint="eastAsia"/>
-            </w:rPr>
-            <w:fldChar w:fldCharType="end"/>
-          </w:r>
-        </w:p>
-        <w:p>
-          <w:pPr>
-            <w:pStyle w:val="16"/>
-            <w:tabs>
-              <w:tab w:val="right" w:leader="dot" w:pos="9060"/>
-            </w:tabs>
-            <w:rPr>
-              <w:rFonts w:hint="eastAsia" w:asciiTheme="minorHAnsi" w:hAnsiTheme="minorHAnsi" w:eastAsiaTheme="minorEastAsia" w:cstheme="minorBidi"/>
-              <w:color w:val="auto"/>
-              <w:sz w:val="22"/>
-              <w:u w:val="none"/>
-              <w14:ligatures w14:val="standardContextual"/>
-            </w:rPr>
-          </w:pPr>
-          <w:r>
-            <w:fldChar w:fldCharType="begin"/>
-          </w:r>
-          <w:r>
-            <w:instrText xml:space="preserve"> HYPERLINK \l "_Toc195598833" </w:instrText>
-          </w:r>
-          <w:r>
-            <w:fldChar w:fldCharType="separate"/>
-          </w:r>
-          <w:r>
-            <w:rPr>
-              <w:rStyle w:val="34"/>
-              <w:rFonts w:hint="eastAsia" w:ascii="黑体" w:hAnsi="黑体" w:eastAsia="黑体" w:cs="黑体"/>
-            </w:rPr>
-            <w:t>3.1.1 开发框架适用性</w:t>
-          </w:r>
-          <w:r>
-            <w:rPr>
-              <w:rFonts w:hint="eastAsia"/>
-            </w:rPr>
-            <w:tab/>
-          </w:r>
-          <w:r>
-            <w:rPr>
-              <w:rFonts w:hint="eastAsia"/>
-            </w:rPr>
-            <w:fldChar w:fldCharType="begin"/>
-          </w:r>
-          <w:r>
-            <w:rPr>
-              <w:rFonts w:hint="eastAsia"/>
-            </w:rPr>
-            <w:instrText xml:space="preserve"> </w:instrText>
-          </w:r>
-          <w:r>
-            <w:instrText xml:space="preserve">PAGEREF _Toc195598833 \h</w:instrText>
-          </w:r>
-          <w:r>
-            <w:rPr>
-              <w:rFonts w:hint="eastAsia"/>
-            </w:rPr>
-            <w:instrText xml:space="preserve"> </w:instrText>
-          </w:r>
-          <w:r>
-            <w:rPr>
-              <w:rFonts w:hint="eastAsia"/>
-            </w:rPr>
-            <w:fldChar w:fldCharType="separate"/>
-          </w:r>
-          <w:r>
-            <w:rPr>
-              <w:rFonts w:hint="eastAsia"/>
-            </w:rPr>
-            <w:t>6</w:t>
-          </w:r>
-          <w:r>
-            <w:rPr>
-              <w:rFonts w:hint="eastAsia"/>
-            </w:rPr>
-            <w:fldChar w:fldCharType="end"/>
-          </w:r>
-          <w:r>
-            <w:rPr>
-              <w:rFonts w:hint="eastAsia"/>
-            </w:rPr>
-            <w:fldChar w:fldCharType="end"/>
-          </w:r>
-        </w:p>
-        <w:p>
-          <w:pPr>
-            <w:pStyle w:val="16"/>
-            <w:tabs>
-              <w:tab w:val="right" w:leader="dot" w:pos="9060"/>
-            </w:tabs>
-            <w:rPr>
-              <w:rFonts w:hint="eastAsia" w:asciiTheme="minorHAnsi" w:hAnsiTheme="minorHAnsi" w:eastAsiaTheme="minorEastAsia" w:cstheme="minorBidi"/>
-              <w:color w:val="auto"/>
-              <w:sz w:val="22"/>
-              <w:u w:val="none"/>
-              <w14:ligatures w14:val="standardContextual"/>
-            </w:rPr>
-          </w:pPr>
-          <w:r>
-            <w:fldChar w:fldCharType="begin"/>
-          </w:r>
-          <w:r>
-            <w:instrText xml:space="preserve"> HYPERLINK \l "_Toc195598834" </w:instrText>
-          </w:r>
-          <w:r>
-            <w:fldChar w:fldCharType="separate"/>
-          </w:r>
-          <w:r>
-            <w:rPr>
-              <w:rStyle w:val="34"/>
-              <w:rFonts w:hint="eastAsia" w:ascii="黑体" w:hAnsi="黑体" w:eastAsia="黑体" w:cs="黑体"/>
-            </w:rPr>
-            <w:t>3.1.2 即时通讯技术可行性</w:t>
-          </w:r>
-          <w:r>
-            <w:rPr>
-              <w:rFonts w:hint="eastAsia"/>
-            </w:rPr>
-            <w:tab/>
-          </w:r>
-          <w:r>
-            <w:rPr>
-              <w:rFonts w:hint="eastAsia"/>
-            </w:rPr>
-            <w:fldChar w:fldCharType="begin"/>
-          </w:r>
-          <w:r>
-            <w:rPr>
-              <w:rFonts w:hint="eastAsia"/>
-            </w:rPr>
-            <w:instrText xml:space="preserve"> </w:instrText>
-          </w:r>
-          <w:r>
-            <w:instrText xml:space="preserve">PAGEREF _Toc195598834 \h</w:instrText>
-          </w:r>
-          <w:r>
-            <w:rPr>
-              <w:rFonts w:hint="eastAsia"/>
-            </w:rPr>
-            <w:instrText xml:space="preserve"> </w:instrText>
-          </w:r>
-          <w:r>
-            <w:rPr>
-              <w:rFonts w:hint="eastAsia"/>
-            </w:rPr>
-            <w:fldChar w:fldCharType="separate"/>
-          </w:r>
-          <w:r>
-            <w:rPr>
-              <w:rFonts w:hint="eastAsia"/>
-            </w:rPr>
-            <w:t>6</w:t>
-          </w:r>
-          <w:r>
-            <w:rPr>
-              <w:rFonts w:hint="eastAsia"/>
-            </w:rPr>
-            <w:fldChar w:fldCharType="end"/>
-          </w:r>
-          <w:r>
-            <w:rPr>
-              <w:rFonts w:hint="eastAsia"/>
-            </w:rPr>
-            <w:fldChar w:fldCharType="end"/>
-          </w:r>
-        </w:p>
-        <w:p>
-          <w:pPr>
-            <w:pStyle w:val="16"/>
-            <w:tabs>
-              <w:tab w:val="right" w:leader="dot" w:pos="9060"/>
-            </w:tabs>
-            <w:rPr>
-              <w:rFonts w:hint="eastAsia" w:asciiTheme="minorHAnsi" w:hAnsiTheme="minorHAnsi" w:eastAsiaTheme="minorEastAsia" w:cstheme="minorBidi"/>
-              <w:color w:val="auto"/>
-              <w:sz w:val="22"/>
-              <w:u w:val="none"/>
-              <w14:ligatures w14:val="standardContextual"/>
-            </w:rPr>
-          </w:pPr>
-          <w:r>
-            <w:fldChar w:fldCharType="begin"/>
-          </w:r>
-          <w:r>
-            <w:instrText xml:space="preserve"> HYPERLINK \l "_Toc195598835" </w:instrText>
-          </w:r>
-          <w:r>
-            <w:fldChar w:fldCharType="separate"/>
-          </w:r>
-          <w:r>
-            <w:rPr>
-              <w:rStyle w:val="34"/>
-              <w:rFonts w:hint="eastAsia" w:ascii="黑体" w:hAnsi="黑体" w:eastAsia="黑体" w:cs="黑体"/>
-            </w:rPr>
-            <w:t>3.1.3 经济可行性</w:t>
-          </w:r>
-          <w:r>
-            <w:rPr>
-              <w:rFonts w:hint="eastAsia"/>
-            </w:rPr>
-            <w:tab/>
-          </w:r>
-          <w:r>
-            <w:rPr>
-              <w:rFonts w:hint="eastAsia"/>
-            </w:rPr>
-            <w:fldChar w:fldCharType="begin"/>
-          </w:r>
-          <w:r>
-            <w:rPr>
-              <w:rFonts w:hint="eastAsia"/>
-            </w:rPr>
-            <w:instrText xml:space="preserve"> </w:instrText>
-          </w:r>
-          <w:r>
-            <w:instrText xml:space="preserve">PAGEREF _Toc195598835 \h</w:instrText>
-          </w:r>
-          <w:r>
-            <w:rPr>
-              <w:rFonts w:hint="eastAsia"/>
-            </w:rPr>
-            <w:instrText xml:space="preserve"> </w:instrText>
-          </w:r>
-          <w:r>
-            <w:rPr>
-              <w:rFonts w:hint="eastAsia"/>
-            </w:rPr>
-            <w:fldChar w:fldCharType="separate"/>
-          </w:r>
-          <w:r>
-            <w:rPr>
-              <w:rFonts w:hint="eastAsia"/>
-            </w:rPr>
-            <w:t>6</w:t>
-          </w:r>
-          <w:r>
-            <w:rPr>
-              <w:rFonts w:hint="eastAsia"/>
-            </w:rPr>
-            <w:fldChar w:fldCharType="end"/>
-          </w:r>
-          <w:r>
-            <w:rPr>
-              <w:rFonts w:hint="eastAsia"/>
-            </w:rPr>
             <w:fldChar w:fldCharType="end"/>
           </w:r>
         </w:p>
@@ -2736,2131 +2687,57 @@
           <w:pPr>
             <w:pStyle w:val="22"/>
             <w:tabs>
-              <w:tab w:val="right" w:leader="dot" w:pos="9060"/>
+              <w:tab w:val="right" w:leader="dot" w:pos="9070"/>
             </w:tabs>
+          </w:pPr>
+          <w:r>
+            <w:fldChar w:fldCharType="begin"/>
+          </w:r>
+          <w:r>
+            <w:instrText xml:space="preserve"> HYPERLINK \l _Toc3571 </w:instrText>
+          </w:r>
+          <w:r>
+            <w:fldChar w:fldCharType="separate"/>
+          </w:r>
+          <w:r>
             <w:rPr>
-              <w:rFonts w:hint="eastAsia" w:asciiTheme="minorHAnsi" w:hAnsiTheme="minorHAnsi" w:eastAsiaTheme="minorEastAsia" w:cstheme="minorBidi"/>
-              <w:caps w:val="0"/>
-              <w:color w:val="auto"/>
-              <w:sz w:val="22"/>
-              <w:u w:val="none"/>
-              <w14:ligatures w14:val="standardContextual"/>
-            </w:rPr>
-          </w:pPr>
-          <w:r>
-            <w:fldChar w:fldCharType="begin"/>
-          </w:r>
-          <w:r>
-            <w:instrText xml:space="preserve"> HYPERLINK \l "_Toc195598836" </w:instrText>
-          </w:r>
-          <w:r>
-            <w:fldChar w:fldCharType="separate"/>
-          </w:r>
-          <w:r>
-            <w:rPr>
-              <w:rStyle w:val="34"/>
-              <w:rFonts w:hint="eastAsia" w:ascii="Times New Roman" w:hAnsi="Times New Roman"/>
-              <w:b/>
-              <w:kern w:val="0"/>
-            </w:rPr>
-            <w:t>3.2 需求分析</w:t>
-          </w:r>
-          <w:r>
-            <w:rPr>
-              <w:rFonts w:hint="eastAsia"/>
-            </w:rPr>
-            <w:tab/>
-          </w:r>
-          <w:r>
-            <w:rPr>
-              <w:rFonts w:hint="eastAsia"/>
-            </w:rPr>
-            <w:fldChar w:fldCharType="begin"/>
-          </w:r>
-          <w:r>
-            <w:rPr>
-              <w:rFonts w:hint="eastAsia"/>
-            </w:rPr>
-            <w:instrText xml:space="preserve"> </w:instrText>
-          </w:r>
-          <w:r>
-            <w:instrText xml:space="preserve">PAGEREF _Toc195598836 \h</w:instrText>
-          </w:r>
-          <w:r>
-            <w:rPr>
-              <w:rFonts w:hint="eastAsia"/>
-            </w:rPr>
-            <w:instrText xml:space="preserve"> </w:instrText>
-          </w:r>
-          <w:r>
-            <w:rPr>
-              <w:rFonts w:hint="eastAsia"/>
-            </w:rPr>
-            <w:fldChar w:fldCharType="separate"/>
-          </w:r>
-          <w:r>
-            <w:rPr>
-              <w:rFonts w:hint="eastAsia"/>
-            </w:rPr>
-            <w:t>6</w:t>
-          </w:r>
-          <w:r>
-            <w:rPr>
-              <w:rFonts w:hint="eastAsia"/>
-            </w:rPr>
-            <w:fldChar w:fldCharType="end"/>
-          </w:r>
-          <w:r>
-            <w:rPr>
-              <w:rFonts w:hint="eastAsia"/>
-            </w:rPr>
-            <w:fldChar w:fldCharType="end"/>
-          </w:r>
-        </w:p>
-        <w:p>
-          <w:pPr>
-            <w:pStyle w:val="16"/>
-            <w:tabs>
-              <w:tab w:val="right" w:leader="dot" w:pos="9060"/>
-            </w:tabs>
-            <w:rPr>
-              <w:rFonts w:hint="eastAsia" w:asciiTheme="minorHAnsi" w:hAnsiTheme="minorHAnsi" w:eastAsiaTheme="minorEastAsia" w:cstheme="minorBidi"/>
-              <w:color w:val="auto"/>
-              <w:sz w:val="22"/>
-              <w:u w:val="none"/>
-              <w14:ligatures w14:val="standardContextual"/>
-            </w:rPr>
-          </w:pPr>
-          <w:r>
-            <w:fldChar w:fldCharType="begin"/>
-          </w:r>
-          <w:r>
-            <w:instrText xml:space="preserve"> HYPERLINK \l "_Toc195598837" </w:instrText>
-          </w:r>
-          <w:r>
-            <w:fldChar w:fldCharType="separate"/>
-          </w:r>
-          <w:r>
-            <w:rPr>
-              <w:rStyle w:val="34"/>
-              <w:rFonts w:hint="eastAsia" w:ascii="黑体" w:hAnsi="黑体" w:eastAsia="黑体" w:cs="黑体"/>
-            </w:rPr>
-            <w:t>3.2.1 功能需求</w:t>
-          </w:r>
-          <w:r>
-            <w:rPr>
-              <w:rFonts w:hint="eastAsia"/>
-            </w:rPr>
-            <w:tab/>
-          </w:r>
-          <w:r>
-            <w:rPr>
-              <w:rFonts w:hint="eastAsia"/>
-            </w:rPr>
-            <w:fldChar w:fldCharType="begin"/>
-          </w:r>
-          <w:r>
-            <w:rPr>
-              <w:rFonts w:hint="eastAsia"/>
-            </w:rPr>
-            <w:instrText xml:space="preserve"> </w:instrText>
-          </w:r>
-          <w:r>
-            <w:instrText xml:space="preserve">PAGEREF _Toc195598837 \h</w:instrText>
-          </w:r>
-          <w:r>
-            <w:rPr>
-              <w:rFonts w:hint="eastAsia"/>
-            </w:rPr>
-            <w:instrText xml:space="preserve"> </w:instrText>
-          </w:r>
-          <w:r>
-            <w:rPr>
-              <w:rFonts w:hint="eastAsia"/>
-            </w:rPr>
-            <w:fldChar w:fldCharType="separate"/>
-          </w:r>
-          <w:r>
-            <w:rPr>
-              <w:rFonts w:hint="eastAsia"/>
-            </w:rPr>
-            <w:t>6</w:t>
-          </w:r>
-          <w:r>
-            <w:rPr>
-              <w:rFonts w:hint="eastAsia"/>
-            </w:rPr>
-            <w:fldChar w:fldCharType="end"/>
-          </w:r>
-          <w:r>
-            <w:rPr>
-              <w:rFonts w:hint="eastAsia"/>
-            </w:rPr>
-            <w:fldChar w:fldCharType="end"/>
-          </w:r>
-        </w:p>
-        <w:p>
-          <w:pPr>
-            <w:pStyle w:val="16"/>
-            <w:tabs>
-              <w:tab w:val="right" w:leader="dot" w:pos="9060"/>
-            </w:tabs>
-            <w:rPr>
-              <w:rFonts w:hint="eastAsia" w:asciiTheme="minorHAnsi" w:hAnsiTheme="minorHAnsi" w:eastAsiaTheme="minorEastAsia" w:cstheme="minorBidi"/>
-              <w:color w:val="auto"/>
-              <w:sz w:val="22"/>
-              <w:u w:val="none"/>
-              <w14:ligatures w14:val="standardContextual"/>
-            </w:rPr>
-          </w:pPr>
-          <w:r>
-            <w:fldChar w:fldCharType="begin"/>
-          </w:r>
-          <w:r>
-            <w:instrText xml:space="preserve"> HYPERLINK \l "_Toc195598838" </w:instrText>
-          </w:r>
-          <w:r>
-            <w:fldChar w:fldCharType="separate"/>
-          </w:r>
-          <w:r>
-            <w:rPr>
-              <w:rStyle w:val="34"/>
-              <w:rFonts w:hint="eastAsia" w:ascii="黑体" w:hAnsi="黑体" w:eastAsia="黑体" w:cs="黑体"/>
-            </w:rPr>
-            <w:t>3.2.2 性能需求</w:t>
-          </w:r>
-          <w:r>
-            <w:rPr>
-              <w:rFonts w:hint="eastAsia"/>
-            </w:rPr>
-            <w:tab/>
-          </w:r>
-          <w:r>
-            <w:rPr>
-              <w:rFonts w:hint="eastAsia"/>
-            </w:rPr>
-            <w:fldChar w:fldCharType="begin"/>
-          </w:r>
-          <w:r>
-            <w:rPr>
-              <w:rFonts w:hint="eastAsia"/>
-            </w:rPr>
-            <w:instrText xml:space="preserve"> </w:instrText>
-          </w:r>
-          <w:r>
-            <w:instrText xml:space="preserve">PAGEREF _Toc195598838 \h</w:instrText>
-          </w:r>
-          <w:r>
-            <w:rPr>
-              <w:rFonts w:hint="eastAsia"/>
-            </w:rPr>
-            <w:instrText xml:space="preserve"> </w:instrText>
-          </w:r>
-          <w:r>
-            <w:rPr>
-              <w:rFonts w:hint="eastAsia"/>
-            </w:rPr>
-            <w:fldChar w:fldCharType="separate"/>
-          </w:r>
-          <w:r>
-            <w:rPr>
-              <w:rFonts w:hint="eastAsia"/>
-            </w:rPr>
-            <w:t>7</w:t>
-          </w:r>
-          <w:r>
-            <w:rPr>
-              <w:rFonts w:hint="eastAsia"/>
-            </w:rPr>
-            <w:fldChar w:fldCharType="end"/>
-          </w:r>
-          <w:r>
-            <w:rPr>
-              <w:rFonts w:hint="eastAsia"/>
-            </w:rPr>
-            <w:fldChar w:fldCharType="end"/>
-          </w:r>
-        </w:p>
-        <w:p>
-          <w:pPr>
-            <w:pStyle w:val="16"/>
-            <w:tabs>
-              <w:tab w:val="right" w:leader="dot" w:pos="9060"/>
-            </w:tabs>
-            <w:rPr>
-              <w:rFonts w:hint="eastAsia" w:asciiTheme="minorHAnsi" w:hAnsiTheme="minorHAnsi" w:eastAsiaTheme="minorEastAsia" w:cstheme="minorBidi"/>
-              <w:color w:val="auto"/>
-              <w:sz w:val="22"/>
-              <w:u w:val="none"/>
-              <w14:ligatures w14:val="standardContextual"/>
-            </w:rPr>
-          </w:pPr>
-          <w:r>
-            <w:fldChar w:fldCharType="begin"/>
-          </w:r>
-          <w:r>
-            <w:instrText xml:space="preserve"> HYPERLINK \l "_Toc195598839" </w:instrText>
-          </w:r>
-          <w:r>
-            <w:fldChar w:fldCharType="separate"/>
-          </w:r>
-          <w:r>
-            <w:rPr>
-              <w:rStyle w:val="34"/>
-              <w:rFonts w:hint="eastAsia" w:ascii="黑体" w:hAnsi="黑体" w:eastAsia="黑体" w:cs="黑体"/>
-            </w:rPr>
-            <w:t>3.2.3 环境需求</w:t>
-          </w:r>
-          <w:r>
-            <w:rPr>
-              <w:rFonts w:hint="eastAsia"/>
-            </w:rPr>
-            <w:tab/>
-          </w:r>
-          <w:r>
-            <w:rPr>
-              <w:rFonts w:hint="eastAsia"/>
-            </w:rPr>
-            <w:fldChar w:fldCharType="begin"/>
-          </w:r>
-          <w:r>
-            <w:rPr>
-              <w:rFonts w:hint="eastAsia"/>
-            </w:rPr>
-            <w:instrText xml:space="preserve"> </w:instrText>
-          </w:r>
-          <w:r>
-            <w:instrText xml:space="preserve">PAGEREF _Toc195598839 \h</w:instrText>
-          </w:r>
-          <w:r>
-            <w:rPr>
-              <w:rFonts w:hint="eastAsia"/>
-            </w:rPr>
-            <w:instrText xml:space="preserve"> </w:instrText>
-          </w:r>
-          <w:r>
-            <w:rPr>
-              <w:rFonts w:hint="eastAsia"/>
-            </w:rPr>
-            <w:fldChar w:fldCharType="separate"/>
-          </w:r>
-          <w:r>
-            <w:rPr>
-              <w:rFonts w:hint="eastAsia"/>
-            </w:rPr>
-            <w:t>7</w:t>
-          </w:r>
-          <w:r>
-            <w:rPr>
-              <w:rFonts w:hint="eastAsia"/>
-            </w:rPr>
-            <w:fldChar w:fldCharType="end"/>
-          </w:r>
-          <w:r>
-            <w:rPr>
-              <w:rFonts w:hint="eastAsia"/>
-            </w:rPr>
-            <w:fldChar w:fldCharType="end"/>
-          </w:r>
-        </w:p>
-        <w:p>
-          <w:pPr>
-            <w:pStyle w:val="16"/>
-            <w:tabs>
-              <w:tab w:val="right" w:leader="dot" w:pos="9060"/>
-            </w:tabs>
-            <w:rPr>
-              <w:rFonts w:hint="eastAsia" w:asciiTheme="minorHAnsi" w:hAnsiTheme="minorHAnsi" w:eastAsiaTheme="minorEastAsia" w:cstheme="minorBidi"/>
-              <w:color w:val="auto"/>
-              <w:sz w:val="22"/>
-              <w:u w:val="none"/>
-              <w14:ligatures w14:val="standardContextual"/>
-            </w:rPr>
-          </w:pPr>
-          <w:r>
-            <w:fldChar w:fldCharType="begin"/>
-          </w:r>
-          <w:r>
-            <w:instrText xml:space="preserve"> HYPERLINK \l "_Toc195598840" </w:instrText>
-          </w:r>
-          <w:r>
-            <w:fldChar w:fldCharType="separate"/>
-          </w:r>
-          <w:r>
-            <w:rPr>
-              <w:rStyle w:val="34"/>
-              <w:rFonts w:hint="eastAsia" w:ascii="黑体" w:hAnsi="黑体" w:eastAsia="黑体" w:cs="黑体"/>
-            </w:rPr>
-            <w:t>3.2.4 用户界面需求</w:t>
-          </w:r>
-          <w:r>
-            <w:rPr>
-              <w:rFonts w:hint="eastAsia"/>
-            </w:rPr>
-            <w:tab/>
-          </w:r>
-          <w:r>
-            <w:rPr>
-              <w:rFonts w:hint="eastAsia"/>
-            </w:rPr>
-            <w:fldChar w:fldCharType="begin"/>
-          </w:r>
-          <w:r>
-            <w:rPr>
-              <w:rFonts w:hint="eastAsia"/>
-            </w:rPr>
-            <w:instrText xml:space="preserve"> </w:instrText>
-          </w:r>
-          <w:r>
-            <w:instrText xml:space="preserve">PAGEREF _Toc195598840 \h</w:instrText>
-          </w:r>
-          <w:r>
-            <w:rPr>
-              <w:rFonts w:hint="eastAsia"/>
-            </w:rPr>
-            <w:instrText xml:space="preserve"> </w:instrText>
-          </w:r>
-          <w:r>
-            <w:rPr>
-              <w:rFonts w:hint="eastAsia"/>
-            </w:rPr>
-            <w:fldChar w:fldCharType="separate"/>
-          </w:r>
-          <w:r>
-            <w:rPr>
-              <w:rFonts w:hint="eastAsia"/>
-            </w:rPr>
-            <w:t>7</w:t>
-          </w:r>
-          <w:r>
-            <w:rPr>
-              <w:rFonts w:hint="eastAsia"/>
-            </w:rPr>
-            <w:fldChar w:fldCharType="end"/>
-          </w:r>
-          <w:r>
-            <w:rPr>
-              <w:rFonts w:hint="eastAsia"/>
-            </w:rPr>
-            <w:fldChar w:fldCharType="end"/>
-          </w:r>
-        </w:p>
-        <w:p>
-          <w:pPr>
-            <w:pStyle w:val="16"/>
-            <w:tabs>
-              <w:tab w:val="right" w:leader="dot" w:pos="9060"/>
-            </w:tabs>
-            <w:rPr>
-              <w:rFonts w:hint="eastAsia" w:asciiTheme="minorHAnsi" w:hAnsiTheme="minorHAnsi" w:eastAsiaTheme="minorEastAsia" w:cstheme="minorBidi"/>
-              <w:color w:val="auto"/>
-              <w:sz w:val="22"/>
-              <w:u w:val="none"/>
-              <w14:ligatures w14:val="standardContextual"/>
-            </w:rPr>
-          </w:pPr>
-          <w:r>
-            <w:fldChar w:fldCharType="begin"/>
-          </w:r>
-          <w:r>
-            <w:instrText xml:space="preserve"> HYPERLINK \l "_Toc195598841" </w:instrText>
-          </w:r>
-          <w:r>
-            <w:fldChar w:fldCharType="separate"/>
-          </w:r>
-          <w:r>
-            <w:rPr>
-              <w:rStyle w:val="34"/>
-              <w:rFonts w:hint="eastAsia" w:ascii="黑体" w:hAnsi="黑体" w:eastAsia="黑体" w:cs="黑体"/>
-            </w:rPr>
-            <w:t>3.2.5 其他需求</w:t>
-          </w:r>
-          <w:r>
-            <w:rPr>
-              <w:rFonts w:hint="eastAsia"/>
-            </w:rPr>
-            <w:tab/>
-          </w:r>
-          <w:r>
-            <w:rPr>
-              <w:rFonts w:hint="eastAsia"/>
-            </w:rPr>
-            <w:fldChar w:fldCharType="begin"/>
-          </w:r>
-          <w:r>
-            <w:rPr>
-              <w:rFonts w:hint="eastAsia"/>
-            </w:rPr>
-            <w:instrText xml:space="preserve"> </w:instrText>
-          </w:r>
-          <w:r>
-            <w:instrText xml:space="preserve">PAGEREF _Toc195598841 \h</w:instrText>
-          </w:r>
-          <w:r>
-            <w:rPr>
-              <w:rFonts w:hint="eastAsia"/>
-            </w:rPr>
-            <w:instrText xml:space="preserve"> </w:instrText>
-          </w:r>
-          <w:r>
-            <w:rPr>
-              <w:rFonts w:hint="eastAsia"/>
-            </w:rPr>
-            <w:fldChar w:fldCharType="separate"/>
-          </w:r>
-          <w:r>
-            <w:rPr>
-              <w:rFonts w:hint="eastAsia"/>
-            </w:rPr>
-            <w:t>7</w:t>
-          </w:r>
-          <w:r>
-            <w:rPr>
-              <w:rFonts w:hint="eastAsia"/>
-            </w:rPr>
-            <w:fldChar w:fldCharType="end"/>
-          </w:r>
-          <w:r>
-            <w:rPr>
-              <w:rFonts w:hint="eastAsia"/>
-            </w:rPr>
-            <w:fldChar w:fldCharType="end"/>
-          </w:r>
-        </w:p>
-        <w:p>
-          <w:pPr>
-            <w:pStyle w:val="22"/>
-            <w:tabs>
-              <w:tab w:val="right" w:leader="dot" w:pos="9060"/>
-            </w:tabs>
-            <w:rPr>
-              <w:rFonts w:hint="eastAsia" w:asciiTheme="minorHAnsi" w:hAnsiTheme="minorHAnsi" w:eastAsiaTheme="minorEastAsia" w:cstheme="minorBidi"/>
-              <w:caps w:val="0"/>
-              <w:color w:val="auto"/>
-              <w:sz w:val="22"/>
-              <w:u w:val="none"/>
-              <w14:ligatures w14:val="standardContextual"/>
-            </w:rPr>
-          </w:pPr>
-          <w:r>
-            <w:fldChar w:fldCharType="begin"/>
-          </w:r>
-          <w:r>
-            <w:instrText xml:space="preserve"> HYPERLINK \l "_Toc195598842" </w:instrText>
-          </w:r>
-          <w:r>
-            <w:fldChar w:fldCharType="separate"/>
-          </w:r>
-          <w:r>
-            <w:rPr>
-              <w:rStyle w:val="34"/>
-              <w:rFonts w:hint="eastAsia" w:ascii="Times New Roman" w:hAnsi="Times New Roman"/>
-              <w:b/>
-              <w:kern w:val="0"/>
-            </w:rPr>
-            <w:t>3.3 业务结构</w:t>
-          </w:r>
-          <w:r>
-            <w:rPr>
-              <w:rFonts w:hint="eastAsia"/>
-            </w:rPr>
-            <w:tab/>
-          </w:r>
-          <w:r>
-            <w:rPr>
-              <w:rFonts w:hint="eastAsia"/>
-            </w:rPr>
-            <w:fldChar w:fldCharType="begin"/>
-          </w:r>
-          <w:r>
-            <w:rPr>
-              <w:rFonts w:hint="eastAsia"/>
-            </w:rPr>
-            <w:instrText xml:space="preserve"> </w:instrText>
-          </w:r>
-          <w:r>
-            <w:instrText xml:space="preserve">PAGEREF _Toc195598842 \h</w:instrText>
-          </w:r>
-          <w:r>
-            <w:rPr>
-              <w:rFonts w:hint="eastAsia"/>
-            </w:rPr>
-            <w:instrText xml:space="preserve"> </w:instrText>
-          </w:r>
-          <w:r>
-            <w:rPr>
-              <w:rFonts w:hint="eastAsia"/>
-            </w:rPr>
-            <w:fldChar w:fldCharType="separate"/>
-          </w:r>
-          <w:r>
-            <w:rPr>
-              <w:rFonts w:hint="eastAsia"/>
-            </w:rPr>
-            <w:t>8</w:t>
-          </w:r>
-          <w:r>
-            <w:rPr>
-              <w:rFonts w:hint="eastAsia"/>
-            </w:rPr>
-            <w:fldChar w:fldCharType="end"/>
-          </w:r>
-          <w:r>
-            <w:rPr>
-              <w:rFonts w:hint="eastAsia"/>
-            </w:rPr>
-            <w:fldChar w:fldCharType="end"/>
-          </w:r>
-        </w:p>
-        <w:p>
-          <w:pPr>
-            <w:pStyle w:val="22"/>
-            <w:tabs>
-              <w:tab w:val="right" w:leader="dot" w:pos="9060"/>
-            </w:tabs>
-            <w:rPr>
-              <w:rFonts w:hint="eastAsia" w:asciiTheme="minorHAnsi" w:hAnsiTheme="minorHAnsi" w:eastAsiaTheme="minorEastAsia" w:cstheme="minorBidi"/>
-              <w:caps w:val="0"/>
-              <w:color w:val="auto"/>
-              <w:sz w:val="22"/>
-              <w:u w:val="none"/>
-              <w14:ligatures w14:val="standardContextual"/>
-            </w:rPr>
-          </w:pPr>
-          <w:r>
-            <w:fldChar w:fldCharType="begin"/>
-          </w:r>
-          <w:r>
-            <w:instrText xml:space="preserve"> HYPERLINK \l "_Toc195598843" </w:instrText>
-          </w:r>
-          <w:r>
-            <w:fldChar w:fldCharType="separate"/>
-          </w:r>
-          <w:r>
-            <w:rPr>
-              <w:rStyle w:val="34"/>
-              <w:rFonts w:hint="eastAsia" w:ascii="Times New Roman" w:hAnsi="Times New Roman"/>
-              <w:b/>
-              <w:bCs/>
-              <w:kern w:val="0"/>
-            </w:rPr>
-            <w:t>4概要设计</w:t>
-          </w:r>
-          <w:r>
-            <w:rPr>
-              <w:rFonts w:hint="eastAsia"/>
-            </w:rPr>
-            <w:tab/>
-          </w:r>
-          <w:r>
-            <w:rPr>
-              <w:rFonts w:hint="eastAsia"/>
-            </w:rPr>
-            <w:fldChar w:fldCharType="begin"/>
-          </w:r>
-          <w:r>
-            <w:rPr>
-              <w:rFonts w:hint="eastAsia"/>
-            </w:rPr>
-            <w:instrText xml:space="preserve"> </w:instrText>
-          </w:r>
-          <w:r>
-            <w:instrText xml:space="preserve">PAGEREF _Toc195598843 \h</w:instrText>
-          </w:r>
-          <w:r>
-            <w:rPr>
-              <w:rFonts w:hint="eastAsia"/>
-            </w:rPr>
-            <w:instrText xml:space="preserve"> </w:instrText>
-          </w:r>
-          <w:r>
-            <w:rPr>
-              <w:rFonts w:hint="eastAsia"/>
-            </w:rPr>
-            <w:fldChar w:fldCharType="separate"/>
-          </w:r>
-          <w:r>
-            <w:rPr>
-              <w:rFonts w:hint="eastAsia"/>
-            </w:rPr>
-            <w:t>10</w:t>
-          </w:r>
-          <w:r>
-            <w:rPr>
-              <w:rFonts w:hint="eastAsia"/>
-            </w:rPr>
-            <w:fldChar w:fldCharType="end"/>
-          </w:r>
-          <w:r>
-            <w:rPr>
-              <w:rFonts w:hint="eastAsia"/>
-            </w:rPr>
-            <w:fldChar w:fldCharType="end"/>
-          </w:r>
-        </w:p>
-        <w:p>
-          <w:pPr>
-            <w:pStyle w:val="22"/>
-            <w:tabs>
-              <w:tab w:val="right" w:leader="dot" w:pos="9060"/>
-            </w:tabs>
-            <w:rPr>
-              <w:rFonts w:hint="eastAsia" w:asciiTheme="minorHAnsi" w:hAnsiTheme="minorHAnsi" w:eastAsiaTheme="minorEastAsia" w:cstheme="minorBidi"/>
-              <w:caps w:val="0"/>
-              <w:color w:val="auto"/>
-              <w:sz w:val="22"/>
-              <w:u w:val="none"/>
-              <w14:ligatures w14:val="standardContextual"/>
-            </w:rPr>
-          </w:pPr>
-          <w:r>
-            <w:fldChar w:fldCharType="begin"/>
-          </w:r>
-          <w:r>
-            <w:instrText xml:space="preserve"> HYPERLINK \l "_Toc195598844" </w:instrText>
-          </w:r>
-          <w:r>
-            <w:fldChar w:fldCharType="separate"/>
-          </w:r>
-          <w:r>
-            <w:rPr>
-              <w:rStyle w:val="34"/>
-              <w:rFonts w:hint="eastAsia" w:ascii="Times New Roman" w:hAnsi="Times New Roman"/>
-              <w:b/>
-              <w:kern w:val="0"/>
-            </w:rPr>
-            <w:t>4.1功能设计</w:t>
-          </w:r>
-          <w:r>
-            <w:rPr>
-              <w:rFonts w:hint="eastAsia"/>
-            </w:rPr>
-            <w:tab/>
-          </w:r>
-          <w:r>
-            <w:rPr>
-              <w:rFonts w:hint="eastAsia"/>
-            </w:rPr>
-            <w:fldChar w:fldCharType="begin"/>
-          </w:r>
-          <w:r>
-            <w:rPr>
-              <w:rFonts w:hint="eastAsia"/>
-            </w:rPr>
-            <w:instrText xml:space="preserve"> </w:instrText>
-          </w:r>
-          <w:r>
-            <w:instrText xml:space="preserve">PAGEREF _Toc195598844 \h</w:instrText>
-          </w:r>
-          <w:r>
-            <w:rPr>
-              <w:rFonts w:hint="eastAsia"/>
-            </w:rPr>
-            <w:instrText xml:space="preserve"> </w:instrText>
-          </w:r>
-          <w:r>
-            <w:rPr>
-              <w:rFonts w:hint="eastAsia"/>
-            </w:rPr>
-            <w:fldChar w:fldCharType="separate"/>
-          </w:r>
-          <w:r>
-            <w:rPr>
-              <w:rFonts w:hint="eastAsia"/>
-            </w:rPr>
-            <w:t>10</w:t>
-          </w:r>
-          <w:r>
-            <w:rPr>
-              <w:rFonts w:hint="eastAsia"/>
-            </w:rPr>
-            <w:fldChar w:fldCharType="end"/>
-          </w:r>
-          <w:r>
-            <w:rPr>
-              <w:rFonts w:hint="eastAsia"/>
-            </w:rPr>
-            <w:fldChar w:fldCharType="end"/>
-          </w:r>
-        </w:p>
-        <w:p>
-          <w:pPr>
-            <w:pStyle w:val="22"/>
-            <w:tabs>
-              <w:tab w:val="right" w:leader="dot" w:pos="9060"/>
-            </w:tabs>
-            <w:rPr>
-              <w:rFonts w:hint="eastAsia" w:asciiTheme="minorHAnsi" w:hAnsiTheme="minorHAnsi" w:eastAsiaTheme="minorEastAsia" w:cstheme="minorBidi"/>
-              <w:caps w:val="0"/>
-              <w:color w:val="auto"/>
-              <w:sz w:val="22"/>
-              <w:u w:val="none"/>
-              <w14:ligatures w14:val="standardContextual"/>
-            </w:rPr>
-          </w:pPr>
-          <w:r>
-            <w:fldChar w:fldCharType="begin"/>
-          </w:r>
-          <w:r>
-            <w:instrText xml:space="preserve"> HYPERLINK \l "_Toc195598845" </w:instrText>
-          </w:r>
-          <w:r>
-            <w:fldChar w:fldCharType="separate"/>
-          </w:r>
-          <w:r>
-            <w:rPr>
-              <w:rStyle w:val="34"/>
-              <w:rFonts w:hint="eastAsia" w:ascii="Times New Roman" w:hAnsi="Times New Roman"/>
-              <w:b/>
-              <w:kern w:val="0"/>
-            </w:rPr>
-            <w:t>4.2系统结构设计</w:t>
-          </w:r>
-          <w:r>
-            <w:rPr>
-              <w:rFonts w:hint="eastAsia"/>
-            </w:rPr>
-            <w:tab/>
-          </w:r>
-          <w:r>
-            <w:rPr>
-              <w:rFonts w:hint="eastAsia"/>
-            </w:rPr>
-            <w:fldChar w:fldCharType="begin"/>
-          </w:r>
-          <w:r>
-            <w:rPr>
-              <w:rFonts w:hint="eastAsia"/>
-            </w:rPr>
-            <w:instrText xml:space="preserve"> </w:instrText>
-          </w:r>
-          <w:r>
-            <w:instrText xml:space="preserve">PAGEREF _Toc195598845 \h</w:instrText>
-          </w:r>
-          <w:r>
-            <w:rPr>
-              <w:rFonts w:hint="eastAsia"/>
-            </w:rPr>
-            <w:instrText xml:space="preserve"> </w:instrText>
-          </w:r>
-          <w:r>
-            <w:rPr>
-              <w:rFonts w:hint="eastAsia"/>
-            </w:rPr>
-            <w:fldChar w:fldCharType="separate"/>
-          </w:r>
-          <w:r>
-            <w:rPr>
-              <w:rFonts w:hint="eastAsia"/>
-            </w:rPr>
-            <w:t>10</w:t>
-          </w:r>
-          <w:r>
-            <w:rPr>
-              <w:rFonts w:hint="eastAsia"/>
-            </w:rPr>
-            <w:fldChar w:fldCharType="end"/>
-          </w:r>
-          <w:r>
-            <w:rPr>
-              <w:rFonts w:hint="eastAsia"/>
-            </w:rPr>
-            <w:fldChar w:fldCharType="end"/>
-          </w:r>
-        </w:p>
-        <w:p>
-          <w:pPr>
-            <w:pStyle w:val="16"/>
-            <w:tabs>
-              <w:tab w:val="right" w:leader="dot" w:pos="9060"/>
-            </w:tabs>
-            <w:rPr>
-              <w:rFonts w:hint="eastAsia" w:asciiTheme="minorHAnsi" w:hAnsiTheme="minorHAnsi" w:eastAsiaTheme="minorEastAsia" w:cstheme="minorBidi"/>
-              <w:color w:val="auto"/>
-              <w:sz w:val="22"/>
-              <w:u w:val="none"/>
-              <w14:ligatures w14:val="standardContextual"/>
-            </w:rPr>
-          </w:pPr>
-          <w:r>
-            <w:fldChar w:fldCharType="begin"/>
-          </w:r>
-          <w:r>
-            <w:instrText xml:space="preserve"> HYPERLINK \l "_Toc195598846" </w:instrText>
-          </w:r>
-          <w:r>
-            <w:fldChar w:fldCharType="separate"/>
-          </w:r>
-          <w:r>
-            <w:rPr>
-              <w:rStyle w:val="34"/>
-              <w:rFonts w:hint="eastAsia" w:ascii="黑体" w:hAnsi="黑体" w:eastAsia="黑体" w:cs="黑体"/>
-            </w:rPr>
-            <w:t>4.2.1逻辑结构设计</w:t>
-          </w:r>
-          <w:r>
-            <w:rPr>
-              <w:rFonts w:hint="eastAsia"/>
-            </w:rPr>
-            <w:tab/>
-          </w:r>
-          <w:r>
-            <w:rPr>
-              <w:rFonts w:hint="eastAsia"/>
-            </w:rPr>
-            <w:fldChar w:fldCharType="begin"/>
-          </w:r>
-          <w:r>
-            <w:rPr>
-              <w:rFonts w:hint="eastAsia"/>
-            </w:rPr>
-            <w:instrText xml:space="preserve"> </w:instrText>
-          </w:r>
-          <w:r>
-            <w:instrText xml:space="preserve">PAGEREF _Toc195598846 \h</w:instrText>
-          </w:r>
-          <w:r>
-            <w:rPr>
-              <w:rFonts w:hint="eastAsia"/>
-            </w:rPr>
-            <w:instrText xml:space="preserve"> </w:instrText>
-          </w:r>
-          <w:r>
-            <w:rPr>
-              <w:rFonts w:hint="eastAsia"/>
-            </w:rPr>
-            <w:fldChar w:fldCharType="separate"/>
-          </w:r>
-          <w:r>
-            <w:rPr>
-              <w:rFonts w:hint="eastAsia"/>
-            </w:rPr>
-            <w:t>10</w:t>
-          </w:r>
-          <w:r>
-            <w:rPr>
-              <w:rFonts w:hint="eastAsia"/>
-            </w:rPr>
-            <w:fldChar w:fldCharType="end"/>
-          </w:r>
-          <w:r>
-            <w:rPr>
-              <w:rFonts w:hint="eastAsia"/>
-            </w:rPr>
-            <w:fldChar w:fldCharType="end"/>
-          </w:r>
-        </w:p>
-        <w:p>
-          <w:pPr>
-            <w:pStyle w:val="16"/>
-            <w:tabs>
-              <w:tab w:val="right" w:leader="dot" w:pos="9060"/>
-            </w:tabs>
-            <w:rPr>
-              <w:rFonts w:hint="eastAsia" w:asciiTheme="minorHAnsi" w:hAnsiTheme="minorHAnsi" w:eastAsiaTheme="minorEastAsia" w:cstheme="minorBidi"/>
-              <w:color w:val="auto"/>
-              <w:sz w:val="22"/>
-              <w:u w:val="none"/>
-              <w14:ligatures w14:val="standardContextual"/>
-            </w:rPr>
-          </w:pPr>
-          <w:r>
-            <w:fldChar w:fldCharType="begin"/>
-          </w:r>
-          <w:r>
-            <w:instrText xml:space="preserve"> HYPERLINK \l "_Toc195598847" </w:instrText>
-          </w:r>
-          <w:r>
-            <w:fldChar w:fldCharType="separate"/>
-          </w:r>
-          <w:r>
-            <w:rPr>
-              <w:rStyle w:val="34"/>
-              <w:rFonts w:hint="eastAsia" w:ascii="黑体" w:hAnsi="黑体" w:eastAsia="黑体" w:cs="黑体"/>
-            </w:rPr>
-            <w:t>4.2.2数据表结构设计</w:t>
-          </w:r>
-          <w:r>
-            <w:rPr>
-              <w:rFonts w:hint="eastAsia"/>
-            </w:rPr>
-            <w:tab/>
-          </w:r>
-          <w:r>
-            <w:rPr>
-              <w:rFonts w:hint="eastAsia"/>
-            </w:rPr>
-            <w:fldChar w:fldCharType="begin"/>
-          </w:r>
-          <w:r>
-            <w:rPr>
-              <w:rFonts w:hint="eastAsia"/>
-            </w:rPr>
-            <w:instrText xml:space="preserve"> </w:instrText>
-          </w:r>
-          <w:r>
-            <w:instrText xml:space="preserve">PAGEREF _Toc195598847 \h</w:instrText>
-          </w:r>
-          <w:r>
-            <w:rPr>
-              <w:rFonts w:hint="eastAsia"/>
-            </w:rPr>
-            <w:instrText xml:space="preserve"> </w:instrText>
-          </w:r>
-          <w:r>
-            <w:rPr>
-              <w:rFonts w:hint="eastAsia"/>
-            </w:rPr>
-            <w:fldChar w:fldCharType="separate"/>
-          </w:r>
-          <w:r>
-            <w:rPr>
-              <w:rFonts w:hint="eastAsia"/>
-            </w:rPr>
-            <w:t>12</w:t>
-          </w:r>
-          <w:r>
-            <w:rPr>
-              <w:rFonts w:hint="eastAsia"/>
-            </w:rPr>
-            <w:fldChar w:fldCharType="end"/>
-          </w:r>
-          <w:r>
-            <w:rPr>
-              <w:rFonts w:hint="eastAsia"/>
-            </w:rPr>
-            <w:fldChar w:fldCharType="end"/>
-          </w:r>
-        </w:p>
-        <w:p>
-          <w:pPr>
-            <w:pStyle w:val="22"/>
-            <w:tabs>
-              <w:tab w:val="right" w:leader="dot" w:pos="9060"/>
-            </w:tabs>
-            <w:rPr>
-              <w:rFonts w:hint="eastAsia" w:asciiTheme="minorHAnsi" w:hAnsiTheme="minorHAnsi" w:eastAsiaTheme="minorEastAsia" w:cstheme="minorBidi"/>
-              <w:caps w:val="0"/>
-              <w:color w:val="auto"/>
-              <w:sz w:val="22"/>
-              <w:u w:val="none"/>
-              <w14:ligatures w14:val="standardContextual"/>
-            </w:rPr>
-          </w:pPr>
-          <w:r>
-            <w:fldChar w:fldCharType="begin"/>
-          </w:r>
-          <w:r>
-            <w:instrText xml:space="preserve"> HYPERLINK \l "_Toc195598848" </w:instrText>
-          </w:r>
-          <w:r>
-            <w:fldChar w:fldCharType="separate"/>
-          </w:r>
-          <w:r>
-            <w:rPr>
-              <w:rStyle w:val="34"/>
-              <w:rFonts w:hint="eastAsia" w:ascii="Times New Roman" w:hAnsi="Times New Roman"/>
-              <w:b/>
-              <w:bCs/>
-              <w:kern w:val="0"/>
-            </w:rPr>
-            <w:t>5详细设计</w:t>
-          </w:r>
-          <w:r>
-            <w:rPr>
-              <w:rFonts w:hint="eastAsia"/>
-            </w:rPr>
-            <w:tab/>
-          </w:r>
-          <w:r>
-            <w:rPr>
-              <w:rFonts w:hint="eastAsia"/>
-            </w:rPr>
-            <w:fldChar w:fldCharType="begin"/>
-          </w:r>
-          <w:r>
-            <w:rPr>
-              <w:rFonts w:hint="eastAsia"/>
-            </w:rPr>
-            <w:instrText xml:space="preserve"> </w:instrText>
-          </w:r>
-          <w:r>
-            <w:instrText xml:space="preserve">PAGEREF _Toc195598848 \h</w:instrText>
-          </w:r>
-          <w:r>
-            <w:rPr>
-              <w:rFonts w:hint="eastAsia"/>
-            </w:rPr>
-            <w:instrText xml:space="preserve"> </w:instrText>
-          </w:r>
-          <w:r>
-            <w:rPr>
-              <w:rFonts w:hint="eastAsia"/>
-            </w:rPr>
-            <w:fldChar w:fldCharType="separate"/>
-          </w:r>
-          <w:r>
-            <w:rPr>
-              <w:rFonts w:hint="eastAsia"/>
-            </w:rPr>
-            <w:t>15</w:t>
-          </w:r>
-          <w:r>
-            <w:rPr>
-              <w:rFonts w:hint="eastAsia"/>
-            </w:rPr>
-            <w:fldChar w:fldCharType="end"/>
-          </w:r>
-          <w:r>
-            <w:rPr>
-              <w:rFonts w:hint="eastAsia"/>
-            </w:rPr>
-            <w:fldChar w:fldCharType="end"/>
-          </w:r>
-        </w:p>
-        <w:p>
-          <w:pPr>
-            <w:pStyle w:val="22"/>
-            <w:tabs>
-              <w:tab w:val="right" w:leader="dot" w:pos="9060"/>
-            </w:tabs>
-            <w:rPr>
-              <w:rFonts w:hint="eastAsia" w:asciiTheme="minorHAnsi" w:hAnsiTheme="minorHAnsi" w:eastAsiaTheme="minorEastAsia" w:cstheme="minorBidi"/>
-              <w:caps w:val="0"/>
-              <w:color w:val="auto"/>
-              <w:sz w:val="22"/>
-              <w:u w:val="none"/>
-              <w14:ligatures w14:val="standardContextual"/>
-            </w:rPr>
-          </w:pPr>
-          <w:r>
-            <w:fldChar w:fldCharType="begin"/>
-          </w:r>
-          <w:r>
-            <w:instrText xml:space="preserve"> HYPERLINK \l "_Toc195598849" </w:instrText>
-          </w:r>
-          <w:r>
-            <w:fldChar w:fldCharType="separate"/>
-          </w:r>
-          <w:r>
-            <w:rPr>
-              <w:rStyle w:val="34"/>
-              <w:rFonts w:hint="eastAsia" w:ascii="Times New Roman" w:hAnsi="Times New Roman"/>
-              <w:b/>
-              <w:kern w:val="0"/>
-            </w:rPr>
-            <w:t>5.1 登录与注册</w:t>
-          </w:r>
-          <w:r>
-            <w:rPr>
-              <w:rFonts w:hint="eastAsia"/>
-            </w:rPr>
-            <w:tab/>
-          </w:r>
-          <w:r>
-            <w:rPr>
-              <w:rFonts w:hint="eastAsia"/>
-            </w:rPr>
-            <w:fldChar w:fldCharType="begin"/>
-          </w:r>
-          <w:r>
-            <w:rPr>
-              <w:rFonts w:hint="eastAsia"/>
-            </w:rPr>
-            <w:instrText xml:space="preserve"> </w:instrText>
-          </w:r>
-          <w:r>
-            <w:instrText xml:space="preserve">PAGEREF _Toc195598849 \h</w:instrText>
-          </w:r>
-          <w:r>
-            <w:rPr>
-              <w:rFonts w:hint="eastAsia"/>
-            </w:rPr>
-            <w:instrText xml:space="preserve"> </w:instrText>
-          </w:r>
-          <w:r>
-            <w:rPr>
-              <w:rFonts w:hint="eastAsia"/>
-            </w:rPr>
-            <w:fldChar w:fldCharType="separate"/>
-          </w:r>
-          <w:r>
-            <w:rPr>
-              <w:rFonts w:hint="eastAsia"/>
-            </w:rPr>
-            <w:t>15</w:t>
-          </w:r>
-          <w:r>
-            <w:rPr>
-              <w:rFonts w:hint="eastAsia"/>
-            </w:rPr>
-            <w:fldChar w:fldCharType="end"/>
-          </w:r>
-          <w:r>
-            <w:rPr>
-              <w:rFonts w:hint="eastAsia"/>
-            </w:rPr>
-            <w:fldChar w:fldCharType="end"/>
-          </w:r>
-        </w:p>
-        <w:p>
-          <w:pPr>
-            <w:pStyle w:val="22"/>
-            <w:tabs>
-              <w:tab w:val="right" w:leader="dot" w:pos="9060"/>
-            </w:tabs>
-            <w:rPr>
-              <w:rFonts w:hint="eastAsia" w:asciiTheme="minorHAnsi" w:hAnsiTheme="minorHAnsi" w:eastAsiaTheme="minorEastAsia" w:cstheme="minorBidi"/>
-              <w:caps w:val="0"/>
-              <w:color w:val="auto"/>
-              <w:sz w:val="22"/>
-              <w:u w:val="none"/>
-              <w14:ligatures w14:val="standardContextual"/>
-            </w:rPr>
-          </w:pPr>
-          <w:r>
-            <w:fldChar w:fldCharType="begin"/>
-          </w:r>
-          <w:r>
-            <w:instrText xml:space="preserve"> HYPERLINK \l "_Toc195598850" </w:instrText>
-          </w:r>
-          <w:r>
-            <w:fldChar w:fldCharType="separate"/>
-          </w:r>
-          <w:r>
-            <w:rPr>
-              <w:rStyle w:val="34"/>
-              <w:rFonts w:hint="eastAsia" w:ascii="Times New Roman" w:hAnsi="Times New Roman"/>
-              <w:b/>
-              <w:kern w:val="0"/>
-            </w:rPr>
-            <w:t>5.2 联系人管理</w:t>
-          </w:r>
-          <w:r>
-            <w:rPr>
-              <w:rFonts w:hint="eastAsia"/>
-            </w:rPr>
-            <w:tab/>
-          </w:r>
-          <w:r>
-            <w:rPr>
-              <w:rFonts w:hint="eastAsia"/>
-            </w:rPr>
-            <w:fldChar w:fldCharType="begin"/>
-          </w:r>
-          <w:r>
-            <w:rPr>
-              <w:rFonts w:hint="eastAsia"/>
-            </w:rPr>
-            <w:instrText xml:space="preserve"> </w:instrText>
-          </w:r>
-          <w:r>
-            <w:instrText xml:space="preserve">PAGEREF _Toc195598850 \h</w:instrText>
-          </w:r>
-          <w:r>
-            <w:rPr>
-              <w:rFonts w:hint="eastAsia"/>
-            </w:rPr>
-            <w:instrText xml:space="preserve"> </w:instrText>
-          </w:r>
-          <w:r>
-            <w:rPr>
-              <w:rFonts w:hint="eastAsia"/>
-            </w:rPr>
-            <w:fldChar w:fldCharType="separate"/>
-          </w:r>
-          <w:r>
-            <w:rPr>
-              <w:rFonts w:hint="eastAsia"/>
-            </w:rPr>
-            <w:t>16</w:t>
-          </w:r>
-          <w:r>
-            <w:rPr>
-              <w:rFonts w:hint="eastAsia"/>
-            </w:rPr>
-            <w:fldChar w:fldCharType="end"/>
-          </w:r>
-          <w:r>
-            <w:rPr>
-              <w:rFonts w:hint="eastAsia"/>
-            </w:rPr>
-            <w:fldChar w:fldCharType="end"/>
-          </w:r>
-        </w:p>
-        <w:p>
-          <w:pPr>
-            <w:pStyle w:val="22"/>
-            <w:tabs>
-              <w:tab w:val="right" w:leader="dot" w:pos="9060"/>
-            </w:tabs>
-            <w:rPr>
-              <w:rFonts w:hint="eastAsia" w:asciiTheme="minorHAnsi" w:hAnsiTheme="minorHAnsi" w:eastAsiaTheme="minorEastAsia" w:cstheme="minorBidi"/>
-              <w:caps w:val="0"/>
-              <w:color w:val="auto"/>
-              <w:sz w:val="22"/>
-              <w:u w:val="none"/>
-              <w14:ligatures w14:val="standardContextual"/>
-            </w:rPr>
-          </w:pPr>
-          <w:r>
-            <w:fldChar w:fldCharType="begin"/>
-          </w:r>
-          <w:r>
-            <w:instrText xml:space="preserve"> HYPERLINK \l "_Toc195598851" </w:instrText>
-          </w:r>
-          <w:r>
-            <w:fldChar w:fldCharType="separate"/>
-          </w:r>
-          <w:r>
-            <w:rPr>
-              <w:rStyle w:val="34"/>
-              <w:rFonts w:hint="eastAsia" w:ascii="Times New Roman" w:hAnsi="Times New Roman"/>
-              <w:b/>
-              <w:kern w:val="0"/>
-            </w:rPr>
-            <w:t>5.3 聊天功能（单聊和群聊）</w:t>
-          </w:r>
-          <w:r>
-            <w:rPr>
-              <w:rFonts w:hint="eastAsia"/>
-            </w:rPr>
-            <w:tab/>
-          </w:r>
-          <w:r>
-            <w:rPr>
-              <w:rFonts w:hint="eastAsia"/>
-            </w:rPr>
-            <w:fldChar w:fldCharType="begin"/>
-          </w:r>
-          <w:r>
-            <w:rPr>
-              <w:rFonts w:hint="eastAsia"/>
-            </w:rPr>
-            <w:instrText xml:space="preserve"> </w:instrText>
-          </w:r>
-          <w:r>
-            <w:instrText xml:space="preserve">PAGEREF _Toc195598851 \h</w:instrText>
-          </w:r>
-          <w:r>
-            <w:rPr>
-              <w:rFonts w:hint="eastAsia"/>
-            </w:rPr>
-            <w:instrText xml:space="preserve"> </w:instrText>
-          </w:r>
-          <w:r>
-            <w:rPr>
-              <w:rFonts w:hint="eastAsia"/>
-            </w:rPr>
-            <w:fldChar w:fldCharType="separate"/>
-          </w:r>
-          <w:r>
-            <w:rPr>
-              <w:rFonts w:hint="eastAsia"/>
-            </w:rPr>
-            <w:t>20</w:t>
-          </w:r>
-          <w:r>
-            <w:rPr>
-              <w:rFonts w:hint="eastAsia"/>
-            </w:rPr>
-            <w:fldChar w:fldCharType="end"/>
-          </w:r>
-          <w:r>
-            <w:rPr>
-              <w:rFonts w:hint="eastAsia"/>
-            </w:rPr>
-            <w:fldChar w:fldCharType="end"/>
-          </w:r>
-        </w:p>
-        <w:p>
-          <w:pPr>
-            <w:pStyle w:val="22"/>
-            <w:tabs>
-              <w:tab w:val="right" w:leader="dot" w:pos="9060"/>
-            </w:tabs>
-            <w:rPr>
-              <w:rFonts w:hint="eastAsia" w:asciiTheme="minorHAnsi" w:hAnsiTheme="minorHAnsi" w:eastAsiaTheme="minorEastAsia" w:cstheme="minorBidi"/>
-              <w:caps w:val="0"/>
-              <w:color w:val="auto"/>
-              <w:sz w:val="22"/>
-              <w:u w:val="none"/>
-              <w14:ligatures w14:val="standardContextual"/>
-            </w:rPr>
-          </w:pPr>
-          <w:r>
-            <w:fldChar w:fldCharType="begin"/>
-          </w:r>
-          <w:r>
-            <w:instrText xml:space="preserve"> HYPERLINK \l "_Toc195598852" </w:instrText>
-          </w:r>
-          <w:r>
-            <w:fldChar w:fldCharType="separate"/>
-          </w:r>
-          <w:r>
-            <w:rPr>
-              <w:rStyle w:val="34"/>
-              <w:rFonts w:hint="eastAsia" w:ascii="Times New Roman" w:hAnsi="Times New Roman"/>
-              <w:b/>
-              <w:kern w:val="0"/>
-            </w:rPr>
-            <w:t>5.4朋友圈</w:t>
-          </w:r>
-          <w:r>
-            <w:rPr>
-              <w:rFonts w:hint="eastAsia"/>
-            </w:rPr>
-            <w:tab/>
-          </w:r>
-          <w:r>
-            <w:rPr>
-              <w:rFonts w:hint="eastAsia"/>
-            </w:rPr>
-            <w:fldChar w:fldCharType="begin"/>
-          </w:r>
-          <w:r>
-            <w:rPr>
-              <w:rFonts w:hint="eastAsia"/>
-            </w:rPr>
-            <w:instrText xml:space="preserve"> </w:instrText>
-          </w:r>
-          <w:r>
-            <w:instrText xml:space="preserve">PAGEREF _Toc195598852 \h</w:instrText>
-          </w:r>
-          <w:r>
-            <w:rPr>
-              <w:rFonts w:hint="eastAsia"/>
-            </w:rPr>
-            <w:instrText xml:space="preserve"> </w:instrText>
-          </w:r>
-          <w:r>
-            <w:rPr>
-              <w:rFonts w:hint="eastAsia"/>
-            </w:rPr>
-            <w:fldChar w:fldCharType="separate"/>
-          </w:r>
-          <w:r>
-            <w:rPr>
-              <w:rFonts w:hint="eastAsia"/>
-            </w:rPr>
-            <w:t>21</w:t>
-          </w:r>
-          <w:r>
-            <w:rPr>
-              <w:rFonts w:hint="eastAsia"/>
-            </w:rPr>
-            <w:fldChar w:fldCharType="end"/>
-          </w:r>
-          <w:r>
-            <w:rPr>
-              <w:rFonts w:hint="eastAsia"/>
-            </w:rPr>
-            <w:fldChar w:fldCharType="end"/>
-          </w:r>
-        </w:p>
-        <w:p>
-          <w:pPr>
-            <w:pStyle w:val="22"/>
-            <w:tabs>
-              <w:tab w:val="right" w:leader="dot" w:pos="9060"/>
-            </w:tabs>
-            <w:rPr>
-              <w:rFonts w:hint="eastAsia" w:asciiTheme="minorHAnsi" w:hAnsiTheme="minorHAnsi" w:eastAsiaTheme="minorEastAsia" w:cstheme="minorBidi"/>
-              <w:caps w:val="0"/>
-              <w:color w:val="auto"/>
-              <w:sz w:val="22"/>
-              <w:u w:val="none"/>
-              <w14:ligatures w14:val="standardContextual"/>
-            </w:rPr>
-          </w:pPr>
-          <w:r>
-            <w:fldChar w:fldCharType="begin"/>
-          </w:r>
-          <w:r>
-            <w:instrText xml:space="preserve"> HYPERLINK \l "_Toc195598853" </w:instrText>
-          </w:r>
-          <w:r>
-            <w:fldChar w:fldCharType="separate"/>
-          </w:r>
-          <w:r>
-            <w:rPr>
-              <w:rStyle w:val="34"/>
-              <w:rFonts w:hint="eastAsia" w:ascii="Times New Roman" w:hAnsi="Times New Roman"/>
-              <w:b/>
-              <w:bCs/>
-              <w:kern w:val="0"/>
-            </w:rPr>
-            <w:t>6系统测试</w:t>
-          </w:r>
-          <w:r>
-            <w:rPr>
-              <w:rFonts w:hint="eastAsia"/>
-            </w:rPr>
-            <w:tab/>
-          </w:r>
-          <w:r>
-            <w:rPr>
-              <w:rFonts w:hint="eastAsia"/>
-            </w:rPr>
-            <w:fldChar w:fldCharType="begin"/>
-          </w:r>
-          <w:r>
-            <w:rPr>
-              <w:rFonts w:hint="eastAsia"/>
-            </w:rPr>
-            <w:instrText xml:space="preserve"> </w:instrText>
-          </w:r>
-          <w:r>
-            <w:instrText xml:space="preserve">PAGEREF _Toc195598853 \h</w:instrText>
-          </w:r>
-          <w:r>
-            <w:rPr>
-              <w:rFonts w:hint="eastAsia"/>
-            </w:rPr>
-            <w:instrText xml:space="preserve"> </w:instrText>
-          </w:r>
-          <w:r>
-            <w:rPr>
-              <w:rFonts w:hint="eastAsia"/>
-            </w:rPr>
-            <w:fldChar w:fldCharType="separate"/>
-          </w:r>
-          <w:r>
-            <w:rPr>
-              <w:rFonts w:hint="eastAsia"/>
-            </w:rPr>
-            <w:t>25</w:t>
-          </w:r>
-          <w:r>
-            <w:rPr>
-              <w:rFonts w:hint="eastAsia"/>
-            </w:rPr>
-            <w:fldChar w:fldCharType="end"/>
-          </w:r>
-          <w:r>
-            <w:rPr>
-              <w:rFonts w:hint="eastAsia"/>
-            </w:rPr>
-            <w:fldChar w:fldCharType="end"/>
-          </w:r>
-        </w:p>
-        <w:p>
-          <w:pPr>
-            <w:pStyle w:val="22"/>
-            <w:tabs>
-              <w:tab w:val="right" w:leader="dot" w:pos="9060"/>
-            </w:tabs>
-            <w:rPr>
-              <w:rFonts w:hint="eastAsia" w:asciiTheme="minorHAnsi" w:hAnsiTheme="minorHAnsi" w:eastAsiaTheme="minorEastAsia" w:cstheme="minorBidi"/>
-              <w:caps w:val="0"/>
-              <w:color w:val="auto"/>
-              <w:sz w:val="22"/>
-              <w:u w:val="none"/>
-              <w14:ligatures w14:val="standardContextual"/>
-            </w:rPr>
-          </w:pPr>
-          <w:r>
-            <w:fldChar w:fldCharType="begin"/>
-          </w:r>
-          <w:r>
-            <w:instrText xml:space="preserve"> HYPERLINK \l "_Toc195598854" </w:instrText>
-          </w:r>
-          <w:r>
-            <w:fldChar w:fldCharType="separate"/>
-          </w:r>
-          <w:r>
-            <w:rPr>
-              <w:rStyle w:val="34"/>
-              <w:rFonts w:hint="eastAsia" w:ascii="Times New Roman" w:hAnsi="Times New Roman"/>
-              <w:b/>
-              <w:kern w:val="0"/>
-            </w:rPr>
-            <w:t>6.1 功能测试</w:t>
-          </w:r>
-          <w:r>
-            <w:rPr>
-              <w:rFonts w:hint="eastAsia"/>
-            </w:rPr>
-            <w:tab/>
-          </w:r>
-          <w:r>
-            <w:rPr>
-              <w:rFonts w:hint="eastAsia"/>
-            </w:rPr>
-            <w:fldChar w:fldCharType="begin"/>
-          </w:r>
-          <w:r>
-            <w:rPr>
-              <w:rFonts w:hint="eastAsia"/>
-            </w:rPr>
-            <w:instrText xml:space="preserve"> </w:instrText>
-          </w:r>
-          <w:r>
-            <w:instrText xml:space="preserve">PAGEREF _Toc195598854 \h</w:instrText>
-          </w:r>
-          <w:r>
-            <w:rPr>
-              <w:rFonts w:hint="eastAsia"/>
-            </w:rPr>
-            <w:instrText xml:space="preserve"> </w:instrText>
-          </w:r>
-          <w:r>
-            <w:rPr>
-              <w:rFonts w:hint="eastAsia"/>
-            </w:rPr>
-            <w:fldChar w:fldCharType="separate"/>
-          </w:r>
-          <w:r>
-            <w:rPr>
-              <w:rFonts w:hint="eastAsia"/>
-            </w:rPr>
-            <w:t>25</w:t>
-          </w:r>
-          <w:r>
-            <w:rPr>
-              <w:rFonts w:hint="eastAsia"/>
-            </w:rPr>
-            <w:fldChar w:fldCharType="end"/>
-          </w:r>
-          <w:r>
-            <w:rPr>
-              <w:rFonts w:hint="eastAsia"/>
-            </w:rPr>
-            <w:fldChar w:fldCharType="end"/>
-          </w:r>
-        </w:p>
-        <w:p>
-          <w:pPr>
-            <w:pStyle w:val="22"/>
-            <w:tabs>
-              <w:tab w:val="right" w:leader="dot" w:pos="9060"/>
-            </w:tabs>
-            <w:rPr>
-              <w:rFonts w:hint="eastAsia" w:asciiTheme="minorHAnsi" w:hAnsiTheme="minorHAnsi" w:eastAsiaTheme="minorEastAsia" w:cstheme="minorBidi"/>
-              <w:caps w:val="0"/>
-              <w:color w:val="auto"/>
-              <w:sz w:val="22"/>
-              <w:u w:val="none"/>
-              <w14:ligatures w14:val="standardContextual"/>
-            </w:rPr>
-          </w:pPr>
-          <w:r>
-            <w:fldChar w:fldCharType="begin"/>
-          </w:r>
-          <w:r>
-            <w:instrText xml:space="preserve"> HYPERLINK \l "_Toc195598855" </w:instrText>
-          </w:r>
-          <w:r>
-            <w:fldChar w:fldCharType="separate"/>
-          </w:r>
-          <w:r>
-            <w:rPr>
-              <w:rStyle w:val="34"/>
-              <w:rFonts w:hint="eastAsia" w:ascii="Times New Roman" w:hAnsi="Times New Roman"/>
-              <w:b/>
-              <w:kern w:val="0"/>
-            </w:rPr>
-            <w:t>6.2 性能测试</w:t>
-          </w:r>
-          <w:r>
-            <w:rPr>
-              <w:rFonts w:hint="eastAsia"/>
-            </w:rPr>
-            <w:tab/>
-          </w:r>
-          <w:r>
-            <w:rPr>
-              <w:rFonts w:hint="eastAsia"/>
-            </w:rPr>
-            <w:fldChar w:fldCharType="begin"/>
-          </w:r>
-          <w:r>
-            <w:rPr>
-              <w:rFonts w:hint="eastAsia"/>
-            </w:rPr>
-            <w:instrText xml:space="preserve"> </w:instrText>
-          </w:r>
-          <w:r>
-            <w:instrText xml:space="preserve">PAGEREF _Toc195598855 \h</w:instrText>
-          </w:r>
-          <w:r>
-            <w:rPr>
-              <w:rFonts w:hint="eastAsia"/>
-            </w:rPr>
-            <w:instrText xml:space="preserve"> </w:instrText>
-          </w:r>
-          <w:r>
-            <w:rPr>
-              <w:rFonts w:hint="eastAsia"/>
-            </w:rPr>
-            <w:fldChar w:fldCharType="separate"/>
-          </w:r>
-          <w:r>
-            <w:rPr>
-              <w:rFonts w:hint="eastAsia"/>
-            </w:rPr>
-            <w:t>25</w:t>
-          </w:r>
-          <w:r>
-            <w:rPr>
-              <w:rFonts w:hint="eastAsia"/>
-            </w:rPr>
-            <w:fldChar w:fldCharType="end"/>
-          </w:r>
-          <w:r>
-            <w:rPr>
-              <w:rFonts w:hint="eastAsia"/>
-            </w:rPr>
-            <w:fldChar w:fldCharType="end"/>
-          </w:r>
-        </w:p>
-        <w:p>
-          <w:pPr>
-            <w:pStyle w:val="16"/>
-            <w:tabs>
-              <w:tab w:val="right" w:leader="dot" w:pos="9060"/>
-            </w:tabs>
-            <w:rPr>
-              <w:rFonts w:hint="eastAsia" w:asciiTheme="minorHAnsi" w:hAnsiTheme="minorHAnsi" w:eastAsiaTheme="minorEastAsia" w:cstheme="minorBidi"/>
-              <w:color w:val="auto"/>
-              <w:sz w:val="22"/>
-              <w:u w:val="none"/>
-              <w14:ligatures w14:val="standardContextual"/>
-            </w:rPr>
-          </w:pPr>
-          <w:r>
-            <w:fldChar w:fldCharType="begin"/>
-          </w:r>
-          <w:r>
-            <w:instrText xml:space="preserve"> HYPERLINK \l "_Toc195598856" </w:instrText>
-          </w:r>
-          <w:r>
-            <w:fldChar w:fldCharType="separate"/>
-          </w:r>
-          <w:r>
-            <w:rPr>
-              <w:rStyle w:val="34"/>
-              <w:rFonts w:hint="eastAsia"/>
-            </w:rPr>
-            <w:t>6.2.1 测试指标</w:t>
-          </w:r>
-          <w:r>
-            <w:rPr>
-              <w:rFonts w:hint="eastAsia"/>
-            </w:rPr>
-            <w:tab/>
-          </w:r>
-          <w:r>
-            <w:rPr>
-              <w:rFonts w:hint="eastAsia"/>
-            </w:rPr>
-            <w:fldChar w:fldCharType="begin"/>
-          </w:r>
-          <w:r>
-            <w:rPr>
-              <w:rFonts w:hint="eastAsia"/>
-            </w:rPr>
-            <w:instrText xml:space="preserve"> </w:instrText>
-          </w:r>
-          <w:r>
-            <w:instrText xml:space="preserve">PAGEREF _Toc195598856 \h</w:instrText>
-          </w:r>
-          <w:r>
-            <w:rPr>
-              <w:rFonts w:hint="eastAsia"/>
-            </w:rPr>
-            <w:instrText xml:space="preserve"> </w:instrText>
-          </w:r>
-          <w:r>
-            <w:rPr>
-              <w:rFonts w:hint="eastAsia"/>
-            </w:rPr>
-            <w:fldChar w:fldCharType="separate"/>
-          </w:r>
-          <w:r>
-            <w:rPr>
-              <w:rFonts w:hint="eastAsia"/>
-            </w:rPr>
-            <w:t>25</w:t>
-          </w:r>
-          <w:r>
-            <w:rPr>
-              <w:rFonts w:hint="eastAsia"/>
-            </w:rPr>
-            <w:fldChar w:fldCharType="end"/>
-          </w:r>
-          <w:r>
-            <w:rPr>
-              <w:rFonts w:hint="eastAsia"/>
-            </w:rPr>
-            <w:fldChar w:fldCharType="end"/>
-          </w:r>
-        </w:p>
-        <w:p>
-          <w:pPr>
-            <w:pStyle w:val="16"/>
-            <w:tabs>
-              <w:tab w:val="right" w:leader="dot" w:pos="9060"/>
-            </w:tabs>
-            <w:rPr>
-              <w:rFonts w:hint="eastAsia" w:asciiTheme="minorHAnsi" w:hAnsiTheme="minorHAnsi" w:eastAsiaTheme="minorEastAsia" w:cstheme="minorBidi"/>
-              <w:color w:val="auto"/>
-              <w:sz w:val="22"/>
-              <w:u w:val="none"/>
-              <w14:ligatures w14:val="standardContextual"/>
-            </w:rPr>
-          </w:pPr>
-          <w:r>
-            <w:fldChar w:fldCharType="begin"/>
-          </w:r>
-          <w:r>
-            <w:instrText xml:space="preserve"> HYPERLINK \l "_Toc195598857" </w:instrText>
-          </w:r>
-          <w:r>
-            <w:fldChar w:fldCharType="separate"/>
-          </w:r>
-          <w:r>
-            <w:rPr>
-              <w:rStyle w:val="34"/>
-              <w:rFonts w:hint="eastAsia"/>
-            </w:rPr>
-            <w:t>6.2.2 测试工具</w:t>
-          </w:r>
-          <w:r>
-            <w:rPr>
-              <w:rFonts w:hint="eastAsia"/>
-            </w:rPr>
-            <w:tab/>
-          </w:r>
-          <w:r>
-            <w:rPr>
-              <w:rFonts w:hint="eastAsia"/>
-            </w:rPr>
-            <w:fldChar w:fldCharType="begin"/>
-          </w:r>
-          <w:r>
-            <w:rPr>
-              <w:rFonts w:hint="eastAsia"/>
-            </w:rPr>
-            <w:instrText xml:space="preserve"> </w:instrText>
-          </w:r>
-          <w:r>
-            <w:instrText xml:space="preserve">PAGEREF _Toc195598857 \h</w:instrText>
-          </w:r>
-          <w:r>
-            <w:rPr>
-              <w:rFonts w:hint="eastAsia"/>
-            </w:rPr>
-            <w:instrText xml:space="preserve"> </w:instrText>
-          </w:r>
-          <w:r>
-            <w:rPr>
-              <w:rFonts w:hint="eastAsia"/>
-            </w:rPr>
-            <w:fldChar w:fldCharType="separate"/>
-          </w:r>
-          <w:r>
-            <w:rPr>
-              <w:rFonts w:hint="eastAsia"/>
-            </w:rPr>
-            <w:t>26</w:t>
-          </w:r>
-          <w:r>
-            <w:rPr>
-              <w:rFonts w:hint="eastAsia"/>
-            </w:rPr>
-            <w:fldChar w:fldCharType="end"/>
-          </w:r>
-          <w:r>
-            <w:rPr>
-              <w:rFonts w:hint="eastAsia"/>
-            </w:rPr>
-            <w:fldChar w:fldCharType="end"/>
-          </w:r>
-        </w:p>
-        <w:p>
-          <w:pPr>
-            <w:pStyle w:val="22"/>
-            <w:tabs>
-              <w:tab w:val="right" w:leader="dot" w:pos="9060"/>
-            </w:tabs>
-            <w:rPr>
-              <w:rFonts w:hint="eastAsia" w:asciiTheme="minorHAnsi" w:hAnsiTheme="minorHAnsi" w:eastAsiaTheme="minorEastAsia" w:cstheme="minorBidi"/>
-              <w:caps w:val="0"/>
-              <w:color w:val="auto"/>
-              <w:sz w:val="22"/>
-              <w:u w:val="none"/>
-              <w14:ligatures w14:val="standardContextual"/>
-            </w:rPr>
-          </w:pPr>
-          <w:r>
-            <w:fldChar w:fldCharType="begin"/>
-          </w:r>
-          <w:r>
-            <w:instrText xml:space="preserve"> HYPERLINK \l "_Toc195598858" </w:instrText>
-          </w:r>
-          <w:r>
-            <w:fldChar w:fldCharType="separate"/>
-          </w:r>
-          <w:r>
-            <w:rPr>
-              <w:rStyle w:val="34"/>
-              <w:rFonts w:hint="eastAsia" w:ascii="Times New Roman" w:hAnsi="Times New Roman"/>
-              <w:b/>
-              <w:bCs/>
-              <w:kern w:val="0"/>
-            </w:rPr>
-            <w:t>结束语</w:t>
-          </w:r>
-          <w:r>
-            <w:rPr>
-              <w:rFonts w:hint="eastAsia"/>
-            </w:rPr>
-            <w:tab/>
-          </w:r>
-          <w:r>
-            <w:rPr>
-              <w:rFonts w:hint="eastAsia"/>
-            </w:rPr>
-            <w:fldChar w:fldCharType="begin"/>
-          </w:r>
-          <w:r>
-            <w:rPr>
-              <w:rFonts w:hint="eastAsia"/>
-            </w:rPr>
-            <w:instrText xml:space="preserve"> </w:instrText>
-          </w:r>
-          <w:r>
-            <w:instrText xml:space="preserve">PAGEREF _Toc195598858 \h</w:instrText>
-          </w:r>
-          <w:r>
-            <w:rPr>
-              <w:rFonts w:hint="eastAsia"/>
-            </w:rPr>
-            <w:instrText xml:space="preserve"> </w:instrText>
-          </w:r>
-          <w:r>
-            <w:rPr>
-              <w:rFonts w:hint="eastAsia"/>
-            </w:rPr>
-            <w:fldChar w:fldCharType="separate"/>
-          </w:r>
-          <w:r>
-            <w:rPr>
-              <w:rFonts w:hint="eastAsia"/>
-            </w:rPr>
-            <w:t>27</w:t>
-          </w:r>
-          <w:r>
-            <w:rPr>
-              <w:rFonts w:hint="eastAsia"/>
-            </w:rPr>
-            <w:fldChar w:fldCharType="end"/>
-          </w:r>
-          <w:r>
-            <w:rPr>
-              <w:rFonts w:hint="eastAsia"/>
-            </w:rPr>
-            <w:fldChar w:fldCharType="end"/>
-          </w:r>
-        </w:p>
-        <w:p>
-          <w:pPr>
-            <w:pStyle w:val="22"/>
-            <w:tabs>
-              <w:tab w:val="right" w:leader="dot" w:pos="9060"/>
-            </w:tabs>
-            <w:rPr>
-              <w:rFonts w:hint="eastAsia" w:asciiTheme="minorHAnsi" w:hAnsiTheme="minorHAnsi" w:eastAsiaTheme="minorEastAsia" w:cstheme="minorBidi"/>
-              <w:caps w:val="0"/>
-              <w:color w:val="auto"/>
-              <w:sz w:val="22"/>
-              <w:u w:val="none"/>
-              <w14:ligatures w14:val="standardContextual"/>
-            </w:rPr>
-          </w:pPr>
-          <w:r>
-            <w:fldChar w:fldCharType="begin"/>
-          </w:r>
-          <w:r>
-            <w:instrText xml:space="preserve"> HYPERLINK \l "_Toc195598859" </w:instrText>
-          </w:r>
-          <w:r>
-            <w:fldChar w:fldCharType="separate"/>
-          </w:r>
-          <w:r>
-            <w:rPr>
-              <w:rStyle w:val="34"/>
-              <w:rFonts w:hint="eastAsia" w:ascii="Times New Roman" w:hAnsi="Times New Roman"/>
-              <w:b/>
-              <w:bCs/>
-              <w:kern w:val="0"/>
-            </w:rPr>
-            <w:t>参考文献</w:t>
-          </w:r>
-          <w:r>
-            <w:rPr>
-              <w:rFonts w:hint="eastAsia"/>
-            </w:rPr>
-            <w:tab/>
-          </w:r>
-          <w:r>
-            <w:rPr>
-              <w:rFonts w:hint="eastAsia"/>
-            </w:rPr>
-            <w:fldChar w:fldCharType="begin"/>
-          </w:r>
-          <w:r>
-            <w:rPr>
-              <w:rFonts w:hint="eastAsia"/>
-            </w:rPr>
-            <w:instrText xml:space="preserve"> </w:instrText>
-          </w:r>
-          <w:r>
-            <w:instrText xml:space="preserve">PAGEREF _Toc195598859 \h</w:instrText>
-          </w:r>
-          <w:r>
-            <w:rPr>
-              <w:rFonts w:hint="eastAsia"/>
-            </w:rPr>
-            <w:instrText xml:space="preserve"> </w:instrText>
-          </w:r>
-          <w:r>
-            <w:rPr>
-              <w:rFonts w:hint="eastAsia"/>
-            </w:rPr>
-            <w:fldChar w:fldCharType="separate"/>
-          </w:r>
-          <w:r>
-            <w:rPr>
-              <w:rFonts w:hint="eastAsia"/>
-            </w:rPr>
-            <w:t>28</w:t>
-          </w:r>
-          <w:r>
-            <w:rPr>
-              <w:rFonts w:hint="eastAsia"/>
-            </w:rPr>
-            <w:fldChar w:fldCharType="end"/>
-          </w:r>
-          <w:r>
-            <w:rPr>
-              <w:rFonts w:hint="eastAsia"/>
-            </w:rPr>
-            <w:fldChar w:fldCharType="end"/>
-          </w:r>
-        </w:p>
-        <w:p>
-          <w:pPr>
-            <w:pStyle w:val="22"/>
-            <w:tabs>
-              <w:tab w:val="right" w:leader="dot" w:pos="9060"/>
-            </w:tabs>
-            <w:rPr>
-              <w:rFonts w:hint="eastAsia" w:asciiTheme="minorHAnsi" w:hAnsiTheme="minorHAnsi" w:eastAsiaTheme="minorEastAsia" w:cstheme="minorBidi"/>
-              <w:caps w:val="0"/>
-              <w:color w:val="auto"/>
-              <w:sz w:val="22"/>
-              <w:u w:val="none"/>
-              <w14:ligatures w14:val="standardContextual"/>
-            </w:rPr>
-          </w:pPr>
-          <w:r>
-            <w:fldChar w:fldCharType="begin"/>
-          </w:r>
-          <w:r>
-            <w:instrText xml:space="preserve"> HYPERLINK \l "_Toc195598860" </w:instrText>
-          </w:r>
-          <w:r>
-            <w:fldChar w:fldCharType="separate"/>
-          </w:r>
-          <w:r>
-            <w:rPr>
-              <w:rStyle w:val="34"/>
-              <w:rFonts w:hint="eastAsia" w:ascii="Times New Roman" w:hAnsi="Times New Roman"/>
-              <w:b/>
+              <w:rFonts w:ascii="Times New Roman" w:hAnsi="Times New Roman"/>
               <w:bCs/>
               <w:kern w:val="0"/>
             </w:rPr>
             <w:t>致谢</w:t>
           </w:r>
           <w:r>
-            <w:rPr>
-              <w:rFonts w:hint="eastAsia"/>
-            </w:rPr>
             <w:tab/>
           </w:r>
           <w:r>
-            <w:rPr>
-              <w:rFonts w:hint="eastAsia"/>
-            </w:rPr>
             <w:fldChar w:fldCharType="begin"/>
           </w:r>
           <w:r>
-            <w:rPr>
-              <w:rFonts w:hint="eastAsia"/>
-            </w:rPr>
-            <w:instrText xml:space="preserve"> </w:instrText>
-          </w:r>
-          <w:r>
-            <w:instrText xml:space="preserve">PAGEREF _Toc195598860 \h</w:instrText>
-          </w:r>
-          <w:r>
-            <w:rPr>
-              <w:rFonts w:hint="eastAsia"/>
-            </w:rPr>
-            <w:instrText xml:space="preserve"> </w:instrText>
-          </w:r>
-          <w:r>
-            <w:rPr>
-              <w:rFonts w:hint="eastAsia"/>
-            </w:rPr>
+            <w:instrText xml:space="preserve"> PAGEREF _Toc3571 \h </w:instrText>
+          </w:r>
+          <w:r>
             <w:fldChar w:fldCharType="separate"/>
           </w:r>
           <w:r>
-            <w:rPr>
-              <w:rFonts w:hint="eastAsia"/>
-            </w:rPr>
-            <w:t>29</w:t>
-          </w:r>
-          <w:r>
-            <w:rPr>
-              <w:rFonts w:hint="eastAsia"/>
-            </w:rPr>
+            <w:t>31</w:t>
+          </w:r>
+          <w:r>
             <w:fldChar w:fldCharType="end"/>
           </w:r>
           <w:r>
-            <w:rPr>
-              <w:rFonts w:hint="eastAsia"/>
-            </w:rPr>
             <w:fldChar w:fldCharType="end"/>
           </w:r>
         </w:p>
         <w:p>
-          <w:pPr>
-            <w:pStyle w:val="22"/>
-            <w:tabs>
-              <w:tab w:val="right" w:leader="dot" w:pos="9060"/>
-            </w:tabs>
-            <w:spacing w:line="240" w:lineRule="auto"/>
-            <w:ind w:firstLine="0" w:firstLineChars="0"/>
-            <w:jc w:val="center"/>
-            <w:rPr>
-              <w:rFonts w:hint="eastAsia" w:ascii="宋体" w:hAnsi="宋体" w:cs="Times New Roman"/>
-              <w:caps w:val="0"/>
-              <w:sz w:val="21"/>
-            </w:rPr>
-          </w:pPr>
-          <w:r>
-            <w:rPr>
-              <w:rFonts w:ascii="宋体" w:hAnsi="宋体"/>
-              <w:sz w:val="21"/>
-            </w:rPr>
+          <w:r>
             <w:fldChar w:fldCharType="end"/>
           </w:r>
         </w:p>
       </w:sdtContent>
     </w:sdt>
+    <w:p/>
+    <w:p/>
     <w:sdt>
       <w:sdtPr>
         <w:rPr>
@@ -4906,16 +2783,14 @@
         </w:p>
       </w:sdtContent>
     </w:sdt>
-    <w:bookmarkEnd w:id="2"/>
-    <w:bookmarkEnd w:id="3"/>
     <w:p>
       <w:pPr>
         <w:adjustRightInd w:val="0"/>
         <w:snapToGrid w:val="0"/>
         <w:ind w:firstLine="480"/>
         <w:sectPr>
-          <w:headerReference r:id="rId10" w:type="default"/>
-          <w:footerReference r:id="rId11" w:type="default"/>
+          <w:headerReference r:id="rId8" w:type="default"/>
+          <w:footerReference r:id="rId9" w:type="default"/>
           <w:type w:val="oddPage"/>
           <w:pgSz w:w="11906" w:h="16838"/>
           <w:pgMar w:top="1701" w:right="1418" w:bottom="1418" w:left="1418" w:header="851" w:footer="964" w:gutter="0"/>
@@ -4955,8 +2830,9 @@
       <w:pPr>
         <w:pStyle w:val="28"/>
         <w:spacing w:before="156" w:beforeLines="50" w:beforeAutospacing="0" w:after="156" w:afterLines="50" w:afterAutospacing="0"/>
-        <w:ind w:firstLine="600"/>
+        <w:ind w:firstLine="600" w:firstLineChars="200"/>
         <w:jc w:val="center"/>
+        <w:outlineLvl w:val="0"/>
         <w:rPr>
           <w:rFonts w:eastAsia="黑体" w:cs="Arial"/>
           <w:color w:val="000000"/>
@@ -4964,6 +2840,7 @@
           <w:szCs w:val="30"/>
         </w:rPr>
       </w:pPr>
+      <w:bookmarkStart w:id="7" w:name="_Toc15236"/>
       <w:r>
         <w:rPr>
           <w:rFonts w:eastAsia="黑体" w:cs="Arial"/>
@@ -4976,6 +2853,7 @@
       <w:bookmarkEnd w:id="4"/>
       <w:bookmarkEnd w:id="5"/>
       <w:bookmarkEnd w:id="6"/>
+      <w:bookmarkEnd w:id="7"/>
     </w:p>
     <w:p>
       <w:pPr>
@@ -5024,6 +2902,8 @@
       <w:r>
         <w:br w:type="page"/>
       </w:r>
+      <w:bookmarkStart w:id="135" w:name="_GoBack"/>
+      <w:bookmarkEnd w:id="135"/>
     </w:p>
     <w:p>
       <w:pPr>
@@ -5039,13 +2919,17 @@
     <w:p>
       <w:pPr>
         <w:pStyle w:val="29"/>
+        <w:ind w:firstLine="180" w:firstLineChars="50"/>
+        <w:outlineLvl w:val="0"/>
         <w:rPr>
           <w:rFonts w:hint="eastAsia"/>
         </w:rPr>
       </w:pPr>
+      <w:bookmarkStart w:id="8" w:name="_Toc5951"/>
       <w:r>
         <w:t>Abstract:</w:t>
       </w:r>
+      <w:bookmarkEnd w:id="8"/>
     </w:p>
     <w:p>
       <w:pPr>
@@ -5099,10 +2983,10 @@
           <w:sz w:val="24"/>
         </w:rPr>
         <w:sectPr>
-          <w:headerReference r:id="rId14" w:type="first"/>
-          <w:headerReference r:id="rId12" w:type="default"/>
-          <w:footerReference r:id="rId15" w:type="default"/>
-          <w:headerReference r:id="rId13" w:type="even"/>
+          <w:headerReference r:id="rId12" w:type="first"/>
+          <w:headerReference r:id="rId10" w:type="default"/>
+          <w:footerReference r:id="rId13" w:type="default"/>
+          <w:headerReference r:id="rId11" w:type="even"/>
           <w:pgSz w:w="11906" w:h="16838"/>
           <w:pgMar w:top="1701" w:right="1418" w:bottom="1418" w:left="1418" w:header="851" w:footer="964" w:gutter="0"/>
           <w:pgNumType w:fmt="upperRoman" w:start="1"/>
@@ -5128,13 +3012,13 @@
           <w:kern w:val="0"/>
         </w:rPr>
       </w:pPr>
-      <w:bookmarkStart w:id="7" w:name="_Toc134820421"/>
-      <w:bookmarkStart w:id="8" w:name="_Toc23390"/>
-      <w:bookmarkStart w:id="9" w:name="_Toc29792_WPSOffice_Level1"/>
-      <w:bookmarkStart w:id="10" w:name="_Toc5699_WPSOffice_Level1"/>
-      <w:bookmarkStart w:id="11" w:name="_Toc15736"/>
-      <w:bookmarkStart w:id="12" w:name="_Toc134820365"/>
-      <w:bookmarkStart w:id="13" w:name="_Toc195598816"/>
+      <w:bookmarkStart w:id="9" w:name="_Toc134820421"/>
+      <w:bookmarkStart w:id="10" w:name="_Toc23390"/>
+      <w:bookmarkStart w:id="11" w:name="_Toc29792_WPSOffice_Level1"/>
+      <w:bookmarkStart w:id="12" w:name="_Toc5699_WPSOffice_Level1"/>
+      <w:bookmarkStart w:id="13" w:name="_Toc15736"/>
+      <w:bookmarkStart w:id="14" w:name="_Toc134820365"/>
+      <w:bookmarkStart w:id="15" w:name="_Toc15158"/>
       <w:r>
         <w:rPr>
           <w:rFonts w:ascii="Times New Roman" w:hAnsi="Times New Roman"/>
@@ -5145,13 +3029,13 @@
         </w:rPr>
         <w:t>前言</w:t>
       </w:r>
-      <w:bookmarkEnd w:id="7"/>
-      <w:bookmarkEnd w:id="8"/>
       <w:bookmarkEnd w:id="9"/>
       <w:bookmarkEnd w:id="10"/>
       <w:bookmarkEnd w:id="11"/>
       <w:bookmarkEnd w:id="12"/>
       <w:bookmarkEnd w:id="13"/>
+      <w:bookmarkEnd w:id="14"/>
+      <w:bookmarkEnd w:id="15"/>
     </w:p>
     <w:p>
       <w:pPr>
@@ -5162,7 +3046,9 @@
           <w:numId w:val="2"/>
         </w:numPr>
         <w:spacing w:before="156" w:beforeLines="50" w:after="156" w:afterLines="50"/>
+        <w:ind w:left="0" w:leftChars="0" w:firstLine="0" w:firstLineChars="0"/>
         <w:jc w:val="both"/>
+        <w:outlineLvl w:val="1"/>
         <w:rPr>
           <w:rFonts w:ascii="Times New Roman" w:hAnsi="Times New Roman"/>
           <w:b/>
@@ -5172,10 +3058,10 @@
           <w:szCs w:val="24"/>
         </w:rPr>
       </w:pPr>
-      <w:bookmarkStart w:id="14" w:name="_Toc195598817"/>
-      <w:bookmarkStart w:id="15" w:name="_Toc17530"/>
-      <w:bookmarkStart w:id="16" w:name="_Toc134820422"/>
-      <w:bookmarkStart w:id="17" w:name="_Toc134820366"/>
+      <w:bookmarkStart w:id="16" w:name="_Toc17530"/>
+      <w:bookmarkStart w:id="17" w:name="_Toc134820422"/>
+      <w:bookmarkStart w:id="18" w:name="_Toc134820366"/>
+      <w:bookmarkStart w:id="19" w:name="_Toc22220"/>
       <w:r>
         <w:rPr>
           <w:rFonts w:ascii="Times New Roman" w:hAnsi="Times New Roman"/>
@@ -5187,10 +3073,10 @@
         </w:rPr>
         <w:t>研究背景</w:t>
       </w:r>
-      <w:bookmarkEnd w:id="14"/>
-      <w:bookmarkEnd w:id="15"/>
       <w:bookmarkEnd w:id="16"/>
       <w:bookmarkEnd w:id="17"/>
+      <w:bookmarkEnd w:id="18"/>
+      <w:bookmarkEnd w:id="19"/>
     </w:p>
     <w:p>
       <w:pPr>
@@ -5225,7 +3111,9 @@
           <w:numId w:val="2"/>
         </w:numPr>
         <w:spacing w:before="156" w:beforeLines="50" w:after="156" w:afterLines="50"/>
+        <w:ind w:left="0" w:leftChars="0" w:firstLine="0" w:firstLineChars="0"/>
         <w:jc w:val="both"/>
+        <w:outlineLvl w:val="1"/>
         <w:rPr>
           <w:rFonts w:ascii="Times New Roman" w:hAnsi="Times New Roman"/>
           <w:b/>
@@ -5235,10 +3123,10 @@
           <w:szCs w:val="24"/>
         </w:rPr>
       </w:pPr>
-      <w:bookmarkStart w:id="18" w:name="_Toc20911"/>
-      <w:bookmarkStart w:id="19" w:name="_Toc134820423"/>
-      <w:bookmarkStart w:id="20" w:name="_Toc195598818"/>
-      <w:bookmarkStart w:id="21" w:name="_Toc134820367"/>
+      <w:bookmarkStart w:id="20" w:name="_Toc20911"/>
+      <w:bookmarkStart w:id="21" w:name="_Toc134820423"/>
+      <w:bookmarkStart w:id="22" w:name="_Toc134820367"/>
+      <w:bookmarkStart w:id="23" w:name="_Toc9926"/>
       <w:r>
         <w:rPr>
           <w:rFonts w:ascii="Times New Roman" w:hAnsi="Times New Roman"/>
@@ -5250,18 +3138,18 @@
         </w:rPr>
         <w:t>研究意义</w:t>
       </w:r>
-      <w:bookmarkEnd w:id="18"/>
-      <w:bookmarkEnd w:id="19"/>
       <w:bookmarkEnd w:id="20"/>
       <w:bookmarkEnd w:id="21"/>
+      <w:bookmarkEnd w:id="22"/>
+      <w:bookmarkEnd w:id="23"/>
     </w:p>
     <w:p>
       <w:pPr>
         <w:pStyle w:val="13"/>
       </w:pPr>
-      <w:bookmarkStart w:id="22" w:name="_Toc27490"/>
-      <w:bookmarkStart w:id="23" w:name="_Toc134820368"/>
-      <w:bookmarkStart w:id="24" w:name="_Toc134820424"/>
+      <w:bookmarkStart w:id="24" w:name="_Toc27490"/>
+      <w:bookmarkStart w:id="25" w:name="_Toc134820368"/>
+      <w:bookmarkStart w:id="26" w:name="_Toc134820424"/>
       <w:r>
         <w:t>基于 uni - app 框架开发即时通讯项目，能够为跨平台开发领域提供新的实践案例和理论参考。探索在不同平台上实现即时通讯功能的最佳实践，有助于完善跨平台开发的技术体系和方法论。</w:t>
       </w:r>
@@ -5291,7 +3179,9 @@
           <w:numId w:val="2"/>
         </w:numPr>
         <w:spacing w:before="156" w:beforeLines="50" w:after="156" w:afterLines="50"/>
+        <w:ind w:left="0" w:leftChars="0" w:firstLine="0" w:firstLineChars="0"/>
         <w:jc w:val="both"/>
+        <w:outlineLvl w:val="1"/>
         <w:rPr>
           <w:rFonts w:ascii="Times New Roman" w:hAnsi="Times New Roman"/>
           <w:b/>
@@ -5301,7 +3191,7 @@
           <w:szCs w:val="24"/>
         </w:rPr>
       </w:pPr>
-      <w:bookmarkStart w:id="25" w:name="_Toc195598819"/>
+      <w:bookmarkStart w:id="27" w:name="_Toc25368"/>
       <w:r>
         <w:rPr>
           <w:rFonts w:ascii="Times New Roman" w:hAnsi="Times New Roman"/>
@@ -5313,18 +3203,18 @@
         </w:rPr>
         <w:t>国内现状</w:t>
       </w:r>
-      <w:bookmarkEnd w:id="22"/>
-      <w:bookmarkEnd w:id="23"/>
       <w:bookmarkEnd w:id="24"/>
       <w:bookmarkEnd w:id="25"/>
+      <w:bookmarkEnd w:id="26"/>
+      <w:bookmarkEnd w:id="27"/>
     </w:p>
     <w:p>
       <w:pPr>
         <w:pStyle w:val="13"/>
       </w:pPr>
-      <w:bookmarkStart w:id="26" w:name="_Toc134820425"/>
-      <w:bookmarkStart w:id="27" w:name="_Toc18820"/>
-      <w:bookmarkStart w:id="28" w:name="_Toc134820369"/>
+      <w:bookmarkStart w:id="28" w:name="_Toc134820425"/>
+      <w:bookmarkStart w:id="29" w:name="_Toc18820"/>
+      <w:bookmarkStart w:id="30" w:name="_Toc134820369"/>
       <w:r>
         <w:t>国内即时通讯市场呈现出寡头垄断的局面，微信和 QQ 凭借庞大的用户基础和丰富的功能生态占据主导地位。微信作为国民级社交应用，不仅满足了人们日常的通讯需求，还集成了支付、购物、生活服务等多种功能，成为了一个综合性的生活平台。QQ 则在年轻用户群体中拥有较高的人气，其丰富的个性化功能和社交玩法深受年轻人喜爱。</w:t>
       </w:r>
@@ -5362,7 +3252,9 @@
           <w:numId w:val="2"/>
         </w:numPr>
         <w:spacing w:before="156" w:beforeLines="50" w:after="156" w:afterLines="50"/>
+        <w:ind w:left="0" w:leftChars="0" w:firstLine="0" w:firstLineChars="0"/>
         <w:jc w:val="both"/>
+        <w:outlineLvl w:val="1"/>
         <w:rPr>
           <w:rFonts w:ascii="Times New Roman" w:hAnsi="Times New Roman"/>
           <w:b/>
@@ -5372,7 +3264,7 @@
           <w:szCs w:val="24"/>
         </w:rPr>
       </w:pPr>
-      <w:bookmarkStart w:id="29" w:name="_Toc195598820"/>
+      <w:bookmarkStart w:id="31" w:name="_Toc11280"/>
       <w:r>
         <w:rPr>
           <w:rFonts w:ascii="Times New Roman" w:hAnsi="Times New Roman"/>
@@ -5384,18 +3276,18 @@
         </w:rPr>
         <w:t>国外现状</w:t>
       </w:r>
-      <w:bookmarkEnd w:id="26"/>
-      <w:bookmarkEnd w:id="27"/>
       <w:bookmarkEnd w:id="28"/>
       <w:bookmarkEnd w:id="29"/>
+      <w:bookmarkEnd w:id="30"/>
+      <w:bookmarkEnd w:id="31"/>
     </w:p>
     <w:p>
       <w:pPr>
         <w:pStyle w:val="13"/>
       </w:pPr>
-      <w:bookmarkStart w:id="30" w:name="_Toc134820426"/>
-      <w:bookmarkStart w:id="31" w:name="_Toc8159"/>
-      <w:bookmarkStart w:id="32" w:name="_Toc134820370"/>
+      <w:bookmarkStart w:id="32" w:name="_Toc134820426"/>
+      <w:bookmarkStart w:id="33" w:name="_Toc8159"/>
+      <w:bookmarkStart w:id="34" w:name="_Toc134820370"/>
       <w:r>
         <w:t>WhatsApp、Facebook Messenger、Telegram 和 LINE 等在国际市场上拥有庞大用户群体。WhatsApp 凭借 Facebook 的推广和自身简洁易用的特点，在欧美、南美、非洲等地区广泛使用，拥有数十亿用户。Facebook Messenger 与社交平台 Facebook 深度整合，方便用户在社交网络基础上进行即时通讯。Telegram 以注重隐私保护和强大的群组功能吸引了大量用户，尤其在一些对隐私较为敏感的地区和特定社群中很受欢迎。LINE 则在日本、韩国等亚洲国家占据重要市场份额，除通讯外，还提供丰富的内容服务，如游戏、表情商店等。</w:t>
       </w:r>
@@ -5414,6 +3306,7 @@
         <w:keepNext/>
         <w:spacing w:before="156" w:beforeLines="50" w:after="156" w:afterLines="50"/>
         <w:jc w:val="both"/>
+        <w:outlineLvl w:val="2"/>
         <w:rPr>
           <w:rFonts w:ascii="Times New Roman" w:hAnsi="Times New Roman"/>
           <w:b/>
@@ -5423,7 +3316,6 @@
           <w:szCs w:val="24"/>
         </w:rPr>
       </w:pPr>
-      <w:bookmarkStart w:id="33" w:name="_Toc195598821"/>
       <w:r>
         <w:rPr>
           <w:rFonts w:ascii="Times New Roman" w:hAnsi="Times New Roman"/>
@@ -5435,14 +3327,15 @@
         </w:rPr>
         <w:t>1.5个人见解</w:t>
       </w:r>
-      <w:bookmarkEnd w:id="30"/>
-      <w:bookmarkEnd w:id="31"/>
       <w:bookmarkEnd w:id="32"/>
       <w:bookmarkEnd w:id="33"/>
+      <w:bookmarkEnd w:id="34"/>
     </w:p>
     <w:p>
       <w:pPr>
         <w:pStyle w:val="13"/>
+        <w:ind w:firstLine="480" w:firstLineChars="200"/>
+        <w:outlineLvl w:val="3"/>
       </w:pPr>
       <w:r>
         <w:rPr>
@@ -5473,6 +3366,8 @@
     <w:p>
       <w:pPr>
         <w:pStyle w:val="13"/>
+        <w:ind w:firstLine="480" w:firstLineChars="200"/>
+        <w:outlineLvl w:val="3"/>
       </w:pPr>
       <w:r>
         <w:rPr>
@@ -5528,10 +3423,10 @@
           <w:kern w:val="0"/>
         </w:rPr>
       </w:pPr>
-      <w:bookmarkStart w:id="34" w:name="_Toc134820427"/>
-      <w:bookmarkStart w:id="35" w:name="_Toc13112"/>
-      <w:bookmarkStart w:id="36" w:name="_Toc195598822"/>
+      <w:bookmarkStart w:id="35" w:name="_Toc134820427"/>
+      <w:bookmarkStart w:id="36" w:name="_Toc13112"/>
       <w:bookmarkStart w:id="37" w:name="_Toc134820371"/>
+      <w:bookmarkStart w:id="38" w:name="_Toc3920"/>
       <w:r>
         <w:rPr>
           <w:rFonts w:ascii="Times New Roman" w:hAnsi="Times New Roman"/>
@@ -5542,10 +3437,10 @@
         </w:rPr>
         <w:t>开发环境与开发技术简介</w:t>
       </w:r>
-      <w:bookmarkEnd w:id="34"/>
       <w:bookmarkEnd w:id="35"/>
       <w:bookmarkEnd w:id="36"/>
       <w:bookmarkEnd w:id="37"/>
+      <w:bookmarkEnd w:id="38"/>
     </w:p>
     <w:p>
       <w:pPr>
@@ -5556,7 +3451,9 @@
           <w:numId w:val="3"/>
         </w:numPr>
         <w:spacing w:before="156" w:beforeLines="50" w:after="156" w:afterLines="50"/>
+        <w:ind w:left="0" w:leftChars="0" w:firstLine="0" w:firstLineChars="0"/>
         <w:jc w:val="both"/>
+        <w:outlineLvl w:val="1"/>
         <w:rPr>
           <w:rFonts w:ascii="Times New Roman" w:hAnsi="Times New Roman"/>
           <w:b/>
@@ -5566,12 +3463,12 @@
           <w:szCs w:val="24"/>
         </w:rPr>
       </w:pPr>
-      <w:bookmarkStart w:id="38" w:name="_Toc134820428"/>
-      <w:bookmarkStart w:id="39" w:name="_Toc1064"/>
-      <w:bookmarkStart w:id="40" w:name="_Toc23727_WPSOffice_Level2"/>
-      <w:bookmarkStart w:id="41" w:name="_Toc15331"/>
-      <w:bookmarkStart w:id="42" w:name="_Toc195598823"/>
+      <w:bookmarkStart w:id="39" w:name="_Toc134820428"/>
+      <w:bookmarkStart w:id="40" w:name="_Toc1064"/>
+      <w:bookmarkStart w:id="41" w:name="_Toc23727_WPSOffice_Level2"/>
+      <w:bookmarkStart w:id="42" w:name="_Toc15331"/>
       <w:bookmarkStart w:id="43" w:name="_Toc134820372"/>
+      <w:bookmarkStart w:id="44" w:name="_Toc17222"/>
       <w:r>
         <w:rPr>
           <w:rFonts w:ascii="Times New Roman" w:hAnsi="Times New Roman"/>
@@ -5583,12 +3480,12 @@
         </w:rPr>
         <w:t>系统设计的技术选择</w:t>
       </w:r>
-      <w:bookmarkEnd w:id="38"/>
       <w:bookmarkEnd w:id="39"/>
       <w:bookmarkEnd w:id="40"/>
       <w:bookmarkEnd w:id="41"/>
       <w:bookmarkEnd w:id="42"/>
       <w:bookmarkEnd w:id="43"/>
+      <w:bookmarkEnd w:id="44"/>
     </w:p>
     <w:p>
       <w:pPr>
@@ -5638,7 +3535,9 @@
           <w:numId w:val="3"/>
         </w:numPr>
         <w:spacing w:before="156" w:beforeLines="50" w:after="156" w:afterLines="50"/>
+        <w:ind w:left="0" w:leftChars="0" w:firstLine="0" w:firstLineChars="0"/>
         <w:jc w:val="both"/>
+        <w:outlineLvl w:val="1"/>
         <w:rPr>
           <w:rFonts w:ascii="Times New Roman" w:hAnsi="Times New Roman"/>
           <w:b/>
@@ -5648,12 +3547,12 @@
           <w:szCs w:val="24"/>
         </w:rPr>
       </w:pPr>
-      <w:bookmarkStart w:id="44" w:name="_Toc2031"/>
-      <w:bookmarkStart w:id="45" w:name="_Toc2363_WPSOffice_Level2"/>
-      <w:bookmarkStart w:id="46" w:name="_Toc134820373"/>
-      <w:bookmarkStart w:id="47" w:name="_Toc195598824"/>
+      <w:bookmarkStart w:id="45" w:name="_Toc2031"/>
+      <w:bookmarkStart w:id="46" w:name="_Toc2363_WPSOffice_Level2"/>
+      <w:bookmarkStart w:id="47" w:name="_Toc134820373"/>
       <w:bookmarkStart w:id="48" w:name="_Toc7999"/>
       <w:bookmarkStart w:id="49" w:name="_Toc134820429"/>
+      <w:bookmarkStart w:id="50" w:name="_Toc1455"/>
       <w:r>
         <w:rPr>
           <w:rFonts w:ascii="Times New Roman" w:hAnsi="Times New Roman"/>
@@ -5665,12 +3564,12 @@
         </w:rPr>
         <w:t>系统的运行环境</w:t>
       </w:r>
-      <w:bookmarkEnd w:id="44"/>
       <w:bookmarkEnd w:id="45"/>
       <w:bookmarkEnd w:id="46"/>
       <w:bookmarkEnd w:id="47"/>
       <w:bookmarkEnd w:id="48"/>
       <w:bookmarkEnd w:id="49"/>
+      <w:bookmarkEnd w:id="50"/>
     </w:p>
     <w:p>
       <w:pPr>
@@ -5720,7 +3619,9 @@
           <w:numId w:val="3"/>
         </w:numPr>
         <w:spacing w:before="156" w:beforeLines="50" w:after="156" w:afterLines="50"/>
+        <w:ind w:left="0" w:leftChars="0" w:firstLine="0" w:firstLineChars="0"/>
         <w:jc w:val="both"/>
+        <w:outlineLvl w:val="1"/>
         <w:rPr>
           <w:rFonts w:ascii="Times New Roman" w:hAnsi="Times New Roman"/>
           <w:b/>
@@ -5730,12 +3631,12 @@
           <w:szCs w:val="24"/>
         </w:rPr>
       </w:pPr>
-      <w:bookmarkStart w:id="50" w:name="_Toc26482_WPSOffice_Level2"/>
-      <w:bookmarkStart w:id="51" w:name="_Toc134820430"/>
-      <w:bookmarkStart w:id="52" w:name="_Toc195598825"/>
+      <w:bookmarkStart w:id="51" w:name="_Toc26482_WPSOffice_Level2"/>
+      <w:bookmarkStart w:id="52" w:name="_Toc134820430"/>
       <w:bookmarkStart w:id="53" w:name="_Toc10000"/>
       <w:bookmarkStart w:id="54" w:name="_Toc27641"/>
       <w:bookmarkStart w:id="55" w:name="_Toc134820374"/>
+      <w:bookmarkStart w:id="56" w:name="_Toc32068"/>
       <w:r>
         <w:rPr>
           <w:rFonts w:ascii="Times New Roman" w:hAnsi="Times New Roman"/>
@@ -5747,12 +3648,12 @@
         </w:rPr>
         <w:t>软件环境</w:t>
       </w:r>
-      <w:bookmarkEnd w:id="50"/>
       <w:bookmarkEnd w:id="51"/>
       <w:bookmarkEnd w:id="52"/>
       <w:bookmarkEnd w:id="53"/>
       <w:bookmarkEnd w:id="54"/>
       <w:bookmarkEnd w:id="55"/>
+      <w:bookmarkEnd w:id="56"/>
     </w:p>
     <w:p>
       <w:pPr>
@@ -5763,7 +3664,6 @@
           <w:szCs w:val="32"/>
         </w:rPr>
       </w:pPr>
-      <w:bookmarkStart w:id="56" w:name="_Toc195598826"/>
       <w:r>
         <w:rPr>
           <w:rFonts w:hint="eastAsia" w:eastAsia="黑体" w:cs="黑体"/>
@@ -5778,7 +3678,6 @@
         </w:rPr>
         <w:t>Visual Studio Code</w:t>
       </w:r>
-      <w:bookmarkEnd w:id="56"/>
     </w:p>
     <w:p>
       <w:pPr>
@@ -5797,7 +3696,6 @@
           <w:szCs w:val="32"/>
         </w:rPr>
       </w:pPr>
-      <w:bookmarkStart w:id="57" w:name="_Toc195598827"/>
       <w:r>
         <w:rPr>
           <w:rFonts w:hint="eastAsia" w:eastAsia="黑体" w:cs="黑体"/>
@@ -5812,7 +3710,6 @@
         </w:rPr>
         <w:t>Node.js</w:t>
       </w:r>
-      <w:bookmarkEnd w:id="57"/>
     </w:p>
     <w:p>
       <w:pPr>
@@ -5836,62 +3733,51 @@
           <w:rFonts w:hint="eastAsia" w:eastAsia="黑体" w:cs="黑体"/>
           <w:szCs w:val="32"/>
         </w:rPr>
-        <w:t xml:space="preserve"> </w:t>
-      </w:r>
-      <w:bookmarkStart w:id="58" w:name="_Toc195598828"/>
+        <w:t xml:space="preserve"> 2.3.3 </w:t>
+      </w:r>
+      <w:r>
+        <w:rPr>
+          <w:rFonts w:eastAsia="黑体" w:cs="黑体"/>
+          <w:szCs w:val="32"/>
+        </w:rPr>
+        <w:t>MySQL</w:t>
+      </w:r>
+    </w:p>
+    <w:p>
+      <w:pPr>
+        <w:pStyle w:val="13"/>
+      </w:pPr>
+      <w:bookmarkStart w:id="57" w:name="_Toc7866"/>
+      <w:bookmarkStart w:id="58" w:name="_Toc134820431"/>
+      <w:bookmarkStart w:id="59" w:name="_Toc24465"/>
+      <w:bookmarkStart w:id="60" w:name="_Toc134820375"/>
+      <w:r>
+        <w:t>MySQL 是一款广泛使用的开源关系型数据库管理系统，由瑞典 MySQL AB 公司开发，后被甲骨文公司收购。它具有高可靠性、高性能和易用性等特点。采用标准的 SQL 语言进行数据管理和操作，支持多用户、多线程，能高效处理大量数据。提供了丰富的数据类型，可满足不同场景的数据存储需求。同时，它拥有良好的跨平台性，可在多种操作系统上运行。此外，MySQL 还具备安全的权限管理机制，保障数据的安全性。由于其开源免费，很多中小型网站和项目都将其作为首选数据库，并且在大型企业级应用中也有广泛应用。</w:t>
+      </w:r>
+    </w:p>
+    <w:p>
+      <w:pPr>
+        <w:ind w:firstLine="0" w:firstLineChars="0"/>
+        <w:outlineLvl w:val="2"/>
+        <w:rPr>
+          <w:rFonts w:eastAsia="黑体" w:cs="黑体"/>
+          <w:szCs w:val="32"/>
+        </w:rPr>
+      </w:pPr>
       <w:r>
         <w:rPr>
           <w:rFonts w:hint="eastAsia" w:eastAsia="黑体" w:cs="黑体"/>
           <w:szCs w:val="32"/>
         </w:rPr>
-        <w:t xml:space="preserve">2.3.3 </w:t>
+        <w:t xml:space="preserve">2.3.4 </w:t>
       </w:r>
       <w:r>
         <w:rPr>
           <w:rFonts w:eastAsia="黑体" w:cs="黑体"/>
           <w:szCs w:val="32"/>
         </w:rPr>
-        <w:t>MySQL</w:t>
-      </w:r>
-      <w:bookmarkEnd w:id="58"/>
-    </w:p>
-    <w:p>
-      <w:pPr>
-        <w:pStyle w:val="13"/>
-      </w:pPr>
-      <w:bookmarkStart w:id="59" w:name="_Toc7866"/>
-      <w:bookmarkStart w:id="60" w:name="_Toc134820431"/>
-      <w:bookmarkStart w:id="61" w:name="_Toc24465"/>
-      <w:bookmarkStart w:id="62" w:name="_Toc134820375"/>
-      <w:r>
-        <w:t>MySQL 是一款广泛使用的开源关系型数据库管理系统，由瑞典 MySQL AB 公司开发，后被甲骨文公司收购。它具有高可靠性、高性能和易用性等特点。采用标准的 SQL 语言进行数据管理和操作，支持多用户、多线程，能高效处理大量数据。提供了丰富的数据类型，可满足不同场景的数据存储需求。同时，它拥有良好的跨平台性，可在多种操作系统上运行。此外，MySQL 还具备安全的权限管理机制，保障数据的安全性。由于其开源免费，很多中小型网站和项目都将其作为首选数据库，并且在大型企业级应用中也有广泛应用。</w:t>
-      </w:r>
-    </w:p>
-    <w:p>
-      <w:pPr>
-        <w:ind w:firstLine="0" w:firstLineChars="0"/>
-        <w:outlineLvl w:val="2"/>
-        <w:rPr>
-          <w:rFonts w:eastAsia="黑体" w:cs="黑体"/>
-          <w:szCs w:val="32"/>
-        </w:rPr>
-      </w:pPr>
-      <w:bookmarkStart w:id="63" w:name="_Toc195598829"/>
-      <w:r>
-        <w:rPr>
-          <w:rFonts w:hint="eastAsia" w:eastAsia="黑体" w:cs="黑体"/>
-          <w:szCs w:val="32"/>
-        </w:rPr>
-        <w:t xml:space="preserve">2.3.4 </w:t>
-      </w:r>
-      <w:r>
-        <w:rPr>
-          <w:rFonts w:eastAsia="黑体" w:cs="黑体"/>
-          <w:szCs w:val="32"/>
-        </w:rPr>
         <w:t>Redis</w:t>
       </w:r>
-      <w:bookmarkEnd w:id="63"/>
     </w:p>
     <w:p>
       <w:pPr>
@@ -5910,7 +3796,9 @@
           <w:numId w:val="3"/>
         </w:numPr>
         <w:spacing w:before="156" w:beforeLines="50" w:after="156" w:afterLines="50"/>
+        <w:ind w:left="0" w:leftChars="0" w:firstLine="0" w:firstLineChars="0"/>
         <w:jc w:val="both"/>
+        <w:outlineLvl w:val="1"/>
         <w:rPr>
           <w:rFonts w:ascii="Times New Roman" w:hAnsi="Times New Roman"/>
           <w:b/>
@@ -5920,7 +3808,7 @@
           <w:szCs w:val="24"/>
         </w:rPr>
       </w:pPr>
-      <w:bookmarkStart w:id="64" w:name="_Toc195598830"/>
+      <w:bookmarkStart w:id="61" w:name="_Toc3334"/>
       <w:r>
         <w:rPr>
           <w:rFonts w:ascii="Times New Roman" w:hAnsi="Times New Roman"/>
@@ -5932,11 +3820,11 @@
         </w:rPr>
         <w:t>体系结构</w:t>
       </w:r>
+      <w:bookmarkEnd w:id="57"/>
+      <w:bookmarkEnd w:id="58"/>
       <w:bookmarkEnd w:id="59"/>
       <w:bookmarkEnd w:id="60"/>
       <w:bookmarkEnd w:id="61"/>
-      <w:bookmarkEnd w:id="62"/>
-      <w:bookmarkEnd w:id="64"/>
     </w:p>
     <w:p>
       <w:pPr>
@@ -5982,7 +3870,7 @@
                     </pic:cNvPicPr>
                   </pic:nvPicPr>
                   <pic:blipFill>
-                    <a:blip r:embed="rId20"/>
+                    <a:blip r:embed="rId18"/>
                     <a:stretch>
                       <a:fillRect/>
                     </a:stretch>
@@ -6042,9 +3930,9 @@
           <w:szCs w:val="30"/>
         </w:rPr>
       </w:pPr>
-      <w:bookmarkStart w:id="65" w:name="_Toc134820432"/>
-      <w:bookmarkStart w:id="66" w:name="_Toc134820376"/>
-      <w:bookmarkStart w:id="67" w:name="_Toc21843"/>
+      <w:bookmarkStart w:id="62" w:name="_Toc134820432"/>
+      <w:bookmarkStart w:id="63" w:name="_Toc134820376"/>
+      <w:bookmarkStart w:id="64" w:name="_Toc21843"/>
       <w:r>
         <w:rPr>
           <w:b/>
@@ -6069,7 +3957,7 @@
           <w:kern w:val="0"/>
         </w:rPr>
       </w:pPr>
-      <w:bookmarkStart w:id="68" w:name="_Toc195598831"/>
+      <w:bookmarkStart w:id="65" w:name="_Toc8560"/>
       <w:r>
         <w:rPr>
           <w:rFonts w:hint="eastAsia" w:ascii="Times New Roman" w:hAnsi="Times New Roman"/>
@@ -6090,10 +3978,10 @@
         </w:rPr>
         <w:t>可行性与需求分析</w:t>
       </w:r>
+      <w:bookmarkEnd w:id="62"/>
+      <w:bookmarkEnd w:id="63"/>
+      <w:bookmarkEnd w:id="64"/>
       <w:bookmarkEnd w:id="65"/>
-      <w:bookmarkEnd w:id="66"/>
-      <w:bookmarkEnd w:id="67"/>
-      <w:bookmarkEnd w:id="68"/>
     </w:p>
     <w:p>
       <w:pPr>
@@ -6104,7 +3992,9 @@
           <w:numId w:val="6"/>
         </w:numPr>
         <w:spacing w:before="156" w:beforeLines="50" w:after="156" w:afterLines="50"/>
+        <w:ind w:left="0" w:leftChars="0" w:firstLine="0" w:firstLineChars="0"/>
         <w:jc w:val="both"/>
+        <w:outlineLvl w:val="1"/>
         <w:rPr>
           <w:rFonts w:ascii="Times New Roman" w:hAnsi="Times New Roman"/>
           <w:b/>
@@ -6114,10 +4004,10 @@
           <w:szCs w:val="24"/>
         </w:rPr>
       </w:pPr>
-      <w:bookmarkStart w:id="69" w:name="_Toc134820377"/>
-      <w:bookmarkStart w:id="70" w:name="_Toc134820433"/>
-      <w:bookmarkStart w:id="71" w:name="_Toc13164"/>
-      <w:bookmarkStart w:id="72" w:name="_Toc195598832"/>
+      <w:bookmarkStart w:id="66" w:name="_Toc134820377"/>
+      <w:bookmarkStart w:id="67" w:name="_Toc134820433"/>
+      <w:bookmarkStart w:id="68" w:name="_Toc13164"/>
+      <w:bookmarkStart w:id="69" w:name="_Toc25491"/>
       <w:r>
         <w:rPr>
           <w:rFonts w:ascii="Times New Roman" w:hAnsi="Times New Roman"/>
@@ -6129,9 +4019,9 @@
         </w:rPr>
         <w:t>可行性</w:t>
       </w:r>
-      <w:bookmarkEnd w:id="69"/>
-      <w:bookmarkEnd w:id="70"/>
-      <w:bookmarkEnd w:id="71"/>
+      <w:bookmarkEnd w:id="66"/>
+      <w:bookmarkEnd w:id="67"/>
+      <w:bookmarkEnd w:id="68"/>
       <w:r>
         <w:rPr>
           <w:rFonts w:hint="eastAsia" w:ascii="Times New Roman" w:hAnsi="Times New Roman"/>
@@ -6143,7 +4033,7 @@
         </w:rPr>
         <w:t>分析</w:t>
       </w:r>
-      <w:bookmarkEnd w:id="72"/>
+      <w:bookmarkEnd w:id="69"/>
     </w:p>
     <w:p>
       <w:pPr>
@@ -6158,7 +4048,6 @@
           <w:szCs w:val="32"/>
         </w:rPr>
       </w:pPr>
-      <w:bookmarkStart w:id="73" w:name="_Toc195598833"/>
       <w:r>
         <w:rPr>
           <w:rFonts w:hint="eastAsia" w:ascii="黑体" w:hAnsi="黑体" w:eastAsia="黑体" w:cs="黑体"/>
@@ -6166,7 +4055,6 @@
         </w:rPr>
         <w:t>开发框架适用性</w:t>
       </w:r>
-      <w:bookmarkEnd w:id="73"/>
     </w:p>
     <w:p>
       <w:pPr>
@@ -6195,7 +4083,6 @@
           <w:szCs w:val="32"/>
         </w:rPr>
       </w:pPr>
-      <w:bookmarkStart w:id="74" w:name="_Toc195598834"/>
       <w:r>
         <w:rPr>
           <w:rFonts w:ascii="黑体" w:hAnsi="黑体" w:eastAsia="黑体" w:cs="黑体"/>
@@ -6203,7 +4090,6 @@
         </w:rPr>
         <w:t>即时通讯技术可行性</w:t>
       </w:r>
-      <w:bookmarkEnd w:id="74"/>
     </w:p>
     <w:p>
       <w:pPr>
@@ -6232,7 +4118,6 @@
           <w:szCs w:val="32"/>
         </w:rPr>
       </w:pPr>
-      <w:bookmarkStart w:id="75" w:name="_Toc195598835"/>
       <w:r>
         <w:rPr>
           <w:rFonts w:ascii="黑体" w:hAnsi="黑体" w:eastAsia="黑体" w:cs="黑体"/>
@@ -6240,7 +4125,6 @@
         </w:rPr>
         <w:t>经济可行性</w:t>
       </w:r>
-      <w:bookmarkEnd w:id="75"/>
     </w:p>
     <w:p>
       <w:pPr>
@@ -6259,7 +4143,9 @@
           <w:numId w:val="6"/>
         </w:numPr>
         <w:spacing w:before="156" w:beforeLines="50" w:after="156" w:afterLines="50"/>
+        <w:ind w:left="0" w:leftChars="0" w:firstLine="0" w:firstLineChars="0"/>
         <w:jc w:val="both"/>
+        <w:outlineLvl w:val="1"/>
         <w:rPr>
           <w:rFonts w:ascii="Times New Roman" w:hAnsi="Times New Roman"/>
           <w:b/>
@@ -6269,12 +4155,12 @@
           <w:szCs w:val="24"/>
         </w:rPr>
       </w:pPr>
-      <w:bookmarkStart w:id="76" w:name="_Toc195598836"/>
-      <w:bookmarkStart w:id="77" w:name="_Toc134820381"/>
-      <w:bookmarkStart w:id="78" w:name="_Toc23603_WPSOffice_Level2"/>
-      <w:bookmarkStart w:id="79" w:name="_Toc17268"/>
-      <w:bookmarkStart w:id="80" w:name="_Toc18007"/>
-      <w:bookmarkStart w:id="81" w:name="_Toc134820437"/>
+      <w:bookmarkStart w:id="70" w:name="_Toc134820381"/>
+      <w:bookmarkStart w:id="71" w:name="_Toc23603_WPSOffice_Level2"/>
+      <w:bookmarkStart w:id="72" w:name="_Toc17268"/>
+      <w:bookmarkStart w:id="73" w:name="_Toc18007"/>
+      <w:bookmarkStart w:id="74" w:name="_Toc134820437"/>
+      <w:bookmarkStart w:id="75" w:name="_Toc32695"/>
       <w:r>
         <w:rPr>
           <w:rFonts w:ascii="Times New Roman" w:hAnsi="Times New Roman"/>
@@ -6286,12 +4172,12 @@
         </w:rPr>
         <w:t>需求分析</w:t>
       </w:r>
-      <w:bookmarkEnd w:id="76"/>
-      <w:bookmarkEnd w:id="77"/>
-      <w:bookmarkEnd w:id="78"/>
-      <w:bookmarkEnd w:id="79"/>
-      <w:bookmarkEnd w:id="80"/>
-      <w:bookmarkEnd w:id="81"/>
+      <w:bookmarkEnd w:id="70"/>
+      <w:bookmarkEnd w:id="71"/>
+      <w:bookmarkEnd w:id="72"/>
+      <w:bookmarkEnd w:id="73"/>
+      <w:bookmarkEnd w:id="74"/>
+      <w:bookmarkEnd w:id="75"/>
     </w:p>
     <w:p>
       <w:pPr>
@@ -6306,9 +4192,8 @@
           <w:szCs w:val="32"/>
         </w:rPr>
       </w:pPr>
-      <w:bookmarkStart w:id="82" w:name="_Toc134820382"/>
-      <w:bookmarkStart w:id="83" w:name="_Toc134820438"/>
-      <w:bookmarkStart w:id="84" w:name="_Toc195598837"/>
+      <w:bookmarkStart w:id="76" w:name="_Toc134820382"/>
+      <w:bookmarkStart w:id="77" w:name="_Toc134820438"/>
       <w:r>
         <w:rPr>
           <w:rFonts w:ascii="黑体" w:hAnsi="黑体" w:eastAsia="黑体" w:cs="黑体"/>
@@ -6316,9 +4201,8 @@
         </w:rPr>
         <w:t>功能需求</w:t>
       </w:r>
-      <w:bookmarkEnd w:id="82"/>
-      <w:bookmarkEnd w:id="83"/>
-      <w:bookmarkEnd w:id="84"/>
+      <w:bookmarkEnd w:id="76"/>
+      <w:bookmarkEnd w:id="77"/>
     </w:p>
     <w:p>
       <w:pPr>
@@ -6475,9 +4359,8 @@
           <w:szCs w:val="32"/>
         </w:rPr>
       </w:pPr>
-      <w:bookmarkStart w:id="85" w:name="_Toc134820439"/>
-      <w:bookmarkStart w:id="86" w:name="_Toc195598838"/>
-      <w:bookmarkStart w:id="87" w:name="_Toc134820383"/>
+      <w:bookmarkStart w:id="78" w:name="_Toc134820439"/>
+      <w:bookmarkStart w:id="79" w:name="_Toc134820383"/>
       <w:r>
         <w:rPr>
           <w:rFonts w:ascii="黑体" w:hAnsi="黑体" w:eastAsia="黑体" w:cs="黑体"/>
@@ -6485,9 +4368,8 @@
         </w:rPr>
         <w:t>性能需求</w:t>
       </w:r>
-      <w:bookmarkEnd w:id="85"/>
-      <w:bookmarkEnd w:id="86"/>
-      <w:bookmarkEnd w:id="87"/>
+      <w:bookmarkEnd w:id="78"/>
+      <w:bookmarkEnd w:id="79"/>
     </w:p>
     <w:p>
       <w:pPr>
@@ -6541,9 +4423,8 @@
           <w:szCs w:val="32"/>
         </w:rPr>
       </w:pPr>
-      <w:bookmarkStart w:id="88" w:name="_Toc195598839"/>
-      <w:bookmarkStart w:id="89" w:name="_Toc134820384"/>
-      <w:bookmarkStart w:id="90" w:name="_Toc134820440"/>
+      <w:bookmarkStart w:id="80" w:name="_Toc134820384"/>
+      <w:bookmarkStart w:id="81" w:name="_Toc134820440"/>
       <w:r>
         <w:rPr>
           <w:rFonts w:ascii="黑体" w:hAnsi="黑体" w:eastAsia="黑体" w:cs="黑体"/>
@@ -6551,9 +4432,8 @@
         </w:rPr>
         <w:t>环境需求</w:t>
       </w:r>
-      <w:bookmarkEnd w:id="88"/>
-      <w:bookmarkEnd w:id="89"/>
-      <w:bookmarkEnd w:id="90"/>
+      <w:bookmarkEnd w:id="80"/>
+      <w:bookmarkEnd w:id="81"/>
     </w:p>
     <w:p>
       <w:pPr>
@@ -6594,9 +4474,8 @@
           <w:szCs w:val="32"/>
         </w:rPr>
       </w:pPr>
-      <w:bookmarkStart w:id="91" w:name="_Toc134820385"/>
-      <w:bookmarkStart w:id="92" w:name="_Toc195598840"/>
-      <w:bookmarkStart w:id="93" w:name="_Toc134820441"/>
+      <w:bookmarkStart w:id="82" w:name="_Toc134820385"/>
+      <w:bookmarkStart w:id="83" w:name="_Toc134820441"/>
       <w:r>
         <w:rPr>
           <w:rFonts w:ascii="黑体" w:hAnsi="黑体" w:eastAsia="黑体" w:cs="黑体"/>
@@ -6604,9 +4483,8 @@
         </w:rPr>
         <w:t>用户界面需求</w:t>
       </w:r>
-      <w:bookmarkEnd w:id="91"/>
-      <w:bookmarkEnd w:id="92"/>
-      <w:bookmarkEnd w:id="93"/>
+      <w:bookmarkEnd w:id="82"/>
+      <w:bookmarkEnd w:id="83"/>
     </w:p>
     <w:p>
       <w:pPr>
@@ -6629,9 +4507,8 @@
           <w:szCs w:val="32"/>
         </w:rPr>
       </w:pPr>
-      <w:bookmarkStart w:id="94" w:name="_Toc195598841"/>
-      <w:bookmarkStart w:id="95" w:name="_Toc134820386"/>
-      <w:bookmarkStart w:id="96" w:name="_Toc134820442"/>
+      <w:bookmarkStart w:id="84" w:name="_Toc134820386"/>
+      <w:bookmarkStart w:id="85" w:name="_Toc134820442"/>
       <w:r>
         <w:rPr>
           <w:rFonts w:ascii="黑体" w:hAnsi="黑体" w:eastAsia="黑体" w:cs="黑体"/>
@@ -6639,9 +4516,8 @@
         </w:rPr>
         <w:t>其他需求</w:t>
       </w:r>
-      <w:bookmarkEnd w:id="94"/>
-      <w:bookmarkEnd w:id="95"/>
-      <w:bookmarkEnd w:id="96"/>
+      <w:bookmarkEnd w:id="84"/>
+      <w:bookmarkEnd w:id="85"/>
     </w:p>
     <w:p>
       <w:pPr>
@@ -6704,7 +4580,9 @@
           <w:numId w:val="6"/>
         </w:numPr>
         <w:spacing w:before="156" w:beforeLines="50" w:after="156" w:afterLines="50"/>
+        <w:ind w:left="0" w:leftChars="0" w:firstLine="0" w:firstLineChars="0"/>
         <w:jc w:val="both"/>
+        <w:outlineLvl w:val="1"/>
         <w:rPr>
           <w:rFonts w:ascii="Times New Roman" w:hAnsi="Times New Roman"/>
           <w:b/>
@@ -6714,12 +4592,12 @@
           <w:szCs w:val="24"/>
         </w:rPr>
       </w:pPr>
-      <w:bookmarkStart w:id="97" w:name="_Toc6934"/>
-      <w:bookmarkStart w:id="98" w:name="_Toc35"/>
-      <w:bookmarkStart w:id="99" w:name="_Toc195598842"/>
-      <w:bookmarkStart w:id="100" w:name="_Toc20885_WPSOffice_Level2"/>
-      <w:bookmarkStart w:id="101" w:name="_Toc134820387"/>
-      <w:bookmarkStart w:id="102" w:name="_Toc134820443"/>
+      <w:bookmarkStart w:id="86" w:name="_Toc6934"/>
+      <w:bookmarkStart w:id="87" w:name="_Toc35"/>
+      <w:bookmarkStart w:id="88" w:name="_Toc20885_WPSOffice_Level2"/>
+      <w:bookmarkStart w:id="89" w:name="_Toc134820387"/>
+      <w:bookmarkStart w:id="90" w:name="_Toc134820443"/>
+      <w:bookmarkStart w:id="91" w:name="_Toc8590"/>
       <w:r>
         <w:rPr>
           <w:rFonts w:ascii="Times New Roman" w:hAnsi="Times New Roman"/>
@@ -6731,12 +4609,12 @@
         </w:rPr>
         <w:t>业务结构</w:t>
       </w:r>
-      <w:bookmarkEnd w:id="97"/>
-      <w:bookmarkEnd w:id="98"/>
-      <w:bookmarkEnd w:id="99"/>
-      <w:bookmarkEnd w:id="100"/>
-      <w:bookmarkEnd w:id="101"/>
-      <w:bookmarkEnd w:id="102"/>
+      <w:bookmarkEnd w:id="86"/>
+      <w:bookmarkEnd w:id="87"/>
+      <w:bookmarkEnd w:id="88"/>
+      <w:bookmarkEnd w:id="89"/>
+      <w:bookmarkEnd w:id="90"/>
+      <w:bookmarkEnd w:id="91"/>
     </w:p>
     <w:p>
       <w:pPr>
@@ -6791,7 +4669,7 @@
                     </pic:cNvPicPr>
                   </pic:nvPicPr>
                   <pic:blipFill>
-                    <a:blip r:embed="rId21"/>
+                    <a:blip r:embed="rId19"/>
                     <a:srcRect l="14785" t="23564" r="16804" b="27435"/>
                     <a:stretch>
                       <a:fillRect/>
@@ -6864,12 +4742,6 @@
       <w:r>
         <w:rPr>
           <w:rStyle w:val="35"/>
-        </w:rPr>
-        <w:commentReference w:id="0"/>
-      </w:r>
-      <w:r>
-        <w:rPr>
-          <w:rStyle w:val="35"/>
           <w:rFonts w:hint="eastAsia"/>
           <w:lang w:eastAsia="zh-CN"/>
         </w:rPr>
@@ -6913,7 +4785,7 @@
                     </pic:cNvPicPr>
                   </pic:nvPicPr>
                   <pic:blipFill>
-                    <a:blip r:embed="rId22"/>
+                    <a:blip r:embed="rId20"/>
                     <a:srcRect l="5590" t="6631" r="4991" b="6909"/>
                     <a:stretch>
                       <a:fillRect/>
@@ -6968,10 +4840,10 @@
           <w:rFonts w:ascii="Times New Roman" w:hAnsi="Times New Roman"/>
         </w:rPr>
       </w:pPr>
-      <w:bookmarkStart w:id="103" w:name="_Toc134820444"/>
-      <w:bookmarkStart w:id="104" w:name="_Toc10479"/>
-      <w:bookmarkStart w:id="105" w:name="_Toc134820388"/>
-      <w:bookmarkStart w:id="106" w:name="_Toc195598843"/>
+      <w:bookmarkStart w:id="92" w:name="_Toc134820444"/>
+      <w:bookmarkStart w:id="93" w:name="_Toc10479"/>
+      <w:bookmarkStart w:id="94" w:name="_Toc134820388"/>
+      <w:bookmarkStart w:id="95" w:name="_Toc16238"/>
       <w:r>
         <w:rPr>
           <w:rFonts w:hint="eastAsia" w:ascii="Times New Roman" w:hAnsi="Times New Roman"/>
@@ -6992,9 +4864,9 @@
         </w:rPr>
         <w:t>概要</w:t>
       </w:r>
-      <w:bookmarkEnd w:id="103"/>
-      <w:bookmarkEnd w:id="104"/>
-      <w:bookmarkEnd w:id="105"/>
+      <w:bookmarkEnd w:id="92"/>
+      <w:bookmarkEnd w:id="93"/>
+      <w:bookmarkEnd w:id="94"/>
       <w:r>
         <w:rPr>
           <w:rFonts w:hint="eastAsia" w:ascii="Times New Roman" w:hAnsi="Times New Roman"/>
@@ -7005,7 +4877,7 @@
         </w:rPr>
         <w:t>设计</w:t>
       </w:r>
-      <w:bookmarkEnd w:id="106"/>
+      <w:bookmarkEnd w:id="95"/>
     </w:p>
     <w:p>
       <w:pPr>
@@ -7013,6 +4885,7 @@
         <w:keepNext/>
         <w:spacing w:before="156" w:beforeLines="50" w:after="156" w:afterLines="50"/>
         <w:jc w:val="both"/>
+        <w:outlineLvl w:val="1"/>
         <w:rPr>
           <w:rFonts w:ascii="Times New Roman" w:hAnsi="Times New Roman"/>
           <w:b/>
@@ -7022,7 +4895,7 @@
           <w:szCs w:val="24"/>
         </w:rPr>
       </w:pPr>
-      <w:bookmarkStart w:id="107" w:name="_Toc195598844"/>
+      <w:bookmarkStart w:id="96" w:name="_Toc26897"/>
       <w:r>
         <w:rPr>
           <w:rFonts w:hint="eastAsia" w:ascii="Times New Roman" w:hAnsi="Times New Roman"/>
@@ -7045,7 +4918,7 @@
         </w:rPr>
         <w:t>设计</w:t>
       </w:r>
-      <w:bookmarkEnd w:id="107"/>
+      <w:bookmarkEnd w:id="96"/>
     </w:p>
     <w:p>
       <w:pPr>
@@ -7082,7 +4955,7 @@
                     </pic:cNvPicPr>
                   </pic:nvPicPr>
                   <pic:blipFill>
-                    <a:blip r:embed="rId23"/>
+                    <a:blip r:embed="rId21"/>
                     <a:stretch>
                       <a:fillRect/>
                     </a:stretch>
@@ -7130,6 +5003,7 @@
         <w:keepNext/>
         <w:spacing w:before="156" w:beforeLines="50" w:after="156" w:afterLines="50"/>
         <w:jc w:val="both"/>
+        <w:outlineLvl w:val="1"/>
         <w:rPr>
           <w:rFonts w:ascii="Times New Roman" w:hAnsi="Times New Roman"/>
           <w:b/>
@@ -7139,10 +5013,10 @@
           <w:szCs w:val="24"/>
         </w:rPr>
       </w:pPr>
-      <w:bookmarkStart w:id="108" w:name="_Toc195598845"/>
-      <w:bookmarkStart w:id="109" w:name="_Toc32081"/>
-      <w:bookmarkStart w:id="110" w:name="_Toc134820389"/>
-      <w:bookmarkStart w:id="111" w:name="_Toc134820445"/>
+      <w:bookmarkStart w:id="97" w:name="_Toc32081"/>
+      <w:bookmarkStart w:id="98" w:name="_Toc134820389"/>
+      <w:bookmarkStart w:id="99" w:name="_Toc134820445"/>
+      <w:bookmarkStart w:id="100" w:name="_Toc31249"/>
       <w:r>
         <w:rPr>
           <w:rFonts w:hint="eastAsia" w:ascii="Times New Roman" w:hAnsi="Times New Roman"/>
@@ -7165,10 +5039,10 @@
         </w:rPr>
         <w:t>系统结构设计</w:t>
       </w:r>
-      <w:bookmarkEnd w:id="108"/>
-      <w:bookmarkEnd w:id="109"/>
-      <w:bookmarkEnd w:id="110"/>
-      <w:bookmarkEnd w:id="111"/>
+      <w:bookmarkEnd w:id="97"/>
+      <w:bookmarkEnd w:id="98"/>
+      <w:bookmarkEnd w:id="99"/>
+      <w:bookmarkEnd w:id="100"/>
     </w:p>
     <w:p>
       <w:pPr>
@@ -7182,6 +5056,7 @@
       <w:pPr>
         <w:pStyle w:val="13"/>
         <w:ind w:left="0" w:leftChars="0" w:firstLine="0" w:firstLineChars="0"/>
+        <w:outlineLvl w:val="1"/>
         <w:rPr>
           <w:rFonts w:hint="eastAsia" w:ascii="Times New Roman" w:hAnsi="Times New Roman"/>
           <w:b/>
@@ -7192,6 +5067,7 @@
           <w:lang w:val="en-US" w:eastAsia="zh-CN"/>
         </w:rPr>
       </w:pPr>
+      <w:bookmarkStart w:id="101" w:name="_Toc5700"/>
       <w:r>
         <w:rPr>
           <w:rFonts w:hint="eastAsia" w:ascii="Times New Roman" w:hAnsi="Times New Roman"/>
@@ -7215,11 +5091,13 @@
         </w:rPr>
         <w:t>3 数据库设计</w:t>
       </w:r>
+      <w:bookmarkEnd w:id="101"/>
     </w:p>
     <w:p>
       <w:pPr>
         <w:pStyle w:val="13"/>
         <w:ind w:left="0" w:leftChars="0" w:firstLine="0" w:firstLineChars="0"/>
+        <w:outlineLvl w:val="2"/>
         <w:rPr>
           <w:rFonts w:hint="eastAsia" w:ascii="黑体" w:hAnsi="黑体" w:eastAsia="黑体" w:cs="黑体"/>
           <w:szCs w:val="32"/>
@@ -7367,6 +5245,7 @@
       <w:pPr>
         <w:pStyle w:val="13"/>
         <w:ind w:left="0" w:leftChars="0" w:firstLine="0" w:firstLineChars="0"/>
+        <w:outlineLvl w:val="2"/>
         <w:rPr>
           <w:rFonts w:hint="eastAsia" w:ascii="黑体" w:hAnsi="黑体" w:eastAsia="黑体" w:cs="黑体"/>
           <w:szCs w:val="32"/>
@@ -7386,6 +5265,7 @@
       <w:pPr>
         <w:pStyle w:val="13"/>
         <w:ind w:left="0" w:leftChars="0" w:firstLine="0" w:firstLineChars="0"/>
+        <w:outlineLvl w:val="3"/>
         <w:rPr>
           <w:rFonts w:hint="eastAsia"/>
           <w:lang w:val="en-US" w:eastAsia="zh-CN"/>
@@ -7502,6 +5382,8 @@
           <w:ilvl w:val="0"/>
           <w:numId w:val="0"/>
         </w:numPr>
+        <w:ind w:left="0" w:leftChars="0" w:firstLine="0" w:firstLineChars="0"/>
+        <w:outlineLvl w:val="3"/>
         <w:rPr>
           <w:rFonts w:hint="eastAsia"/>
           <w:lang w:val="en-US" w:eastAsia="zh-CN"/>
@@ -7512,16 +5394,7 @@
           <w:rFonts w:hint="eastAsia"/>
           <w:lang w:val="en-US" w:eastAsia="zh-CN"/>
         </w:rPr>
-        <w:t>（2）关</w:t>
-      </w:r>
-      <w:bookmarkStart w:id="148" w:name="_GoBack"/>
-      <w:bookmarkEnd w:id="148"/>
-      <w:r>
-        <w:rPr>
-          <w:rFonts w:hint="eastAsia"/>
-          <w:lang w:val="en-US" w:eastAsia="zh-CN"/>
-        </w:rPr>
-        <w:t>系：</w:t>
+        <w:t>（2）关系：</w:t>
       </w:r>
     </w:p>
     <w:p>
@@ -7669,9 +5542,9 @@
         </w:rPr>
         <w:drawing>
           <wp:inline distT="0" distB="0" distL="114300" distR="114300">
-            <wp:extent cx="4476750" cy="3335020"/>
+            <wp:extent cx="4204335" cy="3334385"/>
             <wp:effectExtent l="0" t="0" r="0" b="0"/>
-            <wp:docPr id="5" name="ECB019B1-382A-4266-B25C-5B523AA43C14-1" descr="wps"/>
+            <wp:docPr id="5" name="ECB019B1-382A-4266-B25C-5B523AA43C14-1" descr="C:/Users/18043/AppData/Local/Temp/wps.wlcEAQwps"/>
             <wp:cNvGraphicFramePr>
               <a:graphicFrameLocks xmlns:a="http://schemas.openxmlformats.org/drawingml/2006/main" noChangeAspect="1"/>
             </wp:cNvGraphicFramePr>
@@ -7679,13 +5552,13 @@
               <a:graphicData uri="http://schemas.openxmlformats.org/drawingml/2006/picture">
                 <pic:pic xmlns:pic="http://schemas.openxmlformats.org/drawingml/2006/picture">
                   <pic:nvPicPr>
-                    <pic:cNvPr id="5" name="ECB019B1-382A-4266-B25C-5B523AA43C14-1" descr="wps"/>
+                    <pic:cNvPr id="5" name="ECB019B1-382A-4266-B25C-5B523AA43C14-1" descr="C:/Users/18043/AppData/Local/Temp/wps.wlcEAQwps"/>
                     <pic:cNvPicPr>
                       <a:picLocks noChangeAspect="1"/>
                     </pic:cNvPicPr>
                   </pic:nvPicPr>
                   <pic:blipFill>
-                    <a:blip r:embed="rId24"/>
+                    <a:blip r:embed="rId22"/>
                     <a:stretch>
                       <a:fillRect/>
                     </a:stretch>
@@ -7693,7 +5566,7 @@
                   <pic:spPr>
                     <a:xfrm>
                       <a:off x="0" y="0"/>
-                      <a:ext cx="4476750" cy="3335020"/>
+                      <a:ext cx="4204335" cy="3334385"/>
                     </a:xfrm>
                     <a:prstGeom prst="rect">
                       <a:avLst/>
@@ -7708,6 +5581,72 @@
     </w:p>
     <w:p>
       <w:pPr>
+        <w:ind w:firstLine="0" w:firstLineChars="0"/>
+        <w:jc w:val="center"/>
+        <w:rPr>
+          <w:rFonts w:eastAsia="黑体"/>
+        </w:rPr>
+      </w:pPr>
+      <w:r>
+        <w:rPr>
+          <w:rFonts w:hint="eastAsia" w:ascii="黑体" w:hAnsi="黑体" w:eastAsia="黑体" w:cs="黑体"/>
+          <w:sz w:val="21"/>
+          <w:szCs w:val="21"/>
+        </w:rPr>
+        <w:t>图4-</w:t>
+      </w:r>
+      <w:r>
+        <w:rPr>
+          <w:rFonts w:hint="eastAsia" w:ascii="黑体" w:hAnsi="黑体" w:eastAsia="黑体" w:cs="黑体"/>
+          <w:sz w:val="21"/>
+          <w:szCs w:val="21"/>
+          <w:lang w:val="en-US" w:eastAsia="zh-CN"/>
+        </w:rPr>
+        <w:t>2</w:t>
+      </w:r>
+      <w:r>
+        <w:rPr>
+          <w:rFonts w:hint="eastAsia" w:ascii="黑体" w:hAnsi="黑体" w:eastAsia="黑体" w:cs="黑体"/>
+          <w:sz w:val="21"/>
+          <w:szCs w:val="21"/>
+        </w:rPr>
+        <w:t xml:space="preserve"> </w:t>
+      </w:r>
+      <w:r>
+        <w:rPr>
+          <w:rFonts w:hint="eastAsia" w:ascii="黑体" w:hAnsi="黑体" w:eastAsia="黑体" w:cs="黑体"/>
+          <w:sz w:val="21"/>
+          <w:szCs w:val="21"/>
+          <w:lang w:val="en-US" w:eastAsia="zh-CN"/>
+        </w:rPr>
+        <w:t>用户实体</w:t>
+      </w:r>
+      <w:r>
+        <w:rPr>
+          <w:rFonts w:hint="eastAsia" w:ascii="黑体" w:hAnsi="黑体" w:eastAsia="黑体" w:cs="黑体"/>
+          <w:sz w:val="21"/>
+          <w:szCs w:val="21"/>
+        </w:rPr>
+        <w:t>图</w:t>
+      </w:r>
+    </w:p>
+    <w:p>
+      <w:pPr>
+        <w:numPr>
+          <w:numId w:val="0"/>
+        </w:numPr>
+        <w:ind w:firstLine="420" w:firstLineChars="0"/>
+        <w:jc w:val="center"/>
+        <w:rPr>
+          <w:rFonts w:hint="eastAsia" w:ascii="宋体" w:hAnsi="Calibri" w:eastAsia="宋体"/>
+          <w:kern w:val="0"/>
+          <w:szCs w:val="20"/>
+          <w:lang w:eastAsia="zh-CN"/>
+        </w:rPr>
+      </w:pPr>
+    </w:p>
+    <w:p>
+      <w:pPr>
         <w:numPr>
           <w:ilvl w:val="0"/>
           <w:numId w:val="0"/>
@@ -7737,11 +5676,6 @@
         </w:numPr>
         <w:ind w:firstLine="420" w:firstLineChars="0"/>
         <w:jc w:val="center"/>
-        <w:rPr>
-          <w:rFonts w:hint="eastAsia" w:ascii="宋体" w:hAnsi="Calibri"/>
-          <w:kern w:val="0"/>
-          <w:szCs w:val="20"/>
-        </w:rPr>
       </w:pPr>
       <w:r>
         <w:drawing>
@@ -7762,7 +5696,7 @@
                     </pic:cNvPicPr>
                   </pic:nvPicPr>
                   <pic:blipFill>
-                    <a:blip r:embed="rId25"/>
+                    <a:blip r:embed="rId23"/>
                     <a:stretch>
                       <a:fillRect/>
                     </a:stretch>
@@ -7789,6 +5723,70 @@
     </w:p>
     <w:p>
       <w:pPr>
+        <w:ind w:firstLine="0" w:firstLineChars="0"/>
+        <w:jc w:val="center"/>
+        <w:rPr>
+          <w:rFonts w:eastAsia="黑体"/>
+        </w:rPr>
+      </w:pPr>
+      <w:r>
+        <w:rPr>
+          <w:rFonts w:hint="eastAsia" w:ascii="黑体" w:hAnsi="黑体" w:eastAsia="黑体" w:cs="黑体"/>
+          <w:sz w:val="21"/>
+          <w:szCs w:val="21"/>
+        </w:rPr>
+        <w:t>图4-</w:t>
+      </w:r>
+      <w:r>
+        <w:rPr>
+          <w:rFonts w:hint="eastAsia" w:ascii="黑体" w:hAnsi="黑体" w:eastAsia="黑体" w:cs="黑体"/>
+          <w:sz w:val="21"/>
+          <w:szCs w:val="21"/>
+          <w:lang w:val="en-US" w:eastAsia="zh-CN"/>
+        </w:rPr>
+        <w:t>3</w:t>
+      </w:r>
+      <w:r>
+        <w:rPr>
+          <w:rFonts w:hint="eastAsia" w:ascii="黑体" w:hAnsi="黑体" w:eastAsia="黑体" w:cs="黑体"/>
+          <w:sz w:val="21"/>
+          <w:szCs w:val="21"/>
+        </w:rPr>
+        <w:t xml:space="preserve"> </w:t>
+      </w:r>
+      <w:r>
+        <w:rPr>
+          <w:rFonts w:hint="eastAsia" w:ascii="黑体" w:hAnsi="黑体" w:eastAsia="黑体" w:cs="黑体"/>
+          <w:sz w:val="21"/>
+          <w:szCs w:val="21"/>
+          <w:lang w:val="en-US" w:eastAsia="zh-CN"/>
+        </w:rPr>
+        <w:t>联系人实体</w:t>
+      </w:r>
+      <w:r>
+        <w:rPr>
+          <w:rFonts w:hint="eastAsia" w:ascii="黑体" w:hAnsi="黑体" w:eastAsia="黑体" w:cs="黑体"/>
+          <w:sz w:val="21"/>
+          <w:szCs w:val="21"/>
+        </w:rPr>
+        <w:t>图</w:t>
+      </w:r>
+    </w:p>
+    <w:p>
+      <w:pPr>
+        <w:numPr>
+          <w:ilvl w:val="0"/>
+          <w:numId w:val="0"/>
+        </w:numPr>
+        <w:ind w:firstLine="420" w:firstLineChars="0"/>
+        <w:jc w:val="center"/>
+        <w:rPr>
+          <w:rFonts w:hint="eastAsia"/>
+        </w:rPr>
+      </w:pPr>
+    </w:p>
+    <w:p>
+      <w:pPr>
         <w:numPr>
           <w:ilvl w:val="0"/>
           <w:numId w:val="0"/>
@@ -7818,11 +5816,6 @@
         </w:numPr>
         <w:ind w:firstLine="420" w:firstLineChars="0"/>
         <w:jc w:val="center"/>
-        <w:rPr>
-          <w:rFonts w:hint="eastAsia" w:ascii="宋体" w:hAnsi="Calibri"/>
-          <w:kern w:val="0"/>
-          <w:szCs w:val="20"/>
-        </w:rPr>
       </w:pPr>
       <w:r>
         <w:drawing>
@@ -7843,7 +5836,7 @@
                     </pic:cNvPicPr>
                   </pic:nvPicPr>
                   <pic:blipFill>
-                    <a:blip r:embed="rId26"/>
+                    <a:blip r:embed="rId24"/>
                     <a:stretch>
                       <a:fillRect/>
                     </a:stretch>
@@ -7870,6 +5863,70 @@
     </w:p>
     <w:p>
       <w:pPr>
+        <w:ind w:firstLine="0" w:firstLineChars="0"/>
+        <w:jc w:val="center"/>
+        <w:rPr>
+          <w:rFonts w:eastAsia="黑体"/>
+        </w:rPr>
+      </w:pPr>
+      <w:r>
+        <w:rPr>
+          <w:rFonts w:hint="eastAsia" w:ascii="黑体" w:hAnsi="黑体" w:eastAsia="黑体" w:cs="黑体"/>
+          <w:sz w:val="21"/>
+          <w:szCs w:val="21"/>
+        </w:rPr>
+        <w:t>图4-</w:t>
+      </w:r>
+      <w:r>
+        <w:rPr>
+          <w:rFonts w:hint="eastAsia" w:ascii="黑体" w:hAnsi="黑体" w:eastAsia="黑体" w:cs="黑体"/>
+          <w:sz w:val="21"/>
+          <w:szCs w:val="21"/>
+          <w:lang w:val="en-US" w:eastAsia="zh-CN"/>
+        </w:rPr>
+        <w:t>4</w:t>
+      </w:r>
+      <w:r>
+        <w:rPr>
+          <w:rFonts w:hint="eastAsia" w:ascii="黑体" w:hAnsi="黑体" w:eastAsia="黑体" w:cs="黑体"/>
+          <w:sz w:val="21"/>
+          <w:szCs w:val="21"/>
+        </w:rPr>
+        <w:t xml:space="preserve"> </w:t>
+      </w:r>
+      <w:r>
+        <w:rPr>
+          <w:rFonts w:hint="eastAsia" w:ascii="黑体" w:hAnsi="黑体" w:eastAsia="黑体" w:cs="黑体"/>
+          <w:sz w:val="21"/>
+          <w:szCs w:val="21"/>
+          <w:lang w:val="en-US" w:eastAsia="zh-CN"/>
+        </w:rPr>
+        <w:t>联系人申请实体</w:t>
+      </w:r>
+      <w:r>
+        <w:rPr>
+          <w:rFonts w:hint="eastAsia" w:ascii="黑体" w:hAnsi="黑体" w:eastAsia="黑体" w:cs="黑体"/>
+          <w:sz w:val="21"/>
+          <w:szCs w:val="21"/>
+        </w:rPr>
+        <w:t>图</w:t>
+      </w:r>
+    </w:p>
+    <w:p>
+      <w:pPr>
+        <w:numPr>
+          <w:ilvl w:val="0"/>
+          <w:numId w:val="0"/>
+        </w:numPr>
+        <w:ind w:firstLine="420" w:firstLineChars="0"/>
+        <w:jc w:val="center"/>
+        <w:rPr>
+          <w:rFonts w:hint="eastAsia"/>
+        </w:rPr>
+      </w:pPr>
+    </w:p>
+    <w:p>
+      <w:pPr>
         <w:numPr>
           <w:ilvl w:val="0"/>
           <w:numId w:val="0"/>
@@ -7899,11 +5956,6 @@
         </w:numPr>
         <w:ind w:firstLine="420" w:firstLineChars="0"/>
         <w:jc w:val="center"/>
-        <w:rPr>
-          <w:rFonts w:hint="eastAsia" w:ascii="宋体" w:hAnsi="Calibri"/>
-          <w:kern w:val="0"/>
-          <w:szCs w:val="20"/>
-        </w:rPr>
       </w:pPr>
       <w:r>
         <w:drawing>
@@ -7924,7 +5976,7 @@
                     </pic:cNvPicPr>
                   </pic:nvPicPr>
                   <pic:blipFill>
-                    <a:blip r:embed="rId27"/>
+                    <a:blip r:embed="rId25"/>
                     <a:stretch>
                       <a:fillRect/>
                     </a:stretch>
@@ -7951,6 +6003,70 @@
     </w:p>
     <w:p>
       <w:pPr>
+        <w:ind w:firstLine="0" w:firstLineChars="0"/>
+        <w:jc w:val="center"/>
+        <w:rPr>
+          <w:rFonts w:eastAsia="黑体"/>
+        </w:rPr>
+      </w:pPr>
+      <w:r>
+        <w:rPr>
+          <w:rFonts w:hint="eastAsia" w:ascii="黑体" w:hAnsi="黑体" w:eastAsia="黑体" w:cs="黑体"/>
+          <w:sz w:val="21"/>
+          <w:szCs w:val="21"/>
+        </w:rPr>
+        <w:t>图4-</w:t>
+      </w:r>
+      <w:r>
+        <w:rPr>
+          <w:rFonts w:hint="eastAsia" w:ascii="黑体" w:hAnsi="黑体" w:eastAsia="黑体" w:cs="黑体"/>
+          <w:sz w:val="21"/>
+          <w:szCs w:val="21"/>
+          <w:lang w:val="en-US" w:eastAsia="zh-CN"/>
+        </w:rPr>
+        <w:t>2</w:t>
+      </w:r>
+      <w:r>
+        <w:rPr>
+          <w:rFonts w:hint="eastAsia" w:ascii="黑体" w:hAnsi="黑体" w:eastAsia="黑体" w:cs="黑体"/>
+          <w:sz w:val="21"/>
+          <w:szCs w:val="21"/>
+        </w:rPr>
+        <w:t xml:space="preserve"> </w:t>
+      </w:r>
+      <w:r>
+        <w:rPr>
+          <w:rFonts w:hint="eastAsia" w:ascii="黑体" w:hAnsi="黑体" w:eastAsia="黑体" w:cs="黑体"/>
+          <w:sz w:val="21"/>
+          <w:szCs w:val="21"/>
+          <w:lang w:val="en-US" w:eastAsia="zh-CN"/>
+        </w:rPr>
+        <w:t>群组实体</w:t>
+      </w:r>
+      <w:r>
+        <w:rPr>
+          <w:rFonts w:hint="eastAsia" w:ascii="黑体" w:hAnsi="黑体" w:eastAsia="黑体" w:cs="黑体"/>
+          <w:sz w:val="21"/>
+          <w:szCs w:val="21"/>
+        </w:rPr>
+        <w:t>图</w:t>
+      </w:r>
+    </w:p>
+    <w:p>
+      <w:pPr>
+        <w:numPr>
+          <w:ilvl w:val="0"/>
+          <w:numId w:val="0"/>
+        </w:numPr>
+        <w:ind w:firstLine="420" w:firstLineChars="0"/>
+        <w:jc w:val="center"/>
+        <w:rPr>
+          <w:rFonts w:hint="eastAsia"/>
+        </w:rPr>
+      </w:pPr>
+    </w:p>
+    <w:p>
+      <w:pPr>
         <w:numPr>
           <w:ilvl w:val="0"/>
           <w:numId w:val="0"/>
@@ -7980,12 +6096,6 @@
         </w:numPr>
         <w:ind w:firstLine="420" w:firstLineChars="0"/>
         <w:jc w:val="center"/>
-        <w:rPr>
-          <w:rFonts w:hint="eastAsia" w:ascii="宋体" w:hAnsi="Calibri"/>
-          <w:kern w:val="0"/>
-          <w:szCs w:val="20"/>
-          <w:lang w:val="en-US" w:eastAsia="zh-CN"/>
-        </w:rPr>
       </w:pPr>
       <w:r>
         <w:drawing>
@@ -8006,7 +6116,7 @@
                     </pic:cNvPicPr>
                   </pic:nvPicPr>
                   <pic:blipFill>
-                    <a:blip r:embed="rId28"/>
+                    <a:blip r:embed="rId26"/>
                     <a:stretch>
                       <a:fillRect/>
                     </a:stretch>
@@ -8033,8 +6143,74 @@
     </w:p>
     <w:p>
       <w:pPr>
+        <w:ind w:firstLine="0" w:firstLineChars="0"/>
+        <w:jc w:val="center"/>
+        <w:rPr>
+          <w:rFonts w:eastAsia="黑体"/>
+        </w:rPr>
+      </w:pPr>
+      <w:r>
+        <w:rPr>
+          <w:rFonts w:hint="eastAsia" w:ascii="黑体" w:hAnsi="黑体" w:eastAsia="黑体" w:cs="黑体"/>
+          <w:sz w:val="21"/>
+          <w:szCs w:val="21"/>
+        </w:rPr>
+        <w:t>图4-</w:t>
+      </w:r>
+      <w:r>
+        <w:rPr>
+          <w:rFonts w:hint="eastAsia" w:ascii="黑体" w:hAnsi="黑体" w:eastAsia="黑体" w:cs="黑体"/>
+          <w:sz w:val="21"/>
+          <w:szCs w:val="21"/>
+          <w:lang w:val="en-US" w:eastAsia="zh-CN"/>
+        </w:rPr>
+        <w:t>2</w:t>
+      </w:r>
+      <w:r>
+        <w:rPr>
+          <w:rFonts w:hint="eastAsia" w:ascii="黑体" w:hAnsi="黑体" w:eastAsia="黑体" w:cs="黑体"/>
+          <w:sz w:val="21"/>
+          <w:szCs w:val="21"/>
+        </w:rPr>
+        <w:t xml:space="preserve"> </w:t>
+      </w:r>
+      <w:r>
+        <w:rPr>
+          <w:rFonts w:hint="eastAsia" w:ascii="黑体" w:hAnsi="黑体" w:eastAsia="黑体" w:cs="黑体"/>
+          <w:sz w:val="21"/>
+          <w:szCs w:val="21"/>
+          <w:lang w:val="en-US" w:eastAsia="zh-CN"/>
+        </w:rPr>
+        <w:t>朋友圈实体</w:t>
+      </w:r>
+      <w:r>
+        <w:rPr>
+          <w:rFonts w:hint="eastAsia" w:ascii="黑体" w:hAnsi="黑体" w:eastAsia="黑体" w:cs="黑体"/>
+          <w:sz w:val="21"/>
+          <w:szCs w:val="21"/>
+        </w:rPr>
+        <w:t>图</w:t>
+      </w:r>
+    </w:p>
+    <w:p>
+      <w:pPr>
+        <w:numPr>
+          <w:ilvl w:val="0"/>
+          <w:numId w:val="0"/>
+        </w:numPr>
+        <w:ind w:firstLine="420" w:firstLineChars="0"/>
+        <w:jc w:val="center"/>
+        <w:rPr>
+          <w:rFonts w:hint="eastAsia"/>
+          <w:lang w:val="en-US" w:eastAsia="zh-CN"/>
+        </w:rPr>
+      </w:pPr>
+    </w:p>
+    <w:p>
+      <w:pPr>
         <w:pStyle w:val="13"/>
         <w:ind w:left="0" w:leftChars="0" w:firstLine="0" w:firstLineChars="0"/>
+        <w:outlineLvl w:val="2"/>
         <w:rPr>
           <w:rFonts w:hint="eastAsia" w:ascii="黑体" w:hAnsi="黑体" w:eastAsia="黑体" w:cs="黑体"/>
           <w:szCs w:val="32"/>
@@ -13556,6 +11732,12 @@
             <w:insideH w:val="single" w:color="auto" w:sz="4" w:space="0"/>
             <w:insideV w:val="single" w:color="auto" w:sz="4" w:space="0"/>
           </w:tblBorders>
+          <w:tblCellMar>
+            <w:top w:w="0" w:type="dxa"/>
+            <w:left w:w="108" w:type="dxa"/>
+            <w:bottom w:w="0" w:type="dxa"/>
+            <w:right w:w="108" w:type="dxa"/>
+          </w:tblCellMar>
         </w:tblPrEx>
         <w:trPr>
           <w:trHeight w:val="90" w:hRule="atLeast"/>
@@ -16374,77 +14556,9 @@
         </w:rPr>
         <w:t>表4-7 朋友圈表（moments）</w:t>
       </w:r>
-    </w:p>
-    <w:p>
-      <w:pPr>
-        <w:pStyle w:val="13"/>
-        <w:ind w:left="0" w:leftChars="0" w:firstLine="0" w:firstLineChars="0"/>
-        <w:rPr>
-          <w:rFonts w:hint="default" w:ascii="黑体" w:hAnsi="黑体" w:eastAsia="黑体" w:cs="黑体"/>
-          <w:szCs w:val="32"/>
-          <w:lang w:val="en-US" w:eastAsia="zh-CN"/>
-        </w:rPr>
-      </w:pPr>
-    </w:p>
-    <w:p>
-      <w:pPr>
-        <w:ind w:firstLine="0" w:firstLineChars="0"/>
-        <w:outlineLvl w:val="2"/>
-        <w:rPr>
-          <w:rFonts w:hint="eastAsia" w:ascii="黑体" w:hAnsi="黑体" w:eastAsia="黑体" w:cs="黑体"/>
-          <w:sz w:val="21"/>
-          <w:szCs w:val="21"/>
-        </w:rPr>
-      </w:pPr>
-      <w:commentRangeStart w:id="1"/>
-      <w:bookmarkStart w:id="112" w:name="_Toc195598846"/>
-      <w:r>
-        <w:rPr>
-          <w:rFonts w:hint="eastAsia" w:ascii="黑体" w:hAnsi="黑体" w:eastAsia="黑体" w:cs="黑体"/>
-          <w:szCs w:val="32"/>
-        </w:rPr>
-        <w:t>4.2.</w:t>
-      </w:r>
-      <w:commentRangeStart w:id="2"/>
-      <w:r>
-        <w:rPr>
-          <w:rFonts w:hint="eastAsia" w:ascii="黑体" w:hAnsi="黑体" w:eastAsia="黑体" w:cs="黑体"/>
-          <w:szCs w:val="32"/>
-        </w:rPr>
-        <w:t>1</w:t>
-      </w:r>
-      <w:r>
-        <w:rPr>
-          <w:rFonts w:ascii="黑体" w:hAnsi="黑体" w:eastAsia="黑体" w:cs="黑体"/>
-          <w:szCs w:val="32"/>
-        </w:rPr>
-        <w:t>逻辑结构</w:t>
-      </w:r>
-      <w:r>
-        <w:rPr>
-          <w:rFonts w:hint="eastAsia" w:ascii="黑体" w:hAnsi="黑体" w:eastAsia="黑体" w:cs="黑体"/>
-          <w:szCs w:val="32"/>
-        </w:rPr>
-        <w:t>设计</w:t>
-      </w:r>
-      <w:commentRangeEnd w:id="1"/>
-      <w:r>
-        <w:rPr>
-          <w:rStyle w:val="35"/>
-        </w:rPr>
-        <w:commentReference w:id="1"/>
-      </w:r>
-      <w:commentRangeEnd w:id="2"/>
-      <w:r>
-        <w:rPr>
-          <w:rStyle w:val="35"/>
-        </w:rPr>
-        <w:commentReference w:id="2"/>
-      </w:r>
-      <w:bookmarkEnd w:id="112"/>
-      <w:bookmarkStart w:id="113" w:name="_Toc134820449"/>
-      <w:bookmarkStart w:id="114" w:name="_Toc134820393"/>
-      <w:bookmarkStart w:id="115" w:name="_Toc15598"/>
+      <w:bookmarkStart w:id="102" w:name="_Toc134820449"/>
+      <w:bookmarkStart w:id="103" w:name="_Toc134820393"/>
+      <w:bookmarkStart w:id="104" w:name="_Toc15598"/>
     </w:p>
     <w:p>
       <w:pPr>
@@ -16472,9 +14586,9 @@
         <w:br w:type="page"/>
       </w:r>
     </w:p>
-    <w:bookmarkEnd w:id="113"/>
-    <w:bookmarkEnd w:id="114"/>
-    <w:bookmarkEnd w:id="115"/>
+    <w:bookmarkEnd w:id="102"/>
+    <w:bookmarkEnd w:id="103"/>
+    <w:bookmarkEnd w:id="104"/>
     <w:p>
       <w:pPr>
         <w:pStyle w:val="2"/>
@@ -16488,10 +14602,10 @@
           <w:kern w:val="0"/>
         </w:rPr>
       </w:pPr>
-      <w:bookmarkStart w:id="116" w:name="_Toc195598848"/>
-      <w:bookmarkStart w:id="117" w:name="_Toc134820461"/>
-      <w:bookmarkStart w:id="118" w:name="_Toc23855"/>
-      <w:bookmarkStart w:id="119" w:name="_Toc134820405"/>
+      <w:bookmarkStart w:id="105" w:name="_Toc10561"/>
+      <w:bookmarkStart w:id="106" w:name="_Toc134820461"/>
+      <w:bookmarkStart w:id="107" w:name="_Toc23855"/>
+      <w:bookmarkStart w:id="108" w:name="_Toc134820405"/>
       <w:r>
         <w:rPr>
           <w:rFonts w:ascii="Times New Roman" w:hAnsi="Times New Roman"/>
@@ -16502,7 +14616,7 @@
         </w:rPr>
         <w:t>5详细设计</w:t>
       </w:r>
-      <w:bookmarkEnd w:id="116"/>
+      <w:bookmarkEnd w:id="105"/>
     </w:p>
     <w:p>
       <w:pPr>
@@ -16513,7 +14627,9 @@
           <w:numId w:val="12"/>
         </w:numPr>
         <w:spacing w:before="156" w:beforeLines="50" w:after="156" w:afterLines="50"/>
+        <w:ind w:left="0" w:leftChars="0" w:firstLine="0" w:firstLineChars="0"/>
         <w:jc w:val="both"/>
+        <w:outlineLvl w:val="1"/>
         <w:rPr>
           <w:rFonts w:ascii="Times New Roman" w:hAnsi="Times New Roman"/>
           <w:b/>
@@ -16523,7 +14639,7 @@
           <w:szCs w:val="24"/>
         </w:rPr>
       </w:pPr>
-      <w:bookmarkStart w:id="120" w:name="_Toc195598849"/>
+      <w:bookmarkStart w:id="109" w:name="_Toc31226"/>
       <w:r>
         <w:rPr>
           <w:rFonts w:ascii="Times New Roman" w:hAnsi="Times New Roman"/>
@@ -16535,7 +14651,7 @@
         </w:rPr>
         <w:t>登录与注册</w:t>
       </w:r>
-      <w:bookmarkEnd w:id="120"/>
+      <w:bookmarkEnd w:id="109"/>
     </w:p>
     <w:p>
       <w:pPr>
@@ -16568,7 +14684,7 @@
                     </pic:cNvPicPr>
                   </pic:nvPicPr>
                   <pic:blipFill>
-                    <a:blip r:embed="rId29"/>
+                    <a:blip r:embed="rId27"/>
                     <a:stretch>
                       <a:fillRect/>
                     </a:stretch>
@@ -16611,7 +14727,7 @@
                     </pic:cNvPicPr>
                   </pic:nvPicPr>
                   <pic:blipFill>
-                    <a:blip r:embed="rId30"/>
+                    <a:blip r:embed="rId28"/>
                     <a:stretch>
                       <a:fillRect/>
                     </a:stretch>
@@ -16674,7 +14790,7 @@
                     </pic:cNvPicPr>
                   </pic:nvPicPr>
                   <pic:blipFill>
-                    <a:blip r:embed="rId31"/>
+                    <a:blip r:embed="rId29"/>
                     <a:stretch>
                       <a:fillRect/>
                     </a:stretch>
@@ -16726,7 +14842,7 @@
                     </pic:cNvPicPr>
                   </pic:nvPicPr>
                   <pic:blipFill>
-                    <a:blip r:embed="rId32"/>
+                    <a:blip r:embed="rId30"/>
                     <a:stretch>
                       <a:fillRect/>
                     </a:stretch>
@@ -16760,7 +14876,9 @@
           <w:numId w:val="12"/>
         </w:numPr>
         <w:spacing w:before="156" w:beforeLines="50" w:after="156" w:afterLines="50"/>
+        <w:ind w:left="0" w:leftChars="0" w:firstLine="0" w:firstLineChars="0"/>
         <w:jc w:val="both"/>
+        <w:outlineLvl w:val="1"/>
         <w:rPr>
           <w:rFonts w:ascii="Times New Roman" w:hAnsi="Times New Roman"/>
           <w:b/>
@@ -16770,7 +14888,7 @@
           <w:szCs w:val="24"/>
         </w:rPr>
       </w:pPr>
-      <w:bookmarkStart w:id="121" w:name="_Toc195598850"/>
+      <w:bookmarkStart w:id="110" w:name="_Toc26991"/>
       <w:r>
         <w:rPr>
           <w:rFonts w:ascii="Times New Roman" w:hAnsi="Times New Roman"/>
@@ -16782,7 +14900,7 @@
         </w:rPr>
         <w:t>联系人管理</w:t>
       </w:r>
-      <w:bookmarkEnd w:id="121"/>
+      <w:bookmarkEnd w:id="110"/>
     </w:p>
     <w:p>
       <w:pPr>
@@ -16815,7 +14933,7 @@
                     </pic:cNvPicPr>
                   </pic:nvPicPr>
                   <pic:blipFill>
-                    <a:blip r:embed="rId33"/>
+                    <a:blip r:embed="rId31"/>
                     <a:stretch>
                       <a:fillRect/>
                     </a:stretch>
@@ -16858,7 +14976,7 @@
                     </pic:cNvPicPr>
                   </pic:nvPicPr>
                   <pic:blipFill>
-                    <a:blip r:embed="rId34"/>
+                    <a:blip r:embed="rId32"/>
                     <a:stretch>
                       <a:fillRect/>
                     </a:stretch>
@@ -16901,7 +15019,7 @@
                     </pic:cNvPicPr>
                   </pic:nvPicPr>
                   <pic:blipFill>
-                    <a:blip r:embed="rId35"/>
+                    <a:blip r:embed="rId33"/>
                     <a:stretch>
                       <a:fillRect/>
                     </a:stretch>
@@ -16957,7 +15075,7 @@
                     </pic:cNvPicPr>
                   </pic:nvPicPr>
                   <pic:blipFill>
-                    <a:blip r:embed="rId36"/>
+                    <a:blip r:embed="rId34"/>
                     <a:stretch>
                       <a:fillRect/>
                     </a:stretch>
@@ -17013,7 +15131,7 @@
                     </pic:cNvPicPr>
                   </pic:nvPicPr>
                   <pic:blipFill>
-                    <a:blip r:embed="rId37"/>
+                    <a:blip r:embed="rId35"/>
                     <a:stretch>
                       <a:fillRect/>
                     </a:stretch>
@@ -17056,7 +15174,7 @@
                     </pic:cNvPicPr>
                   </pic:nvPicPr>
                   <pic:blipFill>
-                    <a:blip r:embed="rId38"/>
+                    <a:blip r:embed="rId36"/>
                     <a:stretch>
                       <a:fillRect/>
                     </a:stretch>
@@ -17108,7 +15226,7 @@
                     </pic:cNvPicPr>
                   </pic:nvPicPr>
                   <pic:blipFill>
-                    <a:blip r:embed="rId39"/>
+                    <a:blip r:embed="rId37"/>
                     <a:stretch>
                       <a:fillRect/>
                     </a:stretch>
@@ -17151,7 +15269,7 @@
                     </pic:cNvPicPr>
                   </pic:nvPicPr>
                   <pic:blipFill>
-                    <a:blip r:embed="rId40"/>
+                    <a:blip r:embed="rId38"/>
                     <a:stretch>
                       <a:fillRect/>
                     </a:stretch>
@@ -17194,7 +15312,7 @@
                     </pic:cNvPicPr>
                   </pic:nvPicPr>
                   <pic:blipFill>
-                    <a:blip r:embed="rId41"/>
+                    <a:blip r:embed="rId39"/>
                     <a:stretch>
                       <a:fillRect/>
                     </a:stretch>
@@ -17228,7 +15346,9 @@
           <w:numId w:val="12"/>
         </w:numPr>
         <w:spacing w:before="156" w:beforeLines="50" w:after="156" w:afterLines="50"/>
+        <w:ind w:left="0" w:leftChars="0" w:firstLine="0" w:firstLineChars="0"/>
         <w:jc w:val="both"/>
+        <w:outlineLvl w:val="1"/>
         <w:rPr>
           <w:rFonts w:ascii="Times New Roman" w:hAnsi="Times New Roman"/>
           <w:b/>
@@ -17238,7 +15358,7 @@
           <w:szCs w:val="24"/>
         </w:rPr>
       </w:pPr>
-      <w:bookmarkStart w:id="122" w:name="_Toc195598851"/>
+      <w:bookmarkStart w:id="111" w:name="_Toc14880"/>
       <w:r>
         <w:rPr>
           <w:rFonts w:ascii="Times New Roman" w:hAnsi="Times New Roman"/>
@@ -17250,7 +15370,7 @@
         </w:rPr>
         <w:t>聊天功能（单聊和群聊）</w:t>
       </w:r>
-      <w:bookmarkEnd w:id="122"/>
+      <w:bookmarkEnd w:id="111"/>
     </w:p>
     <w:p>
       <w:pPr>
@@ -17283,7 +15403,7 @@
                     </pic:cNvPicPr>
                   </pic:nvPicPr>
                   <pic:blipFill>
-                    <a:blip r:embed="rId42"/>
+                    <a:blip r:embed="rId40"/>
                     <a:stretch>
                       <a:fillRect/>
                     </a:stretch>
@@ -17319,6 +15439,7 @@
     <w:p>
       <w:pPr>
         <w:ind w:firstLine="0" w:firstLineChars="0"/>
+        <w:outlineLvl w:val="2"/>
         <w:rPr>
           <w:rFonts w:hint="eastAsia" w:ascii="黑体" w:hAnsi="黑体" w:eastAsia="黑体" w:cs="黑体"/>
         </w:rPr>
@@ -17363,7 +15484,7 @@
                     </pic:cNvPicPr>
                   </pic:nvPicPr>
                   <pic:blipFill>
-                    <a:blip r:embed="rId43"/>
+                    <a:blip r:embed="rId41"/>
                     <a:stretch>
                       <a:fillRect/>
                     </a:stretch>
@@ -17391,6 +15512,7 @@
     <w:p>
       <w:pPr>
         <w:ind w:firstLine="0" w:firstLineChars="0"/>
+        <w:outlineLvl w:val="2"/>
         <w:rPr>
           <w:rFonts w:hint="eastAsia" w:ascii="黑体" w:hAnsi="黑体" w:eastAsia="黑体" w:cs="黑体"/>
         </w:rPr>
@@ -17435,7 +15557,7 @@
                     </pic:cNvPicPr>
                   </pic:nvPicPr>
                   <pic:blipFill>
-                    <a:blip r:embed="rId44"/>
+                    <a:blip r:embed="rId42"/>
                     <a:stretch>
                       <a:fillRect/>
                     </a:stretch>
@@ -17466,6 +15588,7 @@
         <w:keepNext/>
         <w:spacing w:before="156" w:beforeLines="50" w:after="156" w:afterLines="50"/>
         <w:jc w:val="both"/>
+        <w:outlineLvl w:val="1"/>
         <w:rPr>
           <w:rFonts w:ascii="Times New Roman" w:hAnsi="Times New Roman"/>
           <w:b/>
@@ -17475,7 +15598,7 @@
           <w:szCs w:val="24"/>
         </w:rPr>
       </w:pPr>
-      <w:bookmarkStart w:id="123" w:name="_Toc195598852"/>
+      <w:bookmarkStart w:id="112" w:name="_Toc24337"/>
       <w:r>
         <w:rPr>
           <w:rFonts w:hint="eastAsia" w:ascii="Times New Roman" w:hAnsi="Times New Roman"/>
@@ -17498,7 +15621,7 @@
         </w:rPr>
         <w:t>朋友圈</w:t>
       </w:r>
-      <w:bookmarkEnd w:id="123"/>
+      <w:bookmarkEnd w:id="112"/>
     </w:p>
     <w:p>
       <w:pPr>
@@ -17531,7 +15654,7 @@
                     </pic:cNvPicPr>
                   </pic:nvPicPr>
                   <pic:blipFill>
-                    <a:blip r:embed="rId45"/>
+                    <a:blip r:embed="rId43"/>
                     <a:stretch>
                       <a:fillRect/>
                     </a:stretch>
@@ -17574,7 +15697,7 @@
                     </pic:cNvPicPr>
                   </pic:nvPicPr>
                   <pic:blipFill>
-                    <a:blip r:embed="rId46"/>
+                    <a:blip r:embed="rId44"/>
                     <a:stretch>
                       <a:fillRect/>
                     </a:stretch>
@@ -17628,7 +15751,7 @@
                     </pic:cNvPicPr>
                   </pic:nvPicPr>
                   <pic:blipFill>
-                    <a:blip r:embed="rId47"/>
+                    <a:blip r:embed="rId45"/>
                     <a:stretch>
                       <a:fillRect/>
                     </a:stretch>
@@ -17683,7 +15806,7 @@
                     </pic:cNvPicPr>
                   </pic:nvPicPr>
                   <pic:blipFill>
-                    <a:blip r:embed="rId48"/>
+                    <a:blip r:embed="rId46"/>
                     <a:stretch>
                       <a:fillRect/>
                     </a:stretch>
@@ -17752,7 +15875,7 @@
           <w:kern w:val="0"/>
         </w:rPr>
       </w:pPr>
-      <w:bookmarkStart w:id="124" w:name="_Toc195598853"/>
+      <w:bookmarkStart w:id="113" w:name="_Toc3751"/>
       <w:r>
         <w:rPr>
           <w:rFonts w:hint="eastAsia" w:ascii="Times New Roman" w:hAnsi="Times New Roman"/>
@@ -17773,10 +15896,10 @@
         </w:rPr>
         <w:t>系统测试</w:t>
       </w:r>
-      <w:bookmarkEnd w:id="117"/>
-      <w:bookmarkEnd w:id="118"/>
-      <w:bookmarkEnd w:id="119"/>
-      <w:bookmarkEnd w:id="124"/>
+      <w:bookmarkEnd w:id="106"/>
+      <w:bookmarkEnd w:id="107"/>
+      <w:bookmarkEnd w:id="108"/>
+      <w:bookmarkEnd w:id="113"/>
     </w:p>
     <w:p>
       <w:pPr>
@@ -17787,7 +15910,9 @@
           <w:numId w:val="13"/>
         </w:numPr>
         <w:spacing w:before="156" w:beforeLines="50" w:after="156" w:afterLines="50"/>
+        <w:ind w:left="0" w:leftChars="0" w:firstLine="0" w:firstLineChars="0"/>
         <w:jc w:val="both"/>
+        <w:outlineLvl w:val="1"/>
         <w:rPr>
           <w:rFonts w:ascii="Times New Roman" w:hAnsi="Times New Roman"/>
           <w:b/>
@@ -17797,10 +15922,10 @@
           <w:szCs w:val="24"/>
         </w:rPr>
       </w:pPr>
-      <w:bookmarkStart w:id="125" w:name="_Toc195598854"/>
-      <w:bookmarkStart w:id="126" w:name="_Toc24075"/>
-      <w:bookmarkStart w:id="127" w:name="_Toc134820406"/>
-      <w:bookmarkStart w:id="128" w:name="_Toc134820462"/>
+      <w:bookmarkStart w:id="114" w:name="_Toc24075"/>
+      <w:bookmarkStart w:id="115" w:name="_Toc134820406"/>
+      <w:bookmarkStart w:id="116" w:name="_Toc134820462"/>
+      <w:bookmarkStart w:id="117" w:name="_Toc14937"/>
       <w:r>
         <w:rPr>
           <w:rFonts w:ascii="Times New Roman" w:hAnsi="Times New Roman"/>
@@ -17812,10 +15937,10 @@
         </w:rPr>
         <w:t>功能测试</w:t>
       </w:r>
-      <w:bookmarkEnd w:id="125"/>
-      <w:bookmarkEnd w:id="126"/>
-      <w:bookmarkEnd w:id="127"/>
-      <w:bookmarkEnd w:id="128"/>
+      <w:bookmarkEnd w:id="114"/>
+      <w:bookmarkEnd w:id="115"/>
+      <w:bookmarkEnd w:id="116"/>
+      <w:bookmarkEnd w:id="117"/>
     </w:p>
     <w:p>
       <w:pPr>
@@ -17883,7 +16008,7 @@
           <w:szCs w:val="21"/>
         </w:rPr>
       </w:pPr>
-      <w:bookmarkStart w:id="129" w:name="_Toc18362"/>
+      <w:bookmarkStart w:id="118" w:name="_Toc18362"/>
       <w:r>
         <w:rPr>
           <w:rFonts w:hint="eastAsia" w:ascii="黑体" w:hAnsi="黑体" w:eastAsia="黑体" w:cs="黑体"/>
@@ -17892,7 +16017,7 @@
         </w:rPr>
         <w:t>表6-1 黑盒测试用例</w:t>
       </w:r>
-      <w:bookmarkEnd w:id="129"/>
+      <w:bookmarkEnd w:id="118"/>
     </w:p>
     <w:tbl>
       <w:tblPr>
@@ -18841,7 +16966,9 @@
           <w:numId w:val="13"/>
         </w:numPr>
         <w:spacing w:before="0" w:line="360" w:lineRule="auto"/>
+        <w:ind w:left="0" w:leftChars="0" w:firstLine="0" w:firstLineChars="0"/>
         <w:jc w:val="left"/>
+        <w:outlineLvl w:val="1"/>
         <w:rPr>
           <w:rFonts w:ascii="Times New Roman" w:hAnsi="Times New Roman"/>
           <w:b/>
@@ -18851,10 +16978,10 @@
           <w:szCs w:val="24"/>
         </w:rPr>
       </w:pPr>
-      <w:bookmarkStart w:id="130" w:name="_Toc195598855"/>
-      <w:bookmarkStart w:id="131" w:name="_Toc8595"/>
-      <w:bookmarkStart w:id="132" w:name="_Toc134820463"/>
-      <w:bookmarkStart w:id="133" w:name="_Toc134820407"/>
+      <w:bookmarkStart w:id="119" w:name="_Toc8595"/>
+      <w:bookmarkStart w:id="120" w:name="_Toc134820463"/>
+      <w:bookmarkStart w:id="121" w:name="_Toc134820407"/>
+      <w:bookmarkStart w:id="122" w:name="_Toc1754"/>
       <w:r>
         <w:rPr>
           <w:rFonts w:ascii="Times New Roman" w:hAnsi="Times New Roman"/>
@@ -18866,10 +16993,10 @@
         </w:rPr>
         <w:t>性能测试</w:t>
       </w:r>
-      <w:bookmarkEnd w:id="130"/>
-      <w:bookmarkEnd w:id="131"/>
-      <w:bookmarkEnd w:id="132"/>
-      <w:bookmarkEnd w:id="133"/>
+      <w:bookmarkEnd w:id="119"/>
+      <w:bookmarkEnd w:id="120"/>
+      <w:bookmarkEnd w:id="121"/>
+      <w:bookmarkEnd w:id="122"/>
     </w:p>
     <w:p>
       <w:pPr>
@@ -18884,11 +17011,9 @@
           <w:rFonts w:hint="eastAsia"/>
         </w:rPr>
       </w:pPr>
-      <w:bookmarkStart w:id="134" w:name="_Toc195598856"/>
       <w:r>
         <w:t>测试指标</w:t>
       </w:r>
-      <w:bookmarkEnd w:id="134"/>
     </w:p>
     <w:p>
       <w:pPr>
@@ -18935,11 +17060,9 @@
           <w:rFonts w:hint="eastAsia"/>
         </w:rPr>
       </w:pPr>
-      <w:bookmarkStart w:id="135" w:name="_Toc195598857"/>
       <w:r>
         <w:t>测试工具</w:t>
       </w:r>
-      <w:bookmarkEnd w:id="135"/>
     </w:p>
     <w:p>
       <w:pPr>
@@ -18979,10 +17102,10 @@
           <w:kern w:val="0"/>
         </w:rPr>
       </w:pPr>
-      <w:bookmarkStart w:id="136" w:name="_Toc31813"/>
-      <w:bookmarkStart w:id="137" w:name="_Toc134820408"/>
-      <w:bookmarkStart w:id="138" w:name="_Toc195598858"/>
-      <w:bookmarkStart w:id="139" w:name="_Toc134820464"/>
+      <w:bookmarkStart w:id="123" w:name="_Toc31813"/>
+      <w:bookmarkStart w:id="124" w:name="_Toc134820408"/>
+      <w:bookmarkStart w:id="125" w:name="_Toc134820464"/>
+      <w:bookmarkStart w:id="126" w:name="_Toc30145"/>
       <w:r>
         <w:rPr>
           <w:rFonts w:ascii="Times New Roman" w:hAnsi="Times New Roman"/>
@@ -18993,10 +17116,10 @@
         </w:rPr>
         <w:t>结束语</w:t>
       </w:r>
-      <w:bookmarkEnd w:id="136"/>
-      <w:bookmarkEnd w:id="137"/>
-      <w:bookmarkEnd w:id="138"/>
-      <w:bookmarkEnd w:id="139"/>
+      <w:bookmarkEnd w:id="123"/>
+      <w:bookmarkEnd w:id="124"/>
+      <w:bookmarkEnd w:id="125"/>
+      <w:bookmarkEnd w:id="126"/>
     </w:p>
     <w:p>
       <w:pPr>
@@ -19039,10 +17162,10 @@
           <w:kern w:val="0"/>
         </w:rPr>
       </w:pPr>
-      <w:bookmarkStart w:id="140" w:name="_Toc195598859"/>
-      <w:bookmarkStart w:id="141" w:name="_Toc134820465"/>
-      <w:bookmarkStart w:id="142" w:name="_Toc27818"/>
-      <w:bookmarkStart w:id="143" w:name="_Toc134820409"/>
+      <w:bookmarkStart w:id="127" w:name="_Toc134820465"/>
+      <w:bookmarkStart w:id="128" w:name="_Toc27818"/>
+      <w:bookmarkStart w:id="129" w:name="_Toc134820409"/>
+      <w:bookmarkStart w:id="130" w:name="_Toc8761"/>
       <w:r>
         <w:rPr>
           <w:rFonts w:ascii="Times New Roman" w:hAnsi="Times New Roman"/>
@@ -19053,10 +17176,10 @@
         </w:rPr>
         <w:t>参考文献</w:t>
       </w:r>
-      <w:bookmarkEnd w:id="140"/>
-      <w:bookmarkEnd w:id="141"/>
-      <w:bookmarkEnd w:id="142"/>
-      <w:bookmarkEnd w:id="143"/>
+      <w:bookmarkEnd w:id="127"/>
+      <w:bookmarkEnd w:id="128"/>
+      <w:bookmarkEnd w:id="129"/>
+      <w:bookmarkEnd w:id="130"/>
     </w:p>
     <w:p>
       <w:pPr>
@@ -19245,10 +17368,10 @@
           <w:kern w:val="0"/>
         </w:rPr>
       </w:pPr>
-      <w:bookmarkStart w:id="144" w:name="_Toc195598860"/>
-      <w:bookmarkStart w:id="145" w:name="_Toc11900"/>
-      <w:bookmarkStart w:id="146" w:name="_Toc134820466"/>
-      <w:bookmarkStart w:id="147" w:name="_Toc134820410"/>
+      <w:bookmarkStart w:id="131" w:name="_Toc11900"/>
+      <w:bookmarkStart w:id="132" w:name="_Toc134820466"/>
+      <w:bookmarkStart w:id="133" w:name="_Toc134820410"/>
+      <w:bookmarkStart w:id="134" w:name="_Toc3571"/>
       <w:r>
         <w:rPr>
           <w:rFonts w:ascii="Times New Roman" w:hAnsi="Times New Roman"/>
@@ -19259,10 +17382,10 @@
         </w:rPr>
         <w:t>致谢</w:t>
       </w:r>
-      <w:bookmarkEnd w:id="144"/>
-      <w:bookmarkEnd w:id="145"/>
-      <w:bookmarkEnd w:id="146"/>
-      <w:bookmarkEnd w:id="147"/>
+      <w:bookmarkEnd w:id="131"/>
+      <w:bookmarkEnd w:id="132"/>
+      <w:bookmarkEnd w:id="133"/>
+      <w:bookmarkEnd w:id="134"/>
     </w:p>
     <w:p>
       <w:pPr>
@@ -19331,8 +17454,8 @@
       </w:r>
     </w:p>
     <w:sectPr>
-      <w:headerReference r:id="rId16" w:type="default"/>
-      <w:footerReference r:id="rId17" w:type="default"/>
+      <w:headerReference r:id="rId14" w:type="default"/>
+      <w:footerReference r:id="rId15" w:type="default"/>
       <w:type w:val="oddPage"/>
       <w:pgSz w:w="11906" w:h="16838"/>
       <w:pgMar w:top="1701" w:right="1418" w:bottom="1418" w:left="1418" w:header="851" w:footer="992" w:gutter="0"/>
@@ -19342,94 +17465,6 @@
     </w:sectPr>
   </w:body>
 </w:document>
-</file>
-
-<file path=word/comments.xml><?xml version="1.0" encoding="utf-8"?>
-<w:comments xmlns:wpc="http://schemas.microsoft.com/office/word/2010/wordprocessingCanvas" xmlns:mc="http://schemas.openxmlformats.org/markup-compatibility/2006" xmlns:o="urn:schemas-microsoft-com:office:office" xmlns:r="http://schemas.openxmlformats.org/officeDocument/2006/relationships" xmlns:m="http://schemas.openxmlformats.org/officeDocument/2006/math" xmlns:v="urn:schemas-microsoft-com:vml" xmlns:wp14="http://schemas.microsoft.com/office/word/2010/wordprocessingDrawing" xmlns:wp="http://schemas.openxmlformats.org/drawingml/2006/wordprocessingDrawing" xmlns:w="http://schemas.openxmlformats.org/wordprocessingml/2006/main" xmlns:w14="http://schemas.microsoft.com/office/word/2010/wordml" xmlns:w15="http://schemas.microsoft.com/office/word/2012/wordml" xmlns:w10="urn:schemas-microsoft-com:office:word" xmlns:wpg="http://schemas.microsoft.com/office/word/2010/wordprocessingGroup" xmlns:wpi="http://schemas.microsoft.com/office/word/2010/wordprocessingInk" xmlns:wne="http://schemas.microsoft.com/office/word/2006/wordml" xmlns:wps="http://schemas.microsoft.com/office/word/2010/wordprocessingShape" xmlns:wpsCustomData="http://www.wps.cn/officeDocument/2013/wpsCustomData" mc:Ignorable="w14 w15 wp14">
-  <w:comment w:id="0" w:author="yongsong peng" w:date="2025-04-14T20:31:00Z" w:initials="yp">
-    <w:p>
-      <w:pPr>
-        <w:pStyle w:val="12"/>
-        <w:ind w:firstLine="0" w:firstLineChars="0"/>
-      </w:pPr>
-      <w:r>
-        <w:rPr>
-          <w:rFonts w:hint="eastAsia"/>
-        </w:rPr>
-        <w:t>请给图加上编号及图下方的图注</w:t>
-      </w:r>
-    </w:p>
-  </w:comment>
-  <w:comment w:id="1" w:author="yongsong peng" w:date="2025-04-14T20:35:00Z" w:initials="yp">
-    <w:p>
-      <w:pPr>
-        <w:pStyle w:val="12"/>
-        <w:ind w:firstLine="0" w:firstLineChars="0"/>
-      </w:pPr>
-      <w:r>
-        <w:rPr>
-          <w:rFonts w:hint="eastAsia"/>
-        </w:rPr>
-        <w:t>这一节要单独做一节：“数据库设计</w:t>
-      </w:r>
-      <w:r>
-        <w:t>",</w:t>
-      </w:r>
-      <w:r>
-        <w:rPr>
-          <w:rFonts w:hint="eastAsia"/>
-        </w:rPr>
-        <w:t>这一节包括数据库的概念设计 、逻辑结构设计与表结构设计三个部分。</w:t>
-      </w:r>
-    </w:p>
-    <w:p>
-      <w:pPr>
-        <w:pStyle w:val="12"/>
-        <w:ind w:firstLine="0" w:firstLineChars="0"/>
-      </w:pPr>
-      <w:r>
-        <w:rPr>
-          <w:rFonts w:hint="eastAsia"/>
-        </w:rPr>
-        <w:t>请按要求做修改</w:t>
-      </w:r>
-    </w:p>
-  </w:comment>
-  <w:comment w:id="2" w:author="yongsong peng" w:date="2025-04-14T20:43:00Z" w:initials="yp">
-    <w:p>
-      <w:pPr>
-        <w:pStyle w:val="12"/>
-        <w:ind w:firstLine="0" w:firstLineChars="0"/>
-      </w:pPr>
-      <w:r>
-        <w:rPr>
-          <w:rFonts w:hint="eastAsia"/>
-        </w:rPr>
-        <w:t>逻辑结构设计要先用文字写出系统所设计的数据库的所有实体及实体之间的联系，然后根据实体（或联系）给出表的逻辑结构（表的名称及每一个表的所有字段名）；再后给出每一个实体属性图。</w:t>
-      </w:r>
-    </w:p>
-    <w:p>
-      <w:pPr>
-        <w:pStyle w:val="12"/>
-        <w:ind w:firstLine="0" w:firstLineChars="0"/>
-      </w:pPr>
-      <w:r>
-        <w:rPr>
-          <w:rFonts w:hint="eastAsia"/>
-        </w:rPr>
-        <w:t>请按要进行本部分的修改</w:t>
-      </w:r>
-    </w:p>
-  </w:comment>
-</w:comments>
-</file>
-
-<file path=word/commentsExtended.xml><?xml version="1.0" encoding="utf-8"?>
-<w15:commentsEx xmlns:wpc="http://schemas.microsoft.com/office/word/2010/wordprocessingCanvas" xmlns:mc="http://schemas.openxmlformats.org/markup-compatibility/2006" xmlns:o="urn:schemas-microsoft-com:office:office" xmlns:r="http://schemas.openxmlformats.org/officeDocument/2006/relationships" xmlns:m="http://schemas.openxmlformats.org/officeDocument/2006/math" xmlns:v="urn:schemas-microsoft-com:vml" xmlns:wp14="http://schemas.microsoft.com/office/word/2010/wordprocessingDrawing" xmlns:wp="http://schemas.openxmlformats.org/drawingml/2006/wordprocessingDrawing" xmlns:w="http://schemas.openxmlformats.org/wordprocessingml/2006/main" xmlns:w14="http://schemas.microsoft.com/office/word/2010/wordml" xmlns:w15="http://schemas.microsoft.com/office/word/2012/wordml" xmlns:w10="urn:schemas-microsoft-com:office:word" xmlns:wpg="http://schemas.microsoft.com/office/word/2010/wordprocessingGroup" xmlns:wpi="http://schemas.microsoft.com/office/word/2010/wordprocessingInk" xmlns:wne="http://schemas.microsoft.com/office/word/2006/wordml" xmlns:wps="http://schemas.microsoft.com/office/word/2010/wordprocessingShape" xmlns:wpsCustomData="http://www.wps.cn/officeDocument/2013/wpsCustomData" mc:Ignorable="w14 w15 wp14">
-  <w15:commentEx w15:paraId="11DA67E4" w15:done="0"/>
-  <w15:commentEx w15:paraId="5788BF28" w15:done="0"/>
-  <w15:commentEx w15:paraId="6D3192FB" w15:done="0"/>
-</w15:commentsEx>
 </file>
 
 <file path=word/endnotes.xml><?xml version="1.0" encoding="utf-8"?>
@@ -20727,14 +18762,6 @@
     <w:abstractNumId w:val="12"/>
   </w:num>
 </w:numbering>
-</file>
-
-<file path=word/people.xml><?xml version="1.0" encoding="utf-8"?>
-<w15:people xmlns:wpc="http://schemas.microsoft.com/office/word/2010/wordprocessingCanvas" xmlns:mc="http://schemas.openxmlformats.org/markup-compatibility/2006" xmlns:o="urn:schemas-microsoft-com:office:office" xmlns:r="http://schemas.openxmlformats.org/officeDocument/2006/relationships" xmlns:m="http://schemas.openxmlformats.org/officeDocument/2006/math" xmlns:v="urn:schemas-microsoft-com:vml" xmlns:wp14="http://schemas.microsoft.com/office/word/2010/wordprocessingDrawing" xmlns:wp="http://schemas.openxmlformats.org/drawingml/2006/wordprocessingDrawing" xmlns:w="http://schemas.openxmlformats.org/wordprocessingml/2006/main" xmlns:w14="http://schemas.microsoft.com/office/word/2010/wordml" xmlns:w15="http://schemas.microsoft.com/office/word/2012/wordml" xmlns:w10="urn:schemas-microsoft-com:office:word" xmlns:wpg="http://schemas.microsoft.com/office/word/2010/wordprocessingGroup" xmlns:wpi="http://schemas.microsoft.com/office/word/2010/wordprocessingInk" xmlns:wne="http://schemas.microsoft.com/office/word/2006/wordml" xmlns:wps="http://schemas.microsoft.com/office/word/2010/wordprocessingShape" xmlns:wpsCustomData="http://www.wps.cn/officeDocument/2013/wpsCustomData" mc:Ignorable="w14 w15 wp14">
-  <w15:person w15:author="yongsong peng">
-    <w15:presenceInfo w15:providerId="Windows Live" w15:userId="fbafaaf41db6ec60"/>
-  </w15:person>
-</w15:people>
 </file>
 
 <file path=word/styles.xml><?xml version="1.0" encoding="utf-8"?>
@@ -22118,7 +20145,7 @@
   </customShpExts>
   <extobjs>
     <extobj name="ECB019B1-382A-4266-B25C-5B523AA43C14-1">
-      <extobjdata type="ECB019B1-382A-4266-B25C-5B523AA43C14" data="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"/>
+      <extobjdata type="ECB019B1-382A-4266-B25C-5B523AA43C14" data="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"/>
     </extobj>
   </extobjs>
 </s:customData>

--- a/毕业论文/毕业论文改二.docx
+++ b/毕业论文/毕业论文改二.docx
@@ -977,6 +977,15 @@
           <w:docPartUnique/>
         </w:docPartObj>
       </w:sdtPr>
+      <w:sdtEndPr>
+        <w:rPr>
+          <w:rFonts w:ascii="宋体" w:hAnsi="宋体" w:eastAsia="宋体" w:cs="Times New Roman"/>
+          <w:kern w:val="2"/>
+          <w:sz w:val="21"/>
+          <w:szCs w:val="24"/>
+          <w:lang w:val="en-US" w:eastAsia="zh-CN" w:bidi="ar-SA"/>
+        </w:rPr>
+      </w:sdtEndPr>
       <w:sdtContent>
         <w:p>
           <w:pPr>
@@ -2813,9 +2822,9 @@
           <w:szCs w:val="30"/>
         </w:rPr>
       </w:pPr>
-      <w:bookmarkStart w:id="4" w:name="_Toc31710"/>
+      <w:bookmarkStart w:id="4" w:name="_Toc134820362"/>
       <w:bookmarkStart w:id="5" w:name="_Toc134820418"/>
-      <w:bookmarkStart w:id="6" w:name="_Toc134820362"/>
+      <w:bookmarkStart w:id="6" w:name="_Toc31710"/>
       <w:r>
         <w:rPr>
           <w:rFonts w:eastAsia="黑体" w:cs="Arial"/>
@@ -2902,8 +2911,6 @@
       <w:r>
         <w:br w:type="page"/>
       </w:r>
-      <w:bookmarkStart w:id="135" w:name="_GoBack"/>
-      <w:bookmarkEnd w:id="135"/>
     </w:p>
     <w:p>
       <w:pPr>
@@ -3012,13 +3019,13 @@
           <w:kern w:val="0"/>
         </w:rPr>
       </w:pPr>
-      <w:bookmarkStart w:id="9" w:name="_Toc134820421"/>
-      <w:bookmarkStart w:id="10" w:name="_Toc23390"/>
-      <w:bookmarkStart w:id="11" w:name="_Toc29792_WPSOffice_Level1"/>
-      <w:bookmarkStart w:id="12" w:name="_Toc5699_WPSOffice_Level1"/>
+      <w:bookmarkStart w:id="9" w:name="_Toc134820365"/>
+      <w:bookmarkStart w:id="10" w:name="_Toc5699_WPSOffice_Level1"/>
+      <w:bookmarkStart w:id="11" w:name="_Toc23390"/>
+      <w:bookmarkStart w:id="12" w:name="_Toc29792_WPSOffice_Level1"/>
       <w:bookmarkStart w:id="13" w:name="_Toc15736"/>
-      <w:bookmarkStart w:id="14" w:name="_Toc134820365"/>
-      <w:bookmarkStart w:id="15" w:name="_Toc15158"/>
+      <w:bookmarkStart w:id="14" w:name="_Toc15158"/>
+      <w:bookmarkStart w:id="15" w:name="_Toc134820421"/>
       <w:r>
         <w:rPr>
           <w:rFonts w:ascii="Times New Roman" w:hAnsi="Times New Roman"/>
@@ -3147,8 +3154,8 @@
       <w:pPr>
         <w:pStyle w:val="13"/>
       </w:pPr>
-      <w:bookmarkStart w:id="24" w:name="_Toc27490"/>
-      <w:bookmarkStart w:id="25" w:name="_Toc134820368"/>
+      <w:bookmarkStart w:id="24" w:name="_Toc134820368"/>
+      <w:bookmarkStart w:id="25" w:name="_Toc27490"/>
       <w:bookmarkStart w:id="26" w:name="_Toc134820424"/>
       <w:r>
         <w:t>基于 uni - app 框架开发即时通讯项目，能够为跨平台开发领域提供新的实践案例和理论参考。探索在不同平台上实现即时通讯功能的最佳实践，有助于完善跨平台开发的技术体系和方法论。</w:t>
@@ -3286,8 +3293,8 @@
         <w:pStyle w:val="13"/>
       </w:pPr>
       <w:bookmarkStart w:id="32" w:name="_Toc134820426"/>
-      <w:bookmarkStart w:id="33" w:name="_Toc8159"/>
-      <w:bookmarkStart w:id="34" w:name="_Toc134820370"/>
+      <w:bookmarkStart w:id="33" w:name="_Toc134820370"/>
+      <w:bookmarkStart w:id="34" w:name="_Toc8159"/>
       <w:r>
         <w:t>WhatsApp、Facebook Messenger、Telegram 和 LINE 等在国际市场上拥有庞大用户群体。WhatsApp 凭借 Facebook 的推广和自身简洁易用的特点，在欧美、南美、非洲等地区广泛使用，拥有数十亿用户。Facebook Messenger 与社交平台 Facebook 深度整合，方便用户在社交网络基础上进行即时通讯。Telegram 以注重隐私保护和强大的群组功能吸引了大量用户，尤其在一些对隐私较为敏感的地区和特定社群中很受欢迎。LINE 则在日本、韩国等亚洲国家占据重要市场份额，除通讯外，还提供丰富的内容服务，如游戏、表情商店等。</w:t>
       </w:r>
@@ -3424,9 +3431,9 @@
         </w:rPr>
       </w:pPr>
       <w:bookmarkStart w:id="35" w:name="_Toc134820427"/>
-      <w:bookmarkStart w:id="36" w:name="_Toc13112"/>
-      <w:bookmarkStart w:id="37" w:name="_Toc134820371"/>
-      <w:bookmarkStart w:id="38" w:name="_Toc3920"/>
+      <w:bookmarkStart w:id="36" w:name="_Toc134820371"/>
+      <w:bookmarkStart w:id="37" w:name="_Toc3920"/>
+      <w:bookmarkStart w:id="38" w:name="_Toc13112"/>
       <w:r>
         <w:rPr>
           <w:rFonts w:ascii="Times New Roman" w:hAnsi="Times New Roman"/>
@@ -3463,12 +3470,12 @@
           <w:szCs w:val="24"/>
         </w:rPr>
       </w:pPr>
-      <w:bookmarkStart w:id="39" w:name="_Toc134820428"/>
-      <w:bookmarkStart w:id="40" w:name="_Toc1064"/>
-      <w:bookmarkStart w:id="41" w:name="_Toc23727_WPSOffice_Level2"/>
-      <w:bookmarkStart w:id="42" w:name="_Toc15331"/>
-      <w:bookmarkStart w:id="43" w:name="_Toc134820372"/>
-      <w:bookmarkStart w:id="44" w:name="_Toc17222"/>
+      <w:bookmarkStart w:id="39" w:name="_Toc15331"/>
+      <w:bookmarkStart w:id="40" w:name="_Toc23727_WPSOffice_Level2"/>
+      <w:bookmarkStart w:id="41" w:name="_Toc134820428"/>
+      <w:bookmarkStart w:id="42" w:name="_Toc134820372"/>
+      <w:bookmarkStart w:id="43" w:name="_Toc17222"/>
+      <w:bookmarkStart w:id="44" w:name="_Toc1064"/>
       <w:r>
         <w:rPr>
           <w:rFonts w:ascii="Times New Roman" w:hAnsi="Times New Roman"/>
@@ -3547,12 +3554,12 @@
           <w:szCs w:val="24"/>
         </w:rPr>
       </w:pPr>
-      <w:bookmarkStart w:id="45" w:name="_Toc2031"/>
-      <w:bookmarkStart w:id="46" w:name="_Toc2363_WPSOffice_Level2"/>
-      <w:bookmarkStart w:id="47" w:name="_Toc134820373"/>
-      <w:bookmarkStart w:id="48" w:name="_Toc7999"/>
+      <w:bookmarkStart w:id="45" w:name="_Toc1455"/>
+      <w:bookmarkStart w:id="46" w:name="_Toc2031"/>
+      <w:bookmarkStart w:id="47" w:name="_Toc2363_WPSOffice_Level2"/>
+      <w:bookmarkStart w:id="48" w:name="_Toc134820373"/>
       <w:bookmarkStart w:id="49" w:name="_Toc134820429"/>
-      <w:bookmarkStart w:id="50" w:name="_Toc1455"/>
+      <w:bookmarkStart w:id="50" w:name="_Toc7999"/>
       <w:r>
         <w:rPr>
           <w:rFonts w:ascii="Times New Roman" w:hAnsi="Times New Roman"/>
@@ -3631,12 +3638,12 @@
           <w:szCs w:val="24"/>
         </w:rPr>
       </w:pPr>
-      <w:bookmarkStart w:id="51" w:name="_Toc26482_WPSOffice_Level2"/>
-      <w:bookmarkStart w:id="52" w:name="_Toc134820430"/>
-      <w:bookmarkStart w:id="53" w:name="_Toc10000"/>
-      <w:bookmarkStart w:id="54" w:name="_Toc27641"/>
-      <w:bookmarkStart w:id="55" w:name="_Toc134820374"/>
-      <w:bookmarkStart w:id="56" w:name="_Toc32068"/>
+      <w:bookmarkStart w:id="51" w:name="_Toc134820430"/>
+      <w:bookmarkStart w:id="52" w:name="_Toc10000"/>
+      <w:bookmarkStart w:id="53" w:name="_Toc27641"/>
+      <w:bookmarkStart w:id="54" w:name="_Toc134820374"/>
+      <w:bookmarkStart w:id="55" w:name="_Toc32068"/>
+      <w:bookmarkStart w:id="56" w:name="_Toc26482_WPSOffice_Level2"/>
       <w:r>
         <w:rPr>
           <w:rFonts w:ascii="Times New Roman" w:hAnsi="Times New Roman"/>
@@ -4005,8 +4012,8 @@
         </w:rPr>
       </w:pPr>
       <w:bookmarkStart w:id="66" w:name="_Toc134820377"/>
-      <w:bookmarkStart w:id="67" w:name="_Toc134820433"/>
-      <w:bookmarkStart w:id="68" w:name="_Toc13164"/>
+      <w:bookmarkStart w:id="67" w:name="_Toc13164"/>
+      <w:bookmarkStart w:id="68" w:name="_Toc134820433"/>
       <w:bookmarkStart w:id="69" w:name="_Toc25491"/>
       <w:r>
         <w:rPr>
@@ -4155,12 +4162,12 @@
           <w:szCs w:val="24"/>
         </w:rPr>
       </w:pPr>
-      <w:bookmarkStart w:id="70" w:name="_Toc134820381"/>
-      <w:bookmarkStart w:id="71" w:name="_Toc23603_WPSOffice_Level2"/>
-      <w:bookmarkStart w:id="72" w:name="_Toc17268"/>
-      <w:bookmarkStart w:id="73" w:name="_Toc18007"/>
-      <w:bookmarkStart w:id="74" w:name="_Toc134820437"/>
-      <w:bookmarkStart w:id="75" w:name="_Toc32695"/>
+      <w:bookmarkStart w:id="70" w:name="_Toc32695"/>
+      <w:bookmarkStart w:id="71" w:name="_Toc134820437"/>
+      <w:bookmarkStart w:id="72" w:name="_Toc18007"/>
+      <w:bookmarkStart w:id="73" w:name="_Toc23603_WPSOffice_Level2"/>
+      <w:bookmarkStart w:id="74" w:name="_Toc134820381"/>
+      <w:bookmarkStart w:id="75" w:name="_Toc17268"/>
       <w:r>
         <w:rPr>
           <w:rFonts w:ascii="Times New Roman" w:hAnsi="Times New Roman"/>
@@ -4507,8 +4514,8 @@
           <w:szCs w:val="32"/>
         </w:rPr>
       </w:pPr>
-      <w:bookmarkStart w:id="84" w:name="_Toc134820386"/>
-      <w:bookmarkStart w:id="85" w:name="_Toc134820442"/>
+      <w:bookmarkStart w:id="84" w:name="_Toc134820442"/>
+      <w:bookmarkStart w:id="85" w:name="_Toc134820386"/>
       <w:r>
         <w:rPr>
           <w:rFonts w:ascii="黑体" w:hAnsi="黑体" w:eastAsia="黑体" w:cs="黑体"/>
@@ -4592,11 +4599,11 @@
           <w:szCs w:val="24"/>
         </w:rPr>
       </w:pPr>
-      <w:bookmarkStart w:id="86" w:name="_Toc6934"/>
-      <w:bookmarkStart w:id="87" w:name="_Toc35"/>
-      <w:bookmarkStart w:id="88" w:name="_Toc20885_WPSOffice_Level2"/>
+      <w:bookmarkStart w:id="86" w:name="_Toc134820443"/>
+      <w:bookmarkStart w:id="87" w:name="_Toc6934"/>
+      <w:bookmarkStart w:id="88" w:name="_Toc35"/>
       <w:bookmarkStart w:id="89" w:name="_Toc134820387"/>
-      <w:bookmarkStart w:id="90" w:name="_Toc134820443"/>
+      <w:bookmarkStart w:id="90" w:name="_Toc20885_WPSOffice_Level2"/>
       <w:bookmarkStart w:id="91" w:name="_Toc8590"/>
       <w:r>
         <w:rPr>
@@ -4841,8 +4848,8 @@
         </w:rPr>
       </w:pPr>
       <w:bookmarkStart w:id="92" w:name="_Toc134820444"/>
-      <w:bookmarkStart w:id="93" w:name="_Toc10479"/>
-      <w:bookmarkStart w:id="94" w:name="_Toc134820388"/>
+      <w:bookmarkStart w:id="93" w:name="_Toc134820388"/>
+      <w:bookmarkStart w:id="94" w:name="_Toc10479"/>
       <w:bookmarkStart w:id="95" w:name="_Toc16238"/>
       <w:r>
         <w:rPr>
@@ -5013,9 +5020,9 @@
           <w:szCs w:val="24"/>
         </w:rPr>
       </w:pPr>
-      <w:bookmarkStart w:id="97" w:name="_Toc32081"/>
-      <w:bookmarkStart w:id="98" w:name="_Toc134820389"/>
-      <w:bookmarkStart w:id="99" w:name="_Toc134820445"/>
+      <w:bookmarkStart w:id="97" w:name="_Toc134820389"/>
+      <w:bookmarkStart w:id="98" w:name="_Toc134820445"/>
+      <w:bookmarkStart w:id="99" w:name="_Toc32081"/>
       <w:bookmarkStart w:id="100" w:name="_Toc31249"/>
       <w:r>
         <w:rPr>
@@ -5463,6 +5470,7 @@
     <w:p>
       <w:pPr>
         <w:numPr>
+          <w:ilvl w:val="0"/>
           <w:numId w:val="0"/>
         </w:numPr>
         <w:jc w:val="left"/>
@@ -5522,6 +5530,7 @@
     <w:p>
       <w:pPr>
         <w:numPr>
+          <w:ilvl w:val="0"/>
           <w:numId w:val="0"/>
         </w:numPr>
         <w:ind w:firstLine="420" w:firstLineChars="0"/>
@@ -5633,6 +5642,7 @@
     <w:p>
       <w:pPr>
         <w:numPr>
+          <w:ilvl w:val="0"/>
           <w:numId w:val="0"/>
         </w:numPr>
         <w:ind w:firstLine="420" w:firstLineChars="0"/>
@@ -14557,8 +14567,8 @@
         <w:t>表4-7 朋友圈表（moments）</w:t>
       </w:r>
       <w:bookmarkStart w:id="102" w:name="_Toc134820449"/>
-      <w:bookmarkStart w:id="103" w:name="_Toc134820393"/>
-      <w:bookmarkStart w:id="104" w:name="_Toc15598"/>
+      <w:bookmarkStart w:id="103" w:name="_Toc15598"/>
+      <w:bookmarkStart w:id="104" w:name="_Toc134820393"/>
     </w:p>
     <w:p>
       <w:pPr>
@@ -14603,9 +14613,9 @@
         </w:rPr>
       </w:pPr>
       <w:bookmarkStart w:id="105" w:name="_Toc10561"/>
-      <w:bookmarkStart w:id="106" w:name="_Toc134820461"/>
+      <w:bookmarkStart w:id="106" w:name="_Toc134820405"/>
       <w:bookmarkStart w:id="107" w:name="_Toc23855"/>
-      <w:bookmarkStart w:id="108" w:name="_Toc134820405"/>
+      <w:bookmarkStart w:id="108" w:name="_Toc134820461"/>
       <w:r>
         <w:rPr>
           <w:rFonts w:ascii="Times New Roman" w:hAnsi="Times New Roman"/>
@@ -14656,14 +14666,103 @@
     <w:p>
       <w:pPr>
         <w:ind w:firstLine="480"/>
-      </w:pPr>
-      <w:r>
-        <w:t>用户在启动应用后，首先映入眼帘的便是登录与注册界面。该界面的设计应当紧跟现代审美潮流，具备简洁明了的视觉效果。界面中必须包含核心的输入功能，允许用户输入必要的登录信息，如用户名和密码。此外，还应提供直观的交互按钮，方便用户执行登录和注册操作。</w:t>
-      </w:r>
+        <w:rPr>
+          <w:rFonts w:hint="eastAsia"/>
+          <w:lang w:val="en-US" w:eastAsia="zh-CN"/>
+        </w:rPr>
+      </w:pPr>
+      <w:r>
+        <w:rPr>
+          <w:rFonts w:hint="eastAsia"/>
+          <w:lang w:val="en-US" w:eastAsia="zh-CN"/>
+        </w:rPr>
+        <w:t>进入应用后会对用户的登录状态进行判断，如果用户未登录会重定向到登录页，使用JWT技术，全称是JSON Web Token，是一种开放标准（RFC 7519），用于在网络应用环境间以JSON对象安全地将信息作为令牌进行传输。此令牌由三部分组成：头部（Header）、载荷（Payload）和签名（Signature），这三部分通过点号（.）连接在一起。</w:t>
+      </w:r>
+    </w:p>
+    <w:p>
+      <w:pPr>
+        <w:ind w:firstLine="480"/>
+        <w:rPr>
+          <w:rFonts w:hint="eastAsia"/>
+          <w:lang w:val="en-US" w:eastAsia="zh-CN"/>
+        </w:rPr>
+      </w:pPr>
+      <w:r>
+        <w:rPr>
+          <w:rFonts w:hint="eastAsia"/>
+          <w:lang w:val="en-US" w:eastAsia="zh-CN"/>
+        </w:rPr>
+        <w:t>头部：通常包含两部分信息——令牌的类型（即JWT）以及所使用的签名算法（如HMAC SHA256或RSA）。它被Base64Url编码形成JWT的第一部分。</w:t>
+      </w:r>
+    </w:p>
+    <w:p>
+      <w:pPr>
+        <w:ind w:firstLine="480"/>
+        <w:rPr>
+          <w:rFonts w:hint="eastAsia"/>
+          <w:lang w:val="en-US" w:eastAsia="zh-CN"/>
+        </w:rPr>
+      </w:pPr>
+      <w:r>
+        <w:rPr>
+          <w:rFonts w:hint="default"/>
+          <w:lang w:val="en-US" w:eastAsia="zh-CN"/>
+        </w:rPr>
+        <w:t>载荷</w:t>
+      </w:r>
+      <w:r>
+        <w:rPr>
+          <w:rFonts w:hint="eastAsia"/>
+          <w:lang w:val="en-US" w:eastAsia="zh-CN"/>
+        </w:rPr>
+        <w:t>：包含声明（claims）。声明是关于实体（通常是用户）和其他数据的声明。JWT的Claim可以分为三种类型：保留的、公共的和私有的。它同样被Base64Url编码形成JWT的第二部分。</w:t>
+      </w:r>
+    </w:p>
+    <w:p>
+      <w:pPr>
+        <w:ind w:firstLine="480"/>
+        <w:rPr>
+          <w:rFonts w:hint="eastAsia"/>
+          <w:lang w:val="en-US" w:eastAsia="zh-CN"/>
+        </w:rPr>
+      </w:pPr>
+      <w:r>
+        <w:rPr>
+          <w:rFonts w:hint="eastAsia"/>
+          <w:lang w:val="en-US" w:eastAsia="zh-CN"/>
+        </w:rPr>
+        <w:t>签名：要创建签名部分，你需要获取编码后的头部、编码后的载荷、一个密钥（secret）、头部中指定的算法。</w:t>
+      </w:r>
+    </w:p>
+    <w:p>
+      <w:pPr>
+        <w:ind w:firstLine="480"/>
+        <w:rPr>
+          <w:rFonts w:hint="default"/>
+          <w:lang w:val="en-US" w:eastAsia="zh-CN"/>
+        </w:rPr>
+      </w:pPr>
+      <w:r>
+        <w:rPr>
+          <w:rFonts w:hint="eastAsia"/>
+          <w:lang w:val="en-US" w:eastAsia="zh-CN"/>
+        </w:rPr>
+        <w:t>具体判断逻辑就是校验本地存放的token，如果token正确且没有过期，则用户处于登录状态，否则为未登录状态，则重定向到登录页。登录与注册页面设计如图5-1：</w:t>
+      </w:r>
+    </w:p>
+    <w:p>
+      <w:pPr>
+        <w:ind w:firstLine="480"/>
+        <w:rPr>
+          <w:rFonts w:hint="default"/>
+          <w:lang w:val="en-US" w:eastAsia="zh-CN"/>
+        </w:rPr>
+      </w:pPr>
     </w:p>
     <w:p>
       <w:pPr>
         <w:ind w:firstLine="0" w:firstLineChars="0"/>
+        <w:jc w:val="center"/>
       </w:pPr>
       <w:r>
         <w:drawing>
@@ -14756,21 +14855,98 @@
       <w:pPr>
         <w:ind w:firstLine="0" w:firstLineChars="0"/>
         <w:jc w:val="center"/>
+        <w:rPr>
+          <w:rFonts w:hint="default" w:eastAsia="黑体"/>
+          <w:lang w:val="en-US" w:eastAsia="zh-CN"/>
+        </w:rPr>
+      </w:pPr>
+      <w:r>
+        <w:rPr>
+          <w:rFonts w:hint="eastAsia" w:ascii="黑体" w:hAnsi="黑体" w:eastAsia="黑体" w:cs="黑体"/>
+          <w:sz w:val="21"/>
+          <w:szCs w:val="21"/>
+        </w:rPr>
+        <w:t>图</w:t>
+      </w:r>
+      <w:r>
+        <w:rPr>
+          <w:rFonts w:hint="eastAsia" w:ascii="黑体" w:hAnsi="黑体" w:eastAsia="黑体" w:cs="黑体"/>
+          <w:sz w:val="21"/>
+          <w:szCs w:val="21"/>
+          <w:lang w:val="en-US" w:eastAsia="zh-CN"/>
+        </w:rPr>
+        <w:t>5</w:t>
+      </w:r>
+      <w:r>
+        <w:rPr>
+          <w:rFonts w:hint="eastAsia" w:ascii="黑体" w:hAnsi="黑体" w:eastAsia="黑体" w:cs="黑体"/>
+          <w:sz w:val="21"/>
+          <w:szCs w:val="21"/>
+        </w:rPr>
+        <w:t>-</w:t>
+      </w:r>
+      <w:r>
+        <w:rPr>
+          <w:rFonts w:hint="eastAsia" w:ascii="黑体" w:hAnsi="黑体" w:eastAsia="黑体" w:cs="黑体"/>
+          <w:sz w:val="21"/>
+          <w:szCs w:val="21"/>
+          <w:lang w:val="en-US" w:eastAsia="zh-CN"/>
+        </w:rPr>
+        <w:t>1</w:t>
+      </w:r>
+      <w:r>
+        <w:rPr>
+          <w:rFonts w:hint="eastAsia" w:ascii="黑体" w:hAnsi="黑体" w:eastAsia="黑体" w:cs="黑体"/>
+          <w:sz w:val="21"/>
+          <w:szCs w:val="21"/>
+        </w:rPr>
+        <w:t xml:space="preserve"> </w:t>
+      </w:r>
+      <w:r>
+        <w:rPr>
+          <w:rFonts w:hint="eastAsia" w:ascii="黑体" w:hAnsi="黑体" w:eastAsia="黑体" w:cs="黑体"/>
+          <w:sz w:val="21"/>
+          <w:szCs w:val="21"/>
+          <w:lang w:val="en-US" w:eastAsia="zh-CN"/>
+        </w:rPr>
+        <w:t>登录与注册页</w:t>
+      </w:r>
+    </w:p>
+    <w:p>
+      <w:pPr>
+        <w:ind w:firstLine="0" w:firstLineChars="0"/>
+      </w:pPr>
+    </w:p>
+    <w:p>
+      <w:pPr>
+        <w:ind w:firstLine="0" w:firstLineChars="0"/>
+        <w:jc w:val="center"/>
       </w:pPr>
     </w:p>
     <w:p>
       <w:pPr>
         <w:ind w:firstLine="0" w:firstLineChars="0"/>
         <w:jc w:val="left"/>
-      </w:pPr>
-      <w:r>
         <w:rPr>
           <w:rFonts w:ascii="宋体" w:hAnsi="Calibri"/>
           <w:kern w:val="0"/>
           <w:szCs w:val="20"/>
         </w:rPr>
+      </w:pPr>
+      <w:r>
+        <w:rPr>
+          <w:rFonts w:ascii="宋体" w:hAnsi="Calibri"/>
+          <w:kern w:val="0"/>
+          <w:szCs w:val="20"/>
+        </w:rPr>
         <w:t>页面设计部分的代码示例如下：</w:t>
       </w:r>
+    </w:p>
+    <w:p>
+      <w:pPr>
+        <w:ind w:firstLine="0" w:firstLineChars="0"/>
+        <w:jc w:val="center"/>
+      </w:pPr>
       <w:r>
         <w:drawing>
           <wp:inline distT="0" distB="0" distL="114300" distR="114300">
@@ -14817,12 +14993,79 @@
     </w:p>
     <w:p>
       <w:pPr>
+        <w:ind w:firstLine="0" w:firstLineChars="0"/>
+        <w:jc w:val="center"/>
+        <w:rPr>
+          <w:rFonts w:hint="default" w:eastAsia="黑体"/>
+          <w:lang w:val="en-US" w:eastAsia="zh-CN"/>
+        </w:rPr>
+      </w:pPr>
+      <w:r>
+        <w:rPr>
+          <w:rFonts w:hint="eastAsia" w:ascii="黑体" w:hAnsi="黑体" w:eastAsia="黑体" w:cs="黑体"/>
+          <w:sz w:val="21"/>
+          <w:szCs w:val="21"/>
+        </w:rPr>
+        <w:t>图</w:t>
+      </w:r>
+      <w:r>
+        <w:rPr>
+          <w:rFonts w:hint="eastAsia" w:ascii="黑体" w:hAnsi="黑体" w:eastAsia="黑体" w:cs="黑体"/>
+          <w:sz w:val="21"/>
+          <w:szCs w:val="21"/>
+          <w:lang w:val="en-US" w:eastAsia="zh-CN"/>
+        </w:rPr>
+        <w:t>5</w:t>
+      </w:r>
+      <w:r>
+        <w:rPr>
+          <w:rFonts w:hint="eastAsia" w:ascii="黑体" w:hAnsi="黑体" w:eastAsia="黑体" w:cs="黑体"/>
+          <w:sz w:val="21"/>
+          <w:szCs w:val="21"/>
+        </w:rPr>
+        <w:t>-</w:t>
+      </w:r>
+      <w:r>
+        <w:rPr>
+          <w:rFonts w:hint="eastAsia" w:ascii="黑体" w:hAnsi="黑体" w:eastAsia="黑体" w:cs="黑体"/>
+          <w:sz w:val="21"/>
+          <w:szCs w:val="21"/>
+          <w:lang w:val="en-US" w:eastAsia="zh-CN"/>
+        </w:rPr>
+        <w:t>2</w:t>
+      </w:r>
+      <w:r>
+        <w:rPr>
+          <w:rFonts w:hint="eastAsia" w:ascii="黑体" w:hAnsi="黑体" w:eastAsia="黑体" w:cs="黑体"/>
+          <w:sz w:val="21"/>
+          <w:szCs w:val="21"/>
+        </w:rPr>
+        <w:t xml:space="preserve"> </w:t>
+      </w:r>
+      <w:r>
+        <w:rPr>
+          <w:rFonts w:hint="eastAsia" w:ascii="黑体" w:hAnsi="黑体" w:eastAsia="黑体" w:cs="黑体"/>
+          <w:sz w:val="21"/>
+          <w:szCs w:val="21"/>
+          <w:lang w:val="en-US" w:eastAsia="zh-CN"/>
+        </w:rPr>
+        <w:t>登录页前端部分代码</w:t>
+      </w:r>
+    </w:p>
+    <w:p>
+      <w:pPr>
         <w:ind w:firstLine="480"/>
         <w:jc w:val="left"/>
       </w:pPr>
       <w:r>
         <w:t>服务端校验登录的逻辑，采用JWT（JSON Web Tokens）进行登录校验。当校验成功时，系统会生成一个token并返回给前端。服务端校验登录的代码片段如下：</w:t>
       </w:r>
+    </w:p>
+    <w:p>
+      <w:pPr>
+        <w:ind w:firstLine="480"/>
+        <w:jc w:val="center"/>
+      </w:pPr>
       <w:r>
         <w:drawing>
           <wp:inline distT="0" distB="0" distL="114300" distR="114300">
@@ -14869,6 +15112,67 @@
     </w:p>
     <w:p>
       <w:pPr>
+        <w:ind w:firstLine="480"/>
+        <w:jc w:val="center"/>
+        <w:rPr>
+          <w:rFonts w:hint="default"/>
+          <w:lang w:val="en-US"/>
+        </w:rPr>
+      </w:pPr>
+      <w:r>
+        <w:rPr>
+          <w:rFonts w:hint="eastAsia" w:ascii="黑体" w:hAnsi="黑体" w:eastAsia="黑体" w:cs="黑体"/>
+          <w:sz w:val="21"/>
+          <w:szCs w:val="21"/>
+        </w:rPr>
+        <w:t>图</w:t>
+      </w:r>
+      <w:r>
+        <w:rPr>
+          <w:rFonts w:hint="eastAsia" w:ascii="黑体" w:hAnsi="黑体" w:eastAsia="黑体" w:cs="黑体"/>
+          <w:sz w:val="21"/>
+          <w:szCs w:val="21"/>
+          <w:lang w:val="en-US" w:eastAsia="zh-CN"/>
+        </w:rPr>
+        <w:t>5</w:t>
+      </w:r>
+      <w:r>
+        <w:rPr>
+          <w:rFonts w:hint="eastAsia" w:ascii="黑体" w:hAnsi="黑体" w:eastAsia="黑体" w:cs="黑体"/>
+          <w:sz w:val="21"/>
+          <w:szCs w:val="21"/>
+        </w:rPr>
+        <w:t>-</w:t>
+      </w:r>
+      <w:r>
+        <w:rPr>
+          <w:rFonts w:hint="eastAsia" w:ascii="黑体" w:hAnsi="黑体" w:eastAsia="黑体" w:cs="黑体"/>
+          <w:sz w:val="21"/>
+          <w:szCs w:val="21"/>
+          <w:lang w:val="en-US" w:eastAsia="zh-CN"/>
+        </w:rPr>
+        <w:t>3</w:t>
+      </w:r>
+      <w:r>
+        <w:rPr>
+          <w:rFonts w:hint="eastAsia" w:ascii="黑体" w:hAnsi="黑体" w:eastAsia="黑体" w:cs="黑体"/>
+          <w:sz w:val="21"/>
+          <w:szCs w:val="21"/>
+        </w:rPr>
+        <w:t xml:space="preserve"> </w:t>
+      </w:r>
+      <w:r>
+        <w:rPr>
+          <w:rFonts w:hint="eastAsia" w:ascii="黑体" w:hAnsi="黑体" w:eastAsia="黑体" w:cs="黑体"/>
+          <w:sz w:val="21"/>
+          <w:szCs w:val="21"/>
+          <w:lang w:val="en-US" w:eastAsia="zh-CN"/>
+        </w:rPr>
+        <w:t>登录接口部分代码</w:t>
+      </w:r>
+    </w:p>
+    <w:p>
+      <w:pPr>
         <w:pStyle w:val="2"/>
         <w:keepNext/>
         <w:numPr>
@@ -14905,14 +15209,31 @@
     <w:p>
       <w:pPr>
         <w:ind w:firstLine="480"/>
+        <w:rPr>
+          <w:rFonts w:hint="default" w:eastAsia="宋体"/>
+          <w:lang w:val="en-US" w:eastAsia="zh-CN"/>
+        </w:rPr>
       </w:pPr>
       <w:r>
         <w:t>联系人管理功能包括但不限于搜索好友、申请添加好友、同意好友申请以及删除好友等核心功能。这些功能的实现，旨在为用户提供一个便捷的社交网络管理体验。</w:t>
       </w:r>
+      <w:r>
+        <w:rPr>
+          <w:rFonts w:hint="eastAsia"/>
+          <w:lang w:val="en-US" w:eastAsia="zh-CN"/>
+        </w:rPr>
+        <w:t>这里的核心逻辑就是根据搜索词搜索目前数据库中注册的用户，然后发送申请后，在联系人申请表中新插入一条记录即可，设计页面如图5-4:</w:t>
+      </w:r>
+    </w:p>
+    <w:p>
+      <w:pPr>
+        <w:ind w:firstLine="480"/>
+      </w:pPr>
     </w:p>
     <w:p>
       <w:pPr>
         <w:ind w:firstLine="0" w:firstLineChars="0"/>
+        <w:jc w:val="center"/>
       </w:pPr>
       <w:r>
         <w:drawing>
@@ -15047,15 +15368,82 @@
     <w:p>
       <w:pPr>
         <w:ind w:firstLine="0" w:firstLineChars="0"/>
-      </w:pPr>
+        <w:jc w:val="center"/>
+        <w:rPr>
+          <w:rFonts w:hint="default" w:eastAsia="黑体"/>
+          <w:lang w:val="en-US" w:eastAsia="zh-CN"/>
+        </w:rPr>
+      </w:pPr>
+      <w:r>
+        <w:rPr>
+          <w:rFonts w:hint="eastAsia" w:ascii="黑体" w:hAnsi="黑体" w:eastAsia="黑体" w:cs="黑体"/>
+          <w:sz w:val="21"/>
+          <w:szCs w:val="21"/>
+        </w:rPr>
+        <w:t>图</w:t>
+      </w:r>
+      <w:r>
+        <w:rPr>
+          <w:rFonts w:hint="eastAsia" w:ascii="黑体" w:hAnsi="黑体" w:eastAsia="黑体" w:cs="黑体"/>
+          <w:sz w:val="21"/>
+          <w:szCs w:val="21"/>
+          <w:lang w:val="en-US" w:eastAsia="zh-CN"/>
+        </w:rPr>
+        <w:t>5</w:t>
+      </w:r>
+      <w:r>
+        <w:rPr>
+          <w:rFonts w:hint="eastAsia" w:ascii="黑体" w:hAnsi="黑体" w:eastAsia="黑体" w:cs="黑体"/>
+          <w:sz w:val="21"/>
+          <w:szCs w:val="21"/>
+        </w:rPr>
+        <w:t>-</w:t>
+      </w:r>
+      <w:r>
+        <w:rPr>
+          <w:rFonts w:hint="eastAsia" w:ascii="黑体" w:hAnsi="黑体" w:eastAsia="黑体" w:cs="黑体"/>
+          <w:sz w:val="21"/>
+          <w:szCs w:val="21"/>
+          <w:lang w:val="en-US" w:eastAsia="zh-CN"/>
+        </w:rPr>
+        <w:t>4</w:t>
+      </w:r>
+      <w:r>
+        <w:rPr>
+          <w:rFonts w:hint="eastAsia" w:ascii="黑体" w:hAnsi="黑体" w:eastAsia="黑体" w:cs="黑体"/>
+          <w:sz w:val="21"/>
+          <w:szCs w:val="21"/>
+        </w:rPr>
+        <w:t xml:space="preserve"> </w:t>
+      </w:r>
+      <w:r>
+        <w:rPr>
+          <w:rFonts w:hint="eastAsia" w:ascii="黑体" w:hAnsi="黑体" w:eastAsia="黑体" w:cs="黑体"/>
+          <w:sz w:val="21"/>
+          <w:szCs w:val="21"/>
+          <w:lang w:val="en-US" w:eastAsia="zh-CN"/>
+        </w:rPr>
+        <w:t>好友搜索相关页面设计</w:t>
+      </w:r>
     </w:p>
     <w:p>
       <w:pPr>
         <w:ind w:firstLine="0" w:firstLineChars="0"/>
       </w:pPr>
+    </w:p>
+    <w:p>
+      <w:pPr>
+        <w:ind w:firstLine="0" w:firstLineChars="0"/>
+      </w:pPr>
       <w:r>
         <w:t>点击添加好友按钮后，用户将进入搜索页，在这里可以搜索数据库中所有的用户信息。搜索逻辑支持用户名或账号的模糊匹配，服务端处理搜索请求的代码如下：</w:t>
       </w:r>
+    </w:p>
+    <w:p>
+      <w:pPr>
+        <w:ind w:firstLine="0" w:firstLineChars="0"/>
+        <w:jc w:val="center"/>
+      </w:pPr>
       <w:r>
         <w:drawing>
           <wp:inline distT="0" distB="0" distL="114300" distR="114300">
@@ -15103,6 +15491,67 @@
     <w:p>
       <w:pPr>
         <w:ind w:firstLine="0" w:firstLineChars="0"/>
+        <w:jc w:val="center"/>
+        <w:rPr>
+          <w:rFonts w:hint="default" w:eastAsia="黑体"/>
+          <w:lang w:val="en-US" w:eastAsia="zh-CN"/>
+        </w:rPr>
+      </w:pPr>
+      <w:r>
+        <w:rPr>
+          <w:rFonts w:hint="eastAsia" w:ascii="黑体" w:hAnsi="黑体" w:eastAsia="黑体" w:cs="黑体"/>
+          <w:sz w:val="21"/>
+          <w:szCs w:val="21"/>
+        </w:rPr>
+        <w:t>图</w:t>
+      </w:r>
+      <w:r>
+        <w:rPr>
+          <w:rFonts w:hint="eastAsia" w:ascii="黑体" w:hAnsi="黑体" w:eastAsia="黑体" w:cs="黑体"/>
+          <w:sz w:val="21"/>
+          <w:szCs w:val="21"/>
+          <w:lang w:val="en-US" w:eastAsia="zh-CN"/>
+        </w:rPr>
+        <w:t>5</w:t>
+      </w:r>
+      <w:r>
+        <w:rPr>
+          <w:rFonts w:hint="eastAsia" w:ascii="黑体" w:hAnsi="黑体" w:eastAsia="黑体" w:cs="黑体"/>
+          <w:sz w:val="21"/>
+          <w:szCs w:val="21"/>
+        </w:rPr>
+        <w:t>-</w:t>
+      </w:r>
+      <w:r>
+        <w:rPr>
+          <w:rFonts w:hint="eastAsia" w:ascii="黑体" w:hAnsi="黑体" w:eastAsia="黑体" w:cs="黑体"/>
+          <w:sz w:val="21"/>
+          <w:szCs w:val="21"/>
+          <w:lang w:val="en-US" w:eastAsia="zh-CN"/>
+        </w:rPr>
+        <w:t>5</w:t>
+      </w:r>
+      <w:r>
+        <w:rPr>
+          <w:rFonts w:hint="eastAsia" w:ascii="黑体" w:hAnsi="黑体" w:eastAsia="黑体" w:cs="黑体"/>
+          <w:sz w:val="21"/>
+          <w:szCs w:val="21"/>
+        </w:rPr>
+        <w:t xml:space="preserve"> </w:t>
+      </w:r>
+      <w:r>
+        <w:rPr>
+          <w:rFonts w:hint="eastAsia" w:ascii="黑体" w:hAnsi="黑体" w:eastAsia="黑体" w:cs="黑体"/>
+          <w:sz w:val="21"/>
+          <w:szCs w:val="21"/>
+          <w:lang w:val="en-US" w:eastAsia="zh-CN"/>
+        </w:rPr>
+        <w:t>搜索逻辑后端部分代码</w:t>
+      </w:r>
+    </w:p>
+    <w:p>
+      <w:pPr>
+        <w:ind w:firstLine="0" w:firstLineChars="0"/>
       </w:pPr>
     </w:p>
     <w:p>
@@ -15112,6 +15561,12 @@
       <w:r>
         <w:t>用户在搜索结果中找到想要添加的联系人后，可以点击添加按钮。此时，系统会向服务端的application接口发送一个post请求，服务端接收到请求后，会对传入的参数进行处理，并在contactsApplication表中新增一条申请记录。相关的代码片段如下：</w:t>
       </w:r>
+    </w:p>
+    <w:p>
+      <w:pPr>
+        <w:ind w:firstLine="480"/>
+        <w:jc w:val="center"/>
+      </w:pPr>
       <w:r>
         <w:drawing>
           <wp:inline distT="0" distB="0" distL="114300" distR="114300">
@@ -15155,6 +15610,73 @@
           </wp:inline>
         </w:drawing>
       </w:r>
+    </w:p>
+    <w:p>
+      <w:pPr>
+        <w:ind w:firstLine="480"/>
+        <w:jc w:val="center"/>
+        <w:rPr>
+          <w:rFonts w:hint="default" w:eastAsia="黑体"/>
+          <w:lang w:val="en-US" w:eastAsia="zh-CN"/>
+        </w:rPr>
+      </w:pPr>
+      <w:r>
+        <w:rPr>
+          <w:rFonts w:hint="eastAsia" w:ascii="黑体" w:hAnsi="黑体" w:eastAsia="黑体" w:cs="黑体"/>
+          <w:sz w:val="21"/>
+          <w:szCs w:val="21"/>
+        </w:rPr>
+        <w:t>图</w:t>
+      </w:r>
+      <w:r>
+        <w:rPr>
+          <w:rFonts w:hint="eastAsia" w:ascii="黑体" w:hAnsi="黑体" w:eastAsia="黑体" w:cs="黑体"/>
+          <w:sz w:val="21"/>
+          <w:szCs w:val="21"/>
+          <w:lang w:val="en-US" w:eastAsia="zh-CN"/>
+        </w:rPr>
+        <w:t>5</w:t>
+      </w:r>
+      <w:r>
+        <w:rPr>
+          <w:rFonts w:hint="eastAsia" w:ascii="黑体" w:hAnsi="黑体" w:eastAsia="黑体" w:cs="黑体"/>
+          <w:sz w:val="21"/>
+          <w:szCs w:val="21"/>
+        </w:rPr>
+        <w:t>-</w:t>
+      </w:r>
+      <w:r>
+        <w:rPr>
+          <w:rFonts w:hint="eastAsia" w:ascii="黑体" w:hAnsi="黑体" w:eastAsia="黑体" w:cs="黑体"/>
+          <w:sz w:val="21"/>
+          <w:szCs w:val="21"/>
+          <w:lang w:val="en-US" w:eastAsia="zh-CN"/>
+        </w:rPr>
+        <w:t>6</w:t>
+      </w:r>
+      <w:r>
+        <w:rPr>
+          <w:rFonts w:hint="eastAsia" w:ascii="黑体" w:hAnsi="黑体" w:eastAsia="黑体" w:cs="黑体"/>
+          <w:sz w:val="21"/>
+          <w:szCs w:val="21"/>
+        </w:rPr>
+        <w:t xml:space="preserve"> </w:t>
+      </w:r>
+      <w:r>
+        <w:rPr>
+          <w:rFonts w:hint="eastAsia" w:ascii="黑体" w:hAnsi="黑体" w:eastAsia="黑体" w:cs="黑体"/>
+          <w:sz w:val="21"/>
+          <w:szCs w:val="21"/>
+          <w:lang w:val="en-US" w:eastAsia="zh-CN"/>
+        </w:rPr>
+        <w:t>搜索用户页</w:t>
+      </w:r>
+    </w:p>
+    <w:p>
+      <w:pPr>
+        <w:ind w:firstLine="480"/>
+        <w:jc w:val="center"/>
+      </w:pPr>
       <w:r>
         <w:drawing>
           <wp:inline distT="0" distB="0" distL="114300" distR="114300">
@@ -15202,11 +15724,102 @@
     <w:p>
       <w:pPr>
         <w:ind w:firstLine="480"/>
+        <w:jc w:val="center"/>
+        <w:rPr>
+          <w:rFonts w:hint="eastAsia" w:ascii="黑体" w:hAnsi="黑体" w:eastAsia="黑体" w:cs="黑体"/>
+          <w:sz w:val="21"/>
+          <w:szCs w:val="21"/>
+          <w:lang w:val="en-US" w:eastAsia="zh-CN"/>
+        </w:rPr>
+      </w:pPr>
+      <w:r>
+        <w:rPr>
+          <w:rFonts w:hint="eastAsia" w:ascii="黑体" w:hAnsi="黑体" w:eastAsia="黑体" w:cs="黑体"/>
+          <w:sz w:val="21"/>
+          <w:szCs w:val="21"/>
+        </w:rPr>
+        <w:t>图</w:t>
+      </w:r>
+      <w:r>
+        <w:rPr>
+          <w:rFonts w:hint="eastAsia" w:ascii="黑体" w:hAnsi="黑体" w:eastAsia="黑体" w:cs="黑体"/>
+          <w:sz w:val="21"/>
+          <w:szCs w:val="21"/>
+          <w:lang w:val="en-US" w:eastAsia="zh-CN"/>
+        </w:rPr>
+        <w:t>5</w:t>
+      </w:r>
+      <w:r>
+        <w:rPr>
+          <w:rFonts w:hint="eastAsia" w:ascii="黑体" w:hAnsi="黑体" w:eastAsia="黑体" w:cs="黑体"/>
+          <w:sz w:val="21"/>
+          <w:szCs w:val="21"/>
+        </w:rPr>
+        <w:t>-</w:t>
+      </w:r>
+      <w:r>
+        <w:rPr>
+          <w:rFonts w:hint="eastAsia" w:ascii="黑体" w:hAnsi="黑体" w:eastAsia="黑体" w:cs="黑体"/>
+          <w:sz w:val="21"/>
+          <w:szCs w:val="21"/>
+          <w:lang w:val="en-US" w:eastAsia="zh-CN"/>
+        </w:rPr>
+        <w:t>7</w:t>
+      </w:r>
+      <w:r>
+        <w:rPr>
+          <w:rFonts w:hint="eastAsia" w:ascii="黑体" w:hAnsi="黑体" w:eastAsia="黑体" w:cs="黑体"/>
+          <w:sz w:val="21"/>
+          <w:szCs w:val="21"/>
+        </w:rPr>
+        <w:t xml:space="preserve"> </w:t>
+      </w:r>
+      <w:r>
+        <w:rPr>
+          <w:rFonts w:hint="eastAsia" w:ascii="黑体" w:hAnsi="黑体" w:eastAsia="黑体" w:cs="黑体"/>
+          <w:sz w:val="21"/>
+          <w:szCs w:val="21"/>
+          <w:lang w:val="en-US" w:eastAsia="zh-CN"/>
+        </w:rPr>
+        <w:t>申请添加好友后端部分代码</w:t>
+      </w:r>
+    </w:p>
+    <w:p>
+      <w:pPr>
+        <w:ind w:firstLine="480"/>
+        <w:jc w:val="center"/>
+        <w:rPr>
+          <w:rFonts w:hint="default" w:ascii="黑体" w:hAnsi="黑体" w:eastAsia="黑体" w:cs="黑体"/>
+          <w:sz w:val="21"/>
+          <w:szCs w:val="21"/>
+          <w:lang w:val="en-US" w:eastAsia="zh-CN"/>
+        </w:rPr>
+      </w:pPr>
+    </w:p>
+    <w:p>
+      <w:pPr>
+        <w:ind w:firstLine="480"/>
         <w:jc w:val="left"/>
       </w:pPr>
       <w:r>
-        <w:t>被申请添加的用户可以在联系人页面的新朋友列表中查看到申请信息。当用户同意申请后，会向agree-application接口发送一个post请求。服务端接收到请求后，会处理传入的参数，并在contacts联系人表中新增一条记录。部分代码如下：</w:t>
-      </w:r>
+        <w:t>被申请添加的用户可以在联系人页面的新朋友列表中查看到申请信息。当用户同意申请后，会向agree-application接口发送一个post请求。服务端接收到请求后，会处理传入的参数，并在contacts联系人表中新增一条记录。</w:t>
+      </w:r>
+      <w:r>
+        <w:rPr>
+          <w:rFonts w:hint="eastAsia"/>
+          <w:lang w:val="en-US" w:eastAsia="zh-CN"/>
+        </w:rPr>
+        <w:t>同意好友申请设计页面如图5-8</w:t>
+      </w:r>
+      <w:r>
+        <w:t>：</w:t>
+      </w:r>
+    </w:p>
+    <w:p>
+      <w:pPr>
+        <w:ind w:firstLine="480"/>
+        <w:jc w:val="center"/>
+      </w:pPr>
       <w:r>
         <w:drawing>
           <wp:inline distT="0" distB="0" distL="114300" distR="114300">
@@ -15293,6 +15906,81 @@
           </wp:inline>
         </w:drawing>
       </w:r>
+    </w:p>
+    <w:p>
+      <w:pPr>
+        <w:ind w:firstLine="480"/>
+        <w:jc w:val="center"/>
+        <w:rPr>
+          <w:rFonts w:hint="default" w:ascii="黑体" w:hAnsi="黑体" w:eastAsia="黑体" w:cs="黑体"/>
+          <w:sz w:val="21"/>
+          <w:szCs w:val="21"/>
+          <w:lang w:val="en-US" w:eastAsia="zh-CN"/>
+        </w:rPr>
+      </w:pPr>
+      <w:r>
+        <w:rPr>
+          <w:rFonts w:hint="eastAsia" w:ascii="黑体" w:hAnsi="黑体" w:eastAsia="黑体" w:cs="黑体"/>
+          <w:sz w:val="21"/>
+          <w:szCs w:val="21"/>
+        </w:rPr>
+        <w:t>图</w:t>
+      </w:r>
+      <w:r>
+        <w:rPr>
+          <w:rFonts w:hint="eastAsia" w:ascii="黑体" w:hAnsi="黑体" w:eastAsia="黑体" w:cs="黑体"/>
+          <w:sz w:val="21"/>
+          <w:szCs w:val="21"/>
+          <w:lang w:val="en-US" w:eastAsia="zh-CN"/>
+        </w:rPr>
+        <w:t>5</w:t>
+      </w:r>
+      <w:r>
+        <w:rPr>
+          <w:rFonts w:hint="eastAsia" w:ascii="黑体" w:hAnsi="黑体" w:eastAsia="黑体" w:cs="黑体"/>
+          <w:sz w:val="21"/>
+          <w:szCs w:val="21"/>
+        </w:rPr>
+        <w:t>-</w:t>
+      </w:r>
+      <w:r>
+        <w:rPr>
+          <w:rFonts w:hint="eastAsia" w:ascii="黑体" w:hAnsi="黑体" w:eastAsia="黑体" w:cs="黑体"/>
+          <w:sz w:val="21"/>
+          <w:szCs w:val="21"/>
+          <w:lang w:val="en-US" w:eastAsia="zh-CN"/>
+        </w:rPr>
+        <w:t>8</w:t>
+      </w:r>
+      <w:r>
+        <w:rPr>
+          <w:rFonts w:hint="eastAsia" w:ascii="黑体" w:hAnsi="黑体" w:eastAsia="黑体" w:cs="黑体"/>
+          <w:sz w:val="21"/>
+          <w:szCs w:val="21"/>
+        </w:rPr>
+        <w:t xml:space="preserve"> </w:t>
+      </w:r>
+      <w:r>
+        <w:rPr>
+          <w:rFonts w:hint="eastAsia" w:ascii="黑体" w:hAnsi="黑体" w:eastAsia="黑体" w:cs="黑体"/>
+          <w:sz w:val="21"/>
+          <w:szCs w:val="21"/>
+          <w:lang w:val="en-US" w:eastAsia="zh-CN"/>
+        </w:rPr>
+        <w:t>同意好友申请设计页</w:t>
+      </w:r>
+    </w:p>
+    <w:p>
+      <w:pPr>
+        <w:ind w:firstLine="480"/>
+        <w:jc w:val="center"/>
+      </w:pPr>
+    </w:p>
+    <w:p>
+      <w:pPr>
+        <w:ind w:firstLine="480"/>
+        <w:jc w:val="center"/>
+      </w:pPr>
       <w:r>
         <w:drawing>
           <wp:inline distT="0" distB="0" distL="114300" distR="114300">
@@ -15339,6 +16027,75 @@
     </w:p>
     <w:p>
       <w:pPr>
+        <w:ind w:firstLine="480"/>
+        <w:jc w:val="center"/>
+        <w:rPr>
+          <w:rFonts w:hint="default" w:ascii="黑体" w:hAnsi="黑体" w:eastAsia="黑体" w:cs="黑体"/>
+          <w:sz w:val="21"/>
+          <w:szCs w:val="21"/>
+          <w:lang w:val="en-US" w:eastAsia="zh-CN"/>
+        </w:rPr>
+      </w:pPr>
+      <w:r>
+        <w:rPr>
+          <w:rFonts w:hint="eastAsia" w:ascii="黑体" w:hAnsi="黑体" w:eastAsia="黑体" w:cs="黑体"/>
+          <w:sz w:val="21"/>
+          <w:szCs w:val="21"/>
+        </w:rPr>
+        <w:t>图</w:t>
+      </w:r>
+      <w:r>
+        <w:rPr>
+          <w:rFonts w:hint="eastAsia" w:ascii="黑体" w:hAnsi="黑体" w:eastAsia="黑体" w:cs="黑体"/>
+          <w:sz w:val="21"/>
+          <w:szCs w:val="21"/>
+          <w:lang w:val="en-US" w:eastAsia="zh-CN"/>
+        </w:rPr>
+        <w:t>5</w:t>
+      </w:r>
+      <w:r>
+        <w:rPr>
+          <w:rFonts w:hint="eastAsia" w:ascii="黑体" w:hAnsi="黑体" w:eastAsia="黑体" w:cs="黑体"/>
+          <w:sz w:val="21"/>
+          <w:szCs w:val="21"/>
+        </w:rPr>
+        <w:t>-</w:t>
+      </w:r>
+      <w:r>
+        <w:rPr>
+          <w:rFonts w:hint="eastAsia" w:ascii="黑体" w:hAnsi="黑体" w:eastAsia="黑体" w:cs="黑体"/>
+          <w:sz w:val="21"/>
+          <w:szCs w:val="21"/>
+          <w:lang w:val="en-US" w:eastAsia="zh-CN"/>
+        </w:rPr>
+        <w:t>9</w:t>
+      </w:r>
+      <w:r>
+        <w:rPr>
+          <w:rFonts w:hint="eastAsia" w:ascii="黑体" w:hAnsi="黑体" w:eastAsia="黑体" w:cs="黑体"/>
+          <w:sz w:val="21"/>
+          <w:szCs w:val="21"/>
+        </w:rPr>
+        <w:t xml:space="preserve"> </w:t>
+      </w:r>
+      <w:r>
+        <w:rPr>
+          <w:rFonts w:hint="eastAsia" w:ascii="黑体" w:hAnsi="黑体" w:eastAsia="黑体" w:cs="黑体"/>
+          <w:sz w:val="21"/>
+          <w:szCs w:val="21"/>
+          <w:lang w:val="en-US" w:eastAsia="zh-CN"/>
+        </w:rPr>
+        <w:t>同意申请后端部分代码</w:t>
+      </w:r>
+    </w:p>
+    <w:p>
+      <w:pPr>
+        <w:ind w:firstLine="480"/>
+        <w:jc w:val="center"/>
+      </w:pPr>
+    </w:p>
+    <w:p>
+      <w:pPr>
         <w:pStyle w:val="2"/>
         <w:keepNext/>
         <w:numPr>
@@ -15375,14 +16132,99 @@
     <w:p>
       <w:pPr>
         <w:ind w:firstLine="480"/>
-      </w:pPr>
-      <w:r>
-        <w:t>聊天功能的实现依赖于WebSocket技术，这是一种允许在单个TCP连接上进行全双工通信的协议。它简化了客户端与服务器之间的数据交换，使得服务器能够主动向客户端推送数据，而无需客户端频繁发起请求。这大大减少了通信延迟，提高了效率，非常适合需要实时更新的应用场景，如在线游戏、股票交易、即时通讯工具等。与传统的HTTP协议相比，WebSocket提供了更持久的连接，并允许双向数据流，从而提供更加流畅和动态的用户体验。WebSocket协议适用于多种环境，包括网页浏览器、服务器以及其他支持TCP的应用程序。在Node服务端，我们使用了socket.io库。用户进入应用后，会自动连接到socket服务，并将用户id传递给服务端。服务端会维护一个用户映射表，以userId作为键，而值则是此次连接唯一的id。设计页面如下：</w:t>
+        <w:rPr>
+          <w:rFonts w:hint="eastAsia"/>
+        </w:rPr>
+      </w:pPr>
+      <w:r>
+        <w:t>聊天功能的实现依赖于WebSocket技术，</w:t>
+      </w:r>
+      <w:r>
+        <w:rPr>
+          <w:rFonts w:hint="eastAsia"/>
+        </w:rPr>
+        <w:t>WebSocket是一种在单个TCP连接上提供全双工通信的网络协议，它使得客户端和服务器之间的数据交换更加简化且高效。与传统的HTTP请求-响应模式不同，WebSocket允许服务器主动向客户端推送数据，这消除了客户端需要频繁发起请求以检查更新的需求，从而大大降低了通信延迟，并提高了数据交换的效率。</w:t>
+      </w:r>
+    </w:p>
+    <w:p>
+      <w:pPr>
+        <w:ind w:firstLine="480"/>
+        <w:rPr>
+          <w:rFonts w:hint="eastAsia"/>
+        </w:rPr>
+      </w:pPr>
+      <w:r>
+        <w:rPr>
+          <w:rFonts w:hint="eastAsia"/>
+        </w:rPr>
+        <w:t>这种特性让WebSocket成为实时应用的理想选择，例如在线游戏、股票交易系统、即时通讯工具等场景，这些应用依赖于快速的信息交换来提供流畅的用户体验。WebSocket协议通过建立持久的连接并支持双向数据流，实现了比传统HTTP协议更高效的通信方式，特别是在需要持续更新信息的应用中表现尤为突出。</w:t>
+      </w:r>
+    </w:p>
+    <w:p>
+      <w:pPr>
+        <w:ind w:firstLine="480"/>
+        <w:rPr>
+          <w:rFonts w:hint="eastAsia"/>
+        </w:rPr>
+      </w:pPr>
+      <w:r>
+        <w:rPr>
+          <w:rFonts w:hint="eastAsia"/>
+        </w:rPr>
+        <w:t>WebSocket适用于多种环境，不仅限于网页浏览器和服务器间的通信，还可以用于其他任何支持TCP协议的应用程序间进行通信。这意味着WebSocket可以在广泛的平台上实现，包括但不限于移动应用、桌面应用以及各种服务端技术。</w:t>
+      </w:r>
+    </w:p>
+    <w:p>
+      <w:pPr>
+        <w:ind w:firstLine="480"/>
+        <w:rPr>
+          <w:rFonts w:hint="eastAsia"/>
+        </w:rPr>
+      </w:pPr>
+    </w:p>
+    <w:p>
+      <w:pPr>
+        <w:ind w:firstLine="480"/>
+        <w:rPr>
+          <w:rFonts w:hint="eastAsia"/>
+        </w:rPr>
+      </w:pPr>
+      <w:r>
+        <w:rPr>
+          <w:rFonts w:hint="eastAsia"/>
+        </w:rPr>
+        <w:t>在具体实现方面，比如使用Node.js作为服务端时，开发者可能会选择socket.io这样的库来简化WebSocket的使用。当用户进入一个基于WebSocket的应用后，用户的设备会自动尝试与WebSocket服务器建立连接，并在这个过程中将用户的身份标识（如userId）传递给服务端。服务端接收这一信息后，会维护一个映射表，其中键为用户的身份标识(userId)，而值则是此次连接唯一的标识符。这种方式方便了服务端针对特定用户进行消息推送，提升了通信的针对性和个人化体验。</w:t>
+      </w:r>
+    </w:p>
+    <w:p>
+      <w:pPr>
+        <w:ind w:firstLine="480"/>
+        <w:rPr>
+          <w:rFonts w:hint="default" w:eastAsia="宋体"/>
+          <w:lang w:val="en-US" w:eastAsia="zh-CN"/>
+        </w:rPr>
+      </w:pPr>
+      <w:r>
+        <w:rPr>
+          <w:rFonts w:hint="eastAsia"/>
+        </w:rPr>
+        <w:t>此外，优化WebSocket应用性能的一些策略包括：合理设置心跳机制以保持连接活跃，减少因网络问题导致的连接中断；有效管理服务器端资源，避免因大量并发连接导致的服务过载；以及根据实际应用场景调整消息发送策略，确保重要信息能够及时准确地推送给用户。通过这些措施，可以进一步提升基于WebSocket开发的实时应用的稳定性和用户体验。</w:t>
+      </w:r>
+      <w:r>
+        <w:t>设计页面</w:t>
+      </w:r>
+      <w:r>
+        <w:rPr>
+          <w:rFonts w:hint="eastAsia"/>
+          <w:lang w:val="en-US" w:eastAsia="zh-CN"/>
+        </w:rPr>
+        <w:t>如图5-10：</w:t>
       </w:r>
     </w:p>
     <w:p>
       <w:pPr>
         <w:ind w:firstLine="0" w:firstLineChars="0"/>
+        <w:jc w:val="center"/>
       </w:pPr>
       <w:r>
         <w:drawing>
@@ -15430,6 +16272,74 @@
     </w:p>
     <w:p>
       <w:pPr>
+        <w:ind w:firstLine="480"/>
+        <w:jc w:val="center"/>
+        <w:rPr>
+          <w:rFonts w:hint="default" w:ascii="黑体" w:hAnsi="黑体" w:eastAsia="黑体" w:cs="黑体"/>
+          <w:sz w:val="21"/>
+          <w:szCs w:val="21"/>
+          <w:lang w:val="en-US" w:eastAsia="zh-CN"/>
+        </w:rPr>
+      </w:pPr>
+      <w:r>
+        <w:rPr>
+          <w:rFonts w:hint="eastAsia" w:ascii="黑体" w:hAnsi="黑体" w:eastAsia="黑体" w:cs="黑体"/>
+          <w:sz w:val="21"/>
+          <w:szCs w:val="21"/>
+        </w:rPr>
+        <w:t>图</w:t>
+      </w:r>
+      <w:r>
+        <w:rPr>
+          <w:rFonts w:hint="eastAsia" w:ascii="黑体" w:hAnsi="黑体" w:eastAsia="黑体" w:cs="黑体"/>
+          <w:sz w:val="21"/>
+          <w:szCs w:val="21"/>
+          <w:lang w:val="en-US" w:eastAsia="zh-CN"/>
+        </w:rPr>
+        <w:t>5</w:t>
+      </w:r>
+      <w:r>
+        <w:rPr>
+          <w:rFonts w:hint="eastAsia" w:ascii="黑体" w:hAnsi="黑体" w:eastAsia="黑体" w:cs="黑体"/>
+          <w:sz w:val="21"/>
+          <w:szCs w:val="21"/>
+        </w:rPr>
+        <w:t>-</w:t>
+      </w:r>
+      <w:r>
+        <w:rPr>
+          <w:rFonts w:hint="eastAsia" w:ascii="黑体" w:hAnsi="黑体" w:eastAsia="黑体" w:cs="黑体"/>
+          <w:sz w:val="21"/>
+          <w:szCs w:val="21"/>
+          <w:lang w:val="en-US" w:eastAsia="zh-CN"/>
+        </w:rPr>
+        <w:t>10</w:t>
+      </w:r>
+      <w:r>
+        <w:rPr>
+          <w:rFonts w:hint="eastAsia" w:ascii="黑体" w:hAnsi="黑体" w:eastAsia="黑体" w:cs="黑体"/>
+          <w:sz w:val="21"/>
+          <w:szCs w:val="21"/>
+        </w:rPr>
+        <w:t xml:space="preserve"> </w:t>
+      </w:r>
+      <w:r>
+        <w:rPr>
+          <w:rFonts w:hint="eastAsia" w:ascii="黑体" w:hAnsi="黑体" w:eastAsia="黑体" w:cs="黑体"/>
+          <w:sz w:val="21"/>
+          <w:szCs w:val="21"/>
+          <w:lang w:val="en-US" w:eastAsia="zh-CN"/>
+        </w:rPr>
+        <w:t>用户聊天设计页</w:t>
+      </w:r>
+    </w:p>
+    <w:p>
+      <w:pPr>
+        <w:ind w:firstLine="0" w:firstLineChars="0"/>
+      </w:pPr>
+    </w:p>
+    <w:p>
+      <w:pPr>
         <w:ind w:firstLine="0" w:firstLineChars="0"/>
         <w:rPr>
           <w:rFonts w:hint="eastAsia" w:ascii="黑体" w:hAnsi="黑体" w:eastAsia="黑体" w:cs="黑体"/>
@@ -15453,17 +16363,164 @@
     </w:p>
     <w:p>
       <w:pPr>
+        <w:ind w:firstLine="420" w:firstLineChars="0"/>
+        <w:jc w:val="left"/>
+        <w:rPr>
+          <w:rFonts w:hint="eastAsia"/>
+        </w:rPr>
+      </w:pPr>
+      <w:r>
+        <w:rPr>
+          <w:rFonts w:hint="eastAsia"/>
+        </w:rPr>
+        <w:t>实现单聊功能的思路是确保消息能够准确无误地从发送方传递到接收方。具体来说，这一过程可以通过以下步骤进行优化和补充：</w:t>
+      </w:r>
+    </w:p>
+    <w:p>
+      <w:pPr>
+        <w:ind w:firstLine="420" w:firstLineChars="0"/>
+        <w:jc w:val="left"/>
+        <w:rPr>
+          <w:rFonts w:hint="eastAsia"/>
+        </w:rPr>
+      </w:pPr>
+      <w:r>
+        <w:rPr>
+          <w:rFonts w:hint="eastAsia"/>
+        </w:rPr>
+        <w:t>用户身份验证：在用户登录时，除了将用户的ID传递给服务端外，还应确保通过某种形式的身份验证机制（如JWT令牌）来保证安全性。这有助于防止未授权的访问和信息泄露。</w:t>
+      </w:r>
+    </w:p>
+    <w:p>
+      <w:pPr>
+        <w:ind w:firstLine="420" w:firstLineChars="0"/>
+        <w:jc w:val="left"/>
+        <w:rPr>
+          <w:rFonts w:hint="eastAsia"/>
+        </w:rPr>
+      </w:pPr>
+      <w:r>
+        <w:rPr>
+          <w:rFonts w:hint="eastAsia"/>
+        </w:rPr>
+        <w:t>建立联系人列表：为了方便用户选择聊天对象，系统需要维护一个实时更新的联系人列表。这个列表可以包含每个联系人的在线状态、最近一次活动时间等信息，以便用户了解对方是否在线或最近是否有活跃迹象。</w:t>
+      </w:r>
+    </w:p>
+    <w:p>
+      <w:pPr>
+        <w:ind w:firstLine="420" w:firstLineChars="0"/>
+        <w:jc w:val="left"/>
+        <w:rPr>
+          <w:rFonts w:hint="eastAsia"/>
+        </w:rPr>
+      </w:pPr>
+      <w:r>
+        <w:rPr>
+          <w:rFonts w:hint="eastAsia"/>
+        </w:rPr>
+        <w:t>发送消息时携带联系人ID：当用户发起一条消息时，客户端不仅要发送消息内容，还需一并发送目标联系人的ID。这是实现精准投递的关键步骤之一。</w:t>
+      </w:r>
+    </w:p>
+    <w:p>
+      <w:pPr>
+        <w:ind w:firstLine="420" w:firstLineChars="0"/>
+        <w:jc w:val="left"/>
+        <w:rPr>
+          <w:rFonts w:hint="eastAsia"/>
+        </w:rPr>
+      </w:pPr>
+      <w:r>
+        <w:rPr>
+          <w:rFonts w:hint="eastAsia"/>
+        </w:rPr>
+        <w:t>查找对应连接：服务端接收到消息后，根据提供的联系人ID查找对应的唯一连接ID。这里需要注意的是，如果目标用户同时在多个设备上登录，则可能有多个连接ID与该用户关联。</w:t>
+      </w:r>
+    </w:p>
+    <w:p>
+      <w:pPr>
+        <w:ind w:firstLine="420" w:firstLineChars="0"/>
+        <w:jc w:val="left"/>
+        <w:rPr>
+          <w:rFonts w:hint="eastAsia"/>
+        </w:rPr>
+      </w:pPr>
+      <w:r>
+        <w:rPr>
+          <w:rFonts w:hint="eastAsia"/>
+        </w:rPr>
+        <w:t>消息队列管理：对于离线用户，服务端应该有一个可靠的消息队列系统，用于暂存未能即时送达的消息，并在用户下次上线时重新尝试发送这些消息。</w:t>
+      </w:r>
+    </w:p>
+    <w:p>
+      <w:pPr>
+        <w:ind w:firstLine="420" w:firstLineChars="0"/>
+        <w:jc w:val="left"/>
+        <w:rPr>
+          <w:rFonts w:hint="eastAsia"/>
+        </w:rPr>
+      </w:pPr>
+      <w:r>
+        <w:rPr>
+          <w:rFonts w:hint="eastAsia"/>
+        </w:rPr>
+        <w:t>消息确认机制：引入消息确认机制，确保消息成功被接收方客户端接收。如果发送失败，系统可以根据预设策略决定是否重试发送或者通知发送者。</w:t>
+      </w:r>
+    </w:p>
+    <w:p>
+      <w:pPr>
+        <w:ind w:firstLine="420" w:firstLineChars="0"/>
+        <w:jc w:val="left"/>
+        <w:rPr>
+          <w:rFonts w:hint="eastAsia"/>
+        </w:rPr>
+      </w:pPr>
+      <w:r>
+        <w:rPr>
+          <w:rFonts w:hint="eastAsia"/>
+        </w:rPr>
+        <w:t>消息同步：确保用户在不同设备间切换时，聊天记录可以无缝同步。这通常涉及到使用持久化存储以及实时数据同步技术。</w:t>
+      </w:r>
+    </w:p>
+    <w:p>
+      <w:pPr>
+        <w:ind w:firstLine="420" w:firstLineChars="0"/>
+        <w:jc w:val="left"/>
+        <w:rPr>
+          <w:rFonts w:hint="eastAsia"/>
+        </w:rPr>
+      </w:pPr>
+      <w:r>
+        <w:rPr>
+          <w:rFonts w:hint="eastAsia"/>
+        </w:rPr>
+        <w:t>通知和提醒：为用户提供新消息的通知功能，包括声音、震动或是应用内提示等，以增强用户的交互体验。</w:t>
+      </w:r>
+    </w:p>
+    <w:p>
+      <w:pPr>
+        <w:ind w:firstLine="420" w:firstLineChars="0"/>
+        <w:jc w:val="left"/>
+        <w:rPr>
+          <w:rFonts w:hint="eastAsia"/>
+        </w:rPr>
+      </w:pPr>
+      <w:r>
+        <w:rPr>
+          <w:rFonts w:hint="eastAsia"/>
+        </w:rPr>
+        <w:t>安全性和隐私保护：考虑到通信的安全性，建议对传输中的消息进行加密处理，比如采用TLS协议保护WebSocket连接，确保消息内容不会在传输过程中被窃听或篡改。</w:t>
+      </w:r>
+    </w:p>
+    <w:p>
+      <w:pPr>
         <w:ind w:firstLine="0" w:firstLineChars="0"/>
         <w:jc w:val="left"/>
-        <w:rPr>
-          <w:rFonts w:hint="eastAsia" w:ascii="宋体" w:hAnsi="宋体" w:cs="宋体"/>
-        </w:rPr>
-      </w:pPr>
-      <w:r>
-        <w:rPr>
-          <w:rFonts w:ascii="宋体" w:hAnsi="宋体" w:cs="宋体"/>
-        </w:rPr>
-        <w:t>单聊功能的实现思路是，在每次发送消息时，将联系人的id一并发送给服务端。服务端根据此id找到对应的用户的唯一连接id值，然后只向这个id对应的连接发送消息，从而实现单聊。部分实现代码如下：</w:t>
+      </w:pPr>
+      <w:r>
+        <w:rPr>
+          <w:rFonts w:hint="eastAsia"/>
+        </w:rPr>
+        <w:t>通过上述优化措施，不仅可以提升单聊功能的稳定性、效率和安全性，还能显著改善用户的整体沟通体验。</w:t>
       </w:r>
       <w:r>
         <w:drawing>
@@ -15511,6 +16568,78 @@
     </w:p>
     <w:p>
       <w:pPr>
+        <w:ind w:firstLine="480"/>
+        <w:jc w:val="center"/>
+        <w:rPr>
+          <w:rFonts w:hint="eastAsia" w:ascii="黑体" w:hAnsi="黑体" w:eastAsia="黑体" w:cs="黑体"/>
+          <w:sz w:val="21"/>
+          <w:szCs w:val="21"/>
+          <w:lang w:val="en-US" w:eastAsia="zh-CN"/>
+        </w:rPr>
+      </w:pPr>
+      <w:r>
+        <w:rPr>
+          <w:rFonts w:hint="eastAsia" w:ascii="黑体" w:hAnsi="黑体" w:eastAsia="黑体" w:cs="黑体"/>
+          <w:sz w:val="21"/>
+          <w:szCs w:val="21"/>
+        </w:rPr>
+        <w:t>图</w:t>
+      </w:r>
+      <w:r>
+        <w:rPr>
+          <w:rFonts w:hint="eastAsia" w:ascii="黑体" w:hAnsi="黑体" w:eastAsia="黑体" w:cs="黑体"/>
+          <w:sz w:val="21"/>
+          <w:szCs w:val="21"/>
+          <w:lang w:val="en-US" w:eastAsia="zh-CN"/>
+        </w:rPr>
+        <w:t>5</w:t>
+      </w:r>
+      <w:r>
+        <w:rPr>
+          <w:rFonts w:hint="eastAsia" w:ascii="黑体" w:hAnsi="黑体" w:eastAsia="黑体" w:cs="黑体"/>
+          <w:sz w:val="21"/>
+          <w:szCs w:val="21"/>
+        </w:rPr>
+        <w:t>-</w:t>
+      </w:r>
+      <w:r>
+        <w:rPr>
+          <w:rFonts w:hint="eastAsia" w:ascii="黑体" w:hAnsi="黑体" w:eastAsia="黑体" w:cs="黑体"/>
+          <w:sz w:val="21"/>
+          <w:szCs w:val="21"/>
+          <w:lang w:val="en-US" w:eastAsia="zh-CN"/>
+        </w:rPr>
+        <w:t>11</w:t>
+      </w:r>
+      <w:r>
+        <w:rPr>
+          <w:rFonts w:hint="eastAsia" w:ascii="黑体" w:hAnsi="黑体" w:eastAsia="黑体" w:cs="黑体"/>
+          <w:sz w:val="21"/>
+          <w:szCs w:val="21"/>
+        </w:rPr>
+        <w:t xml:space="preserve"> </w:t>
+      </w:r>
+      <w:r>
+        <w:rPr>
+          <w:rFonts w:hint="eastAsia" w:ascii="黑体" w:hAnsi="黑体" w:eastAsia="黑体" w:cs="黑体"/>
+          <w:sz w:val="21"/>
+          <w:szCs w:val="21"/>
+          <w:lang w:val="en-US" w:eastAsia="zh-CN"/>
+        </w:rPr>
+        <w:t>单聊功能后端部分代码</w:t>
+      </w:r>
+    </w:p>
+    <w:p>
+      <w:pPr>
+        <w:ind w:firstLine="0" w:firstLineChars="0"/>
+        <w:jc w:val="left"/>
+        <w:rPr>
+          <w:rFonts w:hint="eastAsia"/>
+        </w:rPr>
+      </w:pPr>
+    </w:p>
+    <w:p>
+      <w:pPr>
         <w:ind w:firstLine="0" w:firstLineChars="0"/>
         <w:outlineLvl w:val="2"/>
         <w:rPr>
@@ -15526,18 +16655,71 @@
     </w:p>
     <w:p>
       <w:pPr>
+        <w:ind w:firstLine="420" w:firstLineChars="0"/>
+        <w:jc w:val="left"/>
+        <w:rPr>
+          <w:rFonts w:ascii="宋体" w:hAnsi="宋体" w:cs="宋体"/>
+        </w:rPr>
+      </w:pPr>
+      <w:r>
+        <w:rPr>
+          <w:rFonts w:ascii="宋体" w:hAnsi="宋体" w:cs="宋体"/>
+        </w:rPr>
+        <w:t>群聊功能是在单聊的基础上扩展的。在群聊中，将群聊所有成员的id发送给服务端。服务端根据这个id组，将消息发送给所有群聊成员，从而实现群聊功能。</w:t>
+      </w:r>
+    </w:p>
+    <w:p>
+      <w:pPr>
+        <w:ind w:firstLine="420" w:firstLineChars="0"/>
+        <w:jc w:val="left"/>
+        <w:rPr>
+          <w:rFonts w:hint="eastAsia" w:ascii="宋体" w:hAnsi="宋体" w:cs="宋体"/>
+        </w:rPr>
+      </w:pPr>
+      <w:r>
+        <w:rPr>
+          <w:rFonts w:hint="eastAsia" w:ascii="宋体" w:hAnsi="宋体" w:cs="宋体"/>
+        </w:rPr>
+        <w:t>当创建或修改群聊（如添加新成员或移除成员）时，服务端应实时更新该群聊的成员列表，并确保每个成员的连接状态是最新的。</w:t>
+      </w:r>
+    </w:p>
+    <w:p>
+      <w:pPr>
+        <w:ind w:firstLine="420" w:firstLineChars="0"/>
+        <w:jc w:val="left"/>
+        <w:rPr>
+          <w:rFonts w:hint="eastAsia" w:ascii="宋体" w:hAnsi="宋体" w:cs="宋体"/>
+        </w:rPr>
+      </w:pPr>
+      <w:r>
+        <w:rPr>
+          <w:rFonts w:hint="eastAsia" w:ascii="宋体" w:hAnsi="宋体" w:cs="宋体"/>
+        </w:rPr>
+        <w:t>为提高效率，可以对群聊成员进行逻辑上的分区处理，尤其是在大规模群聊中。这样可以在发送消息时根据分区来并行处理，减少延迟。</w:t>
+      </w:r>
+      <w:bookmarkStart w:id="135" w:name="_GoBack"/>
+      <w:bookmarkEnd w:id="135"/>
+    </w:p>
+    <w:p>
+      <w:pPr>
         <w:ind w:firstLine="0" w:firstLineChars="0"/>
         <w:jc w:val="left"/>
         <w:rPr>
-          <w:rFonts w:hint="eastAsia" w:ascii="宋体" w:hAnsi="宋体" w:cs="宋体"/>
-        </w:rPr>
-      </w:pPr>
-      <w:r>
-        <w:rPr>
           <w:rFonts w:ascii="宋体" w:hAnsi="宋体" w:cs="宋体"/>
         </w:rPr>
-        <w:t>群聊功能是在单聊的基础上扩展的。在群聊中，将群聊所有成员的id发送给服务端。服务端根据这个id组，将消息发送给所有群聊成员，从而实现群聊功能。部分实现代码如下：</w:t>
-      </w:r>
+      </w:pPr>
+      <w:r>
+        <w:rPr>
+          <w:rFonts w:ascii="宋体" w:hAnsi="宋体" w:cs="宋体"/>
+        </w:rPr>
+        <w:t>部分实现代码如下：</w:t>
+      </w:r>
+    </w:p>
+    <w:p>
+      <w:pPr>
+        <w:ind w:firstLine="0" w:firstLineChars="0"/>
+        <w:jc w:val="center"/>
+      </w:pPr>
       <w:r>
         <w:drawing>
           <wp:inline distT="0" distB="0" distL="114300" distR="114300">
@@ -15584,6 +16766,78 @@
     </w:p>
     <w:p>
       <w:pPr>
+        <w:ind w:firstLine="480"/>
+        <w:jc w:val="center"/>
+        <w:rPr>
+          <w:rFonts w:hint="eastAsia" w:ascii="黑体" w:hAnsi="黑体" w:eastAsia="黑体" w:cs="黑体"/>
+          <w:sz w:val="21"/>
+          <w:szCs w:val="21"/>
+          <w:lang w:val="en-US" w:eastAsia="zh-CN"/>
+        </w:rPr>
+      </w:pPr>
+      <w:r>
+        <w:rPr>
+          <w:rFonts w:hint="eastAsia" w:ascii="黑体" w:hAnsi="黑体" w:eastAsia="黑体" w:cs="黑体"/>
+          <w:sz w:val="21"/>
+          <w:szCs w:val="21"/>
+        </w:rPr>
+        <w:t>图</w:t>
+      </w:r>
+      <w:r>
+        <w:rPr>
+          <w:rFonts w:hint="eastAsia" w:ascii="黑体" w:hAnsi="黑体" w:eastAsia="黑体" w:cs="黑体"/>
+          <w:sz w:val="21"/>
+          <w:szCs w:val="21"/>
+          <w:lang w:val="en-US" w:eastAsia="zh-CN"/>
+        </w:rPr>
+        <w:t>5</w:t>
+      </w:r>
+      <w:r>
+        <w:rPr>
+          <w:rFonts w:hint="eastAsia" w:ascii="黑体" w:hAnsi="黑体" w:eastAsia="黑体" w:cs="黑体"/>
+          <w:sz w:val="21"/>
+          <w:szCs w:val="21"/>
+        </w:rPr>
+        <w:t>-</w:t>
+      </w:r>
+      <w:r>
+        <w:rPr>
+          <w:rFonts w:hint="eastAsia" w:ascii="黑体" w:hAnsi="黑体" w:eastAsia="黑体" w:cs="黑体"/>
+          <w:sz w:val="21"/>
+          <w:szCs w:val="21"/>
+          <w:lang w:val="en-US" w:eastAsia="zh-CN"/>
+        </w:rPr>
+        <w:t>12</w:t>
+      </w:r>
+      <w:r>
+        <w:rPr>
+          <w:rFonts w:hint="eastAsia" w:ascii="黑体" w:hAnsi="黑体" w:eastAsia="黑体" w:cs="黑体"/>
+          <w:sz w:val="21"/>
+          <w:szCs w:val="21"/>
+        </w:rPr>
+        <w:t xml:space="preserve"> </w:t>
+      </w:r>
+      <w:r>
+        <w:rPr>
+          <w:rFonts w:hint="eastAsia" w:ascii="黑体" w:hAnsi="黑体" w:eastAsia="黑体" w:cs="黑体"/>
+          <w:sz w:val="21"/>
+          <w:szCs w:val="21"/>
+          <w:lang w:val="en-US" w:eastAsia="zh-CN"/>
+        </w:rPr>
+        <w:t>群聊功能后端部分代码</w:t>
+      </w:r>
+    </w:p>
+    <w:p>
+      <w:pPr>
+        <w:ind w:firstLine="0" w:firstLineChars="0"/>
+        <w:jc w:val="left"/>
+        <w:rPr>
+          <w:rFonts w:hint="eastAsia"/>
+        </w:rPr>
+      </w:pPr>
+    </w:p>
+    <w:p>
+      <w:pPr>
         <w:pStyle w:val="2"/>
         <w:keepNext/>
         <w:spacing w:before="156" w:beforeLines="50" w:after="156" w:afterLines="50"/>
@@ -15626,14 +16880,26 @@
     <w:p>
       <w:pPr>
         <w:ind w:firstLine="480"/>
+        <w:rPr>
+          <w:rFonts w:hint="default" w:eastAsia="宋体"/>
+          <w:lang w:val="en-US" w:eastAsia="zh-CN"/>
+        </w:rPr>
       </w:pPr>
       <w:r>
         <w:t>朋友圈功能需要展示所有好友发布的朋友圈信息，用户可以发布自己的朋友圈动态，并且支持图片上传。此外，还应具备评论和点赞等核心互动功能，以增强用户之间的互动和社交体验。</w:t>
       </w:r>
+      <w:r>
+        <w:rPr>
+          <w:rFonts w:hint="eastAsia"/>
+          <w:lang w:val="en-US" w:eastAsia="zh-CN"/>
+        </w:rPr>
+        <w:t>设计页面如下：</w:t>
+      </w:r>
     </w:p>
     <w:p>
       <w:pPr>
         <w:ind w:firstLine="0" w:firstLineChars="0"/>
+        <w:jc w:val="center"/>
       </w:pPr>
       <w:r>
         <w:drawing>
@@ -15727,6 +16993,75 @@
     </w:p>
     <w:p>
       <w:pPr>
+        <w:ind w:firstLine="480"/>
+        <w:jc w:val="center"/>
+        <w:rPr>
+          <w:rFonts w:hint="default" w:ascii="黑体" w:hAnsi="黑体" w:eastAsia="黑体" w:cs="黑体"/>
+          <w:sz w:val="21"/>
+          <w:szCs w:val="21"/>
+          <w:lang w:val="en-US" w:eastAsia="zh-CN"/>
+        </w:rPr>
+      </w:pPr>
+      <w:r>
+        <w:rPr>
+          <w:rFonts w:hint="eastAsia" w:ascii="黑体" w:hAnsi="黑体" w:eastAsia="黑体" w:cs="黑体"/>
+          <w:sz w:val="21"/>
+          <w:szCs w:val="21"/>
+        </w:rPr>
+        <w:t>图</w:t>
+      </w:r>
+      <w:r>
+        <w:rPr>
+          <w:rFonts w:hint="eastAsia" w:ascii="黑体" w:hAnsi="黑体" w:eastAsia="黑体" w:cs="黑体"/>
+          <w:sz w:val="21"/>
+          <w:szCs w:val="21"/>
+          <w:lang w:val="en-US" w:eastAsia="zh-CN"/>
+        </w:rPr>
+        <w:t>5</w:t>
+      </w:r>
+      <w:r>
+        <w:rPr>
+          <w:rFonts w:hint="eastAsia" w:ascii="黑体" w:hAnsi="黑体" w:eastAsia="黑体" w:cs="黑体"/>
+          <w:sz w:val="21"/>
+          <w:szCs w:val="21"/>
+        </w:rPr>
+        <w:t>-</w:t>
+      </w:r>
+      <w:r>
+        <w:rPr>
+          <w:rFonts w:hint="eastAsia" w:ascii="黑体" w:hAnsi="黑体" w:eastAsia="黑体" w:cs="黑体"/>
+          <w:sz w:val="21"/>
+          <w:szCs w:val="21"/>
+          <w:lang w:val="en-US" w:eastAsia="zh-CN"/>
+        </w:rPr>
+        <w:t>13</w:t>
+      </w:r>
+      <w:r>
+        <w:rPr>
+          <w:rFonts w:hint="eastAsia" w:ascii="黑体" w:hAnsi="黑体" w:eastAsia="黑体" w:cs="黑体"/>
+          <w:sz w:val="21"/>
+          <w:szCs w:val="21"/>
+        </w:rPr>
+        <w:t xml:space="preserve"> </w:t>
+      </w:r>
+      <w:r>
+        <w:rPr>
+          <w:rFonts w:hint="eastAsia" w:ascii="黑体" w:hAnsi="黑体" w:eastAsia="黑体" w:cs="黑体"/>
+          <w:sz w:val="21"/>
+          <w:szCs w:val="21"/>
+          <w:lang w:val="en-US" w:eastAsia="zh-CN"/>
+        </w:rPr>
+        <w:t>朋友圈设计页</w:t>
+      </w:r>
+    </w:p>
+    <w:p>
+      <w:pPr>
+        <w:ind w:firstLine="0" w:firstLineChars="0"/>
+        <w:jc w:val="center"/>
+      </w:pPr>
+    </w:p>
+    <w:p>
+      <w:pPr>
         <w:ind w:firstLine="0" w:firstLineChars="0"/>
       </w:pPr>
       <w:r>
@@ -15778,15 +17113,92 @@
     </w:p>
     <w:p>
       <w:pPr>
+        <w:ind w:firstLine="480"/>
+        <w:jc w:val="center"/>
+        <w:rPr>
+          <w:rFonts w:hint="eastAsia" w:ascii="黑体" w:hAnsi="黑体" w:eastAsia="黑体" w:cs="黑体"/>
+          <w:sz w:val="21"/>
+          <w:szCs w:val="21"/>
+          <w:lang w:val="en-US" w:eastAsia="zh-CN"/>
+        </w:rPr>
+      </w:pPr>
+      <w:r>
+        <w:rPr>
+          <w:rFonts w:hint="eastAsia" w:ascii="黑体" w:hAnsi="黑体" w:eastAsia="黑体" w:cs="黑体"/>
+          <w:sz w:val="21"/>
+          <w:szCs w:val="21"/>
+        </w:rPr>
+        <w:t>图</w:t>
+      </w:r>
+      <w:r>
+        <w:rPr>
+          <w:rFonts w:hint="eastAsia" w:ascii="黑体" w:hAnsi="黑体" w:eastAsia="黑体" w:cs="黑体"/>
+          <w:sz w:val="21"/>
+          <w:szCs w:val="21"/>
+          <w:lang w:val="en-US" w:eastAsia="zh-CN"/>
+        </w:rPr>
+        <w:t>5</w:t>
+      </w:r>
+      <w:r>
+        <w:rPr>
+          <w:rFonts w:hint="eastAsia" w:ascii="黑体" w:hAnsi="黑体" w:eastAsia="黑体" w:cs="黑体"/>
+          <w:sz w:val="21"/>
+          <w:szCs w:val="21"/>
+        </w:rPr>
+        <w:t>-</w:t>
+      </w:r>
+      <w:r>
+        <w:rPr>
+          <w:rFonts w:hint="eastAsia" w:ascii="黑体" w:hAnsi="黑体" w:eastAsia="黑体" w:cs="黑体"/>
+          <w:sz w:val="21"/>
+          <w:szCs w:val="21"/>
+          <w:lang w:val="en-US" w:eastAsia="zh-CN"/>
+        </w:rPr>
+        <w:t>14</w:t>
+      </w:r>
+      <w:r>
+        <w:rPr>
+          <w:rFonts w:hint="eastAsia" w:ascii="黑体" w:hAnsi="黑体" w:eastAsia="黑体" w:cs="黑体"/>
+          <w:sz w:val="21"/>
+          <w:szCs w:val="21"/>
+        </w:rPr>
+        <w:t xml:space="preserve"> </w:t>
+      </w:r>
+      <w:r>
+        <w:rPr>
+          <w:rFonts w:hint="eastAsia" w:ascii="黑体" w:hAnsi="黑体" w:eastAsia="黑体" w:cs="黑体"/>
+          <w:sz w:val="21"/>
+          <w:szCs w:val="21"/>
+          <w:lang w:val="en-US" w:eastAsia="zh-CN"/>
+        </w:rPr>
+        <w:t>发布动态后端部分代码</w:t>
+      </w:r>
+    </w:p>
+    <w:p>
+      <w:pPr>
+        <w:ind w:firstLine="0" w:firstLineChars="0"/>
+      </w:pPr>
+    </w:p>
+    <w:p>
+      <w:pPr>
         <w:ind w:firstLine="0" w:firstLineChars="0"/>
         <w:jc w:val="left"/>
-      </w:pPr>
-      <w:r>
         <w:rPr>
           <w:rFonts w:hint="eastAsia" w:asciiTheme="minorEastAsia" w:hAnsiTheme="minorEastAsia" w:eastAsiaTheme="minorEastAsia" w:cstheme="minorEastAsia"/>
         </w:rPr>
+      </w:pPr>
+      <w:r>
+        <w:rPr>
+          <w:rFonts w:hint="eastAsia" w:asciiTheme="minorEastAsia" w:hAnsiTheme="minorEastAsia" w:eastAsiaTheme="minorEastAsia" w:cstheme="minorEastAsia"/>
+        </w:rPr>
         <w:t>好友可以对朋友圈动态进行评论和点赞。每当进行评论或点赞操作时，系统会向服务端的update-moments接口发送post请求。服务端根据传入的参数更新moments表中的thumbs和comments字段，实现代码如下：</w:t>
       </w:r>
+    </w:p>
+    <w:p>
+      <w:pPr>
+        <w:ind w:firstLine="0" w:firstLineChars="0"/>
+        <w:jc w:val="center"/>
+      </w:pPr>
       <w:r>
         <w:drawing>
           <wp:inline distT="0" distB="0" distL="114300" distR="114300">
@@ -15833,6 +17245,75 @@
     </w:p>
     <w:p>
       <w:pPr>
+        <w:ind w:firstLine="480"/>
+        <w:jc w:val="center"/>
+        <w:rPr>
+          <w:rFonts w:hint="eastAsia" w:ascii="黑体" w:hAnsi="黑体" w:eastAsia="黑体" w:cs="黑体"/>
+          <w:sz w:val="21"/>
+          <w:szCs w:val="21"/>
+          <w:lang w:val="en-US" w:eastAsia="zh-CN"/>
+        </w:rPr>
+      </w:pPr>
+      <w:r>
+        <w:rPr>
+          <w:rFonts w:hint="eastAsia" w:ascii="黑体" w:hAnsi="黑体" w:eastAsia="黑体" w:cs="黑体"/>
+          <w:sz w:val="21"/>
+          <w:szCs w:val="21"/>
+        </w:rPr>
+        <w:t>图</w:t>
+      </w:r>
+      <w:r>
+        <w:rPr>
+          <w:rFonts w:hint="eastAsia" w:ascii="黑体" w:hAnsi="黑体" w:eastAsia="黑体" w:cs="黑体"/>
+          <w:sz w:val="21"/>
+          <w:szCs w:val="21"/>
+          <w:lang w:val="en-US" w:eastAsia="zh-CN"/>
+        </w:rPr>
+        <w:t>5</w:t>
+      </w:r>
+      <w:r>
+        <w:rPr>
+          <w:rFonts w:hint="eastAsia" w:ascii="黑体" w:hAnsi="黑体" w:eastAsia="黑体" w:cs="黑体"/>
+          <w:sz w:val="21"/>
+          <w:szCs w:val="21"/>
+        </w:rPr>
+        <w:t>-</w:t>
+      </w:r>
+      <w:r>
+        <w:rPr>
+          <w:rFonts w:hint="eastAsia" w:ascii="黑体" w:hAnsi="黑体" w:eastAsia="黑体" w:cs="黑体"/>
+          <w:sz w:val="21"/>
+          <w:szCs w:val="21"/>
+          <w:lang w:val="en-US" w:eastAsia="zh-CN"/>
+        </w:rPr>
+        <w:t>7</w:t>
+      </w:r>
+      <w:r>
+        <w:rPr>
+          <w:rFonts w:hint="eastAsia" w:ascii="黑体" w:hAnsi="黑体" w:eastAsia="黑体" w:cs="黑体"/>
+          <w:sz w:val="21"/>
+          <w:szCs w:val="21"/>
+        </w:rPr>
+        <w:t xml:space="preserve"> </w:t>
+      </w:r>
+      <w:r>
+        <w:rPr>
+          <w:rFonts w:hint="eastAsia" w:ascii="黑体" w:hAnsi="黑体" w:eastAsia="黑体" w:cs="黑体"/>
+          <w:sz w:val="21"/>
+          <w:szCs w:val="21"/>
+          <w:lang w:val="en-US" w:eastAsia="zh-CN"/>
+        </w:rPr>
+        <w:t>朋友圈点赞和评论后端部分代码</w:t>
+      </w:r>
+    </w:p>
+    <w:p>
+      <w:pPr>
+        <w:ind w:firstLine="0" w:firstLineChars="0"/>
+        <w:jc w:val="center"/>
+      </w:pPr>
+    </w:p>
+    <w:p>
+      <w:pPr>
         <w:ind w:firstLine="0" w:firstLineChars="0"/>
       </w:pPr>
     </w:p>
@@ -15922,8 +17403,8 @@
           <w:szCs w:val="24"/>
         </w:rPr>
       </w:pPr>
-      <w:bookmarkStart w:id="114" w:name="_Toc24075"/>
-      <w:bookmarkStart w:id="115" w:name="_Toc134820406"/>
+      <w:bookmarkStart w:id="114" w:name="_Toc134820406"/>
+      <w:bookmarkStart w:id="115" w:name="_Toc24075"/>
       <w:bookmarkStart w:id="116" w:name="_Toc134820462"/>
       <w:bookmarkStart w:id="117" w:name="_Toc14937"/>
       <w:r>
@@ -16978,9 +18459,9 @@
           <w:szCs w:val="24"/>
         </w:rPr>
       </w:pPr>
-      <w:bookmarkStart w:id="119" w:name="_Toc8595"/>
-      <w:bookmarkStart w:id="120" w:name="_Toc134820463"/>
-      <w:bookmarkStart w:id="121" w:name="_Toc134820407"/>
+      <w:bookmarkStart w:id="119" w:name="_Toc134820463"/>
+      <w:bookmarkStart w:id="120" w:name="_Toc134820407"/>
+      <w:bookmarkStart w:id="121" w:name="_Toc8595"/>
       <w:bookmarkStart w:id="122" w:name="_Toc1754"/>
       <w:r>
         <w:rPr>
@@ -17103,9 +18584,9 @@
         </w:rPr>
       </w:pPr>
       <w:bookmarkStart w:id="123" w:name="_Toc31813"/>
-      <w:bookmarkStart w:id="124" w:name="_Toc134820408"/>
-      <w:bookmarkStart w:id="125" w:name="_Toc134820464"/>
-      <w:bookmarkStart w:id="126" w:name="_Toc30145"/>
+      <w:bookmarkStart w:id="124" w:name="_Toc134820464"/>
+      <w:bookmarkStart w:id="125" w:name="_Toc30145"/>
+      <w:bookmarkStart w:id="126" w:name="_Toc134820408"/>
       <w:r>
         <w:rPr>
           <w:rFonts w:ascii="Times New Roman" w:hAnsi="Times New Roman"/>
@@ -17162,10 +18643,10 @@
           <w:kern w:val="0"/>
         </w:rPr>
       </w:pPr>
-      <w:bookmarkStart w:id="127" w:name="_Toc134820465"/>
-      <w:bookmarkStart w:id="128" w:name="_Toc27818"/>
-      <w:bookmarkStart w:id="129" w:name="_Toc134820409"/>
-      <w:bookmarkStart w:id="130" w:name="_Toc8761"/>
+      <w:bookmarkStart w:id="127" w:name="_Toc134820409"/>
+      <w:bookmarkStart w:id="128" w:name="_Toc8761"/>
+      <w:bookmarkStart w:id="129" w:name="_Toc134820465"/>
+      <w:bookmarkStart w:id="130" w:name="_Toc27818"/>
       <w:r>
         <w:rPr>
           <w:rFonts w:ascii="Times New Roman" w:hAnsi="Times New Roman"/>
@@ -17368,9 +18849,9 @@
           <w:kern w:val="0"/>
         </w:rPr>
       </w:pPr>
-      <w:bookmarkStart w:id="131" w:name="_Toc11900"/>
-      <w:bookmarkStart w:id="132" w:name="_Toc134820466"/>
-      <w:bookmarkStart w:id="133" w:name="_Toc134820410"/>
+      <w:bookmarkStart w:id="131" w:name="_Toc134820466"/>
+      <w:bookmarkStart w:id="132" w:name="_Toc134820410"/>
+      <w:bookmarkStart w:id="133" w:name="_Toc11900"/>
       <w:bookmarkStart w:id="134" w:name="_Toc3571"/>
       <w:r>
         <w:rPr>
